--- a/docs/Monografia.docx
+++ b/docs/Monografia.docx
@@ -2842,6 +2842,1915 @@
         <w:br w:type="page"/>
       </w:r>
     </w:p>
+    <w:sdt>
+      <w:sdtPr>
+        <w:rPr>
+          <w:rFonts w:ascii="Calibri" w:eastAsia="Calibri" w:hAnsi="Calibri" w:cs="Times New Roman"/>
+          <w:caps w:val="0"/>
+          <w:color w:val="auto"/>
+          <w:sz w:val="22"/>
+          <w:szCs w:val="22"/>
+          <w:lang w:eastAsia="en-US"/>
+        </w:rPr>
+        <w:id w:val="1953048639"/>
+        <w:docPartObj>
+          <w:docPartGallery w:val="Table of Contents"/>
+          <w:docPartUnique/>
+        </w:docPartObj>
+      </w:sdtPr>
+      <w:sdtEndPr>
+        <w:rPr>
+          <w:b/>
+          <w:bCs/>
+        </w:rPr>
+      </w:sdtEndPr>
+      <w:sdtContent>
+        <w:p>
+          <w:pPr>
+            <w:pStyle w:val="CabealhodoSumrio"/>
+            <w:numPr>
+              <w:ilvl w:val="0"/>
+              <w:numId w:val="0"/>
+            </w:numPr>
+            <w:ind w:left="432"/>
+            <w:jc w:val="center"/>
+            <w:rPr>
+              <w:b/>
+              <w:bCs/>
+              <w:sz w:val="28"/>
+              <w:szCs w:val="28"/>
+            </w:rPr>
+          </w:pPr>
+          <w:r>
+            <w:rPr>
+              <w:b/>
+              <w:bCs/>
+              <w:sz w:val="28"/>
+              <w:szCs w:val="28"/>
+            </w:rPr>
+            <w:t>Sumário</w:t>
+          </w:r>
+        </w:p>
+        <w:p>
+          <w:pPr>
+            <w:rPr>
+              <w:lang w:eastAsia="pt-BR"/>
+            </w:rPr>
+          </w:pPr>
+        </w:p>
+        <w:p>
+          <w:pPr>
+            <w:pStyle w:val="Sumrio1"/>
+            <w:tabs>
+              <w:tab w:val="left" w:pos="720"/>
+              <w:tab w:val="right" w:leader="dot" w:pos="9061"/>
+            </w:tabs>
+            <w:rPr>
+              <w:rFonts w:asciiTheme="minorHAnsi" w:eastAsiaTheme="minorEastAsia" w:hAnsiTheme="minorHAnsi" w:cstheme="minorBidi"/>
+              <w:b w:val="0"/>
+              <w:noProof/>
+              <w:kern w:val="2"/>
+              <w:sz w:val="24"/>
+              <w:szCs w:val="24"/>
+              <w:lang w:eastAsia="pt-BR"/>
+              <w14:ligatures w14:val="standardContextual"/>
+            </w:rPr>
+          </w:pPr>
+          <w:r>
+            <w:rPr>
+              <w:sz w:val="24"/>
+              <w:szCs w:val="24"/>
+            </w:rPr>
+            <w:fldChar w:fldCharType="begin"/>
+          </w:r>
+          <w:r>
+            <w:rPr>
+              <w:sz w:val="24"/>
+              <w:szCs w:val="24"/>
+            </w:rPr>
+            <w:instrText xml:space="preserve"> TOC \o "1-3" \h \z \u </w:instrText>
+          </w:r>
+          <w:r>
+            <w:rPr>
+              <w:sz w:val="24"/>
+              <w:szCs w:val="24"/>
+            </w:rPr>
+            <w:fldChar w:fldCharType="separate"/>
+          </w:r>
+          <w:hyperlink w:anchor="_Toc241608096" w:history="1">
+            <w:r>
+              <w:rPr>
+                <w:rStyle w:val="Hyperlink"/>
+                <w:noProof/>
+              </w:rPr>
+              <w:t>1</w:t>
+            </w:r>
+            <w:r>
+              <w:rPr>
+                <w:rFonts w:asciiTheme="minorHAnsi" w:eastAsiaTheme="minorEastAsia" w:hAnsiTheme="minorHAnsi" w:cstheme="minorBidi"/>
+                <w:b w:val="0"/>
+                <w:noProof/>
+                <w:kern w:val="2"/>
+                <w:sz w:val="24"/>
+                <w:szCs w:val="24"/>
+                <w:lang w:eastAsia="pt-BR"/>
+                <w14:ligatures w14:val="standardContextual"/>
+              </w:rPr>
+              <w:tab/>
+            </w:r>
+            <w:r>
+              <w:rPr>
+                <w:rStyle w:val="Hyperlink"/>
+                <w:noProof/>
+              </w:rPr>
+              <w:t>INTRODUÇÃO</w:t>
+            </w:r>
+            <w:r>
+              <w:rPr>
+                <w:noProof/>
+                <w:webHidden/>
+              </w:rPr>
+              <w:tab/>
+            </w:r>
+            <w:r>
+              <w:rPr>
+                <w:noProof/>
+                <w:webHidden/>
+              </w:rPr>
+              <w:fldChar w:fldCharType="begin"/>
+            </w:r>
+            <w:r>
+              <w:rPr>
+                <w:noProof/>
+                <w:webHidden/>
+              </w:rPr>
+              <w:instrText xml:space="preserve"> PAGEREF _Toc241608096 \h </w:instrText>
+            </w:r>
+            <w:r>
+              <w:rPr>
+                <w:noProof/>
+                <w:webHidden/>
+              </w:rPr>
+            </w:r>
+            <w:r>
+              <w:rPr>
+                <w:noProof/>
+                <w:webHidden/>
+              </w:rPr>
+              <w:fldChar w:fldCharType="separate"/>
+            </w:r>
+            <w:r>
+              <w:rPr>
+                <w:noProof/>
+                <w:webHidden/>
+              </w:rPr>
+              <w:t>14</w:t>
+            </w:r>
+            <w:r>
+              <w:rPr>
+                <w:noProof/>
+                <w:webHidden/>
+              </w:rPr>
+              <w:fldChar w:fldCharType="end"/>
+            </w:r>
+          </w:hyperlink>
+        </w:p>
+        <w:p>
+          <w:pPr>
+            <w:pStyle w:val="Sumrio1"/>
+            <w:tabs>
+              <w:tab w:val="left" w:pos="720"/>
+              <w:tab w:val="right" w:leader="dot" w:pos="9061"/>
+            </w:tabs>
+            <w:rPr>
+              <w:rFonts w:asciiTheme="minorHAnsi" w:eastAsiaTheme="minorEastAsia" w:hAnsiTheme="minorHAnsi" w:cstheme="minorBidi"/>
+              <w:b w:val="0"/>
+              <w:noProof/>
+              <w:kern w:val="2"/>
+              <w:sz w:val="24"/>
+              <w:szCs w:val="24"/>
+              <w:lang w:eastAsia="pt-BR"/>
+              <w14:ligatures w14:val="standardContextual"/>
+            </w:rPr>
+          </w:pPr>
+          <w:hyperlink w:anchor="_Toc241608097" w:history="1">
+            <w:r>
+              <w:rPr>
+                <w:rStyle w:val="Hyperlink"/>
+                <w:noProof/>
+              </w:rPr>
+              <w:t>2</w:t>
+            </w:r>
+            <w:r>
+              <w:rPr>
+                <w:rFonts w:asciiTheme="minorHAnsi" w:eastAsiaTheme="minorEastAsia" w:hAnsiTheme="minorHAnsi" w:cstheme="minorBidi"/>
+                <w:b w:val="0"/>
+                <w:noProof/>
+                <w:kern w:val="2"/>
+                <w:sz w:val="24"/>
+                <w:szCs w:val="24"/>
+                <w:lang w:eastAsia="pt-BR"/>
+                <w14:ligatures w14:val="standardContextual"/>
+              </w:rPr>
+              <w:tab/>
+            </w:r>
+            <w:r>
+              <w:rPr>
+                <w:rStyle w:val="Hyperlink"/>
+                <w:noProof/>
+              </w:rPr>
+              <w:t>FUNDAMENTAÇÃO TEÓRICA</w:t>
+            </w:r>
+            <w:r>
+              <w:rPr>
+                <w:noProof/>
+                <w:webHidden/>
+              </w:rPr>
+              <w:tab/>
+            </w:r>
+            <w:r>
+              <w:rPr>
+                <w:noProof/>
+                <w:webHidden/>
+              </w:rPr>
+              <w:fldChar w:fldCharType="begin"/>
+            </w:r>
+            <w:r>
+              <w:rPr>
+                <w:noProof/>
+                <w:webHidden/>
+              </w:rPr>
+              <w:instrText xml:space="preserve"> PAGEREF _Toc241608097 \h </w:instrText>
+            </w:r>
+            <w:r>
+              <w:rPr>
+                <w:noProof/>
+                <w:webHidden/>
+              </w:rPr>
+            </w:r>
+            <w:r>
+              <w:rPr>
+                <w:noProof/>
+                <w:webHidden/>
+              </w:rPr>
+              <w:fldChar w:fldCharType="separate"/>
+            </w:r>
+            <w:r>
+              <w:rPr>
+                <w:noProof/>
+                <w:webHidden/>
+              </w:rPr>
+              <w:t>16</w:t>
+            </w:r>
+            <w:r>
+              <w:rPr>
+                <w:noProof/>
+                <w:webHidden/>
+              </w:rPr>
+              <w:fldChar w:fldCharType="end"/>
+            </w:r>
+          </w:hyperlink>
+        </w:p>
+        <w:p>
+          <w:pPr>
+            <w:pStyle w:val="Sumrio2"/>
+            <w:tabs>
+              <w:tab w:val="left" w:pos="720"/>
+              <w:tab w:val="right" w:leader="dot" w:pos="9061"/>
+            </w:tabs>
+            <w:rPr>
+              <w:rFonts w:asciiTheme="minorHAnsi" w:eastAsiaTheme="minorEastAsia" w:hAnsiTheme="minorHAnsi" w:cstheme="minorBidi"/>
+              <w:b w:val="0"/>
+              <w:noProof/>
+              <w:kern w:val="2"/>
+              <w:sz w:val="24"/>
+              <w:szCs w:val="24"/>
+              <w:lang w:eastAsia="pt-BR"/>
+              <w14:ligatures w14:val="standardContextual"/>
+            </w:rPr>
+          </w:pPr>
+          <w:hyperlink w:anchor="_Toc241608098" w:history="1">
+            <w:r>
+              <w:rPr>
+                <w:rStyle w:val="Hyperlink"/>
+                <w:noProof/>
+              </w:rPr>
+              <w:t>2.1</w:t>
+            </w:r>
+            <w:r>
+              <w:rPr>
+                <w:rFonts w:asciiTheme="minorHAnsi" w:eastAsiaTheme="minorEastAsia" w:hAnsiTheme="minorHAnsi" w:cstheme="minorBidi"/>
+                <w:b w:val="0"/>
+                <w:noProof/>
+                <w:kern w:val="2"/>
+                <w:sz w:val="24"/>
+                <w:szCs w:val="24"/>
+                <w:lang w:eastAsia="pt-BR"/>
+                <w14:ligatures w14:val="standardContextual"/>
+              </w:rPr>
+              <w:tab/>
+            </w:r>
+            <w:r>
+              <w:rPr>
+                <w:rStyle w:val="Hyperlink"/>
+                <w:noProof/>
+              </w:rPr>
+              <w:t>DOENÇAS DO TOMATEIRO</w:t>
+            </w:r>
+            <w:r>
+              <w:rPr>
+                <w:noProof/>
+                <w:webHidden/>
+              </w:rPr>
+              <w:tab/>
+            </w:r>
+            <w:r>
+              <w:rPr>
+                <w:noProof/>
+                <w:webHidden/>
+              </w:rPr>
+              <w:fldChar w:fldCharType="begin"/>
+            </w:r>
+            <w:r>
+              <w:rPr>
+                <w:noProof/>
+                <w:webHidden/>
+              </w:rPr>
+              <w:instrText xml:space="preserve"> PAGEREF _Toc241608098 \h </w:instrText>
+            </w:r>
+            <w:r>
+              <w:rPr>
+                <w:noProof/>
+                <w:webHidden/>
+              </w:rPr>
+            </w:r>
+            <w:r>
+              <w:rPr>
+                <w:noProof/>
+                <w:webHidden/>
+              </w:rPr>
+              <w:fldChar w:fldCharType="separate"/>
+            </w:r>
+            <w:r>
+              <w:rPr>
+                <w:noProof/>
+                <w:webHidden/>
+              </w:rPr>
+              <w:t>16</w:t>
+            </w:r>
+            <w:r>
+              <w:rPr>
+                <w:noProof/>
+                <w:webHidden/>
+              </w:rPr>
+              <w:fldChar w:fldCharType="end"/>
+            </w:r>
+          </w:hyperlink>
+        </w:p>
+        <w:p>
+          <w:pPr>
+            <w:pStyle w:val="Sumrio2"/>
+            <w:tabs>
+              <w:tab w:val="left" w:pos="720"/>
+              <w:tab w:val="right" w:leader="dot" w:pos="9061"/>
+            </w:tabs>
+            <w:rPr>
+              <w:rFonts w:asciiTheme="minorHAnsi" w:eastAsiaTheme="minorEastAsia" w:hAnsiTheme="minorHAnsi" w:cstheme="minorBidi"/>
+              <w:b w:val="0"/>
+              <w:noProof/>
+              <w:kern w:val="2"/>
+              <w:sz w:val="24"/>
+              <w:szCs w:val="24"/>
+              <w:lang w:eastAsia="pt-BR"/>
+              <w14:ligatures w14:val="standardContextual"/>
+            </w:rPr>
+          </w:pPr>
+          <w:hyperlink w:anchor="_Toc241608099" w:history="1">
+            <w:r>
+              <w:rPr>
+                <w:rStyle w:val="Hyperlink"/>
+                <w:noProof/>
+              </w:rPr>
+              <w:t>2.2</w:t>
+            </w:r>
+            <w:r>
+              <w:rPr>
+                <w:rFonts w:asciiTheme="minorHAnsi" w:eastAsiaTheme="minorEastAsia" w:hAnsiTheme="minorHAnsi" w:cstheme="minorBidi"/>
+                <w:b w:val="0"/>
+                <w:noProof/>
+                <w:kern w:val="2"/>
+                <w:sz w:val="24"/>
+                <w:szCs w:val="24"/>
+                <w:lang w:eastAsia="pt-BR"/>
+                <w14:ligatures w14:val="standardContextual"/>
+              </w:rPr>
+              <w:tab/>
+            </w:r>
+            <w:r>
+              <w:rPr>
+                <w:rStyle w:val="Hyperlink"/>
+                <w:noProof/>
+              </w:rPr>
+              <w:t>INTELIGÊNCIA ARTIFICIAL E MACHINE LEARNING</w:t>
+            </w:r>
+            <w:r>
+              <w:rPr>
+                <w:noProof/>
+                <w:webHidden/>
+              </w:rPr>
+              <w:tab/>
+            </w:r>
+            <w:r>
+              <w:rPr>
+                <w:noProof/>
+                <w:webHidden/>
+              </w:rPr>
+              <w:fldChar w:fldCharType="begin"/>
+            </w:r>
+            <w:r>
+              <w:rPr>
+                <w:noProof/>
+                <w:webHidden/>
+              </w:rPr>
+              <w:instrText xml:space="preserve"> PAGEREF _Toc241608099 \h </w:instrText>
+            </w:r>
+            <w:r>
+              <w:rPr>
+                <w:noProof/>
+                <w:webHidden/>
+              </w:rPr>
+            </w:r>
+            <w:r>
+              <w:rPr>
+                <w:noProof/>
+                <w:webHidden/>
+              </w:rPr>
+              <w:fldChar w:fldCharType="separate"/>
+            </w:r>
+            <w:r>
+              <w:rPr>
+                <w:noProof/>
+                <w:webHidden/>
+              </w:rPr>
+              <w:t>17</w:t>
+            </w:r>
+            <w:r>
+              <w:rPr>
+                <w:noProof/>
+                <w:webHidden/>
+              </w:rPr>
+              <w:fldChar w:fldCharType="end"/>
+            </w:r>
+          </w:hyperlink>
+        </w:p>
+        <w:p>
+          <w:pPr>
+            <w:pStyle w:val="Sumrio2"/>
+            <w:tabs>
+              <w:tab w:val="left" w:pos="720"/>
+              <w:tab w:val="right" w:leader="dot" w:pos="9061"/>
+            </w:tabs>
+            <w:rPr>
+              <w:rFonts w:asciiTheme="minorHAnsi" w:eastAsiaTheme="minorEastAsia" w:hAnsiTheme="minorHAnsi" w:cstheme="minorBidi"/>
+              <w:b w:val="0"/>
+              <w:noProof/>
+              <w:kern w:val="2"/>
+              <w:sz w:val="24"/>
+              <w:szCs w:val="24"/>
+              <w:lang w:eastAsia="pt-BR"/>
+              <w14:ligatures w14:val="standardContextual"/>
+            </w:rPr>
+          </w:pPr>
+          <w:hyperlink w:anchor="_Toc241608100" w:history="1">
+            <w:r>
+              <w:rPr>
+                <w:rStyle w:val="Hyperlink"/>
+                <w:noProof/>
+                <w:lang w:val="en-US"/>
+              </w:rPr>
+              <w:t>2.3</w:t>
+            </w:r>
+            <w:r>
+              <w:rPr>
+                <w:rFonts w:asciiTheme="minorHAnsi" w:eastAsiaTheme="minorEastAsia" w:hAnsiTheme="minorHAnsi" w:cstheme="minorBidi"/>
+                <w:b w:val="0"/>
+                <w:noProof/>
+                <w:kern w:val="2"/>
+                <w:sz w:val="24"/>
+                <w:szCs w:val="24"/>
+                <w:lang w:eastAsia="pt-BR"/>
+                <w14:ligatures w14:val="standardContextual"/>
+              </w:rPr>
+              <w:tab/>
+            </w:r>
+            <w:r>
+              <w:rPr>
+                <w:rStyle w:val="Hyperlink"/>
+                <w:noProof/>
+                <w:lang w:val="en-US"/>
+              </w:rPr>
+              <w:t>DEEP LEARNING E REDES NEURAIS ARTIFICIAIS</w:t>
+            </w:r>
+            <w:r>
+              <w:rPr>
+                <w:noProof/>
+                <w:webHidden/>
+              </w:rPr>
+              <w:tab/>
+            </w:r>
+            <w:r>
+              <w:rPr>
+                <w:noProof/>
+                <w:webHidden/>
+              </w:rPr>
+              <w:fldChar w:fldCharType="begin"/>
+            </w:r>
+            <w:r>
+              <w:rPr>
+                <w:noProof/>
+                <w:webHidden/>
+              </w:rPr>
+              <w:instrText xml:space="preserve"> PAGEREF _Toc241608100 \h </w:instrText>
+            </w:r>
+            <w:r>
+              <w:rPr>
+                <w:noProof/>
+                <w:webHidden/>
+              </w:rPr>
+            </w:r>
+            <w:r>
+              <w:rPr>
+                <w:noProof/>
+                <w:webHidden/>
+              </w:rPr>
+              <w:fldChar w:fldCharType="separate"/>
+            </w:r>
+            <w:r>
+              <w:rPr>
+                <w:noProof/>
+                <w:webHidden/>
+              </w:rPr>
+              <w:t>17</w:t>
+            </w:r>
+            <w:r>
+              <w:rPr>
+                <w:noProof/>
+                <w:webHidden/>
+              </w:rPr>
+              <w:fldChar w:fldCharType="end"/>
+            </w:r>
+          </w:hyperlink>
+        </w:p>
+        <w:p>
+          <w:pPr>
+            <w:pStyle w:val="Sumrio2"/>
+            <w:tabs>
+              <w:tab w:val="left" w:pos="720"/>
+              <w:tab w:val="right" w:leader="dot" w:pos="9061"/>
+            </w:tabs>
+            <w:rPr>
+              <w:rFonts w:asciiTheme="minorHAnsi" w:eastAsiaTheme="minorEastAsia" w:hAnsiTheme="minorHAnsi" w:cstheme="minorBidi"/>
+              <w:b w:val="0"/>
+              <w:noProof/>
+              <w:kern w:val="2"/>
+              <w:sz w:val="24"/>
+              <w:szCs w:val="24"/>
+              <w:lang w:eastAsia="pt-BR"/>
+              <w14:ligatures w14:val="standardContextual"/>
+            </w:rPr>
+          </w:pPr>
+          <w:hyperlink w:anchor="_Toc241608101" w:history="1">
+            <w:r>
+              <w:rPr>
+                <w:rStyle w:val="Hyperlink"/>
+                <w:noProof/>
+              </w:rPr>
+              <w:t>2.4</w:t>
+            </w:r>
+            <w:r>
+              <w:rPr>
+                <w:rFonts w:asciiTheme="minorHAnsi" w:eastAsiaTheme="minorEastAsia" w:hAnsiTheme="minorHAnsi" w:cstheme="minorBidi"/>
+                <w:b w:val="0"/>
+                <w:noProof/>
+                <w:kern w:val="2"/>
+                <w:sz w:val="24"/>
+                <w:szCs w:val="24"/>
+                <w:lang w:eastAsia="pt-BR"/>
+                <w14:ligatures w14:val="standardContextual"/>
+              </w:rPr>
+              <w:tab/>
+            </w:r>
+            <w:r>
+              <w:rPr>
+                <w:rStyle w:val="Hyperlink"/>
+                <w:noProof/>
+              </w:rPr>
+              <w:t>REDES NEURAIS CONVOLUCIONAIS (CNN)</w:t>
+            </w:r>
+            <w:r>
+              <w:rPr>
+                <w:noProof/>
+                <w:webHidden/>
+              </w:rPr>
+              <w:tab/>
+            </w:r>
+            <w:r>
+              <w:rPr>
+                <w:noProof/>
+                <w:webHidden/>
+              </w:rPr>
+              <w:fldChar w:fldCharType="begin"/>
+            </w:r>
+            <w:r>
+              <w:rPr>
+                <w:noProof/>
+                <w:webHidden/>
+              </w:rPr>
+              <w:instrText xml:space="preserve"> PAGEREF _Toc241608101 \h </w:instrText>
+            </w:r>
+            <w:r>
+              <w:rPr>
+                <w:noProof/>
+                <w:webHidden/>
+              </w:rPr>
+            </w:r>
+            <w:r>
+              <w:rPr>
+                <w:noProof/>
+                <w:webHidden/>
+              </w:rPr>
+              <w:fldChar w:fldCharType="separate"/>
+            </w:r>
+            <w:r>
+              <w:rPr>
+                <w:noProof/>
+                <w:webHidden/>
+              </w:rPr>
+              <w:t>17</w:t>
+            </w:r>
+            <w:r>
+              <w:rPr>
+                <w:noProof/>
+                <w:webHidden/>
+              </w:rPr>
+              <w:fldChar w:fldCharType="end"/>
+            </w:r>
+          </w:hyperlink>
+        </w:p>
+        <w:p>
+          <w:pPr>
+            <w:pStyle w:val="Sumrio2"/>
+            <w:tabs>
+              <w:tab w:val="left" w:pos="720"/>
+              <w:tab w:val="right" w:leader="dot" w:pos="9061"/>
+            </w:tabs>
+            <w:rPr>
+              <w:rFonts w:asciiTheme="minorHAnsi" w:eastAsiaTheme="minorEastAsia" w:hAnsiTheme="minorHAnsi" w:cstheme="minorBidi"/>
+              <w:b w:val="0"/>
+              <w:noProof/>
+              <w:kern w:val="2"/>
+              <w:sz w:val="24"/>
+              <w:szCs w:val="24"/>
+              <w:lang w:eastAsia="pt-BR"/>
+              <w14:ligatures w14:val="standardContextual"/>
+            </w:rPr>
+          </w:pPr>
+          <w:hyperlink w:anchor="_Toc241608102" w:history="1">
+            <w:r>
+              <w:rPr>
+                <w:rStyle w:val="Hyperlink"/>
+                <w:noProof/>
+              </w:rPr>
+              <w:t>2.5</w:t>
+            </w:r>
+            <w:r>
+              <w:rPr>
+                <w:rFonts w:asciiTheme="minorHAnsi" w:eastAsiaTheme="minorEastAsia" w:hAnsiTheme="minorHAnsi" w:cstheme="minorBidi"/>
+                <w:b w:val="0"/>
+                <w:noProof/>
+                <w:kern w:val="2"/>
+                <w:sz w:val="24"/>
+                <w:szCs w:val="24"/>
+                <w:lang w:eastAsia="pt-BR"/>
+                <w14:ligatures w14:val="standardContextual"/>
+              </w:rPr>
+              <w:tab/>
+            </w:r>
+            <w:r>
+              <w:rPr>
+                <w:rStyle w:val="Hyperlink"/>
+                <w:noProof/>
+              </w:rPr>
+              <w:t>TRANSFER LEARNING</w:t>
+            </w:r>
+            <w:r>
+              <w:rPr>
+                <w:noProof/>
+                <w:webHidden/>
+              </w:rPr>
+              <w:tab/>
+            </w:r>
+            <w:r>
+              <w:rPr>
+                <w:noProof/>
+                <w:webHidden/>
+              </w:rPr>
+              <w:fldChar w:fldCharType="begin"/>
+            </w:r>
+            <w:r>
+              <w:rPr>
+                <w:noProof/>
+                <w:webHidden/>
+              </w:rPr>
+              <w:instrText xml:space="preserve"> PAGEREF _Toc241608102 \h </w:instrText>
+            </w:r>
+            <w:r>
+              <w:rPr>
+                <w:noProof/>
+                <w:webHidden/>
+              </w:rPr>
+            </w:r>
+            <w:r>
+              <w:rPr>
+                <w:noProof/>
+                <w:webHidden/>
+              </w:rPr>
+              <w:fldChar w:fldCharType="separate"/>
+            </w:r>
+            <w:r>
+              <w:rPr>
+                <w:noProof/>
+                <w:webHidden/>
+              </w:rPr>
+              <w:t>17</w:t>
+            </w:r>
+            <w:r>
+              <w:rPr>
+                <w:noProof/>
+                <w:webHidden/>
+              </w:rPr>
+              <w:fldChar w:fldCharType="end"/>
+            </w:r>
+          </w:hyperlink>
+        </w:p>
+        <w:p>
+          <w:pPr>
+            <w:pStyle w:val="Sumrio2"/>
+            <w:tabs>
+              <w:tab w:val="left" w:pos="720"/>
+              <w:tab w:val="right" w:leader="dot" w:pos="9061"/>
+            </w:tabs>
+            <w:rPr>
+              <w:rFonts w:asciiTheme="minorHAnsi" w:eastAsiaTheme="minorEastAsia" w:hAnsiTheme="minorHAnsi" w:cstheme="minorBidi"/>
+              <w:b w:val="0"/>
+              <w:noProof/>
+              <w:kern w:val="2"/>
+              <w:sz w:val="24"/>
+              <w:szCs w:val="24"/>
+              <w:lang w:eastAsia="pt-BR"/>
+              <w14:ligatures w14:val="standardContextual"/>
+            </w:rPr>
+          </w:pPr>
+          <w:hyperlink w:anchor="_Toc241608103" w:history="1">
+            <w:r>
+              <w:rPr>
+                <w:rStyle w:val="Hyperlink"/>
+                <w:noProof/>
+              </w:rPr>
+              <w:t>2.6</w:t>
+            </w:r>
+            <w:r>
+              <w:rPr>
+                <w:rFonts w:asciiTheme="minorHAnsi" w:eastAsiaTheme="minorEastAsia" w:hAnsiTheme="minorHAnsi" w:cstheme="minorBidi"/>
+                <w:b w:val="0"/>
+                <w:noProof/>
+                <w:kern w:val="2"/>
+                <w:sz w:val="24"/>
+                <w:szCs w:val="24"/>
+                <w:lang w:eastAsia="pt-BR"/>
+                <w14:ligatures w14:val="standardContextual"/>
+              </w:rPr>
+              <w:tab/>
+            </w:r>
+            <w:r>
+              <w:rPr>
+                <w:rStyle w:val="Hyperlink"/>
+                <w:noProof/>
+              </w:rPr>
+              <w:t>ARQUITETURAS DE REDES PRÉ-TREINADAS</w:t>
+            </w:r>
+            <w:r>
+              <w:rPr>
+                <w:noProof/>
+                <w:webHidden/>
+              </w:rPr>
+              <w:tab/>
+            </w:r>
+            <w:r>
+              <w:rPr>
+                <w:noProof/>
+                <w:webHidden/>
+              </w:rPr>
+              <w:fldChar w:fldCharType="begin"/>
+            </w:r>
+            <w:r>
+              <w:rPr>
+                <w:noProof/>
+                <w:webHidden/>
+              </w:rPr>
+              <w:instrText xml:space="preserve"> PAGEREF _Toc241608103 \h </w:instrText>
+            </w:r>
+            <w:r>
+              <w:rPr>
+                <w:noProof/>
+                <w:webHidden/>
+              </w:rPr>
+            </w:r>
+            <w:r>
+              <w:rPr>
+                <w:noProof/>
+                <w:webHidden/>
+              </w:rPr>
+              <w:fldChar w:fldCharType="separate"/>
+            </w:r>
+            <w:r>
+              <w:rPr>
+                <w:noProof/>
+                <w:webHidden/>
+              </w:rPr>
+              <w:t>17</w:t>
+            </w:r>
+            <w:r>
+              <w:rPr>
+                <w:noProof/>
+                <w:webHidden/>
+              </w:rPr>
+              <w:fldChar w:fldCharType="end"/>
+            </w:r>
+          </w:hyperlink>
+        </w:p>
+        <w:p>
+          <w:pPr>
+            <w:pStyle w:val="Sumrio3"/>
+            <w:tabs>
+              <w:tab w:val="left" w:pos="720"/>
+              <w:tab w:val="right" w:leader="dot" w:pos="9061"/>
+            </w:tabs>
+            <w:rPr>
+              <w:rFonts w:asciiTheme="minorHAnsi" w:hAnsiTheme="minorHAnsi" w:cstheme="minorBidi"/>
+              <w:b w:val="0"/>
+              <w:noProof/>
+              <w:kern w:val="2"/>
+              <w:sz w:val="24"/>
+              <w:szCs w:val="24"/>
+              <w14:ligatures w14:val="standardContextual"/>
+            </w:rPr>
+          </w:pPr>
+          <w:hyperlink w:anchor="_Toc241608104" w:history="1">
+            <w:r>
+              <w:rPr>
+                <w:rStyle w:val="Hyperlink"/>
+                <w:noProof/>
+              </w:rPr>
+              <w:t>2.6.1</w:t>
+            </w:r>
+            <w:r>
+              <w:rPr>
+                <w:rFonts w:asciiTheme="minorHAnsi" w:hAnsiTheme="minorHAnsi" w:cstheme="minorBidi"/>
+                <w:b w:val="0"/>
+                <w:noProof/>
+                <w:kern w:val="2"/>
+                <w:sz w:val="24"/>
+                <w:szCs w:val="24"/>
+                <w14:ligatures w14:val="standardContextual"/>
+              </w:rPr>
+              <w:tab/>
+            </w:r>
+            <w:r>
+              <w:rPr>
+                <w:rStyle w:val="Hyperlink"/>
+                <w:noProof/>
+              </w:rPr>
+              <w:t>MOBILENETV3</w:t>
+            </w:r>
+            <w:r>
+              <w:rPr>
+                <w:noProof/>
+                <w:webHidden/>
+              </w:rPr>
+              <w:tab/>
+            </w:r>
+            <w:r>
+              <w:rPr>
+                <w:noProof/>
+                <w:webHidden/>
+              </w:rPr>
+              <w:fldChar w:fldCharType="begin"/>
+            </w:r>
+            <w:r>
+              <w:rPr>
+                <w:noProof/>
+                <w:webHidden/>
+              </w:rPr>
+              <w:instrText xml:space="preserve"> PAGEREF _Toc241608104 \h </w:instrText>
+            </w:r>
+            <w:r>
+              <w:rPr>
+                <w:noProof/>
+                <w:webHidden/>
+              </w:rPr>
+            </w:r>
+            <w:r>
+              <w:rPr>
+                <w:noProof/>
+                <w:webHidden/>
+              </w:rPr>
+              <w:fldChar w:fldCharType="separate"/>
+            </w:r>
+            <w:r>
+              <w:rPr>
+                <w:noProof/>
+                <w:webHidden/>
+              </w:rPr>
+              <w:t>17</w:t>
+            </w:r>
+            <w:r>
+              <w:rPr>
+                <w:noProof/>
+                <w:webHidden/>
+              </w:rPr>
+              <w:fldChar w:fldCharType="end"/>
+            </w:r>
+          </w:hyperlink>
+        </w:p>
+        <w:p>
+          <w:pPr>
+            <w:pStyle w:val="Sumrio3"/>
+            <w:tabs>
+              <w:tab w:val="left" w:pos="720"/>
+              <w:tab w:val="right" w:leader="dot" w:pos="9061"/>
+            </w:tabs>
+            <w:rPr>
+              <w:rFonts w:asciiTheme="minorHAnsi" w:hAnsiTheme="minorHAnsi" w:cstheme="minorBidi"/>
+              <w:b w:val="0"/>
+              <w:noProof/>
+              <w:kern w:val="2"/>
+              <w:sz w:val="24"/>
+              <w:szCs w:val="24"/>
+              <w14:ligatures w14:val="standardContextual"/>
+            </w:rPr>
+          </w:pPr>
+          <w:hyperlink w:anchor="_Toc241608105" w:history="1">
+            <w:r>
+              <w:rPr>
+                <w:rStyle w:val="Hyperlink"/>
+                <w:noProof/>
+              </w:rPr>
+              <w:t>2.6.2</w:t>
+            </w:r>
+            <w:r>
+              <w:rPr>
+                <w:rFonts w:asciiTheme="minorHAnsi" w:hAnsiTheme="minorHAnsi" w:cstheme="minorBidi"/>
+                <w:b w:val="0"/>
+                <w:noProof/>
+                <w:kern w:val="2"/>
+                <w:sz w:val="24"/>
+                <w:szCs w:val="24"/>
+                <w14:ligatures w14:val="standardContextual"/>
+              </w:rPr>
+              <w:tab/>
+            </w:r>
+            <w:r>
+              <w:rPr>
+                <w:rStyle w:val="Hyperlink"/>
+                <w:noProof/>
+              </w:rPr>
+              <w:t>EFFICIENTNETV2</w:t>
+            </w:r>
+            <w:r>
+              <w:rPr>
+                <w:noProof/>
+                <w:webHidden/>
+              </w:rPr>
+              <w:tab/>
+            </w:r>
+            <w:r>
+              <w:rPr>
+                <w:noProof/>
+                <w:webHidden/>
+              </w:rPr>
+              <w:fldChar w:fldCharType="begin"/>
+            </w:r>
+            <w:r>
+              <w:rPr>
+                <w:noProof/>
+                <w:webHidden/>
+              </w:rPr>
+              <w:instrText xml:space="preserve"> PAGEREF _Toc241608105 \h </w:instrText>
+            </w:r>
+            <w:r>
+              <w:rPr>
+                <w:noProof/>
+                <w:webHidden/>
+              </w:rPr>
+            </w:r>
+            <w:r>
+              <w:rPr>
+                <w:noProof/>
+                <w:webHidden/>
+              </w:rPr>
+              <w:fldChar w:fldCharType="separate"/>
+            </w:r>
+            <w:r>
+              <w:rPr>
+                <w:noProof/>
+                <w:webHidden/>
+              </w:rPr>
+              <w:t>17</w:t>
+            </w:r>
+            <w:r>
+              <w:rPr>
+                <w:noProof/>
+                <w:webHidden/>
+              </w:rPr>
+              <w:fldChar w:fldCharType="end"/>
+            </w:r>
+          </w:hyperlink>
+        </w:p>
+        <w:p>
+          <w:pPr>
+            <w:pStyle w:val="Sumrio3"/>
+            <w:tabs>
+              <w:tab w:val="left" w:pos="720"/>
+              <w:tab w:val="right" w:leader="dot" w:pos="9061"/>
+            </w:tabs>
+            <w:rPr>
+              <w:rFonts w:asciiTheme="minorHAnsi" w:hAnsiTheme="minorHAnsi" w:cstheme="minorBidi"/>
+              <w:b w:val="0"/>
+              <w:noProof/>
+              <w:kern w:val="2"/>
+              <w:sz w:val="24"/>
+              <w:szCs w:val="24"/>
+              <w14:ligatures w14:val="standardContextual"/>
+            </w:rPr>
+          </w:pPr>
+          <w:hyperlink w:anchor="_Toc241608106" w:history="1">
+            <w:r>
+              <w:rPr>
+                <w:rStyle w:val="Hyperlink"/>
+                <w:noProof/>
+              </w:rPr>
+              <w:t>2.6.3</w:t>
+            </w:r>
+            <w:r>
+              <w:rPr>
+                <w:rFonts w:asciiTheme="minorHAnsi" w:hAnsiTheme="minorHAnsi" w:cstheme="minorBidi"/>
+                <w:b w:val="0"/>
+                <w:noProof/>
+                <w:kern w:val="2"/>
+                <w:sz w:val="24"/>
+                <w:szCs w:val="24"/>
+                <w14:ligatures w14:val="standardContextual"/>
+              </w:rPr>
+              <w:tab/>
+            </w:r>
+            <w:r>
+              <w:rPr>
+                <w:rStyle w:val="Hyperlink"/>
+                <w:noProof/>
+              </w:rPr>
+              <w:t>RESNET50V2</w:t>
+            </w:r>
+            <w:r>
+              <w:rPr>
+                <w:noProof/>
+                <w:webHidden/>
+              </w:rPr>
+              <w:tab/>
+            </w:r>
+            <w:r>
+              <w:rPr>
+                <w:noProof/>
+                <w:webHidden/>
+              </w:rPr>
+              <w:fldChar w:fldCharType="begin"/>
+            </w:r>
+            <w:r>
+              <w:rPr>
+                <w:noProof/>
+                <w:webHidden/>
+              </w:rPr>
+              <w:instrText xml:space="preserve"> PAGEREF _Toc241608106 \h </w:instrText>
+            </w:r>
+            <w:r>
+              <w:rPr>
+                <w:noProof/>
+                <w:webHidden/>
+              </w:rPr>
+            </w:r>
+            <w:r>
+              <w:rPr>
+                <w:noProof/>
+                <w:webHidden/>
+              </w:rPr>
+              <w:fldChar w:fldCharType="separate"/>
+            </w:r>
+            <w:r>
+              <w:rPr>
+                <w:noProof/>
+                <w:webHidden/>
+              </w:rPr>
+              <w:t>17</w:t>
+            </w:r>
+            <w:r>
+              <w:rPr>
+                <w:noProof/>
+                <w:webHidden/>
+              </w:rPr>
+              <w:fldChar w:fldCharType="end"/>
+            </w:r>
+          </w:hyperlink>
+        </w:p>
+        <w:p>
+          <w:pPr>
+            <w:pStyle w:val="Sumrio3"/>
+            <w:tabs>
+              <w:tab w:val="left" w:pos="720"/>
+              <w:tab w:val="right" w:leader="dot" w:pos="9061"/>
+            </w:tabs>
+            <w:rPr>
+              <w:rFonts w:asciiTheme="minorHAnsi" w:hAnsiTheme="minorHAnsi" w:cstheme="minorBidi"/>
+              <w:b w:val="0"/>
+              <w:noProof/>
+              <w:kern w:val="2"/>
+              <w:sz w:val="24"/>
+              <w:szCs w:val="24"/>
+              <w14:ligatures w14:val="standardContextual"/>
+            </w:rPr>
+          </w:pPr>
+          <w:hyperlink w:anchor="_Toc241608107" w:history="1">
+            <w:r>
+              <w:rPr>
+                <w:rStyle w:val="Hyperlink"/>
+                <w:noProof/>
+              </w:rPr>
+              <w:t>2.6.4</w:t>
+            </w:r>
+            <w:r>
+              <w:rPr>
+                <w:rFonts w:asciiTheme="minorHAnsi" w:hAnsiTheme="minorHAnsi" w:cstheme="minorBidi"/>
+                <w:b w:val="0"/>
+                <w:noProof/>
+                <w:kern w:val="2"/>
+                <w:sz w:val="24"/>
+                <w:szCs w:val="24"/>
+                <w14:ligatures w14:val="standardContextual"/>
+              </w:rPr>
+              <w:tab/>
+            </w:r>
+            <w:r>
+              <w:rPr>
+                <w:rStyle w:val="Hyperlink"/>
+                <w:noProof/>
+              </w:rPr>
+              <w:t>DENSENET121</w:t>
+            </w:r>
+            <w:r>
+              <w:rPr>
+                <w:noProof/>
+                <w:webHidden/>
+              </w:rPr>
+              <w:tab/>
+            </w:r>
+            <w:r>
+              <w:rPr>
+                <w:noProof/>
+                <w:webHidden/>
+              </w:rPr>
+              <w:fldChar w:fldCharType="begin"/>
+            </w:r>
+            <w:r>
+              <w:rPr>
+                <w:noProof/>
+                <w:webHidden/>
+              </w:rPr>
+              <w:instrText xml:space="preserve"> PAGEREF _Toc241608107 \h </w:instrText>
+            </w:r>
+            <w:r>
+              <w:rPr>
+                <w:noProof/>
+                <w:webHidden/>
+              </w:rPr>
+            </w:r>
+            <w:r>
+              <w:rPr>
+                <w:noProof/>
+                <w:webHidden/>
+              </w:rPr>
+              <w:fldChar w:fldCharType="separate"/>
+            </w:r>
+            <w:r>
+              <w:rPr>
+                <w:noProof/>
+                <w:webHidden/>
+              </w:rPr>
+              <w:t>17</w:t>
+            </w:r>
+            <w:r>
+              <w:rPr>
+                <w:noProof/>
+                <w:webHidden/>
+              </w:rPr>
+              <w:fldChar w:fldCharType="end"/>
+            </w:r>
+          </w:hyperlink>
+        </w:p>
+        <w:p>
+          <w:pPr>
+            <w:pStyle w:val="Sumrio2"/>
+            <w:tabs>
+              <w:tab w:val="left" w:pos="720"/>
+              <w:tab w:val="right" w:leader="dot" w:pos="9061"/>
+            </w:tabs>
+            <w:rPr>
+              <w:rFonts w:asciiTheme="minorHAnsi" w:eastAsiaTheme="minorEastAsia" w:hAnsiTheme="minorHAnsi" w:cstheme="minorBidi"/>
+              <w:b w:val="0"/>
+              <w:noProof/>
+              <w:kern w:val="2"/>
+              <w:sz w:val="24"/>
+              <w:szCs w:val="24"/>
+              <w:lang w:eastAsia="pt-BR"/>
+              <w14:ligatures w14:val="standardContextual"/>
+            </w:rPr>
+          </w:pPr>
+          <w:hyperlink w:anchor="_Toc241608108" w:history="1">
+            <w:r>
+              <w:rPr>
+                <w:rStyle w:val="Hyperlink"/>
+                <w:noProof/>
+              </w:rPr>
+              <w:t>2.7</w:t>
+            </w:r>
+            <w:r>
+              <w:rPr>
+                <w:rFonts w:asciiTheme="minorHAnsi" w:eastAsiaTheme="minorEastAsia" w:hAnsiTheme="minorHAnsi" w:cstheme="minorBidi"/>
+                <w:b w:val="0"/>
+                <w:noProof/>
+                <w:kern w:val="2"/>
+                <w:sz w:val="24"/>
+                <w:szCs w:val="24"/>
+                <w:lang w:eastAsia="pt-BR"/>
+                <w14:ligatures w14:val="standardContextual"/>
+              </w:rPr>
+              <w:tab/>
+            </w:r>
+            <w:r>
+              <w:rPr>
+                <w:rStyle w:val="Hyperlink"/>
+                <w:noProof/>
+              </w:rPr>
+              <w:t>PRÉ-PROCESSAMENTO DE IMAGENS</w:t>
+            </w:r>
+            <w:r>
+              <w:rPr>
+                <w:noProof/>
+                <w:webHidden/>
+              </w:rPr>
+              <w:tab/>
+            </w:r>
+            <w:r>
+              <w:rPr>
+                <w:noProof/>
+                <w:webHidden/>
+              </w:rPr>
+              <w:fldChar w:fldCharType="begin"/>
+            </w:r>
+            <w:r>
+              <w:rPr>
+                <w:noProof/>
+                <w:webHidden/>
+              </w:rPr>
+              <w:instrText xml:space="preserve"> PAGEREF _Toc241608108 \h </w:instrText>
+            </w:r>
+            <w:r>
+              <w:rPr>
+                <w:noProof/>
+                <w:webHidden/>
+              </w:rPr>
+            </w:r>
+            <w:r>
+              <w:rPr>
+                <w:noProof/>
+                <w:webHidden/>
+              </w:rPr>
+              <w:fldChar w:fldCharType="separate"/>
+            </w:r>
+            <w:r>
+              <w:rPr>
+                <w:noProof/>
+                <w:webHidden/>
+              </w:rPr>
+              <w:t>17</w:t>
+            </w:r>
+            <w:r>
+              <w:rPr>
+                <w:noProof/>
+                <w:webHidden/>
+              </w:rPr>
+              <w:fldChar w:fldCharType="end"/>
+            </w:r>
+          </w:hyperlink>
+        </w:p>
+        <w:p>
+          <w:pPr>
+            <w:pStyle w:val="Sumrio2"/>
+            <w:tabs>
+              <w:tab w:val="left" w:pos="720"/>
+              <w:tab w:val="right" w:leader="dot" w:pos="9061"/>
+            </w:tabs>
+            <w:rPr>
+              <w:rFonts w:asciiTheme="minorHAnsi" w:eastAsiaTheme="minorEastAsia" w:hAnsiTheme="minorHAnsi" w:cstheme="minorBidi"/>
+              <w:b w:val="0"/>
+              <w:noProof/>
+              <w:kern w:val="2"/>
+              <w:sz w:val="24"/>
+              <w:szCs w:val="24"/>
+              <w:lang w:eastAsia="pt-BR"/>
+              <w14:ligatures w14:val="standardContextual"/>
+            </w:rPr>
+          </w:pPr>
+          <w:hyperlink w:anchor="_Toc241608109" w:history="1">
+            <w:r>
+              <w:rPr>
+                <w:rStyle w:val="Hyperlink"/>
+                <w:noProof/>
+              </w:rPr>
+              <w:t>2.8</w:t>
+            </w:r>
+            <w:r>
+              <w:rPr>
+                <w:rFonts w:asciiTheme="minorHAnsi" w:eastAsiaTheme="minorEastAsia" w:hAnsiTheme="minorHAnsi" w:cstheme="minorBidi"/>
+                <w:b w:val="0"/>
+                <w:noProof/>
+                <w:kern w:val="2"/>
+                <w:sz w:val="24"/>
+                <w:szCs w:val="24"/>
+                <w:lang w:eastAsia="pt-BR"/>
+                <w14:ligatures w14:val="standardContextual"/>
+              </w:rPr>
+              <w:tab/>
+            </w:r>
+            <w:r>
+              <w:rPr>
+                <w:rStyle w:val="Hyperlink"/>
+                <w:noProof/>
+              </w:rPr>
+              <w:t>MÉTRICAS DE AVALIAÇÃO</w:t>
+            </w:r>
+            <w:r>
+              <w:rPr>
+                <w:noProof/>
+                <w:webHidden/>
+              </w:rPr>
+              <w:tab/>
+            </w:r>
+            <w:r>
+              <w:rPr>
+                <w:noProof/>
+                <w:webHidden/>
+              </w:rPr>
+              <w:fldChar w:fldCharType="begin"/>
+            </w:r>
+            <w:r>
+              <w:rPr>
+                <w:noProof/>
+                <w:webHidden/>
+              </w:rPr>
+              <w:instrText xml:space="preserve"> PAGEREF _Toc241608109 \h </w:instrText>
+            </w:r>
+            <w:r>
+              <w:rPr>
+                <w:noProof/>
+                <w:webHidden/>
+              </w:rPr>
+            </w:r>
+            <w:r>
+              <w:rPr>
+                <w:noProof/>
+                <w:webHidden/>
+              </w:rPr>
+              <w:fldChar w:fldCharType="separate"/>
+            </w:r>
+            <w:r>
+              <w:rPr>
+                <w:noProof/>
+                <w:webHidden/>
+              </w:rPr>
+              <w:t>17</w:t>
+            </w:r>
+            <w:r>
+              <w:rPr>
+                <w:noProof/>
+                <w:webHidden/>
+              </w:rPr>
+              <w:fldChar w:fldCharType="end"/>
+            </w:r>
+          </w:hyperlink>
+        </w:p>
+        <w:p>
+          <w:pPr>
+            <w:pStyle w:val="Sumrio1"/>
+            <w:tabs>
+              <w:tab w:val="left" w:pos="720"/>
+              <w:tab w:val="right" w:leader="dot" w:pos="9061"/>
+            </w:tabs>
+            <w:rPr>
+              <w:rFonts w:asciiTheme="minorHAnsi" w:eastAsiaTheme="minorEastAsia" w:hAnsiTheme="minorHAnsi" w:cstheme="minorBidi"/>
+              <w:b w:val="0"/>
+              <w:noProof/>
+              <w:kern w:val="2"/>
+              <w:sz w:val="24"/>
+              <w:szCs w:val="24"/>
+              <w:lang w:eastAsia="pt-BR"/>
+              <w14:ligatures w14:val="standardContextual"/>
+            </w:rPr>
+          </w:pPr>
+          <w:hyperlink w:anchor="_Toc241608110" w:history="1">
+            <w:r>
+              <w:rPr>
+                <w:rStyle w:val="Hyperlink"/>
+                <w:noProof/>
+              </w:rPr>
+              <w:t>3</w:t>
+            </w:r>
+            <w:r>
+              <w:rPr>
+                <w:rFonts w:asciiTheme="minorHAnsi" w:eastAsiaTheme="minorEastAsia" w:hAnsiTheme="minorHAnsi" w:cstheme="minorBidi"/>
+                <w:b w:val="0"/>
+                <w:noProof/>
+                <w:kern w:val="2"/>
+                <w:sz w:val="24"/>
+                <w:szCs w:val="24"/>
+                <w:lang w:eastAsia="pt-BR"/>
+                <w14:ligatures w14:val="standardContextual"/>
+              </w:rPr>
+              <w:tab/>
+            </w:r>
+            <w:r>
+              <w:rPr>
+                <w:rStyle w:val="Hyperlink"/>
+                <w:noProof/>
+              </w:rPr>
+              <w:t>TRABALHOS RELACIONADOS</w:t>
+            </w:r>
+            <w:r>
+              <w:rPr>
+                <w:noProof/>
+                <w:webHidden/>
+              </w:rPr>
+              <w:tab/>
+            </w:r>
+            <w:r>
+              <w:rPr>
+                <w:noProof/>
+                <w:webHidden/>
+              </w:rPr>
+              <w:fldChar w:fldCharType="begin"/>
+            </w:r>
+            <w:r>
+              <w:rPr>
+                <w:noProof/>
+                <w:webHidden/>
+              </w:rPr>
+              <w:instrText xml:space="preserve"> PAGEREF _Toc241608110 \h </w:instrText>
+            </w:r>
+            <w:r>
+              <w:rPr>
+                <w:noProof/>
+                <w:webHidden/>
+              </w:rPr>
+            </w:r>
+            <w:r>
+              <w:rPr>
+                <w:noProof/>
+                <w:webHidden/>
+              </w:rPr>
+              <w:fldChar w:fldCharType="separate"/>
+            </w:r>
+            <w:r>
+              <w:rPr>
+                <w:noProof/>
+                <w:webHidden/>
+              </w:rPr>
+              <w:t>18</w:t>
+            </w:r>
+            <w:r>
+              <w:rPr>
+                <w:noProof/>
+                <w:webHidden/>
+              </w:rPr>
+              <w:fldChar w:fldCharType="end"/>
+            </w:r>
+          </w:hyperlink>
+        </w:p>
+        <w:p>
+          <w:pPr>
+            <w:pStyle w:val="Sumrio1"/>
+            <w:tabs>
+              <w:tab w:val="left" w:pos="720"/>
+              <w:tab w:val="right" w:leader="dot" w:pos="9061"/>
+            </w:tabs>
+            <w:rPr>
+              <w:rFonts w:asciiTheme="minorHAnsi" w:eastAsiaTheme="minorEastAsia" w:hAnsiTheme="minorHAnsi" w:cstheme="minorBidi"/>
+              <w:b w:val="0"/>
+              <w:noProof/>
+              <w:kern w:val="2"/>
+              <w:sz w:val="24"/>
+              <w:szCs w:val="24"/>
+              <w:lang w:eastAsia="pt-BR"/>
+              <w14:ligatures w14:val="standardContextual"/>
+            </w:rPr>
+          </w:pPr>
+          <w:hyperlink w:anchor="_Toc241608111" w:history="1">
+            <w:r>
+              <w:rPr>
+                <w:rStyle w:val="Hyperlink"/>
+                <w:noProof/>
+              </w:rPr>
+              <w:t>4</w:t>
+            </w:r>
+            <w:r>
+              <w:rPr>
+                <w:rFonts w:asciiTheme="minorHAnsi" w:eastAsiaTheme="minorEastAsia" w:hAnsiTheme="minorHAnsi" w:cstheme="minorBidi"/>
+                <w:b w:val="0"/>
+                <w:noProof/>
+                <w:kern w:val="2"/>
+                <w:sz w:val="24"/>
+                <w:szCs w:val="24"/>
+                <w:lang w:eastAsia="pt-BR"/>
+                <w14:ligatures w14:val="standardContextual"/>
+              </w:rPr>
+              <w:tab/>
+            </w:r>
+            <w:r>
+              <w:rPr>
+                <w:rStyle w:val="Hyperlink"/>
+                <w:noProof/>
+              </w:rPr>
+              <w:t>DESENVOLVIMENTO</w:t>
+            </w:r>
+            <w:r>
+              <w:rPr>
+                <w:noProof/>
+                <w:webHidden/>
+              </w:rPr>
+              <w:tab/>
+            </w:r>
+            <w:r>
+              <w:rPr>
+                <w:noProof/>
+                <w:webHidden/>
+              </w:rPr>
+              <w:fldChar w:fldCharType="begin"/>
+            </w:r>
+            <w:r>
+              <w:rPr>
+                <w:noProof/>
+                <w:webHidden/>
+              </w:rPr>
+              <w:instrText xml:space="preserve"> PAGEREF _Toc241608111 \h </w:instrText>
+            </w:r>
+            <w:r>
+              <w:rPr>
+                <w:noProof/>
+                <w:webHidden/>
+              </w:rPr>
+            </w:r>
+            <w:r>
+              <w:rPr>
+                <w:noProof/>
+                <w:webHidden/>
+              </w:rPr>
+              <w:fldChar w:fldCharType="separate"/>
+            </w:r>
+            <w:r>
+              <w:rPr>
+                <w:noProof/>
+                <w:webHidden/>
+              </w:rPr>
+              <w:t>19</w:t>
+            </w:r>
+            <w:r>
+              <w:rPr>
+                <w:noProof/>
+                <w:webHidden/>
+              </w:rPr>
+              <w:fldChar w:fldCharType="end"/>
+            </w:r>
+          </w:hyperlink>
+        </w:p>
+        <w:p>
+          <w:pPr>
+            <w:pStyle w:val="Sumrio1"/>
+            <w:tabs>
+              <w:tab w:val="left" w:pos="720"/>
+              <w:tab w:val="right" w:leader="dot" w:pos="9061"/>
+            </w:tabs>
+            <w:rPr>
+              <w:rFonts w:asciiTheme="minorHAnsi" w:eastAsiaTheme="minorEastAsia" w:hAnsiTheme="minorHAnsi" w:cstheme="minorBidi"/>
+              <w:b w:val="0"/>
+              <w:noProof/>
+              <w:kern w:val="2"/>
+              <w:sz w:val="24"/>
+              <w:szCs w:val="24"/>
+              <w:lang w:eastAsia="pt-BR"/>
+              <w14:ligatures w14:val="standardContextual"/>
+            </w:rPr>
+          </w:pPr>
+          <w:hyperlink w:anchor="_Toc241608112" w:history="1">
+            <w:r>
+              <w:rPr>
+                <w:rStyle w:val="Hyperlink"/>
+                <w:noProof/>
+              </w:rPr>
+              <w:t>5</w:t>
+            </w:r>
+            <w:r>
+              <w:rPr>
+                <w:rFonts w:asciiTheme="minorHAnsi" w:eastAsiaTheme="minorEastAsia" w:hAnsiTheme="minorHAnsi" w:cstheme="minorBidi"/>
+                <w:b w:val="0"/>
+                <w:noProof/>
+                <w:kern w:val="2"/>
+                <w:sz w:val="24"/>
+                <w:szCs w:val="24"/>
+                <w:lang w:eastAsia="pt-BR"/>
+                <w14:ligatures w14:val="standardContextual"/>
+              </w:rPr>
+              <w:tab/>
+            </w:r>
+            <w:r>
+              <w:rPr>
+                <w:rStyle w:val="Hyperlink"/>
+                <w:noProof/>
+              </w:rPr>
+              <w:t>RESULTADOS E DISCUSÕES</w:t>
+            </w:r>
+            <w:r>
+              <w:rPr>
+                <w:noProof/>
+                <w:webHidden/>
+              </w:rPr>
+              <w:tab/>
+            </w:r>
+            <w:r>
+              <w:rPr>
+                <w:noProof/>
+                <w:webHidden/>
+              </w:rPr>
+              <w:fldChar w:fldCharType="begin"/>
+            </w:r>
+            <w:r>
+              <w:rPr>
+                <w:noProof/>
+                <w:webHidden/>
+              </w:rPr>
+              <w:instrText xml:space="preserve"> PAGEREF _Toc241608112 \h </w:instrText>
+            </w:r>
+            <w:r>
+              <w:rPr>
+                <w:noProof/>
+                <w:webHidden/>
+              </w:rPr>
+            </w:r>
+            <w:r>
+              <w:rPr>
+                <w:noProof/>
+                <w:webHidden/>
+              </w:rPr>
+              <w:fldChar w:fldCharType="separate"/>
+            </w:r>
+            <w:r>
+              <w:rPr>
+                <w:noProof/>
+                <w:webHidden/>
+              </w:rPr>
+              <w:t>20</w:t>
+            </w:r>
+            <w:r>
+              <w:rPr>
+                <w:noProof/>
+                <w:webHidden/>
+              </w:rPr>
+              <w:fldChar w:fldCharType="end"/>
+            </w:r>
+          </w:hyperlink>
+        </w:p>
+        <w:p>
+          <w:pPr>
+            <w:pStyle w:val="Sumrio1"/>
+            <w:tabs>
+              <w:tab w:val="left" w:pos="720"/>
+              <w:tab w:val="right" w:leader="dot" w:pos="9061"/>
+            </w:tabs>
+            <w:rPr>
+              <w:rFonts w:asciiTheme="minorHAnsi" w:eastAsiaTheme="minorEastAsia" w:hAnsiTheme="minorHAnsi" w:cstheme="minorBidi"/>
+              <w:b w:val="0"/>
+              <w:noProof/>
+              <w:kern w:val="2"/>
+              <w:sz w:val="24"/>
+              <w:szCs w:val="24"/>
+              <w:lang w:eastAsia="pt-BR"/>
+              <w14:ligatures w14:val="standardContextual"/>
+            </w:rPr>
+          </w:pPr>
+          <w:hyperlink w:anchor="_Toc241608113" w:history="1">
+            <w:r>
+              <w:rPr>
+                <w:rStyle w:val="Hyperlink"/>
+                <w:noProof/>
+              </w:rPr>
+              <w:t>6</w:t>
+            </w:r>
+            <w:r>
+              <w:rPr>
+                <w:rFonts w:asciiTheme="minorHAnsi" w:eastAsiaTheme="minorEastAsia" w:hAnsiTheme="minorHAnsi" w:cstheme="minorBidi"/>
+                <w:b w:val="0"/>
+                <w:noProof/>
+                <w:kern w:val="2"/>
+                <w:sz w:val="24"/>
+                <w:szCs w:val="24"/>
+                <w:lang w:eastAsia="pt-BR"/>
+                <w14:ligatures w14:val="standardContextual"/>
+              </w:rPr>
+              <w:tab/>
+            </w:r>
+            <w:r>
+              <w:rPr>
+                <w:rStyle w:val="Hyperlink"/>
+                <w:noProof/>
+              </w:rPr>
+              <w:t>CONCLUSÃO</w:t>
+            </w:r>
+            <w:r>
+              <w:rPr>
+                <w:noProof/>
+                <w:webHidden/>
+              </w:rPr>
+              <w:tab/>
+            </w:r>
+            <w:r>
+              <w:rPr>
+                <w:noProof/>
+                <w:webHidden/>
+              </w:rPr>
+              <w:fldChar w:fldCharType="begin"/>
+            </w:r>
+            <w:r>
+              <w:rPr>
+                <w:noProof/>
+                <w:webHidden/>
+              </w:rPr>
+              <w:instrText xml:space="preserve"> PAGEREF _Toc241608113 \h </w:instrText>
+            </w:r>
+            <w:r>
+              <w:rPr>
+                <w:noProof/>
+                <w:webHidden/>
+              </w:rPr>
+            </w:r>
+            <w:r>
+              <w:rPr>
+                <w:noProof/>
+                <w:webHidden/>
+              </w:rPr>
+              <w:fldChar w:fldCharType="separate"/>
+            </w:r>
+            <w:r>
+              <w:rPr>
+                <w:noProof/>
+                <w:webHidden/>
+              </w:rPr>
+              <w:t>21</w:t>
+            </w:r>
+            <w:r>
+              <w:rPr>
+                <w:noProof/>
+                <w:webHidden/>
+              </w:rPr>
+              <w:fldChar w:fldCharType="end"/>
+            </w:r>
+          </w:hyperlink>
+        </w:p>
+        <w:p>
+          <w:pPr>
+            <w:pStyle w:val="Sumrio1"/>
+            <w:tabs>
+              <w:tab w:val="right" w:leader="dot" w:pos="9061"/>
+            </w:tabs>
+            <w:rPr>
+              <w:rFonts w:asciiTheme="minorHAnsi" w:eastAsiaTheme="minorEastAsia" w:hAnsiTheme="minorHAnsi" w:cstheme="minorBidi"/>
+              <w:b w:val="0"/>
+              <w:noProof/>
+              <w:kern w:val="2"/>
+              <w:sz w:val="24"/>
+              <w:szCs w:val="24"/>
+              <w:lang w:eastAsia="pt-BR"/>
+              <w14:ligatures w14:val="standardContextual"/>
+            </w:rPr>
+          </w:pPr>
+          <w:hyperlink w:anchor="_Toc241608114" w:history="1">
+            <w:r>
+              <w:rPr>
+                <w:rStyle w:val="Hyperlink"/>
+                <w:noProof/>
+              </w:rPr>
+              <w:t>REFERÊNCIAS</w:t>
+            </w:r>
+            <w:r>
+              <w:rPr>
+                <w:noProof/>
+                <w:webHidden/>
+              </w:rPr>
+              <w:tab/>
+            </w:r>
+            <w:r>
+              <w:rPr>
+                <w:noProof/>
+                <w:webHidden/>
+              </w:rPr>
+              <w:fldChar w:fldCharType="begin"/>
+            </w:r>
+            <w:r>
+              <w:rPr>
+                <w:noProof/>
+                <w:webHidden/>
+              </w:rPr>
+              <w:instrText xml:space="preserve"> PAGEREF _Toc241608114 \h </w:instrText>
+            </w:r>
+            <w:r>
+              <w:rPr>
+                <w:noProof/>
+                <w:webHidden/>
+              </w:rPr>
+            </w:r>
+            <w:r>
+              <w:rPr>
+                <w:noProof/>
+                <w:webHidden/>
+              </w:rPr>
+              <w:fldChar w:fldCharType="separate"/>
+            </w:r>
+            <w:r>
+              <w:rPr>
+                <w:noProof/>
+                <w:webHidden/>
+              </w:rPr>
+              <w:t>22</w:t>
+            </w:r>
+            <w:r>
+              <w:rPr>
+                <w:noProof/>
+                <w:webHidden/>
+              </w:rPr>
+              <w:fldChar w:fldCharType="end"/>
+            </w:r>
+          </w:hyperlink>
+        </w:p>
+        <w:p>
+          <w:r>
+            <w:rPr>
+              <w:rFonts w:ascii="Times New Roman" w:hAnsi="Times New Roman"/>
+              <w:b/>
+              <w:bCs/>
+              <w:sz w:val="24"/>
+              <w:szCs w:val="24"/>
+            </w:rPr>
+            <w:fldChar w:fldCharType="end"/>
+          </w:r>
+        </w:p>
+      </w:sdtContent>
+    </w:sdt>
+    <w:p>
+      <w:pPr>
+        <w:rPr>
+          <w:rFonts w:ascii="Times New Roman" w:hAnsi="Times New Roman"/>
+          <w:b/>
+          <w:bCs/>
+          <w:sz w:val="28"/>
+          <w:szCs w:val="28"/>
+        </w:rPr>
+      </w:pPr>
+      <w:r>
+        <w:rPr>
+          <w:rFonts w:ascii="Times New Roman" w:hAnsi="Times New Roman"/>
+          <w:b/>
+          <w:bCs/>
+          <w:sz w:val="28"/>
+          <w:szCs w:val="28"/>
+        </w:rPr>
+        <w:br w:type="page"/>
+      </w:r>
+    </w:p>
     <w:p>
       <w:pPr>
         <w:autoSpaceDE w:val="0"/>
@@ -2852,12 +4761,20 @@
         <w:rPr>
           <w:rFonts w:ascii="Times New Roman" w:hAnsi="Times New Roman"/>
           <w:b/>
-          <w:bCs/>
           <w:sz w:val="28"/>
           <w:szCs w:val="28"/>
-          <w:lang w:val="en-US"/>
-        </w:rPr>
-      </w:pPr>
+        </w:rPr>
+      </w:pPr>
+      <w:r>
+        <w:rPr>
+          <w:rFonts w:ascii="Times New Roman" w:hAnsi="Times New Roman"/>
+          <w:b/>
+          <w:sz w:val="28"/>
+          <w:szCs w:val="28"/>
+        </w:rPr>
+        <w:lastRenderedPageBreak/>
+        <w:t>LISTA DE FIGURAS</w:t>
+      </w:r>
     </w:p>
     <w:p>
       <w:pPr>
@@ -2866,1333 +4783,6 @@
         <w:adjustRightInd w:val="0"/>
         <w:spacing w:after="0" w:line="360" w:lineRule="auto"/>
         <w:jc w:val="center"/>
-        <w:rPr>
-          <w:rFonts w:ascii="Times New Roman" w:hAnsi="Times New Roman"/>
-          <w:b/>
-          <w:bCs/>
-          <w:sz w:val="28"/>
-          <w:szCs w:val="28"/>
-          <w:lang w:val="en-US"/>
-        </w:rPr>
-      </w:pPr>
-      <w:r>
-        <w:rPr>
-          <w:rFonts w:ascii="Times New Roman" w:hAnsi="Times New Roman"/>
-          <w:b/>
-          <w:bCs/>
-          <w:sz w:val="28"/>
-          <w:szCs w:val="28"/>
-          <w:lang w:val="en-US"/>
-        </w:rPr>
-        <w:t>SUMÁRIO</w:t>
-      </w:r>
-    </w:p>
-    <w:p>
-      <w:pPr>
-        <w:pStyle w:val="Sumrio1"/>
-        <w:tabs>
-          <w:tab w:val="left" w:pos="660"/>
-          <w:tab w:val="right" w:leader="dot" w:pos="9061"/>
-        </w:tabs>
-        <w:rPr>
-          <w:rFonts w:asciiTheme="minorHAnsi" w:eastAsiaTheme="minorEastAsia" w:hAnsiTheme="minorHAnsi" w:cstheme="minorBidi"/>
-          <w:b w:val="0"/>
-          <w:noProof/>
-          <w:lang w:eastAsia="pt-BR"/>
-        </w:rPr>
-      </w:pPr>
-      <w:r>
-        <w:rPr>
-          <w:b w:val="0"/>
-          <w:bCs/>
-          <w:sz w:val="20"/>
-          <w:szCs w:val="20"/>
-        </w:rPr>
-        <w:fldChar w:fldCharType="begin"/>
-      </w:r>
-      <w:r>
-        <w:rPr>
-          <w:b w:val="0"/>
-          <w:bCs/>
-          <w:sz w:val="20"/>
-          <w:szCs w:val="20"/>
-        </w:rPr>
-        <w:instrText xml:space="preserve"> TOC \o "1-1" \h \z \t "Título 2;1;Título 3;1;Estilo1;1;Estilo25;1" </w:instrText>
-      </w:r>
-      <w:r>
-        <w:rPr>
-          <w:b w:val="0"/>
-          <w:bCs/>
-          <w:sz w:val="20"/>
-          <w:szCs w:val="20"/>
-        </w:rPr>
-        <w:fldChar w:fldCharType="separate"/>
-      </w:r>
-      <w:hyperlink w:anchor="_Toc190957273" w:history="1">
-        <w:r>
-          <w:rPr>
-            <w:rStyle w:val="Hyperlink"/>
-            <w:noProof/>
-          </w:rPr>
-          <w:t>1</w:t>
-        </w:r>
-        <w:r>
-          <w:rPr>
-            <w:rFonts w:asciiTheme="minorHAnsi" w:eastAsiaTheme="minorEastAsia" w:hAnsiTheme="minorHAnsi" w:cstheme="minorBidi"/>
-            <w:b w:val="0"/>
-            <w:noProof/>
-            <w:lang w:eastAsia="pt-BR"/>
-          </w:rPr>
-          <w:tab/>
-        </w:r>
-        <w:r>
-          <w:rPr>
-            <w:rStyle w:val="Hyperlink"/>
-            <w:noProof/>
-          </w:rPr>
-          <w:t>INTRODUÇÃO</w:t>
-        </w:r>
-        <w:r>
-          <w:rPr>
-            <w:noProof/>
-            <w:webHidden/>
-          </w:rPr>
-          <w:tab/>
-        </w:r>
-        <w:r>
-          <w:rPr>
-            <w:noProof/>
-            <w:webHidden/>
-          </w:rPr>
-          <w:fldChar w:fldCharType="begin"/>
-        </w:r>
-        <w:r>
-          <w:rPr>
-            <w:noProof/>
-            <w:webHidden/>
-          </w:rPr>
-          <w:instrText xml:space="preserve"> PAGEREF _Toc190957273 \h </w:instrText>
-        </w:r>
-        <w:r>
-          <w:rPr>
-            <w:noProof/>
-            <w:webHidden/>
-          </w:rPr>
-        </w:r>
-        <w:r>
-          <w:rPr>
-            <w:noProof/>
-            <w:webHidden/>
-          </w:rPr>
-          <w:fldChar w:fldCharType="separate"/>
-        </w:r>
-        <w:r>
-          <w:rPr>
-            <w:noProof/>
-            <w:webHidden/>
-          </w:rPr>
-          <w:t>14</w:t>
-        </w:r>
-        <w:r>
-          <w:rPr>
-            <w:noProof/>
-            <w:webHidden/>
-          </w:rPr>
-          <w:fldChar w:fldCharType="end"/>
-        </w:r>
-      </w:hyperlink>
-    </w:p>
-    <w:p>
-      <w:pPr>
-        <w:pStyle w:val="Sumrio1"/>
-        <w:tabs>
-          <w:tab w:val="left" w:pos="660"/>
-          <w:tab w:val="right" w:leader="dot" w:pos="9061"/>
-        </w:tabs>
-        <w:rPr>
-          <w:rFonts w:asciiTheme="minorHAnsi" w:eastAsiaTheme="minorEastAsia" w:hAnsiTheme="minorHAnsi" w:cstheme="minorBidi"/>
-          <w:b w:val="0"/>
-          <w:noProof/>
-          <w:lang w:eastAsia="pt-BR"/>
-        </w:rPr>
-      </w:pPr>
-      <w:hyperlink w:anchor="_Toc190957274" w:history="1">
-        <w:r>
-          <w:rPr>
-            <w:rStyle w:val="Hyperlink"/>
-            <w:noProof/>
-          </w:rPr>
-          <w:t>2</w:t>
-        </w:r>
-        <w:r>
-          <w:rPr>
-            <w:rFonts w:asciiTheme="minorHAnsi" w:eastAsiaTheme="minorEastAsia" w:hAnsiTheme="minorHAnsi" w:cstheme="minorBidi"/>
-            <w:b w:val="0"/>
-            <w:noProof/>
-            <w:lang w:eastAsia="pt-BR"/>
-          </w:rPr>
-          <w:tab/>
-        </w:r>
-        <w:r>
-          <w:rPr>
-            <w:rStyle w:val="Hyperlink"/>
-            <w:noProof/>
-          </w:rPr>
-          <w:t>FUNDAMENTAÇÃO TEÓRICA</w:t>
-        </w:r>
-        <w:r>
-          <w:rPr>
-            <w:noProof/>
-            <w:webHidden/>
-          </w:rPr>
-          <w:tab/>
-        </w:r>
-        <w:r>
-          <w:rPr>
-            <w:noProof/>
-            <w:webHidden/>
-          </w:rPr>
-          <w:fldChar w:fldCharType="begin"/>
-        </w:r>
-        <w:r>
-          <w:rPr>
-            <w:noProof/>
-            <w:webHidden/>
-          </w:rPr>
-          <w:instrText xml:space="preserve"> PAGEREF _Toc190957274 \h </w:instrText>
-        </w:r>
-        <w:r>
-          <w:rPr>
-            <w:noProof/>
-            <w:webHidden/>
-          </w:rPr>
-        </w:r>
-        <w:r>
-          <w:rPr>
-            <w:noProof/>
-            <w:webHidden/>
-          </w:rPr>
-          <w:fldChar w:fldCharType="separate"/>
-        </w:r>
-        <w:r>
-          <w:rPr>
-            <w:noProof/>
-            <w:webHidden/>
-          </w:rPr>
-          <w:t>15</w:t>
-        </w:r>
-        <w:r>
-          <w:rPr>
-            <w:noProof/>
-            <w:webHidden/>
-          </w:rPr>
-          <w:fldChar w:fldCharType="end"/>
-        </w:r>
-      </w:hyperlink>
-    </w:p>
-    <w:p>
-      <w:pPr>
-        <w:pStyle w:val="Sumrio1"/>
-        <w:tabs>
-          <w:tab w:val="left" w:pos="660"/>
-          <w:tab w:val="right" w:leader="dot" w:pos="9061"/>
-        </w:tabs>
-        <w:rPr>
-          <w:rFonts w:asciiTheme="minorHAnsi" w:eastAsiaTheme="minorEastAsia" w:hAnsiTheme="minorHAnsi" w:cstheme="minorBidi"/>
-          <w:b w:val="0"/>
-          <w:noProof/>
-          <w:lang w:eastAsia="pt-BR"/>
-        </w:rPr>
-      </w:pPr>
-      <w:hyperlink w:anchor="_Toc190957275" w:history="1">
-        <w:r>
-          <w:rPr>
-            <w:rStyle w:val="Hyperlink"/>
-            <w:noProof/>
-          </w:rPr>
-          <w:t>2.1</w:t>
-        </w:r>
-        <w:r>
-          <w:rPr>
-            <w:rFonts w:asciiTheme="minorHAnsi" w:eastAsiaTheme="minorEastAsia" w:hAnsiTheme="minorHAnsi" w:cstheme="minorBidi"/>
-            <w:b w:val="0"/>
-            <w:noProof/>
-            <w:lang w:eastAsia="pt-BR"/>
-          </w:rPr>
-          <w:tab/>
-        </w:r>
-        <w:r>
-          <w:rPr>
-            <w:rStyle w:val="Hyperlink"/>
-            <w:noProof/>
-          </w:rPr>
-          <w:t>AGRICULTURA</w:t>
-        </w:r>
-        <w:r>
-          <w:rPr>
-            <w:noProof/>
-            <w:webHidden/>
-          </w:rPr>
-          <w:tab/>
-        </w:r>
-        <w:r>
-          <w:rPr>
-            <w:noProof/>
-            <w:webHidden/>
-          </w:rPr>
-          <w:fldChar w:fldCharType="begin"/>
-        </w:r>
-        <w:r>
-          <w:rPr>
-            <w:noProof/>
-            <w:webHidden/>
-          </w:rPr>
-          <w:instrText xml:space="preserve"> PAGEREF _Toc190957275 \h </w:instrText>
-        </w:r>
-        <w:r>
-          <w:rPr>
-            <w:noProof/>
-            <w:webHidden/>
-          </w:rPr>
-        </w:r>
-        <w:r>
-          <w:rPr>
-            <w:noProof/>
-            <w:webHidden/>
-          </w:rPr>
-          <w:fldChar w:fldCharType="separate"/>
-        </w:r>
-        <w:r>
-          <w:rPr>
-            <w:noProof/>
-            <w:webHidden/>
-          </w:rPr>
-          <w:t>15</w:t>
-        </w:r>
-        <w:r>
-          <w:rPr>
-            <w:noProof/>
-            <w:webHidden/>
-          </w:rPr>
-          <w:fldChar w:fldCharType="end"/>
-        </w:r>
-      </w:hyperlink>
-    </w:p>
-    <w:p>
-      <w:pPr>
-        <w:pStyle w:val="Sumrio1"/>
-        <w:tabs>
-          <w:tab w:val="left" w:pos="660"/>
-          <w:tab w:val="right" w:leader="dot" w:pos="9061"/>
-        </w:tabs>
-        <w:rPr>
-          <w:rFonts w:asciiTheme="minorHAnsi" w:eastAsiaTheme="minorEastAsia" w:hAnsiTheme="minorHAnsi" w:cstheme="minorBidi"/>
-          <w:b w:val="0"/>
-          <w:noProof/>
-          <w:lang w:eastAsia="pt-BR"/>
-        </w:rPr>
-      </w:pPr>
-      <w:hyperlink w:anchor="_Toc190957276" w:history="1">
-        <w:r>
-          <w:rPr>
-            <w:rStyle w:val="Hyperlink"/>
-            <w:noProof/>
-          </w:rPr>
-          <w:t>2.2</w:t>
-        </w:r>
-        <w:r>
-          <w:rPr>
-            <w:rFonts w:asciiTheme="minorHAnsi" w:eastAsiaTheme="minorEastAsia" w:hAnsiTheme="minorHAnsi" w:cstheme="minorBidi"/>
-            <w:b w:val="0"/>
-            <w:noProof/>
-            <w:lang w:eastAsia="pt-BR"/>
-          </w:rPr>
-          <w:tab/>
-        </w:r>
-        <w:r>
-          <w:rPr>
-            <w:rStyle w:val="Hyperlink"/>
-            <w:noProof/>
-          </w:rPr>
-          <w:t>AGRICULTURA DE PRECISÃO</w:t>
-        </w:r>
-        <w:r>
-          <w:rPr>
-            <w:noProof/>
-            <w:webHidden/>
-          </w:rPr>
-          <w:tab/>
-        </w:r>
-        <w:r>
-          <w:rPr>
-            <w:noProof/>
-            <w:webHidden/>
-          </w:rPr>
-          <w:fldChar w:fldCharType="begin"/>
-        </w:r>
-        <w:r>
-          <w:rPr>
-            <w:noProof/>
-            <w:webHidden/>
-          </w:rPr>
-          <w:instrText xml:space="preserve"> PAGEREF _Toc190957276 \h </w:instrText>
-        </w:r>
-        <w:r>
-          <w:rPr>
-            <w:noProof/>
-            <w:webHidden/>
-          </w:rPr>
-        </w:r>
-        <w:r>
-          <w:rPr>
-            <w:noProof/>
-            <w:webHidden/>
-          </w:rPr>
-          <w:fldChar w:fldCharType="separate"/>
-        </w:r>
-        <w:r>
-          <w:rPr>
-            <w:noProof/>
-            <w:webHidden/>
-          </w:rPr>
-          <w:t>17</w:t>
-        </w:r>
-        <w:r>
-          <w:rPr>
-            <w:noProof/>
-            <w:webHidden/>
-          </w:rPr>
-          <w:fldChar w:fldCharType="end"/>
-        </w:r>
-      </w:hyperlink>
-    </w:p>
-    <w:p>
-      <w:pPr>
-        <w:pStyle w:val="Sumrio1"/>
-        <w:tabs>
-          <w:tab w:val="left" w:pos="660"/>
-          <w:tab w:val="right" w:leader="dot" w:pos="9061"/>
-        </w:tabs>
-        <w:rPr>
-          <w:rFonts w:asciiTheme="minorHAnsi" w:eastAsiaTheme="minorEastAsia" w:hAnsiTheme="minorHAnsi" w:cstheme="minorBidi"/>
-          <w:b w:val="0"/>
-          <w:noProof/>
-          <w:lang w:eastAsia="pt-BR"/>
-        </w:rPr>
-      </w:pPr>
-      <w:hyperlink w:anchor="_Toc190957277" w:history="1">
-        <w:r>
-          <w:rPr>
-            <w:rStyle w:val="Hyperlink"/>
-            <w:noProof/>
-          </w:rPr>
-          <w:t>2.3</w:t>
-        </w:r>
-        <w:r>
-          <w:rPr>
-            <w:rFonts w:asciiTheme="minorHAnsi" w:eastAsiaTheme="minorEastAsia" w:hAnsiTheme="minorHAnsi" w:cstheme="minorBidi"/>
-            <w:b w:val="0"/>
-            <w:noProof/>
-            <w:lang w:eastAsia="pt-BR"/>
-          </w:rPr>
-          <w:tab/>
-        </w:r>
-        <w:r>
-          <w:rPr>
-            <w:rStyle w:val="Hyperlink"/>
-            <w:noProof/>
-          </w:rPr>
-          <w:t>ANÁLISE DE DADOS</w:t>
-        </w:r>
-        <w:r>
-          <w:rPr>
-            <w:noProof/>
-            <w:webHidden/>
-          </w:rPr>
-          <w:tab/>
-        </w:r>
-        <w:r>
-          <w:rPr>
-            <w:noProof/>
-            <w:webHidden/>
-          </w:rPr>
-          <w:fldChar w:fldCharType="begin"/>
-        </w:r>
-        <w:r>
-          <w:rPr>
-            <w:noProof/>
-            <w:webHidden/>
-          </w:rPr>
-          <w:instrText xml:space="preserve"> PAGEREF _Toc190957277 \h </w:instrText>
-        </w:r>
-        <w:r>
-          <w:rPr>
-            <w:noProof/>
-            <w:webHidden/>
-          </w:rPr>
-        </w:r>
-        <w:r>
-          <w:rPr>
-            <w:noProof/>
-            <w:webHidden/>
-          </w:rPr>
-          <w:fldChar w:fldCharType="separate"/>
-        </w:r>
-        <w:r>
-          <w:rPr>
-            <w:noProof/>
-            <w:webHidden/>
-          </w:rPr>
-          <w:t>20</w:t>
-        </w:r>
-        <w:r>
-          <w:rPr>
-            <w:noProof/>
-            <w:webHidden/>
-          </w:rPr>
-          <w:fldChar w:fldCharType="end"/>
-        </w:r>
-      </w:hyperlink>
-    </w:p>
-    <w:p>
-      <w:pPr>
-        <w:pStyle w:val="Sumrio1"/>
-        <w:tabs>
-          <w:tab w:val="left" w:pos="880"/>
-          <w:tab w:val="right" w:leader="dot" w:pos="9061"/>
-        </w:tabs>
-        <w:rPr>
-          <w:rFonts w:asciiTheme="minorHAnsi" w:eastAsiaTheme="minorEastAsia" w:hAnsiTheme="minorHAnsi" w:cstheme="minorBidi"/>
-          <w:b w:val="0"/>
-          <w:noProof/>
-          <w:lang w:eastAsia="pt-BR"/>
-        </w:rPr>
-      </w:pPr>
-      <w:hyperlink w:anchor="_Toc190957278" w:history="1">
-        <w:r>
-          <w:rPr>
-            <w:rStyle w:val="Hyperlink"/>
-            <w:noProof/>
-          </w:rPr>
-          <w:t>2.3.1</w:t>
-        </w:r>
-        <w:r>
-          <w:rPr>
-            <w:rFonts w:asciiTheme="minorHAnsi" w:eastAsiaTheme="minorEastAsia" w:hAnsiTheme="minorHAnsi" w:cstheme="minorBidi"/>
-            <w:b w:val="0"/>
-            <w:noProof/>
-            <w:lang w:eastAsia="pt-BR"/>
-          </w:rPr>
-          <w:tab/>
-        </w:r>
-        <w:r>
-          <w:rPr>
-            <w:rStyle w:val="Hyperlink"/>
-            <w:noProof/>
-          </w:rPr>
-          <w:t>REGRESSÃO</w:t>
-        </w:r>
-        <w:r>
-          <w:rPr>
-            <w:noProof/>
-            <w:webHidden/>
-          </w:rPr>
-          <w:tab/>
-        </w:r>
-        <w:r>
-          <w:rPr>
-            <w:noProof/>
-            <w:webHidden/>
-          </w:rPr>
-          <w:fldChar w:fldCharType="begin"/>
-        </w:r>
-        <w:r>
-          <w:rPr>
-            <w:noProof/>
-            <w:webHidden/>
-          </w:rPr>
-          <w:instrText xml:space="preserve"> PAGEREF _Toc190957278 \h </w:instrText>
-        </w:r>
-        <w:r>
-          <w:rPr>
-            <w:noProof/>
-            <w:webHidden/>
-          </w:rPr>
-        </w:r>
-        <w:r>
-          <w:rPr>
-            <w:noProof/>
-            <w:webHidden/>
-          </w:rPr>
-          <w:fldChar w:fldCharType="separate"/>
-        </w:r>
-        <w:r>
-          <w:rPr>
-            <w:noProof/>
-            <w:webHidden/>
-          </w:rPr>
-          <w:t>20</w:t>
-        </w:r>
-        <w:r>
-          <w:rPr>
-            <w:noProof/>
-            <w:webHidden/>
-          </w:rPr>
-          <w:fldChar w:fldCharType="end"/>
-        </w:r>
-      </w:hyperlink>
-    </w:p>
-    <w:p>
-      <w:pPr>
-        <w:pStyle w:val="Sumrio1"/>
-        <w:tabs>
-          <w:tab w:val="left" w:pos="660"/>
-          <w:tab w:val="right" w:leader="dot" w:pos="9061"/>
-        </w:tabs>
-        <w:rPr>
-          <w:rFonts w:asciiTheme="minorHAnsi" w:eastAsiaTheme="minorEastAsia" w:hAnsiTheme="minorHAnsi" w:cstheme="minorBidi"/>
-          <w:b w:val="0"/>
-          <w:noProof/>
-          <w:lang w:eastAsia="pt-BR"/>
-        </w:rPr>
-      </w:pPr>
-      <w:hyperlink w:anchor="_Toc190957279" w:history="1">
-        <w:r>
-          <w:rPr>
-            <w:rStyle w:val="Hyperlink"/>
-            <w:noProof/>
-          </w:rPr>
-          <w:t>3</w:t>
-        </w:r>
-        <w:r>
-          <w:rPr>
-            <w:rFonts w:asciiTheme="minorHAnsi" w:eastAsiaTheme="minorEastAsia" w:hAnsiTheme="minorHAnsi" w:cstheme="minorBidi"/>
-            <w:b w:val="0"/>
-            <w:noProof/>
-            <w:lang w:eastAsia="pt-BR"/>
-          </w:rPr>
-          <w:tab/>
-        </w:r>
-        <w:r>
-          <w:rPr>
-            <w:rStyle w:val="Hyperlink"/>
-            <w:noProof/>
-          </w:rPr>
-          <w:t>MATERIAIS E MÉTODOS</w:t>
-        </w:r>
-        <w:r>
-          <w:rPr>
-            <w:noProof/>
-            <w:webHidden/>
-          </w:rPr>
-          <w:tab/>
-        </w:r>
-        <w:r>
-          <w:rPr>
-            <w:noProof/>
-            <w:webHidden/>
-          </w:rPr>
-          <w:fldChar w:fldCharType="begin"/>
-        </w:r>
-        <w:r>
-          <w:rPr>
-            <w:noProof/>
-            <w:webHidden/>
-          </w:rPr>
-          <w:instrText xml:space="preserve"> PAGEREF _Toc190957279 \h </w:instrText>
-        </w:r>
-        <w:r>
-          <w:rPr>
-            <w:noProof/>
-            <w:webHidden/>
-          </w:rPr>
-        </w:r>
-        <w:r>
-          <w:rPr>
-            <w:noProof/>
-            <w:webHidden/>
-          </w:rPr>
-          <w:fldChar w:fldCharType="separate"/>
-        </w:r>
-        <w:r>
-          <w:rPr>
-            <w:noProof/>
-            <w:webHidden/>
-          </w:rPr>
-          <w:t>23</w:t>
-        </w:r>
-        <w:r>
-          <w:rPr>
-            <w:noProof/>
-            <w:webHidden/>
-          </w:rPr>
-          <w:fldChar w:fldCharType="end"/>
-        </w:r>
-      </w:hyperlink>
-    </w:p>
-    <w:p>
-      <w:pPr>
-        <w:pStyle w:val="Sumrio1"/>
-        <w:tabs>
-          <w:tab w:val="left" w:pos="660"/>
-          <w:tab w:val="right" w:leader="dot" w:pos="9061"/>
-        </w:tabs>
-        <w:rPr>
-          <w:rFonts w:asciiTheme="minorHAnsi" w:eastAsiaTheme="minorEastAsia" w:hAnsiTheme="minorHAnsi" w:cstheme="minorBidi"/>
-          <w:b w:val="0"/>
-          <w:noProof/>
-          <w:lang w:eastAsia="pt-BR"/>
-        </w:rPr>
-      </w:pPr>
-      <w:hyperlink w:anchor="_Toc190957280" w:history="1">
-        <w:r>
-          <w:rPr>
-            <w:rStyle w:val="Hyperlink"/>
-            <w:rFonts w:eastAsia="Times New Roman"/>
-            <w:noProof/>
-            <w:lang w:eastAsia="pt-PT" w:bidi="pt-PT"/>
-          </w:rPr>
-          <w:t>3.1</w:t>
-        </w:r>
-        <w:r>
-          <w:rPr>
-            <w:rFonts w:asciiTheme="minorHAnsi" w:eastAsiaTheme="minorEastAsia" w:hAnsiTheme="minorHAnsi" w:cstheme="minorBidi"/>
-            <w:b w:val="0"/>
-            <w:noProof/>
-            <w:lang w:eastAsia="pt-BR"/>
-          </w:rPr>
-          <w:tab/>
-        </w:r>
-        <w:r>
-          <w:rPr>
-            <w:rStyle w:val="Hyperlink"/>
-            <w:rFonts w:eastAsia="Times New Roman"/>
-            <w:noProof/>
-            <w:lang w:eastAsia="pt-PT" w:bidi="pt-PT"/>
-          </w:rPr>
-          <w:t>MATERIAIS UTILIZADOS</w:t>
-        </w:r>
-        <w:r>
-          <w:rPr>
-            <w:noProof/>
-            <w:webHidden/>
-          </w:rPr>
-          <w:tab/>
-        </w:r>
-        <w:r>
-          <w:rPr>
-            <w:noProof/>
-            <w:webHidden/>
-          </w:rPr>
-          <w:fldChar w:fldCharType="begin"/>
-        </w:r>
-        <w:r>
-          <w:rPr>
-            <w:noProof/>
-            <w:webHidden/>
-          </w:rPr>
-          <w:instrText xml:space="preserve"> PAGEREF _Toc190957280 \h </w:instrText>
-        </w:r>
-        <w:r>
-          <w:rPr>
-            <w:noProof/>
-            <w:webHidden/>
-          </w:rPr>
-        </w:r>
-        <w:r>
-          <w:rPr>
-            <w:noProof/>
-            <w:webHidden/>
-          </w:rPr>
-          <w:fldChar w:fldCharType="separate"/>
-        </w:r>
-        <w:r>
-          <w:rPr>
-            <w:noProof/>
-            <w:webHidden/>
-          </w:rPr>
-          <w:t>23</w:t>
-        </w:r>
-        <w:r>
-          <w:rPr>
-            <w:noProof/>
-            <w:webHidden/>
-          </w:rPr>
-          <w:fldChar w:fldCharType="end"/>
-        </w:r>
-      </w:hyperlink>
-    </w:p>
-    <w:p>
-      <w:pPr>
-        <w:pStyle w:val="Sumrio1"/>
-        <w:tabs>
-          <w:tab w:val="left" w:pos="660"/>
-          <w:tab w:val="right" w:leader="dot" w:pos="9061"/>
-        </w:tabs>
-        <w:rPr>
-          <w:rFonts w:asciiTheme="minorHAnsi" w:eastAsiaTheme="minorEastAsia" w:hAnsiTheme="minorHAnsi" w:cstheme="minorBidi"/>
-          <w:b w:val="0"/>
-          <w:noProof/>
-          <w:lang w:eastAsia="pt-BR"/>
-        </w:rPr>
-      </w:pPr>
-      <w:hyperlink w:anchor="_Toc190957281" w:history="1">
-        <w:r>
-          <w:rPr>
-            <w:rStyle w:val="Hyperlink"/>
-            <w:noProof/>
-          </w:rPr>
-          <w:t>3.2</w:t>
-        </w:r>
-        <w:r>
-          <w:rPr>
-            <w:rFonts w:asciiTheme="minorHAnsi" w:eastAsiaTheme="minorEastAsia" w:hAnsiTheme="minorHAnsi" w:cstheme="minorBidi"/>
-            <w:b w:val="0"/>
-            <w:noProof/>
-            <w:lang w:eastAsia="pt-BR"/>
-          </w:rPr>
-          <w:tab/>
-        </w:r>
-        <w:r>
-          <w:rPr>
-            <w:rStyle w:val="Hyperlink"/>
-            <w:noProof/>
-          </w:rPr>
-          <w:t>DATASET</w:t>
-        </w:r>
-        <w:r>
-          <w:rPr>
-            <w:noProof/>
-            <w:webHidden/>
-          </w:rPr>
-          <w:tab/>
-        </w:r>
-        <w:r>
-          <w:rPr>
-            <w:noProof/>
-            <w:webHidden/>
-          </w:rPr>
-          <w:fldChar w:fldCharType="begin"/>
-        </w:r>
-        <w:r>
-          <w:rPr>
-            <w:noProof/>
-            <w:webHidden/>
-          </w:rPr>
-          <w:instrText xml:space="preserve"> PAGEREF _Toc190957281 \h </w:instrText>
-        </w:r>
-        <w:r>
-          <w:rPr>
-            <w:noProof/>
-            <w:webHidden/>
-          </w:rPr>
-        </w:r>
-        <w:r>
-          <w:rPr>
-            <w:noProof/>
-            <w:webHidden/>
-          </w:rPr>
-          <w:fldChar w:fldCharType="separate"/>
-        </w:r>
-        <w:r>
-          <w:rPr>
-            <w:noProof/>
-            <w:webHidden/>
-          </w:rPr>
-          <w:t>25</w:t>
-        </w:r>
-        <w:r>
-          <w:rPr>
-            <w:noProof/>
-            <w:webHidden/>
-          </w:rPr>
-          <w:fldChar w:fldCharType="end"/>
-        </w:r>
-      </w:hyperlink>
-    </w:p>
-    <w:p>
-      <w:pPr>
-        <w:pStyle w:val="Sumrio1"/>
-        <w:tabs>
-          <w:tab w:val="left" w:pos="660"/>
-          <w:tab w:val="right" w:leader="dot" w:pos="9061"/>
-        </w:tabs>
-        <w:rPr>
-          <w:rFonts w:asciiTheme="minorHAnsi" w:eastAsiaTheme="minorEastAsia" w:hAnsiTheme="minorHAnsi" w:cstheme="minorBidi"/>
-          <w:b w:val="0"/>
-          <w:noProof/>
-          <w:lang w:eastAsia="pt-BR"/>
-        </w:rPr>
-      </w:pPr>
-      <w:hyperlink w:anchor="_Toc190957282" w:history="1">
-        <w:r>
-          <w:rPr>
-            <w:rStyle w:val="Hyperlink"/>
-            <w:noProof/>
-          </w:rPr>
-          <w:t>3.3</w:t>
-        </w:r>
-        <w:r>
-          <w:rPr>
-            <w:rFonts w:asciiTheme="minorHAnsi" w:eastAsiaTheme="minorEastAsia" w:hAnsiTheme="minorHAnsi" w:cstheme="minorBidi"/>
-            <w:b w:val="0"/>
-            <w:noProof/>
-            <w:lang w:eastAsia="pt-BR"/>
-          </w:rPr>
-          <w:tab/>
-        </w:r>
-        <w:r>
-          <w:rPr>
-            <w:rStyle w:val="Hyperlink"/>
-            <w:noProof/>
-          </w:rPr>
-          <w:t>DESENVOLVIMENTO E VALIDAÇÃO</w:t>
-        </w:r>
-        <w:r>
-          <w:rPr>
-            <w:noProof/>
-            <w:webHidden/>
-          </w:rPr>
-          <w:tab/>
-        </w:r>
-        <w:r>
-          <w:rPr>
-            <w:noProof/>
-            <w:webHidden/>
-          </w:rPr>
-          <w:fldChar w:fldCharType="begin"/>
-        </w:r>
-        <w:r>
-          <w:rPr>
-            <w:noProof/>
-            <w:webHidden/>
-          </w:rPr>
-          <w:instrText xml:space="preserve"> PAGEREF _Toc190957282 \h </w:instrText>
-        </w:r>
-        <w:r>
-          <w:rPr>
-            <w:noProof/>
-            <w:webHidden/>
-          </w:rPr>
-        </w:r>
-        <w:r>
-          <w:rPr>
-            <w:noProof/>
-            <w:webHidden/>
-          </w:rPr>
-          <w:fldChar w:fldCharType="separate"/>
-        </w:r>
-        <w:r>
-          <w:rPr>
-            <w:noProof/>
-            <w:webHidden/>
-          </w:rPr>
-          <w:t>25</w:t>
-        </w:r>
-        <w:r>
-          <w:rPr>
-            <w:noProof/>
-            <w:webHidden/>
-          </w:rPr>
-          <w:fldChar w:fldCharType="end"/>
-        </w:r>
-      </w:hyperlink>
-    </w:p>
-    <w:p>
-      <w:pPr>
-        <w:pStyle w:val="Sumrio1"/>
-        <w:tabs>
-          <w:tab w:val="left" w:pos="660"/>
-          <w:tab w:val="right" w:leader="dot" w:pos="9061"/>
-        </w:tabs>
-        <w:rPr>
-          <w:rFonts w:asciiTheme="minorHAnsi" w:eastAsiaTheme="minorEastAsia" w:hAnsiTheme="minorHAnsi" w:cstheme="minorBidi"/>
-          <w:b w:val="0"/>
-          <w:noProof/>
-          <w:lang w:eastAsia="pt-BR"/>
-        </w:rPr>
-      </w:pPr>
-      <w:hyperlink w:anchor="_Toc190957283" w:history="1">
-        <w:r>
-          <w:rPr>
-            <w:rStyle w:val="Hyperlink"/>
-            <w:noProof/>
-          </w:rPr>
-          <w:t>4</w:t>
-        </w:r>
-        <w:r>
-          <w:rPr>
-            <w:rFonts w:asciiTheme="minorHAnsi" w:eastAsiaTheme="minorEastAsia" w:hAnsiTheme="minorHAnsi" w:cstheme="minorBidi"/>
-            <w:b w:val="0"/>
-            <w:noProof/>
-            <w:lang w:eastAsia="pt-BR"/>
-          </w:rPr>
-          <w:tab/>
-        </w:r>
-        <w:r>
-          <w:rPr>
-            <w:rStyle w:val="Hyperlink"/>
-            <w:noProof/>
-          </w:rPr>
-          <w:t>RESULTADOS E DISCUSSÕES</w:t>
-        </w:r>
-        <w:r>
-          <w:rPr>
-            <w:noProof/>
-            <w:webHidden/>
-          </w:rPr>
-          <w:tab/>
-        </w:r>
-        <w:r>
-          <w:rPr>
-            <w:noProof/>
-            <w:webHidden/>
-          </w:rPr>
-          <w:fldChar w:fldCharType="begin"/>
-        </w:r>
-        <w:r>
-          <w:rPr>
-            <w:noProof/>
-            <w:webHidden/>
-          </w:rPr>
-          <w:instrText xml:space="preserve"> PAGEREF _Toc190957283 \h </w:instrText>
-        </w:r>
-        <w:r>
-          <w:rPr>
-            <w:noProof/>
-            <w:webHidden/>
-          </w:rPr>
-        </w:r>
-        <w:r>
-          <w:rPr>
-            <w:noProof/>
-            <w:webHidden/>
-          </w:rPr>
-          <w:fldChar w:fldCharType="separate"/>
-        </w:r>
-        <w:r>
-          <w:rPr>
-            <w:noProof/>
-            <w:webHidden/>
-          </w:rPr>
-          <w:t>27</w:t>
-        </w:r>
-        <w:r>
-          <w:rPr>
-            <w:noProof/>
-            <w:webHidden/>
-          </w:rPr>
-          <w:fldChar w:fldCharType="end"/>
-        </w:r>
-      </w:hyperlink>
-    </w:p>
-    <w:p>
-      <w:pPr>
-        <w:pStyle w:val="Sumrio1"/>
-        <w:tabs>
-          <w:tab w:val="left" w:pos="660"/>
-          <w:tab w:val="right" w:leader="dot" w:pos="9061"/>
-        </w:tabs>
-        <w:rPr>
-          <w:rFonts w:asciiTheme="minorHAnsi" w:eastAsiaTheme="minorEastAsia" w:hAnsiTheme="minorHAnsi" w:cstheme="minorBidi"/>
-          <w:b w:val="0"/>
-          <w:noProof/>
-          <w:lang w:eastAsia="pt-BR"/>
-        </w:rPr>
-      </w:pPr>
-      <w:hyperlink w:anchor="_Toc190957284" w:history="1">
-        <w:r>
-          <w:rPr>
-            <w:rStyle w:val="Hyperlink"/>
-            <w:noProof/>
-          </w:rPr>
-          <w:t>5</w:t>
-        </w:r>
-        <w:r>
-          <w:rPr>
-            <w:rFonts w:asciiTheme="minorHAnsi" w:eastAsiaTheme="minorEastAsia" w:hAnsiTheme="minorHAnsi" w:cstheme="minorBidi"/>
-            <w:b w:val="0"/>
-            <w:noProof/>
-            <w:lang w:eastAsia="pt-BR"/>
-          </w:rPr>
-          <w:tab/>
-        </w:r>
-        <w:r>
-          <w:rPr>
-            <w:rStyle w:val="Hyperlink"/>
-            <w:noProof/>
-          </w:rPr>
-          <w:t>CONCLUSÃO</w:t>
-        </w:r>
-        <w:r>
-          <w:rPr>
-            <w:noProof/>
-            <w:webHidden/>
-          </w:rPr>
-          <w:tab/>
-        </w:r>
-        <w:r>
-          <w:rPr>
-            <w:noProof/>
-            <w:webHidden/>
-          </w:rPr>
-          <w:fldChar w:fldCharType="begin"/>
-        </w:r>
-        <w:r>
-          <w:rPr>
-            <w:noProof/>
-            <w:webHidden/>
-          </w:rPr>
-          <w:instrText xml:space="preserve"> PAGEREF _Toc190957284 \h </w:instrText>
-        </w:r>
-        <w:r>
-          <w:rPr>
-            <w:noProof/>
-            <w:webHidden/>
-          </w:rPr>
-        </w:r>
-        <w:r>
-          <w:rPr>
-            <w:noProof/>
-            <w:webHidden/>
-          </w:rPr>
-          <w:fldChar w:fldCharType="separate"/>
-        </w:r>
-        <w:r>
-          <w:rPr>
-            <w:noProof/>
-            <w:webHidden/>
-          </w:rPr>
-          <w:t>30</w:t>
-        </w:r>
-        <w:r>
-          <w:rPr>
-            <w:noProof/>
-            <w:webHidden/>
-          </w:rPr>
-          <w:fldChar w:fldCharType="end"/>
-        </w:r>
-      </w:hyperlink>
-    </w:p>
-    <w:p>
-      <w:pPr>
-        <w:pStyle w:val="Sumrio1"/>
-        <w:tabs>
-          <w:tab w:val="right" w:leader="dot" w:pos="9061"/>
-        </w:tabs>
-        <w:rPr>
-          <w:rFonts w:asciiTheme="minorHAnsi" w:eastAsiaTheme="minorEastAsia" w:hAnsiTheme="minorHAnsi" w:cstheme="minorBidi"/>
-          <w:b w:val="0"/>
-          <w:noProof/>
-          <w:lang w:eastAsia="pt-BR"/>
-        </w:rPr>
-      </w:pPr>
-      <w:hyperlink w:anchor="_Toc190957285" w:history="1">
-        <w:r>
-          <w:rPr>
-            <w:rStyle w:val="Hyperlink"/>
-            <w:noProof/>
-          </w:rPr>
-          <w:t>REFERÊNCIAS</w:t>
-        </w:r>
-        <w:r>
-          <w:rPr>
-            <w:noProof/>
-            <w:webHidden/>
-          </w:rPr>
-          <w:tab/>
-        </w:r>
-        <w:r>
-          <w:rPr>
-            <w:noProof/>
-            <w:webHidden/>
-          </w:rPr>
-          <w:fldChar w:fldCharType="begin"/>
-        </w:r>
-        <w:r>
-          <w:rPr>
-            <w:noProof/>
-            <w:webHidden/>
-          </w:rPr>
-          <w:instrText xml:space="preserve"> PAGEREF _Toc190957285 \h </w:instrText>
-        </w:r>
-        <w:r>
-          <w:rPr>
-            <w:noProof/>
-            <w:webHidden/>
-          </w:rPr>
-        </w:r>
-        <w:r>
-          <w:rPr>
-            <w:noProof/>
-            <w:webHidden/>
-          </w:rPr>
-          <w:fldChar w:fldCharType="separate"/>
-        </w:r>
-        <w:r>
-          <w:rPr>
-            <w:noProof/>
-            <w:webHidden/>
-          </w:rPr>
-          <w:t>31</w:t>
-        </w:r>
-        <w:r>
-          <w:rPr>
-            <w:noProof/>
-            <w:webHidden/>
-          </w:rPr>
-          <w:fldChar w:fldCharType="end"/>
-        </w:r>
-      </w:hyperlink>
-    </w:p>
-    <w:p>
-      <w:pPr>
-        <w:pStyle w:val="Sumrio1"/>
-        <w:tabs>
-          <w:tab w:val="right" w:leader="dot" w:pos="9061"/>
-        </w:tabs>
-        <w:rPr>
-          <w:rFonts w:asciiTheme="minorHAnsi" w:eastAsiaTheme="minorEastAsia" w:hAnsiTheme="minorHAnsi" w:cstheme="minorBidi"/>
-          <w:b w:val="0"/>
-          <w:noProof/>
-          <w:lang w:eastAsia="pt-BR"/>
-        </w:rPr>
-      </w:pPr>
-      <w:hyperlink w:anchor="_Toc190957286" w:history="1">
-        <w:r>
-          <w:rPr>
-            <w:rStyle w:val="Hyperlink"/>
-            <w:noProof/>
-          </w:rPr>
-          <w:t>APÊNDICE</w:t>
-        </w:r>
-        <w:r>
-          <w:rPr>
-            <w:noProof/>
-            <w:webHidden/>
-          </w:rPr>
-          <w:tab/>
-        </w:r>
-        <w:r>
-          <w:rPr>
-            <w:noProof/>
-            <w:webHidden/>
-          </w:rPr>
-          <w:fldChar w:fldCharType="begin"/>
-        </w:r>
-        <w:r>
-          <w:rPr>
-            <w:noProof/>
-            <w:webHidden/>
-          </w:rPr>
-          <w:instrText xml:space="preserve"> PAGEREF _Toc190957286 \h </w:instrText>
-        </w:r>
-        <w:r>
-          <w:rPr>
-            <w:noProof/>
-            <w:webHidden/>
-          </w:rPr>
-        </w:r>
-        <w:r>
-          <w:rPr>
-            <w:noProof/>
-            <w:webHidden/>
-          </w:rPr>
-          <w:fldChar w:fldCharType="separate"/>
-        </w:r>
-        <w:r>
-          <w:rPr>
-            <w:noProof/>
-            <w:webHidden/>
-          </w:rPr>
-          <w:t>32</w:t>
-        </w:r>
-        <w:r>
-          <w:rPr>
-            <w:noProof/>
-            <w:webHidden/>
-          </w:rPr>
-          <w:fldChar w:fldCharType="end"/>
-        </w:r>
-      </w:hyperlink>
-    </w:p>
-    <w:p>
-      <w:pPr>
-        <w:autoSpaceDE w:val="0"/>
-        <w:autoSpaceDN w:val="0"/>
-        <w:adjustRightInd w:val="0"/>
-        <w:spacing w:after="0" w:line="360" w:lineRule="auto"/>
-        <w:rPr>
-          <w:rFonts w:ascii="Times New Roman" w:hAnsi="Times New Roman"/>
-          <w:b/>
-          <w:bCs/>
-          <w:sz w:val="28"/>
-          <w:szCs w:val="28"/>
-        </w:rPr>
-      </w:pPr>
-      <w:r>
-        <w:rPr>
-          <w:rFonts w:ascii="Times New Roman" w:hAnsi="Times New Roman"/>
-          <w:b/>
-          <w:bCs/>
-          <w:sz w:val="20"/>
-          <w:szCs w:val="20"/>
-        </w:rPr>
-        <w:fldChar w:fldCharType="end"/>
-      </w:r>
-    </w:p>
-    <w:p>
-      <w:pPr>
-        <w:rPr>
-          <w:rFonts w:ascii="Times New Roman" w:hAnsi="Times New Roman"/>
-          <w:b/>
-          <w:bCs/>
-          <w:sz w:val="28"/>
-          <w:szCs w:val="28"/>
-        </w:rPr>
-      </w:pPr>
-      <w:r>
-        <w:rPr>
-          <w:rFonts w:ascii="Times New Roman" w:hAnsi="Times New Roman"/>
-          <w:b/>
-          <w:bCs/>
-          <w:sz w:val="28"/>
-          <w:szCs w:val="28"/>
-        </w:rPr>
-        <w:br w:type="page"/>
-      </w:r>
-    </w:p>
-    <w:p>
-      <w:pPr>
-        <w:autoSpaceDE w:val="0"/>
-        <w:autoSpaceDN w:val="0"/>
-        <w:adjustRightInd w:val="0"/>
-        <w:spacing w:after="0" w:line="360" w:lineRule="auto"/>
-        <w:jc w:val="center"/>
-        <w:rPr>
-          <w:rFonts w:ascii="Times New Roman" w:hAnsi="Times New Roman"/>
-          <w:b/>
-          <w:sz w:val="28"/>
-          <w:szCs w:val="28"/>
-        </w:rPr>
-      </w:pPr>
-      <w:r>
-        <w:rPr>
-          <w:rFonts w:ascii="Times New Roman" w:hAnsi="Times New Roman"/>
-          <w:b/>
-          <w:sz w:val="28"/>
-          <w:szCs w:val="28"/>
-        </w:rPr>
-        <w:lastRenderedPageBreak/>
-        <w:t>LISTA DE FIGURAS</w:t>
-      </w:r>
-    </w:p>
-    <w:p>
-      <w:pPr>
-        <w:autoSpaceDE w:val="0"/>
-        <w:autoSpaceDN w:val="0"/>
-        <w:adjustRightInd w:val="0"/>
-        <w:spacing w:after="0" w:line="360" w:lineRule="auto"/>
         <w:rPr>
           <w:rFonts w:ascii="Times New Roman" w:hAnsi="Times New Roman"/>
           <w:b/>
@@ -5024,36 +5614,6 @@
         <w:lastRenderedPageBreak/>
         <w:t>Lista de Tabelas</w:t>
       </w:r>
-    </w:p>
-    <w:p>
-      <w:pPr>
-        <w:autoSpaceDE w:val="0"/>
-        <w:autoSpaceDN w:val="0"/>
-        <w:adjustRightInd w:val="0"/>
-        <w:spacing w:after="0" w:line="360" w:lineRule="auto"/>
-        <w:jc w:val="center"/>
-        <w:rPr>
-          <w:rFonts w:ascii="Times New Roman" w:hAnsi="Times New Roman"/>
-          <w:b/>
-          <w:sz w:val="28"/>
-          <w:szCs w:val="28"/>
-        </w:rPr>
-      </w:pPr>
-    </w:p>
-    <w:p>
-      <w:pPr>
-        <w:autoSpaceDE w:val="0"/>
-        <w:autoSpaceDN w:val="0"/>
-        <w:adjustRightInd w:val="0"/>
-        <w:spacing w:after="0" w:line="360" w:lineRule="auto"/>
-        <w:jc w:val="center"/>
-        <w:rPr>
-          <w:rFonts w:ascii="Times New Roman" w:hAnsi="Times New Roman"/>
-          <w:b/>
-          <w:sz w:val="28"/>
-          <w:szCs w:val="28"/>
-        </w:rPr>
-      </w:pPr>
     </w:p>
     <w:p>
       <w:pPr>
@@ -5549,48 +6109,6 @@
         <w:rPr>
           <w:rFonts w:ascii="Times New Roman" w:hAnsi="Times New Roman"/>
           <w:b/>
-          <w:sz w:val="20"/>
-          <w:szCs w:val="20"/>
-        </w:rPr>
-      </w:pPr>
-    </w:p>
-    <w:p>
-      <w:pPr>
-        <w:autoSpaceDE w:val="0"/>
-        <w:autoSpaceDN w:val="0"/>
-        <w:adjustRightInd w:val="0"/>
-        <w:spacing w:after="0" w:line="360" w:lineRule="auto"/>
-        <w:rPr>
-          <w:rFonts w:ascii="Times New Roman" w:hAnsi="Times New Roman"/>
-          <w:b/>
-          <w:sz w:val="28"/>
-          <w:szCs w:val="28"/>
-        </w:rPr>
-      </w:pPr>
-    </w:p>
-    <w:p>
-      <w:pPr>
-        <w:autoSpaceDE w:val="0"/>
-        <w:autoSpaceDN w:val="0"/>
-        <w:adjustRightInd w:val="0"/>
-        <w:spacing w:after="0" w:line="360" w:lineRule="auto"/>
-        <w:rPr>
-          <w:rFonts w:ascii="Times New Roman" w:hAnsi="Times New Roman"/>
-          <w:b/>
-          <w:sz w:val="28"/>
-          <w:szCs w:val="28"/>
-        </w:rPr>
-      </w:pPr>
-    </w:p>
-    <w:p>
-      <w:pPr>
-        <w:autoSpaceDE w:val="0"/>
-        <w:autoSpaceDN w:val="0"/>
-        <w:adjustRightInd w:val="0"/>
-        <w:spacing w:after="0" w:line="360" w:lineRule="auto"/>
-        <w:rPr>
-          <w:rFonts w:ascii="Times New Roman" w:hAnsi="Times New Roman"/>
-          <w:b/>
           <w:sz w:val="28"/>
           <w:szCs w:val="28"/>
         </w:rPr>
@@ -5833,36 +6351,6 @@
     </w:p>
     <w:p>
       <w:pPr>
-        <w:autoSpaceDE w:val="0"/>
-        <w:autoSpaceDN w:val="0"/>
-        <w:adjustRightInd w:val="0"/>
-        <w:spacing w:after="0" w:line="360" w:lineRule="auto"/>
-        <w:jc w:val="center"/>
-        <w:rPr>
-          <w:rFonts w:ascii="Times New Roman" w:hAnsi="Times New Roman"/>
-          <w:b/>
-          <w:sz w:val="28"/>
-          <w:szCs w:val="28"/>
-        </w:rPr>
-      </w:pPr>
-    </w:p>
-    <w:p>
-      <w:pPr>
-        <w:autoSpaceDE w:val="0"/>
-        <w:autoSpaceDN w:val="0"/>
-        <w:adjustRightInd w:val="0"/>
-        <w:spacing w:after="0" w:line="360" w:lineRule="auto"/>
-        <w:jc w:val="center"/>
-        <w:rPr>
-          <w:rFonts w:ascii="Times New Roman" w:hAnsi="Times New Roman"/>
-          <w:b/>
-          <w:sz w:val="28"/>
-          <w:szCs w:val="28"/>
-        </w:rPr>
-      </w:pPr>
-    </w:p>
-    <w:p>
-      <w:pPr>
         <w:pStyle w:val="Sumrio1"/>
         <w:tabs>
           <w:tab w:val="left" w:pos="1680"/>
@@ -6911,17 +7399,7 @@
           <w:szCs w:val="24"/>
           <w:lang w:val="en-US"/>
         </w:rPr>
-        <w:t>StratifiedKFold</w:t>
-      </w:r>
-      <w:r>
-        <w:rPr>
-          <w:rFonts w:ascii="Times New Roman" w:hAnsi="Times New Roman"/>
-          <w:bCs/>
-          <w:sz w:val="24"/>
-          <w:szCs w:val="24"/>
-          <w:lang w:val="en-US"/>
-        </w:rPr>
-        <w:t xml:space="preserve"> - </w:t>
+        <w:t xml:space="preserve">StratifiedKFold - </w:t>
       </w:r>
       <w:r>
         <w:rPr>
@@ -7041,22 +7519,6 @@
           <w:bCs/>
           <w:sz w:val="24"/>
           <w:szCs w:val="24"/>
-          <w:lang w:val="en-US"/>
-        </w:rPr>
-      </w:pPr>
-    </w:p>
-    <w:p>
-      <w:pPr>
-        <w:autoSpaceDE w:val="0"/>
-        <w:autoSpaceDN w:val="0"/>
-        <w:adjustRightInd w:val="0"/>
-        <w:spacing w:after="0" w:line="360" w:lineRule="auto"/>
-        <w:rPr>
-          <w:rFonts w:ascii="Times New Roman" w:hAnsi="Times New Roman"/>
-          <w:b/>
-          <w:bCs/>
-          <w:sz w:val="28"/>
-          <w:szCs w:val="28"/>
           <w:lang w:val="en-US"/>
         </w:rPr>
       </w:pPr>
@@ -7107,6 +7569,7 @@
       <w:bookmarkStart w:id="3" w:name="_Toc167719548"/>
       <w:bookmarkStart w:id="4" w:name="_Toc168148672"/>
       <w:bookmarkStart w:id="5" w:name="_Toc190957273"/>
+      <w:bookmarkStart w:id="6" w:name="_Toc241608096"/>
       <w:r>
         <w:lastRenderedPageBreak/>
         <w:t>INTRODUÇÃO</w:t>
@@ -7115,6 +7578,7 @@
       <w:bookmarkEnd w:id="3"/>
       <w:bookmarkEnd w:id="4"/>
       <w:bookmarkEnd w:id="5"/>
+      <w:bookmarkEnd w:id="6"/>
     </w:p>
     <w:p>
       <w:pPr>
@@ -7151,13 +7615,25 @@
         <w:t xml:space="preserve"> segmento</w:t>
       </w:r>
       <w:r>
+        <w:t>.</w:t>
+      </w:r>
+      <w:r>
+        <w:t xml:space="preserve"> Diante dessa situação, a busca por inovações e investimentos em tecnologias é de suma importância para garantir </w:t>
+      </w:r>
+      <w:r>
+        <w:t xml:space="preserve">a </w:t>
+      </w:r>
+      <w:r>
+        <w:t>competitividade dos agricultores no mercado</w:t>
+      </w:r>
+      <w:r>
         <w:t xml:space="preserve"> </w:t>
       </w:r>
       <w:r>
         <w:fldChar w:fldCharType="begin"/>
       </w:r>
       <w:r>
-        <w:instrText xml:space="preserve"> ADDIN ZOTERO_ITEM CSL_CITATION {"citationID":"Js0Ss81j","properties":{"unsorted":false,"formattedCitation":"(EMBRAPA, 2022)","plainCitation":"(EMBRAPA, 2022)","noteIndex":0},"citationItems":[{"id":5,"uris":["http://zotero.org/users/local/xQYOzGgm/items/FNFMWJZK"],"itemData":{"id":5,"type":"webpage","container-title":"Tomate","title":"Tomate - Portal Embrapa","URL":"https://www.embrapa.br/agencia-de-informacao-tecnologica/cultivos/tomate","author":[{"family":"EMBRAPA","given":""}],"accessed":{"date-parts":[["2026",4,29]]},"issued":{"date-parts":[["2022"]]}}}],"schema":"https://github.com/citation-style-language/schema/raw/master/csl-citation.json"} </w:instrText>
+        <w:instrText xml:space="preserve"> ADDIN ZOTERO_ITEM CSL_CITATION {"citationID":"caMtn9Gd","properties":{"unsorted":false,"formattedCitation":"(EMBRAPA, 2022)","plainCitation":"(EMBRAPA, 2022)","noteIndex":0},"citationItems":[{"id":5,"uris":["http://zotero.org/users/local/xQYOzGgm/items/FNFMWJZK"],"itemData":{"id":5,"type":"webpage","container-title":"Portal Embrapa","title":"Tomate","URL":"https://www.embrapa.br/agencia-de-informacao-tecnologica/cultivos/tomate","author":[{"family":"EMBRAPA","given":""}],"accessed":{"date-parts":[["2026",4,29]]},"issued":{"date-parts":[["2022"]]}}}],"schema":"https://github.com/citation-style-language/schema/raw/master/csl-citation.json"} </w:instrText>
       </w:r>
       <w:r>
         <w:fldChar w:fldCharType="separate"/>
@@ -7171,15 +7647,6 @@
       <w:r>
         <w:t>.</w:t>
       </w:r>
-      <w:r>
-        <w:t xml:space="preserve"> Diante dessa situação, a busca por inovações e investimentos em tecnologias é de suma importância para garantir </w:t>
-      </w:r>
-      <w:r>
-        <w:t xml:space="preserve">a </w:t>
-      </w:r>
-      <w:r>
-        <w:t>competitividade dos agricultores no mercado.</w:t>
-      </w:r>
     </w:p>
     <w:p>
       <w:pPr>
@@ -7486,39 +7953,6 @@
           <w:szCs w:val="24"/>
         </w:rPr>
         <w:t xml:space="preserve"> para o desenvolvimento tecnológico, fornecendo apoio nas tomadas de decisões e análises preditivas no campo</w:t>
-      </w:r>
-      <w:r>
-        <w:rPr>
-          <w:szCs w:val="24"/>
-        </w:rPr>
-        <w:t xml:space="preserve"> </w:t>
-      </w:r>
-      <w:r>
-        <w:rPr>
-          <w:szCs w:val="24"/>
-        </w:rPr>
-        <w:fldChar w:fldCharType="begin"/>
-      </w:r>
-      <w:r>
-        <w:rPr>
-          <w:szCs w:val="24"/>
-        </w:rPr>
-        <w:instrText xml:space="preserve"> ADDIN ZOTERO_ITEM CSL_CITATION {"citationID":"Zqkrpsy0","properties":{"unsorted":false,"formattedCitation":"(FOUNTAS et al., 2024)","plainCitation":"(FOUNTAS et al., 2024)","noteIndex":0},"citationItems":[{"id":79,"uris":["http://zotero.org/users/local/xQYOzGgm/items/DXCGIJUJ"],"itemData":{"id":79,"type":"article-journal","abstract":"In the evolution from Agriculture 2.0 to Agriculture 5.0, the agricultural sector has witnessed transformative changes. Agriculture 5.0 represents a revolutionary phase, integrating advanced technologies to enhance efficiency and sustainability adapted to individual field and livestock needs. The integration of robotics, extended reality, and 6G technologies marks a significant leap, enabling real-time monitoring and automation in farming practices. Artificial intelligence and big data are pivotal in Agriculture 5.0, offering insights for decision making and predictive analytics. Natural language processing plays a crucial role in facilitating efficient communication and data processing. The transition to Agriculture 5.0 should also consider societal challenges, in terms of technology lock-ins and the need for behavior shifts among stakeholders for faster adoption and customization of the solutions. This article presents a comprehensive description of Agriculture 5.0, underscoring the potential and hurdles in reshaping the future of farming.","container-title":"IT Professional","DOI":"10.1109/MITP.2024.3358972","ISSN":"1941-045X","issue":"1","page":"40-47","source":"IEEE Xplore","title":"Agriculture 5.0: Cutting-Edge Technologies, Trends, and Challenges","title-short":"Agriculture 5.0","volume":"26","author":[{"family":"FOUNTAS","given":"Spyros"},{"family":"Espejo-García","given":"Borja"},{"family":"Kasimati","given":"Aikaterini"},{"family":"Gemtou","given":"Marilena"},{"family":"Panoutsopoulos","given":"Hercules"},{"family":"Anastasiou","given":"Evangelos"}],"issued":{"date-parts":[["2024",1]]}}}],"schema":"https://github.com/citation-style-language/schema/raw/master/csl-citation.json"} </w:instrText>
-      </w:r>
-      <w:r>
-        <w:rPr>
-          <w:szCs w:val="24"/>
-        </w:rPr>
-        <w:fldChar w:fldCharType="separate"/>
-      </w:r>
-      <w:r>
-        <w:t>(FOUNTAS et al., 2024)</w:t>
-      </w:r>
-      <w:r>
-        <w:rPr>
-          <w:szCs w:val="24"/>
-        </w:rPr>
-        <w:fldChar w:fldCharType="end"/>
       </w:r>
       <w:r>
         <w:rPr>
@@ -7544,7 +7978,49 @@
           <w:iCs/>
           <w:szCs w:val="24"/>
         </w:rPr>
-        <w:t>C</w:t>
+        <w:t>Computer Vision</w:t>
+      </w:r>
+      <w:r>
+        <w:rPr>
+          <w:szCs w:val="24"/>
+        </w:rPr>
+        <w:t>) alinhada a</w:t>
+      </w:r>
+      <w:r>
+        <w:rPr>
+          <w:szCs w:val="24"/>
+        </w:rPr>
+        <w:t xml:space="preserve"> técnicas</w:t>
+      </w:r>
+      <w:r>
+        <w:rPr>
+          <w:szCs w:val="24"/>
+        </w:rPr>
+        <w:t xml:space="preserve"> </w:t>
+      </w:r>
+      <w:r>
+        <w:rPr>
+          <w:szCs w:val="24"/>
+        </w:rPr>
+        <w:t>de</w:t>
+      </w:r>
+      <w:r>
+        <w:rPr>
+          <w:szCs w:val="24"/>
+        </w:rPr>
+        <w:t xml:space="preserve"> Aprendizado Profundo</w:t>
+      </w:r>
+      <w:r>
+        <w:rPr>
+          <w:szCs w:val="24"/>
+        </w:rPr>
+        <w:t xml:space="preserve"> </w:t>
+      </w:r>
+      <w:r>
+        <w:rPr>
+          <w:szCs w:val="24"/>
+        </w:rPr>
+        <w:t>(</w:t>
       </w:r>
       <w:r>
         <w:rPr>
@@ -7552,35 +8028,19 @@
           <w:iCs/>
           <w:szCs w:val="24"/>
         </w:rPr>
-        <w:t xml:space="preserve">omputer </w:t>
-      </w:r>
-      <w:r>
-        <w:rPr>
-          <w:i/>
-          <w:iCs/>
-          <w:szCs w:val="24"/>
-        </w:rPr>
-        <w:t>V</w:t>
-      </w:r>
-      <w:r>
-        <w:rPr>
-          <w:i/>
-          <w:iCs/>
-          <w:szCs w:val="24"/>
-        </w:rPr>
-        <w:t>ision</w:t>
-      </w:r>
-      <w:r>
-        <w:rPr>
-          <w:szCs w:val="24"/>
-        </w:rPr>
-        <w:t>) alinhada a</w:t>
-      </w:r>
-      <w:r>
-        <w:rPr>
-          <w:szCs w:val="24"/>
-        </w:rPr>
-        <w:t xml:space="preserve"> técnicas</w:t>
+        <w:t>Deep Learning</w:t>
+      </w:r>
+      <w:r>
+        <w:rPr>
+          <w:szCs w:val="24"/>
+        </w:rPr>
+        <w:t>)</w:t>
+      </w:r>
+      <w:r>
+        <w:rPr>
+          <w:szCs w:val="24"/>
+        </w:rPr>
+        <w:t>,</w:t>
       </w:r>
       <w:r>
         <w:rPr>
@@ -7592,13 +8052,19 @@
         <w:rPr>
           <w:szCs w:val="24"/>
         </w:rPr>
-        <w:t>de</w:t>
-      </w:r>
-      <w:r>
-        <w:rPr>
-          <w:szCs w:val="24"/>
-        </w:rPr>
-        <w:t xml:space="preserve"> Aprendizado Profundo</w:t>
+        <w:t xml:space="preserve">encaixam-se </w:t>
+      </w:r>
+      <w:r>
+        <w:rPr>
+          <w:szCs w:val="24"/>
+        </w:rPr>
+        <w:t>perfeitamente aos desafios demonstrados</w:t>
+      </w:r>
+      <w:r>
+        <w:rPr>
+          <w:szCs w:val="24"/>
+        </w:rPr>
+        <w:t>, permitindo</w:t>
       </w:r>
       <w:r>
         <w:rPr>
@@ -7610,27 +8076,7 @@
         <w:rPr>
           <w:szCs w:val="24"/>
         </w:rPr>
-        <w:t>(</w:t>
-      </w:r>
-      <w:r>
-        <w:rPr>
-          <w:i/>
-          <w:iCs/>
-          <w:szCs w:val="24"/>
-        </w:rPr>
-        <w:t>Deep Learning</w:t>
-      </w:r>
-      <w:r>
-        <w:rPr>
-          <w:szCs w:val="24"/>
-        </w:rPr>
-        <w:t>)</w:t>
-      </w:r>
-      <w:r>
-        <w:rPr>
-          <w:szCs w:val="24"/>
-        </w:rPr>
-        <w:t>,</w:t>
+        <w:t>extrair características visuais patológicas das folhas do tomateiro</w:t>
       </w:r>
       <w:r>
         <w:rPr>
@@ -7642,19 +8088,7 @@
         <w:rPr>
           <w:szCs w:val="24"/>
         </w:rPr>
-        <w:t xml:space="preserve">encaixam-se </w:t>
-      </w:r>
-      <w:r>
-        <w:rPr>
-          <w:szCs w:val="24"/>
-        </w:rPr>
-        <w:t>perfeitamente aos desafios demonstrados</w:t>
-      </w:r>
-      <w:r>
-        <w:rPr>
-          <w:szCs w:val="24"/>
-        </w:rPr>
-        <w:t>, permitindo</w:t>
+        <w:t>sem que seja necessário alto investimento em tecnologias de ponta</w:t>
       </w:r>
       <w:r>
         <w:rPr>
@@ -7666,19 +8100,34 @@
         <w:rPr>
           <w:szCs w:val="24"/>
         </w:rPr>
-        <w:t>extrair características visuais patológicas das folhas do tomateiro</w:t>
-      </w:r>
-      <w:r>
-        <w:rPr>
-          <w:szCs w:val="24"/>
-        </w:rPr>
-        <w:t xml:space="preserve"> </w:t>
-      </w:r>
-      <w:r>
-        <w:rPr>
-          <w:szCs w:val="24"/>
-        </w:rPr>
-        <w:t>sem que seja necessário alto investimento em tecnologias de ponta.</w:t>
+        <w:fldChar w:fldCharType="begin"/>
+      </w:r>
+      <w:r>
+        <w:rPr>
+          <w:szCs w:val="24"/>
+        </w:rPr>
+        <w:instrText xml:space="preserve"> ADDIN ZOTERO_ITEM CSL_CITATION {"citationID":"MbOkwwPI","properties":{"unsorted":false,"formattedCitation":"(FOUNTAS et al., 2024)","plainCitation":"(FOUNTAS et al., 2024)","noteIndex":0},"citationItems":[{"id":79,"uris":["http://zotero.org/users/local/xQYOzGgm/items/DXCGIJUJ"],"itemData":{"id":79,"type":"article-journal","abstract":"In the evolution from Agriculture 2.0 to Agriculture 5.0, the agricultural sector has witnessed transformative changes. Agriculture 5.0 represents a revolutionary phase, integrating advanced technologies to enhance efficiency and sustainability adapted to individual field and livestock needs. The integration of robotics, extended reality, and 6G technologies marks a significant leap, enabling real-time monitoring and automation in farming practices. Artificial intelligence and big data are pivotal in Agriculture 5.0, offering insights for decision making and predictive analytics. Natural language processing plays a crucial role in facilitating efficient communication and data processing. The transition to Agriculture 5.0 should also consider societal challenges, in terms of technology lock-ins and the need for behavior shifts among stakeholders for faster adoption and customization of the solutions. This article presents a comprehensive description of Agriculture 5.0, underscoring the potential and hurdles in reshaping the future of farming.","container-title":"IT Professional","DOI":"10.1109/MITP.2024.3358972","ISSN":"1941-045X","issue":"1","page":"40-47","source":"IEEE Xplore","title":"Agriculture 5.0: Cutting-Edge Technologies, Trends, and Challenges","title-short":"Agriculture 5.0","volume":"26","author":[{"family":"FOUNTAS","given":"Spyros"},{"family":"Espejo-García","given":"Borja"},{"family":"Kasimati","given":"Aikaterini"},{"family":"Gemtou","given":"Marilena"},{"family":"Panoutsopoulos","given":"Hercules"},{"family":"Anastasiou","given":"Evangelos"}],"issued":{"date-parts":[["2024",1]]}}}],"schema":"https://github.com/citation-style-language/schema/raw/master/csl-citation.json"} </w:instrText>
+      </w:r>
+      <w:r>
+        <w:rPr>
+          <w:szCs w:val="24"/>
+        </w:rPr>
+        <w:fldChar w:fldCharType="separate"/>
+      </w:r>
+      <w:r>
+        <w:t>(FOUNTAS et al., 2024)</w:t>
+      </w:r>
+      <w:r>
+        <w:rPr>
+          <w:szCs w:val="24"/>
+        </w:rPr>
+        <w:fldChar w:fldCharType="end"/>
+      </w:r>
+      <w:r>
+        <w:rPr>
+          <w:szCs w:val="24"/>
+        </w:rPr>
+        <w:t>.</w:t>
       </w:r>
     </w:p>
     <w:p>
@@ -7929,7 +8378,7 @@
           <w:szCs w:val="24"/>
         </w:rPr>
       </w:pPr>
-      <w:commentRangeStart w:id="6"/>
+      <w:commentRangeStart w:id="7"/>
       <w:r>
         <w:rPr>
           <w:szCs w:val="24"/>
@@ -7966,14 +8415,14 @@
         </w:rPr>
         <w:t>.</w:t>
       </w:r>
-      <w:commentRangeEnd w:id="6"/>
+      <w:commentRangeEnd w:id="7"/>
       <w:r>
         <w:rPr>
           <w:rStyle w:val="Refdecomentrio"/>
           <w:sz w:val="24"/>
           <w:szCs w:val="24"/>
         </w:rPr>
-        <w:commentReference w:id="6"/>
+        <w:commentReference w:id="7"/>
       </w:r>
     </w:p>
     <w:p>
@@ -7996,14 +8445,212 @@
       <w:pPr>
         <w:pStyle w:val="Ttulo1"/>
       </w:pPr>
-      <w:bookmarkStart w:id="7" w:name="_Toc190957274"/>
+      <w:bookmarkStart w:id="8" w:name="_Toc190957274"/>
+      <w:bookmarkStart w:id="9" w:name="_Toc241608097"/>
       <w:r>
         <w:lastRenderedPageBreak/>
         <w:t>FUNDAMENTAÇÃO TEÓRICA</w:t>
       </w:r>
-      <w:bookmarkEnd w:id="7"/>
+      <w:bookmarkEnd w:id="8"/>
+      <w:bookmarkEnd w:id="9"/>
     </w:p>
     <w:p/>
+    <w:p>
+      <w:pPr>
+        <w:spacing w:line="360" w:lineRule="auto"/>
+        <w:ind w:firstLine="709"/>
+        <w:jc w:val="both"/>
+        <w:rPr>
+          <w:rFonts w:ascii="Times New Roman" w:hAnsi="Times New Roman"/>
+          <w:sz w:val="24"/>
+          <w:szCs w:val="24"/>
+        </w:rPr>
+      </w:pPr>
+      <w:r>
+        <w:rPr>
+          <w:rFonts w:ascii="Times New Roman" w:hAnsi="Times New Roman"/>
+          <w:sz w:val="24"/>
+          <w:szCs w:val="24"/>
+        </w:rPr>
+        <w:t xml:space="preserve"> </w:t>
+      </w:r>
+      <w:r>
+        <w:rPr>
+          <w:rFonts w:ascii="Times New Roman" w:hAnsi="Times New Roman"/>
+          <w:sz w:val="24"/>
+          <w:szCs w:val="24"/>
+        </w:rPr>
+        <w:t>Na presente seção são apresentados</w:t>
+      </w:r>
+      <w:r>
+        <w:rPr>
+          <w:rFonts w:ascii="Times New Roman" w:hAnsi="Times New Roman"/>
+          <w:sz w:val="24"/>
+          <w:szCs w:val="24"/>
+        </w:rPr>
+        <w:t xml:space="preserve"> todos os fundamentos relativos ao presente estudo. A seção está separada n</w:t>
+      </w:r>
+      <w:r>
+        <w:rPr>
+          <w:rFonts w:ascii="Times New Roman" w:hAnsi="Times New Roman"/>
+          <w:sz w:val="24"/>
+          <w:szCs w:val="24"/>
+        </w:rPr>
+        <w:t xml:space="preserve">os seguintes tópicos: </w:t>
+      </w:r>
+      <w:r>
+        <w:rPr>
+          <w:rFonts w:ascii="Times New Roman" w:hAnsi="Times New Roman"/>
+          <w:sz w:val="24"/>
+          <w:szCs w:val="24"/>
+        </w:rPr>
+        <w:t>2</w:t>
+      </w:r>
+      <w:r>
+        <w:rPr>
+          <w:rFonts w:ascii="Times New Roman" w:hAnsi="Times New Roman"/>
+          <w:sz w:val="24"/>
+          <w:szCs w:val="24"/>
+        </w:rPr>
+        <w:t xml:space="preserve">.1 </w:t>
+      </w:r>
+      <w:r>
+        <w:rPr>
+          <w:rFonts w:ascii="Times New Roman" w:hAnsi="Times New Roman"/>
+          <w:sz w:val="24"/>
+          <w:szCs w:val="24"/>
+        </w:rPr>
+        <w:t xml:space="preserve">Doenças do </w:t>
+      </w:r>
+      <w:r>
+        <w:rPr>
+          <w:rFonts w:ascii="Times New Roman" w:hAnsi="Times New Roman"/>
+          <w:sz w:val="24"/>
+          <w:szCs w:val="24"/>
+        </w:rPr>
+        <w:t>T</w:t>
+      </w:r>
+      <w:r>
+        <w:rPr>
+          <w:rFonts w:ascii="Times New Roman" w:hAnsi="Times New Roman"/>
+          <w:sz w:val="24"/>
+          <w:szCs w:val="24"/>
+        </w:rPr>
+        <w:t>omateiro</w:t>
+      </w:r>
+      <w:r>
+        <w:rPr>
+          <w:rFonts w:ascii="Times New Roman" w:hAnsi="Times New Roman"/>
+          <w:sz w:val="24"/>
+          <w:szCs w:val="24"/>
+        </w:rPr>
+        <w:t xml:space="preserve">; </w:t>
+      </w:r>
+      <w:r>
+        <w:rPr>
+          <w:rFonts w:ascii="Times New Roman" w:hAnsi="Times New Roman"/>
+          <w:sz w:val="24"/>
+          <w:szCs w:val="24"/>
+        </w:rPr>
+        <w:t>2.</w:t>
+      </w:r>
+      <w:r>
+        <w:rPr>
+          <w:rFonts w:ascii="Times New Roman" w:hAnsi="Times New Roman"/>
+          <w:sz w:val="24"/>
+          <w:szCs w:val="24"/>
+        </w:rPr>
+        <w:t>2</w:t>
+      </w:r>
+      <w:r>
+        <w:rPr>
+          <w:rFonts w:ascii="Times New Roman" w:hAnsi="Times New Roman"/>
+          <w:sz w:val="24"/>
+          <w:szCs w:val="24"/>
+        </w:rPr>
+        <w:t xml:space="preserve"> </w:t>
+      </w:r>
+      <w:r>
+        <w:rPr>
+          <w:rFonts w:ascii="Times New Roman" w:hAnsi="Times New Roman"/>
+          <w:sz w:val="24"/>
+          <w:szCs w:val="24"/>
+        </w:rPr>
+        <w:t xml:space="preserve">Inteligência Artificial e </w:t>
+      </w:r>
+      <w:r>
+        <w:rPr>
+          <w:rFonts w:ascii="Times New Roman" w:hAnsi="Times New Roman"/>
+          <w:sz w:val="24"/>
+          <w:szCs w:val="24"/>
+        </w:rPr>
+        <w:t>Machine Learning</w:t>
+      </w:r>
+      <w:r>
+        <w:rPr>
+          <w:rFonts w:ascii="Times New Roman" w:hAnsi="Times New Roman"/>
+          <w:sz w:val="24"/>
+          <w:szCs w:val="24"/>
+        </w:rPr>
+        <w:t>;</w:t>
+      </w:r>
+      <w:r>
+        <w:rPr>
+          <w:rFonts w:ascii="Times New Roman" w:hAnsi="Times New Roman"/>
+          <w:sz w:val="24"/>
+          <w:szCs w:val="24"/>
+        </w:rPr>
+        <w:t xml:space="preserve"> </w:t>
+      </w:r>
+      <w:r>
+        <w:rPr>
+          <w:rFonts w:ascii="Times New Roman" w:hAnsi="Times New Roman"/>
+          <w:sz w:val="24"/>
+          <w:szCs w:val="24"/>
+        </w:rPr>
+        <w:t>2.</w:t>
+      </w:r>
+      <w:r>
+        <w:rPr>
+          <w:rFonts w:ascii="Times New Roman" w:hAnsi="Times New Roman"/>
+          <w:sz w:val="24"/>
+          <w:szCs w:val="24"/>
+        </w:rPr>
+        <w:t xml:space="preserve">3 Deep Learning e Redes Neurais Artificiais; 2.4 Redes Neurais Convolucionais (CNN); 2.5 Transfer Learning; 2.6 Arquiteturas de Redes Pré-Treinadas; 2.7 </w:t>
+      </w:r>
+      <w:r>
+        <w:rPr>
+          <w:rFonts w:ascii="Times New Roman" w:hAnsi="Times New Roman"/>
+          <w:sz w:val="24"/>
+          <w:szCs w:val="24"/>
+        </w:rPr>
+        <w:t>Pré-Processamento</w:t>
+      </w:r>
+      <w:r>
+        <w:rPr>
+          <w:rFonts w:ascii="Times New Roman" w:hAnsi="Times New Roman"/>
+          <w:sz w:val="24"/>
+          <w:szCs w:val="24"/>
+        </w:rPr>
+        <w:t xml:space="preserve"> de Imagens</w:t>
+      </w:r>
+      <w:r>
+        <w:rPr>
+          <w:rFonts w:ascii="Times New Roman" w:hAnsi="Times New Roman"/>
+          <w:sz w:val="24"/>
+          <w:szCs w:val="24"/>
+        </w:rPr>
+        <w:t>; 2.8 Métricas de Avaliação</w:t>
+      </w:r>
+      <w:r>
+        <w:rPr>
+          <w:rFonts w:ascii="Times New Roman" w:hAnsi="Times New Roman"/>
+          <w:sz w:val="24"/>
+          <w:szCs w:val="24"/>
+        </w:rPr>
+        <w:t>.</w:t>
+      </w:r>
+    </w:p>
     <w:p>
       <w:pPr>
         <w:spacing w:line="360" w:lineRule="auto"/>
@@ -8015,6 +8662,69 @@
           <w:szCs w:val="24"/>
         </w:rPr>
       </w:pPr>
+    </w:p>
+    <w:p>
+      <w:pPr>
+        <w:pStyle w:val="Ttulo2"/>
+      </w:pPr>
+      <w:bookmarkStart w:id="10" w:name="_Toc241608098"/>
+      <w:r>
+        <w:t>DOENÇAS DO TOMATEIRO</w:t>
+      </w:r>
+      <w:bookmarkEnd w:id="10"/>
+    </w:p>
+    <w:p/>
+    <w:p>
+      <w:pPr>
+        <w:spacing w:line="360" w:lineRule="auto"/>
+        <w:ind w:firstLine="709"/>
+        <w:jc w:val="both"/>
+        <w:rPr>
+          <w:rFonts w:ascii="Times New Roman" w:hAnsi="Times New Roman"/>
+          <w:sz w:val="24"/>
+          <w:szCs w:val="24"/>
+        </w:rPr>
+      </w:pPr>
+      <w:r>
+        <w:rPr>
+          <w:rFonts w:ascii="Times New Roman" w:hAnsi="Times New Roman"/>
+          <w:sz w:val="24"/>
+          <w:szCs w:val="24"/>
+        </w:rPr>
+        <w:t>A</w:t>
+      </w:r>
+      <w:r>
+        <w:rPr>
+          <w:rFonts w:ascii="Times New Roman" w:hAnsi="Times New Roman"/>
+          <w:sz w:val="24"/>
+          <w:szCs w:val="24"/>
+        </w:rPr>
+        <w:t xml:space="preserve"> cultura do tomate</w:t>
+      </w:r>
+      <w:r>
+        <w:rPr>
+          <w:rFonts w:ascii="Times New Roman" w:hAnsi="Times New Roman"/>
+          <w:sz w:val="24"/>
+          <w:szCs w:val="24"/>
+        </w:rPr>
+        <w:t>iro</w:t>
+      </w:r>
+      <w:r>
+        <w:rPr>
+          <w:rFonts w:ascii="Times New Roman" w:hAnsi="Times New Roman"/>
+          <w:sz w:val="24"/>
+          <w:szCs w:val="24"/>
+        </w:rPr>
+        <w:t xml:space="preserve"> representa uma </w:t>
+      </w:r>
+      <w:r>
+        <w:rPr>
+          <w:rFonts w:ascii="Times New Roman" w:hAnsi="Times New Roman"/>
+          <w:sz w:val="24"/>
+          <w:szCs w:val="24"/>
+        </w:rPr>
+        <w:t>das hortaliças com maior importância econômica no setor da agricultura. No Brasil, o tomate utilizado para processamento industrial é responsável por consolidar o país como o 5º maior produtor mundial destinado a esse processo</w:t>
+      </w:r>
       <w:r>
         <w:rPr>
           <w:rFonts w:ascii="Times New Roman" w:hAnsi="Times New Roman"/>
@@ -8029,71 +8739,94 @@
           <w:sz w:val="24"/>
           <w:szCs w:val="24"/>
         </w:rPr>
-        <w:t>Na presente seção são apresentados</w:t>
-      </w:r>
-      <w:r>
-        <w:rPr>
-          <w:rFonts w:ascii="Times New Roman" w:hAnsi="Times New Roman"/>
-          <w:sz w:val="24"/>
-          <w:szCs w:val="24"/>
-        </w:rPr>
-        <w:t xml:space="preserve"> todos os fundamentos relativos ao presente estudo. A seção está separada n</w:t>
-      </w:r>
-      <w:r>
-        <w:rPr>
-          <w:rFonts w:ascii="Times New Roman" w:hAnsi="Times New Roman"/>
-          <w:sz w:val="24"/>
-          <w:szCs w:val="24"/>
-        </w:rPr>
-        <w:t xml:space="preserve">os seguintes tópicos: </w:t>
-      </w:r>
-      <w:r>
-        <w:rPr>
-          <w:rFonts w:ascii="Times New Roman" w:hAnsi="Times New Roman"/>
-          <w:sz w:val="24"/>
-          <w:szCs w:val="24"/>
-        </w:rPr>
-        <w:t>2</w:t>
-      </w:r>
-      <w:r>
-        <w:rPr>
-          <w:rFonts w:ascii="Times New Roman" w:hAnsi="Times New Roman"/>
-          <w:sz w:val="24"/>
-          <w:szCs w:val="24"/>
-        </w:rPr>
-        <w:t xml:space="preserve">.1 </w:t>
-      </w:r>
-      <w:r>
-        <w:rPr>
-          <w:rFonts w:ascii="Times New Roman" w:hAnsi="Times New Roman"/>
-          <w:sz w:val="24"/>
-          <w:szCs w:val="24"/>
-        </w:rPr>
-        <w:t>Doenças do tomateiro</w:t>
-      </w:r>
-      <w:r>
-        <w:rPr>
-          <w:rFonts w:ascii="Times New Roman" w:hAnsi="Times New Roman"/>
-          <w:sz w:val="24"/>
-          <w:szCs w:val="24"/>
-        </w:rPr>
-        <w:t xml:space="preserve">; </w:t>
-      </w:r>
-      <w:r>
-        <w:rPr>
-          <w:rFonts w:ascii="Times New Roman" w:hAnsi="Times New Roman"/>
-          <w:sz w:val="24"/>
-          <w:szCs w:val="24"/>
-        </w:rPr>
-        <w:t>2.</w:t>
-      </w:r>
-      <w:r>
-        <w:rPr>
-          <w:rFonts w:ascii="Times New Roman" w:hAnsi="Times New Roman"/>
-          <w:sz w:val="24"/>
-          <w:szCs w:val="24"/>
-        </w:rPr>
-        <w:t>2</w:t>
+        <w:fldChar w:fldCharType="begin"/>
+      </w:r>
+      <w:r>
+        <w:rPr>
+          <w:rFonts w:ascii="Times New Roman" w:hAnsi="Times New Roman"/>
+          <w:sz w:val="24"/>
+          <w:szCs w:val="24"/>
+        </w:rPr>
+        <w:instrText xml:space="preserve"> ADDIN ZOTERO_ITEM CSL_CITATION {"citationID":"HpHMx14c","properties":{"unsorted":false,"formattedCitation":"(EMBRAPA, 2022)","plainCitation":"(EMBRAPA, 2022)","noteIndex":0},"citationItems":[{"id":5,"uris":["http://zotero.org/users/local/xQYOzGgm/items/FNFMWJZK"],"itemData":{"id":5,"type":"webpage","container-title":"Portal Embrapa","title":"Tomate","URL":"https://www.embrapa.br/agencia-de-informacao-tecnologica/cultivos/tomate","author":[{"family":"EMBRAPA","given":""}],"accessed":{"date-parts":[["2026",4,29]]},"issued":{"date-parts":[["2022"]]}}}],"schema":"https://github.com/citation-style-language/schema/raw/master/csl-citation.json"} </w:instrText>
+      </w:r>
+      <w:r>
+        <w:rPr>
+          <w:rFonts w:ascii="Times New Roman" w:hAnsi="Times New Roman"/>
+          <w:sz w:val="24"/>
+          <w:szCs w:val="24"/>
+        </w:rPr>
+        <w:fldChar w:fldCharType="separate"/>
+      </w:r>
+      <w:r>
+        <w:rPr>
+          <w:rFonts w:ascii="Times New Roman" w:hAnsi="Times New Roman"/>
+          <w:sz w:val="24"/>
+        </w:rPr>
+        <w:t>(EMBRAPA, 2022)</w:t>
+      </w:r>
+      <w:r>
+        <w:rPr>
+          <w:rFonts w:ascii="Times New Roman" w:hAnsi="Times New Roman"/>
+          <w:sz w:val="24"/>
+          <w:szCs w:val="24"/>
+        </w:rPr>
+        <w:fldChar w:fldCharType="end"/>
+      </w:r>
+      <w:r>
+        <w:rPr>
+          <w:rFonts w:ascii="Times New Roman" w:hAnsi="Times New Roman"/>
+          <w:sz w:val="24"/>
+          <w:szCs w:val="24"/>
+        </w:rPr>
+        <w:t>.</w:t>
+      </w:r>
+      <w:r>
+        <w:rPr>
+          <w:rFonts w:ascii="Times New Roman" w:hAnsi="Times New Roman"/>
+          <w:sz w:val="24"/>
+          <w:szCs w:val="24"/>
+        </w:rPr>
+        <w:t xml:space="preserve"> A importância dessa cultura se deu ao fato da responsabilidade que ela </w:t>
+      </w:r>
+      <w:r>
+        <w:rPr>
+          <w:rFonts w:ascii="Times New Roman" w:hAnsi="Times New Roman"/>
+          <w:sz w:val="24"/>
+          <w:szCs w:val="24"/>
+        </w:rPr>
+        <w:t>apresenta</w:t>
+      </w:r>
+      <w:r>
+        <w:rPr>
+          <w:rFonts w:ascii="Times New Roman" w:hAnsi="Times New Roman"/>
+          <w:sz w:val="24"/>
+          <w:szCs w:val="24"/>
+        </w:rPr>
+        <w:t xml:space="preserve"> em movimentar inúmeros setores do país, como empresas produtoras de insumos</w:t>
+      </w:r>
+      <w:r>
+        <w:rPr>
+          <w:rFonts w:ascii="Times New Roman" w:hAnsi="Times New Roman"/>
+          <w:sz w:val="24"/>
+          <w:szCs w:val="24"/>
+        </w:rPr>
+        <w:t>,</w:t>
+      </w:r>
+      <w:r>
+        <w:rPr>
+          <w:rFonts w:ascii="Times New Roman" w:hAnsi="Times New Roman"/>
+          <w:sz w:val="24"/>
+          <w:szCs w:val="24"/>
+        </w:rPr>
+        <w:t xml:space="preserve"> empresas que vendem maquinários e equipamentos agrícolas</w:t>
+      </w:r>
+      <w:r>
+        <w:rPr>
+          <w:rFonts w:ascii="Times New Roman" w:hAnsi="Times New Roman"/>
+          <w:sz w:val="24"/>
+          <w:szCs w:val="24"/>
+        </w:rPr>
+        <w:t xml:space="preserve"> e os consumidores finais</w:t>
       </w:r>
       <w:r>
         <w:rPr>
@@ -8109,15 +8842,114 @@
           <w:sz w:val="24"/>
           <w:szCs w:val="24"/>
         </w:rPr>
-        <w:t>Machine Learning</w:t>
-      </w:r>
-      <w:r>
-        <w:rPr>
-          <w:rFonts w:ascii="Times New Roman" w:hAnsi="Times New Roman"/>
-          <w:sz w:val="24"/>
-          <w:szCs w:val="24"/>
-        </w:rPr>
-        <w:t>;</w:t>
+        <w:fldChar w:fldCharType="begin"/>
+      </w:r>
+      <w:r>
+        <w:rPr>
+          <w:rFonts w:ascii="Times New Roman" w:hAnsi="Times New Roman"/>
+          <w:sz w:val="24"/>
+          <w:szCs w:val="24"/>
+        </w:rPr>
+        <w:instrText xml:space="preserve"> ADDIN ZOTERO_ITEM CSL_CITATION {"citationID":"wAAo8F2b","properties":{"unsorted":false,"formattedCitation":"(VILELA; BOITEUX; TEIXEIRA, 2022)","plainCitation":"(VILELA; BOITEUX; TEIXEIRA, 2022)","noteIndex":0},"citationItems":[{"id":81,"uris":["http://zotero.org/users/local/xQYOzGgm/items/26XJGDBZ"],"itemData":{"id":81,"type":"webpage","container-title":"Portal Embrapa","language":"pt-BR","title":"Importância","URL":"https://www.embrapa.br/web/agencia-de-informacao-tecnologica/cultivos/tomate/pre-producao/socioeconomia/importancia","author":[{"family":"VILELA","given":"NIRLENE JUNQUEIRA"},{"family":"BOITEUX","given":"LEONARDO SILVA"},{"family":"TEIXEIRA","given":"FLÁVIA MARIA VIEIRA"}],"accessed":{"date-parts":[["2026",9,26]]},"issued":{"date-parts":[["2022"]]}}}],"schema":"https://github.com/citation-style-language/schema/raw/master/csl-citation.json"} </w:instrText>
+      </w:r>
+      <w:r>
+        <w:rPr>
+          <w:rFonts w:ascii="Times New Roman" w:hAnsi="Times New Roman"/>
+          <w:sz w:val="24"/>
+          <w:szCs w:val="24"/>
+        </w:rPr>
+        <w:fldChar w:fldCharType="separate"/>
+      </w:r>
+      <w:r>
+        <w:rPr>
+          <w:rFonts w:ascii="Times New Roman" w:hAnsi="Times New Roman"/>
+          <w:sz w:val="24"/>
+        </w:rPr>
+        <w:t>(VILELA; BOITEUX; TEIXEIRA, 2022)</w:t>
+      </w:r>
+      <w:r>
+        <w:rPr>
+          <w:rFonts w:ascii="Times New Roman" w:hAnsi="Times New Roman"/>
+          <w:sz w:val="24"/>
+          <w:szCs w:val="24"/>
+        </w:rPr>
+        <w:fldChar w:fldCharType="end"/>
+      </w:r>
+      <w:r>
+        <w:rPr>
+          <w:rFonts w:ascii="Times New Roman" w:hAnsi="Times New Roman"/>
+          <w:sz w:val="24"/>
+          <w:szCs w:val="24"/>
+        </w:rPr>
+        <w:t>.</w:t>
+      </w:r>
+    </w:p>
+    <w:p>
+      <w:pPr>
+        <w:spacing w:line="360" w:lineRule="auto"/>
+        <w:ind w:firstLine="709"/>
+        <w:jc w:val="both"/>
+        <w:rPr>
+          <w:rFonts w:ascii="Times New Roman" w:hAnsi="Times New Roman"/>
+          <w:sz w:val="24"/>
+          <w:szCs w:val="24"/>
+        </w:rPr>
+      </w:pPr>
+      <w:r>
+        <w:rPr>
+          <w:rFonts w:ascii="Times New Roman" w:hAnsi="Times New Roman"/>
+          <w:sz w:val="24"/>
+          <w:szCs w:val="24"/>
+        </w:rPr>
+        <w:t xml:space="preserve">Entretanto, apesar da </w:t>
+      </w:r>
+      <w:r>
+        <w:rPr>
+          <w:rFonts w:ascii="Times New Roman" w:hAnsi="Times New Roman"/>
+          <w:sz w:val="24"/>
+          <w:szCs w:val="24"/>
+        </w:rPr>
+        <w:t>sua relevância</w:t>
+      </w:r>
+      <w:r>
+        <w:rPr>
+          <w:rFonts w:ascii="Times New Roman" w:hAnsi="Times New Roman"/>
+          <w:sz w:val="24"/>
+          <w:szCs w:val="24"/>
+        </w:rPr>
+        <w:t xml:space="preserve"> no setor da agricultura,</w:t>
+      </w:r>
+      <w:r>
+        <w:rPr>
+          <w:rFonts w:ascii="Times New Roman" w:hAnsi="Times New Roman"/>
+          <w:sz w:val="24"/>
+          <w:szCs w:val="24"/>
+        </w:rPr>
+        <w:t xml:space="preserve"> o tomate</w:t>
+      </w:r>
+      <w:r>
+        <w:rPr>
+          <w:rFonts w:ascii="Times New Roman" w:hAnsi="Times New Roman"/>
+          <w:sz w:val="24"/>
+          <w:szCs w:val="24"/>
+        </w:rPr>
+        <w:t>iro</w:t>
+      </w:r>
+      <w:r>
+        <w:rPr>
+          <w:rFonts w:ascii="Times New Roman" w:hAnsi="Times New Roman"/>
+          <w:sz w:val="24"/>
+          <w:szCs w:val="24"/>
+        </w:rPr>
+        <w:t xml:space="preserve"> sofre </w:t>
+      </w:r>
+      <w:r>
+        <w:rPr>
+          <w:rFonts w:ascii="Times New Roman" w:hAnsi="Times New Roman"/>
+          <w:sz w:val="24"/>
+          <w:szCs w:val="24"/>
+        </w:rPr>
+        <w:t>com</w:t>
       </w:r>
       <w:r>
         <w:rPr>
@@ -8133,15 +8965,15 @@
           <w:sz w:val="24"/>
           <w:szCs w:val="24"/>
         </w:rPr>
-        <w:t>2.</w:t>
-      </w:r>
-      <w:r>
-        <w:rPr>
-          <w:rFonts w:ascii="Times New Roman" w:hAnsi="Times New Roman"/>
-          <w:sz w:val="24"/>
-          <w:szCs w:val="24"/>
-        </w:rPr>
-        <w:t>3 Deep Learning e Redes Neurais Artificiais; 2.4 Redes Neurais Convolucionais (CNN); 2.5 Transfer Learning; 2.6 Arquiteturas de Redes Pré-Treinadas; 2.7 Dataset; 2.8 Métricas de Avaliação</w:t>
+        <w:t>inúmeras adversidades fitossanitárias, envolvendo principalmente ataques de patógenos que afetam a cultura, sobretudo, as folhas</w:t>
+      </w:r>
+      <w:r>
+        <w:rPr>
+          <w:rFonts w:ascii="Times New Roman" w:hAnsi="Times New Roman"/>
+          <w:sz w:val="24"/>
+          <w:szCs w:val="24"/>
+        </w:rPr>
+        <w:t>, local que revela com mais destaque os sintomas visuais de infecções causadas por fungos ou bactérias</w:t>
       </w:r>
       <w:r>
         <w:rPr>
@@ -8151,11 +8983,74 @@
         </w:rPr>
         <w:t>.</w:t>
       </w:r>
+      <w:r>
+        <w:rPr>
+          <w:rFonts w:ascii="Times New Roman" w:hAnsi="Times New Roman"/>
+          <w:sz w:val="24"/>
+          <w:szCs w:val="24"/>
+        </w:rPr>
+        <w:t xml:space="preserve"> Alguns dos fatores que favorecem a proliferação desses patógenos na cultura do tomate são o clima e o tipo do preparo do solo, dessa forma, o monitoramento e o diagnóstico na lavoura são necessários para evitar perdas financeiras significativas</w:t>
+      </w:r>
+      <w:r>
+        <w:rPr>
+          <w:rFonts w:ascii="Times New Roman" w:hAnsi="Times New Roman"/>
+          <w:sz w:val="24"/>
+          <w:szCs w:val="24"/>
+        </w:rPr>
+        <w:t xml:space="preserve"> </w:t>
+      </w:r>
+      <w:r>
+        <w:rPr>
+          <w:rFonts w:ascii="Times New Roman" w:hAnsi="Times New Roman"/>
+          <w:sz w:val="24"/>
+          <w:szCs w:val="24"/>
+        </w:rPr>
+        <w:fldChar w:fldCharType="begin"/>
+      </w:r>
+      <w:r>
+        <w:rPr>
+          <w:rFonts w:ascii="Times New Roman" w:hAnsi="Times New Roman"/>
+          <w:sz w:val="24"/>
+          <w:szCs w:val="24"/>
+        </w:rPr>
+        <w:instrText xml:space="preserve"> ADDIN ZOTERO_ITEM CSL_CITATION {"citationID":"nrxJ5yfX","properties":{"unsorted":false,"formattedCitation":"(REIS et al., 2021)","plainCitation":"(REIS et al., 2021)","noteIndex":0},"citationItems":[{"id":76,"uris":["http://zotero.org/users/local/xQYOzGgm/items/W2XZWNX2"],"itemData":{"id":76,"type":"book","abstract":"Fatores ou condições que influenciam a ocorrência de doenças na produção de tomate e medidas gerais de prevenção e controle. Doenças causadas por fungos e omicetos. Doenças causadas por bactérias. Doenças causadas por vírus. Doenças causadas por nematoides. Distúrbios fisiológicos. Doenças pós-colheita. Literatura recomendada. Glossário. Índice de patógenos associados a doenças do tomateiro.","ISBN":"978-65-87380-47-6","language":"por","license":"openAccess","note":"Accepted: 2022-03-25T06:00:38Z","publisher":"Brasilia, DF: Embrapa, 2021.","source":"www.infoteca.cnptia.embrapa.br","title":"Doenças do tomateiro","URL":"http://www.infoteca.cnptia.embrapa.br/handle/doc/1135499","author":[{"family":"REIS","given":"AILTON"},{"family":"INOUE-NAGATA","given":"ALICE KAZUKO"},{"family":"QUEZADO-DUVAL","given":"ALICE MARIA"},{"family":"LOPES","given":"CARLOS ALBERTO"},{"family":"HENZ","given":"GILMAR PAULO"},{"family":"PINHEIRO","given":"JADIR BORGES"},{"family":"BOITEUX","given":"LEONARDO SILVA"},{"family":"LIMA","given":"MIRTES FREITAS"},{"family":"MELO","given":"PAULO CÉSAR TAVARES"},{"family":"LOURENÇO JR.","given":"VALDIR"}],"accessed":{"date-parts":[["2026",9,24]]},"issued":{"date-parts":[["2021"]]}}}],"schema":"https://github.com/citation-style-language/schema/raw/master/csl-citation.json"} </w:instrText>
+      </w:r>
+      <w:r>
+        <w:rPr>
+          <w:rFonts w:ascii="Times New Roman" w:hAnsi="Times New Roman"/>
+          <w:sz w:val="24"/>
+          <w:szCs w:val="24"/>
+        </w:rPr>
+        <w:fldChar w:fldCharType="separate"/>
+      </w:r>
+      <w:r>
+        <w:rPr>
+          <w:rFonts w:ascii="Times New Roman" w:hAnsi="Times New Roman"/>
+          <w:sz w:val="24"/>
+        </w:rPr>
+        <w:t>(REIS et al., 2021)</w:t>
+      </w:r>
+      <w:r>
+        <w:rPr>
+          <w:rFonts w:ascii="Times New Roman" w:hAnsi="Times New Roman"/>
+          <w:sz w:val="24"/>
+          <w:szCs w:val="24"/>
+        </w:rPr>
+        <w:fldChar w:fldCharType="end"/>
+      </w:r>
+      <w:r>
+        <w:rPr>
+          <w:rFonts w:ascii="Times New Roman" w:hAnsi="Times New Roman"/>
+          <w:sz w:val="24"/>
+          <w:szCs w:val="24"/>
+        </w:rPr>
+        <w:t>.</w:t>
+      </w:r>
     </w:p>
     <w:p>
       <w:pPr>
         <w:spacing w:line="360" w:lineRule="auto"/>
-        <w:ind w:firstLine="851"/>
+        <w:ind w:firstLine="709"/>
         <w:jc w:val="both"/>
         <w:rPr>
           <w:rFonts w:ascii="Times New Roman" w:hAnsi="Times New Roman"/>
@@ -8163,125 +9058,377 @@
           <w:szCs w:val="24"/>
         </w:rPr>
       </w:pPr>
+      <w:r>
+        <w:rPr>
+          <w:rFonts w:ascii="Times New Roman" w:hAnsi="Times New Roman"/>
+          <w:sz w:val="24"/>
+          <w:szCs w:val="24"/>
+        </w:rPr>
+        <w:t xml:space="preserve">Contudo, </w:t>
+      </w:r>
+      <w:r>
+        <w:rPr>
+          <w:rFonts w:ascii="Times New Roman" w:hAnsi="Times New Roman"/>
+          <w:sz w:val="24"/>
+          <w:szCs w:val="24"/>
+        </w:rPr>
+        <w:t>embora</w:t>
+      </w:r>
+      <w:r>
+        <w:rPr>
+          <w:rFonts w:ascii="Times New Roman" w:hAnsi="Times New Roman"/>
+          <w:sz w:val="24"/>
+          <w:szCs w:val="24"/>
+        </w:rPr>
+        <w:t xml:space="preserve"> o monitoramento </w:t>
+      </w:r>
+      <w:r>
+        <w:rPr>
+          <w:rFonts w:ascii="Times New Roman" w:hAnsi="Times New Roman"/>
+          <w:sz w:val="24"/>
+          <w:szCs w:val="24"/>
+        </w:rPr>
+        <w:t xml:space="preserve">visual </w:t>
+      </w:r>
+      <w:r>
+        <w:rPr>
+          <w:rFonts w:ascii="Times New Roman" w:hAnsi="Times New Roman"/>
+          <w:sz w:val="24"/>
+          <w:szCs w:val="24"/>
+        </w:rPr>
+        <w:t>contínuo nas lavouras</w:t>
+      </w:r>
+      <w:r>
+        <w:rPr>
+          <w:rFonts w:ascii="Times New Roman" w:hAnsi="Times New Roman"/>
+          <w:sz w:val="24"/>
+          <w:szCs w:val="24"/>
+        </w:rPr>
+        <w:t xml:space="preserve"> seja amplamente utilizado por avaliadores</w:t>
+      </w:r>
+      <w:r>
+        <w:rPr>
+          <w:rFonts w:ascii="Times New Roman" w:hAnsi="Times New Roman"/>
+          <w:sz w:val="24"/>
+          <w:szCs w:val="24"/>
+        </w:rPr>
+        <w:t xml:space="preserve">, esse método tradicional </w:t>
+      </w:r>
+      <w:r>
+        <w:rPr>
+          <w:rFonts w:ascii="Times New Roman" w:hAnsi="Times New Roman"/>
+          <w:sz w:val="24"/>
+          <w:szCs w:val="24"/>
+        </w:rPr>
+        <w:t>torna-se</w:t>
+      </w:r>
+      <w:r>
+        <w:rPr>
+          <w:rFonts w:ascii="Times New Roman" w:hAnsi="Times New Roman"/>
+          <w:sz w:val="24"/>
+          <w:szCs w:val="24"/>
+        </w:rPr>
+        <w:t xml:space="preserve"> ineficiente, principalmente em grandes</w:t>
+      </w:r>
+      <w:r>
+        <w:rPr>
+          <w:rFonts w:ascii="Times New Roman" w:hAnsi="Times New Roman"/>
+          <w:sz w:val="24"/>
+          <w:szCs w:val="24"/>
+        </w:rPr>
+        <w:t xml:space="preserve"> extensões</w:t>
+      </w:r>
+      <w:r>
+        <w:rPr>
+          <w:rFonts w:ascii="Times New Roman" w:hAnsi="Times New Roman"/>
+          <w:sz w:val="24"/>
+          <w:szCs w:val="24"/>
+        </w:rPr>
+        <w:t xml:space="preserve"> </w:t>
+      </w:r>
+      <w:r>
+        <w:rPr>
+          <w:rFonts w:ascii="Times New Roman" w:hAnsi="Times New Roman"/>
+          <w:sz w:val="24"/>
+          <w:szCs w:val="24"/>
+        </w:rPr>
+        <w:t>de cultivo. Ademais,</w:t>
+      </w:r>
+      <w:r>
+        <w:rPr>
+          <w:rFonts w:ascii="Times New Roman" w:hAnsi="Times New Roman"/>
+          <w:sz w:val="24"/>
+          <w:szCs w:val="24"/>
+        </w:rPr>
+        <w:t xml:space="preserve"> devido ao </w:t>
+      </w:r>
+      <w:r>
+        <w:rPr>
+          <w:rFonts w:ascii="Times New Roman" w:hAnsi="Times New Roman"/>
+          <w:sz w:val="24"/>
+          <w:szCs w:val="24"/>
+        </w:rPr>
+        <w:t xml:space="preserve">processo ocorrer de forma manual, o </w:t>
+      </w:r>
+      <w:r>
+        <w:rPr>
+          <w:rFonts w:ascii="Times New Roman" w:hAnsi="Times New Roman"/>
+          <w:sz w:val="24"/>
+          <w:szCs w:val="24"/>
+        </w:rPr>
+        <w:t xml:space="preserve">cansaço </w:t>
+      </w:r>
+      <w:r>
+        <w:rPr>
+          <w:rFonts w:ascii="Times New Roman" w:hAnsi="Times New Roman"/>
+          <w:sz w:val="24"/>
+          <w:szCs w:val="24"/>
+        </w:rPr>
+        <w:t xml:space="preserve">ocasionado pelos esforços físicos e mentais dos </w:t>
+      </w:r>
+      <w:r>
+        <w:rPr>
+          <w:rFonts w:ascii="Times New Roman" w:hAnsi="Times New Roman"/>
+          <w:sz w:val="24"/>
+          <w:szCs w:val="24"/>
+        </w:rPr>
+        <w:t xml:space="preserve">responsáveis por realizar </w:t>
+      </w:r>
+      <w:r>
+        <w:rPr>
+          <w:rFonts w:ascii="Times New Roman" w:hAnsi="Times New Roman"/>
+          <w:sz w:val="24"/>
+          <w:szCs w:val="24"/>
+        </w:rPr>
+        <w:t xml:space="preserve">tal </w:t>
+      </w:r>
+      <w:r>
+        <w:rPr>
+          <w:rFonts w:ascii="Times New Roman" w:hAnsi="Times New Roman"/>
+          <w:sz w:val="24"/>
+          <w:szCs w:val="24"/>
+        </w:rPr>
+        <w:t>tarefa,</w:t>
+      </w:r>
+      <w:r>
+        <w:rPr>
+          <w:rFonts w:ascii="Times New Roman" w:hAnsi="Times New Roman"/>
+          <w:sz w:val="24"/>
+          <w:szCs w:val="24"/>
+        </w:rPr>
+        <w:t xml:space="preserve"> podem prejudicar as análises realizadas, resultando </w:t>
+      </w:r>
+      <w:r>
+        <w:rPr>
+          <w:rFonts w:ascii="Times New Roman" w:hAnsi="Times New Roman"/>
+          <w:sz w:val="24"/>
+          <w:szCs w:val="24"/>
+        </w:rPr>
+        <w:t>na precisão</w:t>
+      </w:r>
+      <w:r>
+        <w:rPr>
+          <w:rFonts w:ascii="Times New Roman" w:hAnsi="Times New Roman"/>
+          <w:sz w:val="24"/>
+          <w:szCs w:val="24"/>
+        </w:rPr>
+        <w:t xml:space="preserve"> d</w:t>
+      </w:r>
+      <w:r>
+        <w:rPr>
+          <w:rFonts w:ascii="Times New Roman" w:hAnsi="Times New Roman"/>
+          <w:sz w:val="24"/>
+          <w:szCs w:val="24"/>
+        </w:rPr>
+        <w:t>os</w:t>
+      </w:r>
+      <w:r>
+        <w:rPr>
+          <w:rFonts w:ascii="Times New Roman" w:hAnsi="Times New Roman"/>
+          <w:sz w:val="24"/>
+          <w:szCs w:val="24"/>
+        </w:rPr>
+        <w:t xml:space="preserve"> resultados, comprometendo assim a classificação da saúde na lavoura </w:t>
+      </w:r>
+      <w:r>
+        <w:rPr>
+          <w:rFonts w:ascii="Times New Roman" w:hAnsi="Times New Roman"/>
+          <w:sz w:val="24"/>
+          <w:szCs w:val="24"/>
+        </w:rPr>
+        <w:fldChar w:fldCharType="begin"/>
+      </w:r>
+      <w:r>
+        <w:rPr>
+          <w:rFonts w:ascii="Times New Roman" w:hAnsi="Times New Roman"/>
+          <w:sz w:val="24"/>
+          <w:szCs w:val="24"/>
+        </w:rPr>
+        <w:instrText xml:space="preserve"> ADDIN ZOTERO_ITEM CSL_CITATION {"citationID":"h0gGMnQ1","properties":{"unsorted":false,"formattedCitation":"(BARBEDO, 2013)","plainCitation":"(BARBEDO, 2013)","noteIndex":0},"citationItems":[{"id":77,"uris":["http://zotero.org/users/local/xQYOzGgm/items/ZKFTQF8W"],"itemData":{"id":77,"type":"article-journal","abstract":"This paper presents a survey on methods that use digital image processing techniques to detect, quantify and classify plant diseases from digital images in the visible spectrum. Although disease symptoms can manifest in any part of the plant, only methods that explore visible symptoms in leaves and stems were considered. This was done for two main reasons: to limit the length of the paper and because methods dealing with roots, seeds and fruits have some peculiarities that would warrant a specific survey. The selected proposals are divided into three classes according to their objective: detection, severity quantification, and classification. Each of those classes, in turn, are subdivided according to the main technical solution used in the algorithm. This paper is expected to be useful to researchers working both on vegetable pathology and pattern recognition, providing a comprehensive and accessible overview of this important field of research.","container-title":"SpringerPlus","DOI":"10.1186/2193-1801-2-660","ISSN":"2193-1801","issue":"1","journalAbbreviation":"SpringerPlus","language":"en","page":"660","source":"Springer Link","title":"Digital image processing techniques for detecting, quantifying and classifying plant diseases","volume":"2","author":[{"family":"BARBEDO","given":"JAYME GARCIA ARNAL"}],"issued":{"date-parts":[["2013",12,7]]}}}],"schema":"https://github.com/citation-style-language/schema/raw/master/csl-citation.json"} </w:instrText>
+      </w:r>
+      <w:r>
+        <w:rPr>
+          <w:rFonts w:ascii="Times New Roman" w:hAnsi="Times New Roman"/>
+          <w:sz w:val="24"/>
+          <w:szCs w:val="24"/>
+        </w:rPr>
+        <w:fldChar w:fldCharType="separate"/>
+      </w:r>
+      <w:r>
+        <w:rPr>
+          <w:rFonts w:ascii="Times New Roman" w:hAnsi="Times New Roman"/>
+          <w:sz w:val="24"/>
+        </w:rPr>
+        <w:t>(BARBEDO, 2013)</w:t>
+      </w:r>
+      <w:r>
+        <w:rPr>
+          <w:rFonts w:ascii="Times New Roman" w:hAnsi="Times New Roman"/>
+          <w:sz w:val="24"/>
+          <w:szCs w:val="24"/>
+        </w:rPr>
+        <w:fldChar w:fldCharType="end"/>
+      </w:r>
+      <w:r>
+        <w:rPr>
+          <w:rFonts w:ascii="Times New Roman" w:hAnsi="Times New Roman"/>
+          <w:sz w:val="24"/>
+          <w:szCs w:val="24"/>
+        </w:rPr>
+        <w:t>.</w:t>
+      </w:r>
     </w:p>
     <w:p>
       <w:pPr>
         <w:pStyle w:val="Ttulo2"/>
       </w:pPr>
-      <w:r>
-        <w:t>DOENÇAS DO TOMATEIRO</w:t>
-      </w:r>
+      <w:bookmarkStart w:id="11" w:name="_Toc241608099"/>
+      <w:r>
+        <w:lastRenderedPageBreak/>
+        <w:t xml:space="preserve">INTELIGÊNCIA ARTIFICIAL E </w:t>
+      </w:r>
+      <w:r>
+        <w:t>MACHINE LEARNING</w:t>
+      </w:r>
+      <w:bookmarkEnd w:id="11"/>
     </w:p>
     <w:p>
       <w:pPr>
         <w:pStyle w:val="Ttulo2"/>
-      </w:pPr>
-      <w:r>
-        <w:t>MACHINE LEARNING</w:t>
-      </w:r>
+        <w:rPr>
+          <w:lang w:val="en-US"/>
+        </w:rPr>
+      </w:pPr>
+      <w:bookmarkStart w:id="12" w:name="_Toc241608100"/>
+      <w:r>
+        <w:rPr>
+          <w:lang w:val="en-US"/>
+        </w:rPr>
+        <w:t>DEEP LEARNING E REDES N</w:t>
+      </w:r>
+      <w:r>
+        <w:rPr>
+          <w:lang w:val="en-US"/>
+        </w:rPr>
+        <w:t>EURAIS ARTIFICIAIS</w:t>
+      </w:r>
+      <w:bookmarkEnd w:id="12"/>
     </w:p>
     <w:p>
       <w:pPr>
         <w:pStyle w:val="Ttulo2"/>
-        <w:rPr>
-          <w:lang w:val="en-US"/>
-        </w:rPr>
-      </w:pPr>
-      <w:r>
-        <w:rPr>
-          <w:lang w:val="en-US"/>
-        </w:rPr>
-        <w:t>DEEP LEARNING E REDES N</w:t>
-      </w:r>
-      <w:r>
-        <w:rPr>
-          <w:lang w:val="en-US"/>
-        </w:rPr>
-        <w:t>EURAIS ARTIFICIAIS</w:t>
-      </w:r>
+      </w:pPr>
+      <w:bookmarkStart w:id="13" w:name="_Toc241608101"/>
+      <w:r>
+        <w:t>REDES NEURAIS CONVOLUCIONAIS</w:t>
+      </w:r>
+      <w:r>
+        <w:t xml:space="preserve"> (CNN)</w:t>
+      </w:r>
+      <w:bookmarkEnd w:id="13"/>
+    </w:p>
+    <w:p>
+      <w:pPr>
+        <w:pStyle w:val="Ttulo2"/>
+      </w:pPr>
+      <w:bookmarkStart w:id="14" w:name="_Toc241608102"/>
+      <w:r>
+        <w:t>TRANSFER LEARNING</w:t>
+      </w:r>
+      <w:bookmarkEnd w:id="14"/>
+    </w:p>
+    <w:p>
+      <w:pPr>
+        <w:pStyle w:val="Ttulo2"/>
+      </w:pPr>
+      <w:bookmarkStart w:id="15" w:name="_Toc241608103"/>
+      <w:r>
+        <w:t>ARQUITETURAS DE REDES PRÉ-TREINADAS</w:t>
+      </w:r>
+      <w:bookmarkEnd w:id="15"/>
     </w:p>
     <w:p>
       <w:pPr>
         <w:pStyle w:val="Ttulo3"/>
       </w:pPr>
-      <w:r>
-        <w:t>TESTE</w:t>
-      </w:r>
+      <w:bookmarkStart w:id="16" w:name="_Toc241608104"/>
+      <w:r>
+        <w:t>MOBILENETV3</w:t>
+      </w:r>
+      <w:bookmarkEnd w:id="16"/>
+    </w:p>
+    <w:p>
+      <w:pPr>
+        <w:pStyle w:val="Ttulo3"/>
+      </w:pPr>
+      <w:bookmarkStart w:id="17" w:name="_Toc241608105"/>
+      <w:r>
+        <w:t>EFFICIENTNETV2</w:t>
+      </w:r>
+      <w:bookmarkEnd w:id="17"/>
+    </w:p>
+    <w:p>
+      <w:pPr>
+        <w:pStyle w:val="Ttulo3"/>
+      </w:pPr>
+      <w:bookmarkStart w:id="18" w:name="_Toc241608106"/>
+      <w:r>
+        <w:t>RESNET50V2</w:t>
+      </w:r>
+      <w:bookmarkEnd w:id="18"/>
+    </w:p>
+    <w:p>
+      <w:pPr>
+        <w:pStyle w:val="Ttulo3"/>
+      </w:pPr>
+      <w:bookmarkStart w:id="19" w:name="_Toc241608107"/>
+      <w:r>
+        <w:t>DENSENET121</w:t>
+      </w:r>
+      <w:bookmarkEnd w:id="19"/>
     </w:p>
     <w:p>
       <w:pPr>
         <w:pStyle w:val="Ttulo2"/>
       </w:pPr>
-      <w:r>
-        <w:t>REDES NEURAIS CONVOLUCIONAIS</w:t>
-      </w:r>
-      <w:r>
-        <w:t xml:space="preserve"> (CNN)</w:t>
-      </w:r>
+      <w:bookmarkStart w:id="20" w:name="_Toc241608108"/>
+      <w:r>
+        <w:t>PRÉ-PROCESSAMENTO</w:t>
+      </w:r>
+      <w:r>
+        <w:t xml:space="preserve"> DE IMAGENS</w:t>
+      </w:r>
+      <w:bookmarkEnd w:id="20"/>
     </w:p>
     <w:p>
       <w:pPr>
         <w:pStyle w:val="Ttulo2"/>
       </w:pPr>
-      <w:r>
-        <w:t>TRANSFER LEARNING</w:t>
-      </w:r>
-    </w:p>
-    <w:p>
-      <w:pPr>
-        <w:pStyle w:val="Ttulo2"/>
-      </w:pPr>
-      <w:r>
-        <w:t>ARQUITETURAS DE REDES PRÉ-TREINADAS</w:t>
-      </w:r>
-    </w:p>
-    <w:p>
-      <w:pPr>
-        <w:pStyle w:val="Ttulo3"/>
-      </w:pPr>
-      <w:r>
-        <w:t>MobileNetV3</w:t>
-      </w:r>
-    </w:p>
-    <w:p>
-      <w:pPr>
-        <w:pStyle w:val="Ttulo3"/>
-      </w:pPr>
-      <w:r>
-        <w:t>EfficientNetV2</w:t>
-      </w:r>
-    </w:p>
-    <w:p>
-      <w:pPr>
-        <w:pStyle w:val="Ttulo3"/>
-      </w:pPr>
-      <w:r>
-        <w:t>ResNet50V2</w:t>
-      </w:r>
-    </w:p>
-    <w:p>
-      <w:pPr>
-        <w:pStyle w:val="Ttulo3"/>
-      </w:pPr>
-      <w:r>
-        <w:t>DenseNet121</w:t>
-      </w:r>
-    </w:p>
-    <w:p>
-      <w:pPr>
-        <w:pStyle w:val="Ttulo2"/>
-      </w:pPr>
-      <w:r>
-        <w:t>DATASET</w:t>
-      </w:r>
-    </w:p>
-    <w:p>
-      <w:pPr>
-        <w:pStyle w:val="Ttulo2"/>
-      </w:pPr>
+      <w:bookmarkStart w:id="21" w:name="_Toc241608109"/>
       <w:r>
         <w:t>MÉTRICAS DE AVALIAÇÃO</w:t>
       </w:r>
+      <w:bookmarkEnd w:id="21"/>
     </w:p>
     <w:p>
       <w:pPr>
@@ -8304,132 +9451,16 @@
       <w:pPr>
         <w:pStyle w:val="Ttulo1"/>
       </w:pPr>
-      <w:bookmarkStart w:id="8" w:name="_Toc167717650"/>
-      <w:bookmarkStart w:id="9" w:name="_Toc167719557"/>
-      <w:bookmarkStart w:id="10" w:name="_Toc168148691"/>
-      <w:bookmarkStart w:id="11" w:name="_Toc190957279"/>
+      <w:bookmarkStart w:id="22" w:name="_Toc167717650"/>
+      <w:bookmarkStart w:id="23" w:name="_Toc167719557"/>
+      <w:bookmarkStart w:id="24" w:name="_Toc168148691"/>
+      <w:bookmarkStart w:id="25" w:name="_Toc190957279"/>
+      <w:bookmarkStart w:id="26" w:name="_Toc241608110"/>
       <w:r>
         <w:lastRenderedPageBreak/>
-        <w:t xml:space="preserve">MATERIAIS E </w:t>
-      </w:r>
-      <w:r>
-        <w:t>MÉTODOS</w:t>
-      </w:r>
-      <w:bookmarkEnd w:id="8"/>
-      <w:bookmarkEnd w:id="9"/>
-      <w:bookmarkEnd w:id="10"/>
-      <w:bookmarkEnd w:id="11"/>
-      <w:r>
-        <w:t xml:space="preserve"> </w:t>
-      </w:r>
-    </w:p>
-    <w:p>
-      <w:pPr>
-        <w:spacing w:line="360" w:lineRule="auto"/>
-        <w:ind w:firstLine="851"/>
-        <w:jc w:val="both"/>
-        <w:rPr>
-          <w:rFonts w:ascii="Times New Roman" w:hAnsi="Times New Roman"/>
-          <w:sz w:val="24"/>
-          <w:szCs w:val="24"/>
-        </w:rPr>
-      </w:pPr>
-      <w:r>
-        <w:rPr>
-          <w:rFonts w:ascii="Times New Roman" w:hAnsi="Times New Roman"/>
-          <w:sz w:val="24"/>
-          <w:szCs w:val="24"/>
-        </w:rPr>
-        <w:t xml:space="preserve">Na presente seção são </w:t>
-      </w:r>
-      <w:r>
-        <w:rPr>
-          <w:rFonts w:ascii="Times New Roman" w:hAnsi="Times New Roman"/>
-          <w:sz w:val="24"/>
-          <w:szCs w:val="24"/>
-        </w:rPr>
-        <w:t>apresentadas</w:t>
-      </w:r>
-      <w:r>
-        <w:rPr>
-          <w:rFonts w:ascii="Times New Roman" w:hAnsi="Times New Roman"/>
-          <w:sz w:val="24"/>
-          <w:szCs w:val="24"/>
-        </w:rPr>
-        <w:t xml:space="preserve"> </w:t>
-      </w:r>
-      <w:r>
-        <w:rPr>
-          <w:rFonts w:ascii="Times New Roman" w:hAnsi="Times New Roman"/>
-          <w:sz w:val="24"/>
-          <w:szCs w:val="24"/>
-        </w:rPr>
-        <w:t>todas as etapas de desenvolvimento do protótipo, desde as escolhas de equipamentos até os algoritmos utilizados. Está seção está segmentada nos</w:t>
-      </w:r>
-      <w:r>
-        <w:rPr>
-          <w:rFonts w:ascii="Times New Roman" w:hAnsi="Times New Roman"/>
-          <w:sz w:val="24"/>
-          <w:szCs w:val="24"/>
-        </w:rPr>
-        <w:t xml:space="preserve"> seguintes tópicos: 3.1 Materiais Utilizados; 3.2 Dataset; e 3.3 Desenvolvimento e Validação.</w:t>
-      </w:r>
-    </w:p>
-    <w:p>
-      <w:pPr>
-        <w:spacing w:after="35" w:line="360" w:lineRule="auto"/>
-        <w:jc w:val="both"/>
-        <w:rPr>
-          <w:rFonts w:ascii="Times New Roman" w:eastAsia="Times New Roman" w:hAnsi="Times New Roman"/>
-          <w:sz w:val="24"/>
-          <w:szCs w:val="24"/>
-          <w:lang w:eastAsia="pt-PT" w:bidi="pt-PT"/>
-        </w:rPr>
-      </w:pPr>
-    </w:p>
-    <w:p>
-      <w:pPr>
-        <w:pStyle w:val="Ttulo2"/>
-        <w:rPr>
-          <w:rFonts w:eastAsia="Times New Roman"/>
-          <w:lang w:eastAsia="pt-PT" w:bidi="pt-PT"/>
-        </w:rPr>
-      </w:pPr>
-      <w:bookmarkStart w:id="12" w:name="_Toc168148692"/>
-      <w:bookmarkStart w:id="13" w:name="_Toc190957280"/>
-      <w:r>
-        <w:rPr>
-          <w:rFonts w:eastAsia="Times New Roman"/>
-          <w:lang w:eastAsia="pt-PT" w:bidi="pt-PT"/>
-        </w:rPr>
-        <w:t>Materiais Utilizados</w:t>
-      </w:r>
-      <w:bookmarkEnd w:id="12"/>
-      <w:bookmarkEnd w:id="13"/>
-    </w:p>
-    <w:p>
-      <w:pPr>
-        <w:pStyle w:val="Ttulo2"/>
-      </w:pPr>
-      <w:bookmarkStart w:id="14" w:name="_Toc168148693"/>
-      <w:bookmarkStart w:id="15" w:name="_Toc190957281"/>
-      <w:r>
-        <w:t>DATASET</w:t>
-      </w:r>
-      <w:bookmarkEnd w:id="14"/>
-      <w:bookmarkEnd w:id="15"/>
-    </w:p>
-    <w:p>
-      <w:pPr>
-        <w:pStyle w:val="Ttulo2"/>
-      </w:pPr>
-      <w:bookmarkStart w:id="16" w:name="_Toc168148694"/>
-      <w:bookmarkStart w:id="17" w:name="_Toc190957282"/>
-      <w:r>
-        <w:t>Desenvolvimento e Validação</w:t>
-      </w:r>
-      <w:bookmarkEnd w:id="16"/>
-      <w:bookmarkEnd w:id="17"/>
+        <w:t>TRABALHOS RELACIONADOS</w:t>
+      </w:r>
+      <w:bookmarkEnd w:id="26"/>
     </w:p>
     <w:p>
       <w:r>
@@ -8440,59 +9471,100 @@
       <w:pPr>
         <w:pStyle w:val="Ttulo1"/>
       </w:pPr>
-      <w:bookmarkStart w:id="18" w:name="_Toc167717651"/>
-      <w:bookmarkStart w:id="19" w:name="_Toc167719558"/>
-      <w:bookmarkStart w:id="20" w:name="_Toc168148695"/>
-      <w:bookmarkStart w:id="21" w:name="_Toc190957283"/>
-      <w:r>
-        <w:lastRenderedPageBreak/>
-        <w:t>RESULTADOS</w:t>
-      </w:r>
-      <w:r>
-        <w:t xml:space="preserve"> </w:t>
-      </w:r>
-      <w:bookmarkEnd w:id="18"/>
-      <w:bookmarkEnd w:id="19"/>
-      <w:bookmarkEnd w:id="20"/>
-      <w:r>
-        <w:t>E discussões</w:t>
-      </w:r>
-      <w:bookmarkEnd w:id="21"/>
-      <w:r>
-        <w:t xml:space="preserve"> </w:t>
-      </w:r>
-    </w:p>
-    <w:p/>
-    <w:p>
-      <w:pPr>
-        <w:pStyle w:val="texto"/>
-        <w:rPr>
-          <w:szCs w:val="24"/>
-        </w:rPr>
-      </w:pPr>
-      <w:r>
-        <w:rPr>
-          <w:szCs w:val="24"/>
-        </w:rPr>
-        <w:br w:type="page"/>
-      </w:r>
-    </w:p>
-    <w:p>
-      <w:pPr>
-        <w:pStyle w:val="Ttulo1"/>
-      </w:pPr>
-      <w:bookmarkStart w:id="22" w:name="_Toc167717652"/>
-      <w:bookmarkStart w:id="23" w:name="_Toc167719559"/>
-      <w:bookmarkStart w:id="24" w:name="_Toc168148696"/>
-      <w:bookmarkStart w:id="25" w:name="_Toc190957284"/>
-      <w:r>
-        <w:lastRenderedPageBreak/>
-        <w:t>CONCLUSÃO</w:t>
-      </w:r>
+      <w:bookmarkStart w:id="27" w:name="_Toc241608111"/>
       <w:bookmarkEnd w:id="22"/>
       <w:bookmarkEnd w:id="23"/>
       <w:bookmarkEnd w:id="24"/>
       <w:bookmarkEnd w:id="25"/>
+      <w:r>
+        <w:lastRenderedPageBreak/>
+        <w:t>DESENVOLVIMENTO</w:t>
+      </w:r>
+      <w:bookmarkEnd w:id="27"/>
+      <w:r>
+        <w:t xml:space="preserve"> </w:t>
+      </w:r>
+    </w:p>
+    <w:p/>
+    <w:p>
+      <w:pPr>
+        <w:spacing w:line="360" w:lineRule="auto"/>
+        <w:ind w:firstLine="851"/>
+        <w:jc w:val="both"/>
+        <w:rPr>
+          <w:rFonts w:ascii="Times New Roman" w:hAnsi="Times New Roman"/>
+          <w:sz w:val="24"/>
+          <w:szCs w:val="24"/>
+        </w:rPr>
+      </w:pPr>
+      <w:r>
+        <w:rPr>
+          <w:rFonts w:ascii="Times New Roman" w:hAnsi="Times New Roman"/>
+          <w:sz w:val="24"/>
+          <w:szCs w:val="24"/>
+        </w:rPr>
+        <w:t xml:space="preserve">Na presente seção são </w:t>
+      </w:r>
+      <w:r>
+        <w:rPr>
+          <w:rFonts w:ascii="Times New Roman" w:hAnsi="Times New Roman"/>
+          <w:sz w:val="24"/>
+          <w:szCs w:val="24"/>
+        </w:rPr>
+        <w:t>apresentadas</w:t>
+      </w:r>
+      <w:r>
+        <w:rPr>
+          <w:rFonts w:ascii="Times New Roman" w:hAnsi="Times New Roman"/>
+          <w:sz w:val="24"/>
+          <w:szCs w:val="24"/>
+        </w:rPr>
+        <w:t xml:space="preserve"> </w:t>
+      </w:r>
+      <w:r>
+        <w:rPr>
+          <w:rFonts w:ascii="Times New Roman" w:hAnsi="Times New Roman"/>
+          <w:sz w:val="24"/>
+          <w:szCs w:val="24"/>
+        </w:rPr>
+        <w:t>todas as etapas de desenvolvimento do protótipo, desde as escolhas de equipamentos até os algoritmos utilizados. Está seção está segmentada nos</w:t>
+      </w:r>
+      <w:r>
+        <w:rPr>
+          <w:rFonts w:ascii="Times New Roman" w:hAnsi="Times New Roman"/>
+          <w:sz w:val="24"/>
+          <w:szCs w:val="24"/>
+        </w:rPr>
+        <w:t xml:space="preserve"> seguintes tópicos: 3.1 Materiais Utilizados; 3.2 Dataset; e 3.3 Desenvolvimento e Validação.</w:t>
+      </w:r>
+    </w:p>
+    <w:p>
+      <w:pPr>
+        <w:rPr>
+          <w:rFonts w:ascii="Times New Roman" w:hAnsi="Times New Roman"/>
+          <w:sz w:val="24"/>
+          <w:szCs w:val="24"/>
+        </w:rPr>
+      </w:pPr>
+      <w:r>
+        <w:rPr>
+          <w:rFonts w:ascii="Times New Roman" w:hAnsi="Times New Roman"/>
+          <w:sz w:val="24"/>
+          <w:szCs w:val="24"/>
+        </w:rPr>
+        <w:br w:type="page"/>
+      </w:r>
+    </w:p>
+    <w:p>
+      <w:pPr>
+        <w:pStyle w:val="Ttulo1"/>
+      </w:pPr>
+      <w:bookmarkStart w:id="28" w:name="_Toc241608112"/>
+      <w:r>
+        <w:lastRenderedPageBreak/>
+        <w:t>RESULTADOS E DISCUSÕES</w:t>
+      </w:r>
+      <w:bookmarkEnd w:id="28"/>
     </w:p>
     <w:p>
       <w:pPr>
@@ -8501,90 +9573,31 @@
           <w:szCs w:val="24"/>
         </w:rPr>
       </w:pPr>
-      <w:commentRangeStart w:id="26"/>
-      <w:r>
-        <w:rPr>
-          <w:szCs w:val="24"/>
-        </w:rPr>
-        <w:t>O vídeo fornece uma maneira poderosa de ajudá-lo a provar seu argumento. Ao clicar em Vídeo Online, você pode colar o código de inserção do vídeo que deseja adicionar. Você também pode digitar uma palavra-chave para pesquisar online o vídeo mais adequado ao seu documento. Para dar ao documento uma aparência profissional, o Word fornece designs de cabeçalho, rodapé, folha de rosto e caixa de texto que se complementam entre si. Por exemplo, você pode adicionar uma folha de rosto, um cabeçalho e uma barra lateral correspondentes. Clique em Inserir e escolha os elementos desejados nas diferentes galerias. Temas e estilos também ajudam a manter seu documento coordenado.</w:t>
-      </w:r>
-      <w:commentRangeEnd w:id="26"/>
-      <w:r>
-        <w:rPr>
-          <w:rStyle w:val="Refdecomentrio"/>
-          <w:sz w:val="24"/>
-          <w:szCs w:val="24"/>
-        </w:rPr>
-        <w:commentReference w:id="26"/>
-      </w:r>
-    </w:p>
-    <w:p>
-      <w:pPr>
-        <w:pStyle w:val="texto"/>
-        <w:rPr>
-          <w:szCs w:val="24"/>
-        </w:rPr>
-      </w:pPr>
-      <w:commentRangeStart w:id="27"/>
-      <w:r>
-        <w:rPr>
-          <w:szCs w:val="24"/>
-        </w:rPr>
-        <w:t>Quando você clica em Design e escolhe um novo tema, as imagens, gráficos e elementos gráficos SmartArt são alterados para corresponder ao novo tema. Quando você aplica estilos, os títulos são alterados para coincidir com o novo tema. Economize tempo no Word com novos botões que são mostrados no local em que você precisa deles. Para alterar a maneira como uma imagem se ajusta ao seu documento, clique nela e um botão de opções de layout será exibido ao lado. Ao trabalhar em uma tabela, clique no local onde deseja adicionar uma linha ou uma coluna e clique no sinal de adição. A leitura também é mais fácil no novo modo de exibição de Leitura. Você pode recolher partes do documento e colocar o foco no texto desejado.</w:t>
-      </w:r>
-      <w:commentRangeEnd w:id="27"/>
-      <w:r>
-        <w:rPr>
-          <w:rStyle w:val="Refdecomentrio"/>
-          <w:sz w:val="24"/>
-          <w:szCs w:val="24"/>
-        </w:rPr>
-        <w:commentReference w:id="27"/>
-      </w:r>
-    </w:p>
-    <w:p>
-      <w:pPr>
-        <w:pStyle w:val="texto"/>
-        <w:rPr>
-          <w:szCs w:val="24"/>
-        </w:rPr>
-      </w:pPr>
-      <w:commentRangeStart w:id="28"/>
-      <w:r>
-        <w:rPr>
-          <w:szCs w:val="24"/>
-        </w:rPr>
-        <w:t xml:space="preserve">Se for preciso interromper a leitura antes de </w:t>
-      </w:r>
-      <w:r>
-        <w:rPr>
-          <w:szCs w:val="24"/>
-        </w:rPr>
-        <w:t>terminar</w:t>
-      </w:r>
-      <w:r>
-        <w:rPr>
-          <w:szCs w:val="24"/>
-        </w:rPr>
-        <w:t xml:space="preserve"> dela, o Word lembrará em que ponto você parou - até mesmo em outro dispositivo. O vídeo fornece uma maneira poderosa de ajudá-lo a provar seu argumento. Ao clicar em Vídeo Online, você pode colar o código de inserção do vídeo que deseja adicionar. Você também pode digitar uma palavra-chave para pesquisar online o vídeo mais adequado ao seu documento. Para dar ao documento uma aparência profissional, o Word fornece designs de cabeçalho, rodapé, folha de rosto e caixa de texto que se complementam entre si. Por exemplo, você pode adicionar uma folha de rosto, um cabeçalho e uma barra lateral correspondentes. Clique em Inserir e escolha os elementos desejados nas diferentes galerias.</w:t>
-      </w:r>
-      <w:commentRangeEnd w:id="28"/>
-      <w:r>
-        <w:rPr>
-          <w:rStyle w:val="Refdecomentrio"/>
-          <w:sz w:val="24"/>
-          <w:szCs w:val="24"/>
-        </w:rPr>
-        <w:commentReference w:id="28"/>
-      </w:r>
-    </w:p>
-    <w:p>
-      <w:pPr>
-        <w:pStyle w:val="texto"/>
-        <w:rPr>
-          <w:szCs w:val="24"/>
-        </w:rPr>
-      </w:pPr>
+      <w:r>
+        <w:rPr>
+          <w:szCs w:val="24"/>
+        </w:rPr>
+        <w:br w:type="page"/>
+      </w:r>
+    </w:p>
+    <w:p>
+      <w:pPr>
+        <w:pStyle w:val="Ttulo1"/>
+      </w:pPr>
+      <w:bookmarkStart w:id="29" w:name="_Toc167717652"/>
+      <w:bookmarkStart w:id="30" w:name="_Toc167719559"/>
+      <w:bookmarkStart w:id="31" w:name="_Toc168148696"/>
+      <w:bookmarkStart w:id="32" w:name="_Toc190957284"/>
+      <w:bookmarkStart w:id="33" w:name="_Toc241608113"/>
+      <w:r>
+        <w:lastRenderedPageBreak/>
+        <w:t>CONCLUSÃO</w:t>
+      </w:r>
+      <w:bookmarkEnd w:id="29"/>
+      <w:bookmarkEnd w:id="30"/>
+      <w:bookmarkEnd w:id="31"/>
+      <w:bookmarkEnd w:id="32"/>
+      <w:bookmarkEnd w:id="33"/>
     </w:p>
     <w:p>
       <w:pPr>
@@ -8617,27 +9630,29 @@
         </w:tabs>
         <w:ind w:left="360" w:hanging="360"/>
       </w:pPr>
-      <w:bookmarkStart w:id="29" w:name="_Toc167717653"/>
-      <w:bookmarkStart w:id="30" w:name="_Toc167719560"/>
-      <w:bookmarkStart w:id="31" w:name="_Toc168148697"/>
-      <w:bookmarkStart w:id="32" w:name="_Toc190957285"/>
-      <w:commentRangeStart w:id="33"/>
+      <w:bookmarkStart w:id="34" w:name="_Toc167717653"/>
+      <w:bookmarkStart w:id="35" w:name="_Toc167719560"/>
+      <w:bookmarkStart w:id="36" w:name="_Toc168148697"/>
+      <w:bookmarkStart w:id="37" w:name="_Toc190957285"/>
+      <w:bookmarkStart w:id="38" w:name="_Toc241608114"/>
+      <w:commentRangeStart w:id="39"/>
       <w:r>
         <w:lastRenderedPageBreak/>
         <w:t>REFERÊNCIAS</w:t>
       </w:r>
-      <w:bookmarkEnd w:id="29"/>
-      <w:bookmarkEnd w:id="30"/>
-      <w:bookmarkEnd w:id="31"/>
-      <w:bookmarkEnd w:id="32"/>
-      <w:commentRangeEnd w:id="33"/>
+      <w:bookmarkEnd w:id="34"/>
+      <w:bookmarkEnd w:id="35"/>
+      <w:bookmarkEnd w:id="36"/>
+      <w:bookmarkEnd w:id="37"/>
+      <w:bookmarkEnd w:id="38"/>
+      <w:commentRangeEnd w:id="39"/>
       <w:r>
         <w:rPr>
           <w:rStyle w:val="Refdecomentrio"/>
           <w:sz w:val="24"/>
           <w:szCs w:val="28"/>
         </w:rPr>
-        <w:commentReference w:id="33"/>
+        <w:commentReference w:id="39"/>
       </w:r>
       <w:r>
         <w:tab/>
@@ -8646,177 +9661,179 @@
     <w:p>
       <w:pPr>
         <w:pStyle w:val="Bibliografia"/>
-        <w:jc w:val="both"/>
-        <w:rPr>
-          <w:rFonts w:ascii="Times New Roman" w:hAnsi="Times New Roman"/>
-          <w:sz w:val="24"/>
-          <w:szCs w:val="24"/>
-        </w:rPr>
-      </w:pPr>
-      <w:r>
-        <w:rPr>
-          <w:rFonts w:ascii="Times New Roman" w:hAnsi="Times New Roman"/>
-          <w:sz w:val="24"/>
+      </w:pPr>
+      <w:r>
+        <w:rPr>
           <w:szCs w:val="24"/>
         </w:rPr>
         <w:fldChar w:fldCharType="begin"/>
       </w:r>
       <w:r>
         <w:rPr>
-          <w:rFonts w:ascii="Times New Roman" w:hAnsi="Times New Roman"/>
-          <w:sz w:val="24"/>
-          <w:szCs w:val="24"/>
+          <w:szCs w:val="24"/>
+          <w:lang w:val="en-US"/>
         </w:rPr>
         <w:instrText xml:space="preserve"> ADDIN ZOTERO_BIBL {"uncited":[],"omitted":[],"custom":[]} CSL_BIBLIOGRAPHY </w:instrText>
       </w:r>
       <w:r>
         <w:rPr>
-          <w:rFonts w:ascii="Times New Roman" w:hAnsi="Times New Roman"/>
-          <w:sz w:val="24"/>
           <w:szCs w:val="24"/>
         </w:rPr>
         <w:fldChar w:fldCharType="separate"/>
       </w:r>
       <w:r>
         <w:rPr>
-          <w:rFonts w:ascii="Times New Roman" w:hAnsi="Times New Roman"/>
-          <w:sz w:val="24"/>
-          <w:szCs w:val="24"/>
-        </w:rPr>
-        <w:t xml:space="preserve">BARBEDO, JAYME GARCIA ARNAL. </w:t>
-      </w:r>
-      <w:r>
-        <w:rPr>
-          <w:rFonts w:ascii="Times New Roman" w:hAnsi="Times New Roman"/>
-          <w:sz w:val="24"/>
-          <w:szCs w:val="24"/>
           <w:lang w:val="en-US"/>
         </w:rPr>
-        <w:t xml:space="preserve">Digital image processing techniques for detecting, quantifying and classifying plant diseases. </w:t>
-      </w:r>
-      <w:r>
-        <w:rPr>
-          <w:rFonts w:ascii="Times New Roman" w:hAnsi="Times New Roman"/>
+        <w:t xml:space="preserve">BARBEDO, JAYME GARCIA ARNAL. Digital image processing techniques for detecting, quantifying and classifying plant diseases. </w:t>
+      </w:r>
+      <w:r>
+        <w:rPr>
           <w:b/>
           <w:bCs/>
-          <w:sz w:val="24"/>
-          <w:szCs w:val="24"/>
         </w:rPr>
         <w:t>SpringerPlus</w:t>
       </w:r>
       <w:r>
-        <w:rPr>
-          <w:rFonts w:ascii="Times New Roman" w:hAnsi="Times New Roman"/>
-          <w:sz w:val="24"/>
-          <w:szCs w:val="24"/>
-        </w:rPr>
-        <w:t>, v. 2, n. 1, p. 660, 7 dez. 2013.</w:t>
+        <w:t xml:space="preserve">, v. 2, n. 1, p. 660, 7 dez. 2013. </w:t>
       </w:r>
     </w:p>
     <w:p>
       <w:pPr>
         <w:pStyle w:val="Bibliografia"/>
-        <w:jc w:val="both"/>
-        <w:rPr>
-          <w:rFonts w:ascii="Times New Roman" w:hAnsi="Times New Roman"/>
-          <w:sz w:val="24"/>
-          <w:szCs w:val="24"/>
-        </w:rPr>
-      </w:pPr>
-      <w:r>
-        <w:rPr>
-          <w:rFonts w:ascii="Times New Roman" w:hAnsi="Times New Roman"/>
-          <w:sz w:val="24"/>
-          <w:szCs w:val="24"/>
-        </w:rPr>
+        <w:rPr>
+          <w:lang w:val="en-US"/>
+        </w:rPr>
+      </w:pPr>
+      <w:r>
         <w:t xml:space="preserve">EMBRAPA. </w:t>
       </w:r>
       <w:r>
         <w:rPr>
-          <w:rFonts w:ascii="Times New Roman" w:hAnsi="Times New Roman"/>
           <w:b/>
           <w:bCs/>
-          <w:sz w:val="24"/>
-          <w:szCs w:val="24"/>
-        </w:rPr>
-        <w:t>Tomate - Portal Embrapa</w:t>
-      </w:r>
-      <w:r>
-        <w:rPr>
-          <w:rFonts w:ascii="Times New Roman" w:hAnsi="Times New Roman"/>
-          <w:sz w:val="24"/>
-          <w:szCs w:val="24"/>
-        </w:rPr>
-        <w:t>. Disponível em: https://www.embrapa.br/agencia-de-informacao-tecnologica/cultivos/tomate. Acesso em: 29 abr. 2026.</w:t>
+        </w:rPr>
+        <w:t>Tomate</w:t>
+      </w:r>
+      <w:r>
+        <w:t xml:space="preserve">. Disponível em: &lt;https://www.embrapa.br/agencia-de-informacao-tecnologica/cultivos/tomate&gt;. </w:t>
+      </w:r>
+      <w:r>
+        <w:rPr>
+          <w:lang w:val="en-US"/>
+        </w:rPr>
+        <w:t xml:space="preserve">Acesso em: 29 abr. 2026. </w:t>
       </w:r>
     </w:p>
     <w:p>
       <w:pPr>
         <w:pStyle w:val="Bibliografia"/>
-        <w:jc w:val="both"/>
-        <w:rPr>
-          <w:rFonts w:ascii="Times New Roman" w:hAnsi="Times New Roman"/>
-          <w:sz w:val="24"/>
-          <w:szCs w:val="24"/>
-        </w:rPr>
-      </w:pPr>
-      <w:r>
-        <w:rPr>
-          <w:rFonts w:ascii="Times New Roman" w:hAnsi="Times New Roman"/>
-          <w:sz w:val="24"/>
-          <w:szCs w:val="24"/>
+        <w:rPr>
+          <w:lang w:val="en-US"/>
+        </w:rPr>
+      </w:pPr>
+      <w:r>
+        <w:rPr>
+          <w:lang w:val="en-US"/>
         </w:rPr>
         <w:t xml:space="preserve">FOUNTAS, Spyros </w:t>
       </w:r>
       <w:r>
         <w:rPr>
-          <w:rFonts w:ascii="Times New Roman" w:hAnsi="Times New Roman"/>
           <w:i/>
           <w:iCs/>
-          <w:sz w:val="24"/>
-          <w:szCs w:val="24"/>
+          <w:lang w:val="en-US"/>
         </w:rPr>
         <w:t>et al.</w:t>
       </w:r>
       <w:r>
         <w:rPr>
-          <w:rFonts w:ascii="Times New Roman" w:hAnsi="Times New Roman"/>
-          <w:sz w:val="24"/>
-          <w:szCs w:val="24"/>
+          <w:lang w:val="en-US"/>
+        </w:rPr>
+        <w:t xml:space="preserve"> Agriculture 5.0: Cutting-Edge Technologies, Trends, and Challenges. </w:t>
+      </w:r>
+      <w:r>
+        <w:rPr>
+          <w:b/>
+          <w:bCs/>
+          <w:lang w:val="en-US"/>
+        </w:rPr>
+        <w:t>IT Professional</w:t>
+      </w:r>
+      <w:r>
+        <w:rPr>
+          <w:lang w:val="en-US"/>
+        </w:rPr>
+        <w:t xml:space="preserve">, v. 26, n. 1, p. 40–47, jan. 2024. </w:t>
+      </w:r>
+    </w:p>
+    <w:p>
+      <w:pPr>
+        <w:pStyle w:val="Bibliografia"/>
+      </w:pPr>
+      <w:r>
+        <w:rPr>
+          <w:lang w:val="en-US"/>
+        </w:rPr>
+        <w:t xml:space="preserve">REIS, AILTON </w:t>
+      </w:r>
+      <w:r>
+        <w:rPr>
+          <w:i/>
+          <w:iCs/>
+          <w:lang w:val="en-US"/>
+        </w:rPr>
+        <w:t>et al.</w:t>
+      </w:r>
+      <w:r>
+        <w:rPr>
+          <w:lang w:val="en-US"/>
         </w:rPr>
         <w:t xml:space="preserve"> </w:t>
       </w:r>
       <w:r>
         <w:rPr>
-          <w:rFonts w:ascii="Times New Roman" w:hAnsi="Times New Roman"/>
-          <w:sz w:val="24"/>
-          <w:szCs w:val="24"/>
-          <w:lang w:val="en-US"/>
-        </w:rPr>
-        <w:t xml:space="preserve">Agriculture 5.0: Cutting-Edge Technologies, Trends, and Challenges. </w:t>
-      </w:r>
-      <w:r>
-        <w:rPr>
-          <w:rFonts w:ascii="Times New Roman" w:hAnsi="Times New Roman"/>
           <w:b/>
           <w:bCs/>
-          <w:sz w:val="24"/>
-          <w:szCs w:val="24"/>
-        </w:rPr>
-        <w:t>IT Professional</w:t>
-      </w:r>
-      <w:r>
-        <w:rPr>
-          <w:rFonts w:ascii="Times New Roman" w:hAnsi="Times New Roman"/>
-          <w:sz w:val="24"/>
-          <w:szCs w:val="24"/>
-        </w:rPr>
-        <w:t>, v. 26, n. 1, p. 40–47, jan. 2024.</w:t>
+        </w:rPr>
+        <w:t>Doenças do tomateiro</w:t>
+      </w:r>
+      <w:r>
+        <w:t xml:space="preserve">. </w:t>
+      </w:r>
+      <w:r>
+        <w:rPr>
+          <w:i/>
+          <w:iCs/>
+        </w:rPr>
+        <w:t>[S.l.]</w:t>
+      </w:r>
+      <w:r>
+        <w:t xml:space="preserve">: Brasilia, DF: Embrapa, 2021., 2021. </w:t>
+      </w:r>
+    </w:p>
+    <w:p>
+      <w:pPr>
+        <w:pStyle w:val="Bibliografia"/>
+      </w:pPr>
+      <w:r>
+        <w:t xml:space="preserve">VILELA, NIRLENE JUNQUEIRA; BOITEUX, LEONARDO SILVA; TEIXEIRA, FLÁVIA MARIA VIEIRA. </w:t>
+      </w:r>
+      <w:r>
+        <w:rPr>
+          <w:b/>
+          <w:bCs/>
+        </w:rPr>
+        <w:t>Importância</w:t>
+      </w:r>
+      <w:r>
+        <w:t xml:space="preserve">. Disponível em: &lt;https://www.embrapa.br/web/agencia-de-informacao-tecnologica/cultivos/tomate/pre-producao/socioeconomia/importancia&gt;. Acesso em: 26 set. 2026. </w:t>
       </w:r>
     </w:p>
     <w:p>
       <w:pPr>
         <w:spacing w:line="240" w:lineRule="auto"/>
+        <w:jc w:val="both"/>
       </w:pPr>
       <w:r>
         <w:rPr>
@@ -8826,24 +9843,6 @@
         </w:rPr>
         <w:fldChar w:fldCharType="end"/>
       </w:r>
-    </w:p>
-    <w:p>
-      <w:pPr>
-        <w:rPr>
-          <w:sz w:val="24"/>
-          <w:szCs w:val="24"/>
-        </w:rPr>
-      </w:pPr>
-    </w:p>
-    <w:p>
-      <w:pPr>
-        <w:pStyle w:val="Estilo2"/>
-        <w:spacing w:line="240" w:lineRule="auto"/>
-        <w:rPr>
-          <w:rFonts w:ascii="Times New Roman" w:hAnsi="Times New Roman" w:cs="Times New Roman"/>
-          <w:lang w:val="pt-BR"/>
-        </w:rPr>
-      </w:pPr>
     </w:p>
     <w:sectPr>
       <w:headerReference w:type="default" r:id="rId14"/>
@@ -8875,7 +9874,7 @@
       </w:r>
     </w:p>
   </w:comment>
-  <w:comment w:id="6" w:author="RENAN GUILHERME NESPOLO" w:date="2024-08-28T13:31:00Z" w:initials="R ">
+  <w:comment w:id="7" w:author="RENAN GUILHERME NESPOLO" w:date="2024-08-28T13:31:00Z" w:initials="R ">
     <w:p>
       <w:pPr>
         <w:pStyle w:val="Textodecomentrio"/>
@@ -8891,55 +9890,7 @@
       </w:r>
     </w:p>
   </w:comment>
-  <w:comment w:id="26" w:author="RENAN GUILHERME NESPOLO" w:date="2024-08-28T13:46:00Z" w:initials="R ">
-    <w:p>
-      <w:pPr>
-        <w:pStyle w:val="Textodecomentrio"/>
-      </w:pPr>
-      <w:r>
-        <w:rPr>
-          <w:rStyle w:val="Refdecomentrio"/>
-        </w:rPr>
-        <w:annotationRef/>
-      </w:r>
-      <w:r>
-        <w:t>Falar sobre os objetivos</w:t>
-      </w:r>
-    </w:p>
-  </w:comment>
-  <w:comment w:id="27" w:author="RENAN GUILHERME NESPOLO" w:date="2024-08-28T13:46:00Z" w:initials="R ">
-    <w:p>
-      <w:pPr>
-        <w:pStyle w:val="Textodecomentrio"/>
-      </w:pPr>
-      <w:r>
-        <w:rPr>
-          <w:rStyle w:val="Refdecomentrio"/>
-        </w:rPr>
-        <w:annotationRef/>
-      </w:r>
-      <w:r>
-        <w:t>Explicar os resultados</w:t>
-      </w:r>
-    </w:p>
-  </w:comment>
-  <w:comment w:id="28" w:author="RENAN GUILHERME NESPOLO" w:date="2024-08-28T13:47:00Z" w:initials="R ">
-    <w:p>
-      <w:pPr>
-        <w:pStyle w:val="Textodecomentrio"/>
-      </w:pPr>
-      <w:r>
-        <w:rPr>
-          <w:rStyle w:val="Refdecomentrio"/>
-        </w:rPr>
-        <w:annotationRef/>
-      </w:r>
-      <w:r>
-        <w:t>Apresentar lacunas para um próximo trabalho</w:t>
-      </w:r>
-    </w:p>
-  </w:comment>
-  <w:comment w:id="33" w:author="RENAN GUILHERME NESPOLO" w:date="2024-08-28T13:51:00Z" w:initials="R ">
+  <w:comment w:id="39" w:author="RENAN GUILHERME NESPOLO" w:date="2024-08-28T13:51:00Z" w:initials="R ">
     <w:p>
       <w:pPr>
         <w:pStyle w:val="Textodecomentrio"/>
@@ -8962,9 +9913,6 @@
 <w15:commentsEx xmlns:wpc="http://schemas.microsoft.com/office/word/2010/wordprocessingCanvas" xmlns:cx="http://schemas.microsoft.com/office/drawing/2014/chartex" xmlns:cx1="http://schemas.microsoft.com/office/drawing/2015/9/8/chartex" xmlns:cx2="http://schemas.microsoft.com/office/drawing/2015/10/21/chartex" xmlns:cx3="http://schemas.microsoft.com/office/drawing/2016/5/9/chartex" xmlns:cx4="http://schemas.microsoft.com/office/drawing/2016/5/10/chartex" xmlns:cx5="http://schemas.microsoft.com/office/drawing/2016/5/11/chartex" xmlns:cx6="http://schemas.microsoft.com/office/drawing/2016/5/12/chartex" xmlns:cx7="http://schemas.microsoft.com/office/drawing/2016/5/13/chartex" xmlns:cx8="http://schemas.microsoft.com/office/drawing/2016/5/14/chartex" xmlns:mc="http://schemas.openxmlformats.org/markup-compatibility/2006" xmlns:aink="http://schemas.microsoft.com/office/drawing/2016/ink" xmlns:am3d="http://schemas.microsoft.com/office/drawing/2017/model3d" xmlns:o="urn:schemas-microsoft-com:office:office" xmlns:oel="http://schemas.microsoft.com/office/2019/extlst" xmlns:r="http://schemas.openxmlformats.org/officeDocument/2006/relationships" xmlns:m="http://schemas.openxmlformats.org/officeDocument/2006/math" xmlns:v="urn:schemas-microsoft-com:vml" xmlns:wp14="http://schemas.microsoft.com/office/word/2010/wordprocessingDrawing" xmlns:wp="http://schemas.openxmlformats.org/drawingml/2006/wordprocessingDrawing" xmlns:w10="urn:schemas-microsoft-com:office:word" xmlns:w="http://schemas.openxmlformats.org/wordprocessingml/2006/main" xmlns:w14="http://schemas.microsoft.com/office/word/2010/wordml" xmlns:w15="http://schemas.microsoft.com/office/word/2012/wordml" xmlns:w16cex="http://schemas.microsoft.com/office/word/2018/wordml/cex" xmlns:w16cid="http://schemas.microsoft.com/office/word/2016/wordml/cid" xmlns:w16="http://schemas.microsoft.com/office/word/2018/wordml" xmlns:w16du="http://schemas.microsoft.com/office/word/2023/wordml/word16du" xmlns:w16sdtdh="http://schemas.microsoft.com/office/word/2020/wordml/sdtdatahash" xmlns:w16sdtfl="http://schemas.microsoft.com/office/word/2024/wordml/sdtformatlock" xmlns:w16se="http://schemas.microsoft.com/office/word/2015/wordml/symex" xmlns:wpg="http://schemas.microsoft.com/office/word/2010/wordprocessingGroup" xmlns:wpi="http://schemas.microsoft.com/office/word/2010/wordprocessingInk" xmlns:wne="http://schemas.microsoft.com/office/word/2006/wordml" xmlns:wps="http://schemas.microsoft.com/office/word/2010/wordprocessingShape" mc:Ignorable="w14 w15 w16se w16cid w16 w16cex w16sdtdh w16sdtfl w16du wp14">
   <w15:commentEx w15:paraId="5512C12B" w15:done="0"/>
   <w15:commentEx w15:paraId="03BBA7D8" w15:done="1"/>
-  <w15:commentEx w15:paraId="6C0AA5B8" w15:done="0"/>
-  <w15:commentEx w15:paraId="3F6E6AF2" w15:done="0"/>
-  <w15:commentEx w15:paraId="1982AF91" w15:done="0"/>
   <w15:commentEx w15:paraId="6CD53E9C" w15:done="1"/>
 </w15:commentsEx>
 </file>
@@ -8973,9 +9921,6 @@
 <w16cex:commentsExtensible xmlns:wpc="http://schemas.microsoft.com/office/word/2010/wordprocessingCanvas" xmlns:cx="http://schemas.microsoft.com/office/drawing/2014/chartex" xmlns:cx1="http://schemas.microsoft.com/office/drawing/2015/9/8/chartex" xmlns:cx2="http://schemas.microsoft.com/office/drawing/2015/10/21/chartex" xmlns:cx3="http://schemas.microsoft.com/office/drawing/2016/5/9/chartex" xmlns:cx4="http://schemas.microsoft.com/office/drawing/2016/5/10/chartex" xmlns:cx5="http://schemas.microsoft.com/office/drawing/2016/5/11/chartex" xmlns:cx6="http://schemas.microsoft.com/office/drawing/2016/5/12/chartex" xmlns:cx7="http://schemas.microsoft.com/office/drawing/2016/5/13/chartex" xmlns:cx8="http://schemas.microsoft.com/office/drawing/2016/5/14/chartex" xmlns:cr="http://schemas.microsoft.com/office/comments/2020/reactions" xmlns:mc="http://schemas.openxmlformats.org/markup-compatibility/2006" xmlns:aink="http://schemas.microsoft.com/office/drawing/2016/ink" xmlns:am3d="http://schemas.microsoft.com/office/drawing/2017/model3d" xmlns:o="urn:schemas-microsoft-com:office:office" xmlns:oel="http://schemas.microsoft.com/office/2019/extlst" xmlns:r="http://schemas.openxmlformats.org/officeDocument/2006/relationships" xmlns:m="http://schemas.openxmlformats.org/officeDocument/2006/math" xmlns:v="urn:schemas-microsoft-com:vml" xmlns:wp14="http://schemas.microsoft.com/office/word/2010/wordprocessingDrawing" xmlns:wp="http://schemas.openxmlformats.org/drawingml/2006/wordprocessingDrawing" xmlns:w10="urn:schemas-microsoft-com:office:word" xmlns:w="http://schemas.openxmlformats.org/wordprocessingml/2006/main" xmlns:w14="http://schemas.microsoft.com/office/word/2010/wordml" xmlns:w15="http://schemas.microsoft.com/office/word/2012/wordml" xmlns:w16cex="http://schemas.microsoft.com/office/word/2018/wordml/cex" xmlns:w16cid="http://schemas.microsoft.com/office/word/2016/wordml/cid" xmlns:w16="http://schemas.microsoft.com/office/word/2018/wordml" xmlns:w16du="http://schemas.microsoft.com/office/word/2023/wordml/word16du" xmlns:w16sdtdh="http://schemas.microsoft.com/office/word/2020/wordml/sdtdatahash" xmlns:w16sdtfl="http://schemas.microsoft.com/office/word/2024/wordml/sdtformatlock" xmlns:w16se="http://schemas.microsoft.com/office/word/2015/wordml/symex" xmlns:wpg="http://schemas.microsoft.com/office/word/2010/wordprocessingGroup" xmlns:wpi="http://schemas.microsoft.com/office/word/2010/wordprocessingInk" xmlns:wne="http://schemas.microsoft.com/office/word/2006/wordml" xmlns:wps="http://schemas.microsoft.com/office/word/2010/wordprocessingShape" mc:Ignorable="w14 w15 w16se w16cid w16 w16cex w16sdtdh w16sdtfl cr w16du wp14">
   <w16cex:commentExtensible w16cex:durableId="7BC11389" w16cex:dateUtc="2024-08-28T17:54:00Z"/>
   <w16cex:commentExtensible w16cex:durableId="0656AFB4" w16cex:dateUtc="2024-08-28T16:31:00Z"/>
-  <w16cex:commentExtensible w16cex:durableId="2F5AB453" w16cex:dateUtc="2024-08-28T16:46:00Z"/>
-  <w16cex:commentExtensible w16cex:durableId="2336CD37" w16cex:dateUtc="2024-08-28T16:46:00Z"/>
-  <w16cex:commentExtensible w16cex:durableId="7315A352" w16cex:dateUtc="2024-08-28T16:47:00Z"/>
   <w16cex:commentExtensible w16cex:durableId="360A1F97" w16cex:dateUtc="2024-08-28T16:51:00Z"/>
 </w16cex:commentsExtensible>
 </file>
@@ -8984,9 +9929,6 @@
 <w16cid:commentsIds xmlns:wpc="http://schemas.microsoft.com/office/word/2010/wordprocessingCanvas" xmlns:cx="http://schemas.microsoft.com/office/drawing/2014/chartex" xmlns:cx1="http://schemas.microsoft.com/office/drawing/2015/9/8/chartex" xmlns:cx2="http://schemas.microsoft.com/office/drawing/2015/10/21/chartex" xmlns:cx3="http://schemas.microsoft.com/office/drawing/2016/5/9/chartex" xmlns:cx4="http://schemas.microsoft.com/office/drawing/2016/5/10/chartex" xmlns:cx5="http://schemas.microsoft.com/office/drawing/2016/5/11/chartex" xmlns:cx6="http://schemas.microsoft.com/office/drawing/2016/5/12/chartex" xmlns:cx7="http://schemas.microsoft.com/office/drawing/2016/5/13/chartex" xmlns:cx8="http://schemas.microsoft.com/office/drawing/2016/5/14/chartex" xmlns:mc="http://schemas.openxmlformats.org/markup-compatibility/2006" xmlns:aink="http://schemas.microsoft.com/office/drawing/2016/ink" xmlns:am3d="http://schemas.microsoft.com/office/drawing/2017/model3d" xmlns:o="urn:schemas-microsoft-com:office:office" xmlns:oel="http://schemas.microsoft.com/office/2019/extlst" xmlns:r="http://schemas.openxmlformats.org/officeDocument/2006/relationships" xmlns:m="http://schemas.openxmlformats.org/officeDocument/2006/math" xmlns:v="urn:schemas-microsoft-com:vml" xmlns:wp14="http://schemas.microsoft.com/office/word/2010/wordprocessingDrawing" xmlns:wp="http://schemas.openxmlformats.org/drawingml/2006/wordprocessingDrawing" xmlns:w10="urn:schemas-microsoft-com:office:word" xmlns:w="http://schemas.openxmlformats.org/wordprocessingml/2006/main" xmlns:w14="http://schemas.microsoft.com/office/word/2010/wordml" xmlns:w15="http://schemas.microsoft.com/office/word/2012/wordml" xmlns:w16cex="http://schemas.microsoft.com/office/word/2018/wordml/cex" xmlns:w16cid="http://schemas.microsoft.com/office/word/2016/wordml/cid" xmlns:w16="http://schemas.microsoft.com/office/word/2018/wordml" xmlns:w16du="http://schemas.microsoft.com/office/word/2023/wordml/word16du" xmlns:w16sdtdh="http://schemas.microsoft.com/office/word/2020/wordml/sdtdatahash" xmlns:w16sdtfl="http://schemas.microsoft.com/office/word/2024/wordml/sdtformatlock" xmlns:w16se="http://schemas.microsoft.com/office/word/2015/wordml/symex" xmlns:wpg="http://schemas.microsoft.com/office/word/2010/wordprocessingGroup" xmlns:wpi="http://schemas.microsoft.com/office/word/2010/wordprocessingInk" xmlns:wne="http://schemas.microsoft.com/office/word/2006/wordml" xmlns:wps="http://schemas.microsoft.com/office/word/2010/wordprocessingShape" mc:Ignorable="w14 w15 w16se w16cid w16 w16cex w16sdtdh w16sdtfl w16du wp14">
   <w16cid:commentId w16cid:paraId="5512C12B" w16cid:durableId="7BC11389"/>
   <w16cid:commentId w16cid:paraId="03BBA7D8" w16cid:durableId="0656AFB4"/>
-  <w16cid:commentId w16cid:paraId="6C0AA5B8" w16cid:durableId="2F5AB453"/>
-  <w16cid:commentId w16cid:paraId="3F6E6AF2" w16cid:durableId="2336CD37"/>
-  <w16cid:commentId w16cid:paraId="1982AF91" w16cid:durableId="7315A352"/>
   <w16cid:commentId w16cid:paraId="6CD53E9C" w16cid:durableId="360A1F97"/>
 </w16cid:commentsIds>
 </file>

--- a/docs/Monografia.docx
+++ b/docs/Monografia.docx
@@ -4922,12 +4922,65 @@
         <w:spacing w:after="0" w:line="360" w:lineRule="auto"/>
         <w:jc w:val="center"/>
         <w:rPr>
-          <w:rFonts w:ascii="Times New Roman" w:hAnsi="Times New Roman"/>
+          <w:noProof/>
+        </w:rPr>
+      </w:pPr>
+      <w:r>
+        <w:rPr>
           <w:b/>
           <w:sz w:val="28"/>
           <w:szCs w:val="28"/>
         </w:rPr>
-      </w:pPr>
+        <w:fldChar w:fldCharType="begin"/>
+      </w:r>
+      <w:r>
+        <w:rPr>
+          <w:b/>
+          <w:sz w:val="28"/>
+          <w:szCs w:val="28"/>
+        </w:rPr>
+        <w:instrText xml:space="preserve"> TOC \h \z \c "Figura" </w:instrText>
+      </w:r>
+      <w:r>
+        <w:rPr>
+          <w:b/>
+          <w:sz w:val="28"/>
+          <w:szCs w:val="28"/>
+        </w:rPr>
+        <w:fldChar w:fldCharType="separate"/>
+      </w:r>
+      <w:r>
+        <w:rPr>
+          <w:b/>
+          <w:sz w:val="28"/>
+          <w:szCs w:val="28"/>
+        </w:rPr>
+        <w:fldChar w:fldCharType="end"/>
+      </w:r>
+      <w:r>
+        <w:rPr>
+          <w:b/>
+          <w:sz w:val="28"/>
+          <w:szCs w:val="28"/>
+        </w:rPr>
+        <w:fldChar w:fldCharType="begin"/>
+      </w:r>
+      <w:r>
+        <w:rPr>
+          <w:b/>
+          <w:sz w:val="28"/>
+          <w:szCs w:val="28"/>
+        </w:rPr>
+        <w:instrText xml:space="preserve"> TOC \h \z \c "Figura" </w:instrText>
+      </w:r>
+      <w:r>
+        <w:rPr>
+          <w:b/>
+          <w:sz w:val="28"/>
+          <w:szCs w:val="28"/>
+        </w:rPr>
+        <w:fldChar w:fldCharType="separate"/>
+      </w:r>
     </w:p>
     <w:p>
       <w:pPr>
@@ -4935,73 +4988,7 @@
         <w:tabs>
           <w:tab w:val="right" w:leader="dot" w:pos="9061"/>
         </w:tabs>
-        <w:rPr>
-          <w:noProof/>
-        </w:rPr>
-      </w:pPr>
-      <w:r>
-        <w:rPr>
-          <w:b/>
-          <w:sz w:val="28"/>
-          <w:szCs w:val="28"/>
-        </w:rPr>
-        <w:fldChar w:fldCharType="begin"/>
-      </w:r>
-      <w:r>
-        <w:rPr>
-          <w:b/>
-          <w:sz w:val="28"/>
-          <w:szCs w:val="28"/>
-        </w:rPr>
-        <w:instrText xml:space="preserve"> TOC \h \z \c "Figura" </w:instrText>
-      </w:r>
-      <w:r>
-        <w:rPr>
-          <w:b/>
-          <w:sz w:val="28"/>
-          <w:szCs w:val="28"/>
-        </w:rPr>
-        <w:fldChar w:fldCharType="separate"/>
-      </w:r>
-      <w:r>
-        <w:rPr>
-          <w:b/>
-          <w:sz w:val="28"/>
-          <w:szCs w:val="28"/>
-        </w:rPr>
-        <w:fldChar w:fldCharType="end"/>
-      </w:r>
-      <w:r>
-        <w:rPr>
-          <w:b/>
-          <w:sz w:val="28"/>
-          <w:szCs w:val="28"/>
-        </w:rPr>
-        <w:fldChar w:fldCharType="begin"/>
-      </w:r>
-      <w:r>
-        <w:rPr>
-          <w:b/>
-          <w:sz w:val="28"/>
-          <w:szCs w:val="28"/>
-        </w:rPr>
-        <w:instrText xml:space="preserve"> TOC \h \z \c "Figura" </w:instrText>
-      </w:r>
-      <w:r>
-        <w:rPr>
-          <w:b/>
-          <w:sz w:val="28"/>
-          <w:szCs w:val="28"/>
-        </w:rPr>
-        <w:fldChar w:fldCharType="separate"/>
-      </w:r>
-    </w:p>
-    <w:p>
-      <w:pPr>
-        <w:pStyle w:val="ndicedeilustraes"/>
-        <w:tabs>
-          <w:tab w:val="right" w:leader="dot" w:pos="9061"/>
-        </w:tabs>
+        <w:spacing w:line="360" w:lineRule="auto"/>
         <w:rPr>
           <w:rFonts w:asciiTheme="minorHAnsi" w:eastAsiaTheme="minorEastAsia" w:hAnsiTheme="minorHAnsi" w:cstheme="minorBidi"/>
           <w:caps w:val="0"/>
@@ -5012,7 +4999,7 @@
           <w14:ligatures w14:val="standardContextual"/>
         </w:rPr>
       </w:pPr>
-      <w:hyperlink w:anchor="_Toc243139258" w:history="1">
+      <w:hyperlink w:anchor="_Toc243770392" w:history="1">
         <w:r>
           <w:rPr>
             <w:rStyle w:val="Hyperlink"/>
@@ -5041,7 +5028,7 @@
             <w:noProof/>
             <w:webHidden/>
           </w:rPr>
-          <w:instrText xml:space="preserve"> PAGEREF _Toc243139258 \h </w:instrText>
+          <w:instrText xml:space="preserve"> PAGEREF _Toc243770392 \h </w:instrText>
         </w:r>
         <w:r>
           <w:rPr>
@@ -5078,6 +5065,7 @@
         <w:tabs>
           <w:tab w:val="right" w:leader="dot" w:pos="9061"/>
         </w:tabs>
+        <w:spacing w:line="360" w:lineRule="auto"/>
         <w:rPr>
           <w:rFonts w:asciiTheme="minorHAnsi" w:eastAsiaTheme="minorEastAsia" w:hAnsiTheme="minorHAnsi" w:cstheme="minorBidi"/>
           <w:caps w:val="0"/>
@@ -5088,7 +5076,7 @@
           <w14:ligatures w14:val="standardContextual"/>
         </w:rPr>
       </w:pPr>
-      <w:hyperlink w:anchor="_Toc243139259" w:history="1">
+      <w:hyperlink w:anchor="_Toc243770393" w:history="1">
         <w:r>
           <w:rPr>
             <w:rStyle w:val="Hyperlink"/>
@@ -5117,7 +5105,7 @@
             <w:noProof/>
             <w:webHidden/>
           </w:rPr>
-          <w:instrText xml:space="preserve"> PAGEREF _Toc243139259 \h </w:instrText>
+          <w:instrText xml:space="preserve"> PAGEREF _Toc243770393 \h </w:instrText>
         </w:r>
         <w:r>
           <w:rPr>
@@ -5154,6 +5142,7 @@
         <w:tabs>
           <w:tab w:val="right" w:leader="dot" w:pos="9061"/>
         </w:tabs>
+        <w:spacing w:line="360" w:lineRule="auto"/>
         <w:rPr>
           <w:rFonts w:asciiTheme="minorHAnsi" w:eastAsiaTheme="minorEastAsia" w:hAnsiTheme="minorHAnsi" w:cstheme="minorBidi"/>
           <w:caps w:val="0"/>
@@ -5164,7 +5153,7 @@
           <w14:ligatures w14:val="standardContextual"/>
         </w:rPr>
       </w:pPr>
-      <w:hyperlink w:anchor="_Toc243139260" w:history="1">
+      <w:hyperlink w:anchor="_Toc243770394" w:history="1">
         <w:r>
           <w:rPr>
             <w:rStyle w:val="Hyperlink"/>
@@ -5193,7 +5182,7 @@
             <w:noProof/>
             <w:webHidden/>
           </w:rPr>
-          <w:instrText xml:space="preserve"> PAGEREF _Toc243139260 \h </w:instrText>
+          <w:instrText xml:space="preserve"> PAGEREF _Toc243770394 \h </w:instrText>
         </w:r>
         <w:r>
           <w:rPr>
@@ -5230,6 +5219,7 @@
         <w:tabs>
           <w:tab w:val="right" w:leader="dot" w:pos="9061"/>
         </w:tabs>
+        <w:spacing w:line="360" w:lineRule="auto"/>
         <w:rPr>
           <w:rFonts w:asciiTheme="minorHAnsi" w:eastAsiaTheme="minorEastAsia" w:hAnsiTheme="minorHAnsi" w:cstheme="minorBidi"/>
           <w:caps w:val="0"/>
@@ -5240,7 +5230,7 @@
           <w14:ligatures w14:val="standardContextual"/>
         </w:rPr>
       </w:pPr>
-      <w:hyperlink w:anchor="_Toc243139261" w:history="1">
+      <w:hyperlink w:anchor="_Toc243770395" w:history="1">
         <w:r>
           <w:rPr>
             <w:rStyle w:val="Hyperlink"/>
@@ -5269,7 +5259,7 @@
             <w:noProof/>
             <w:webHidden/>
           </w:rPr>
-          <w:instrText xml:space="preserve"> PAGEREF _Toc243139261 \h </w:instrText>
+          <w:instrText xml:space="preserve"> PAGEREF _Toc243770395 \h </w:instrText>
         </w:r>
         <w:r>
           <w:rPr>
@@ -5306,6 +5296,7 @@
         <w:tabs>
           <w:tab w:val="right" w:leader="dot" w:pos="9061"/>
         </w:tabs>
+        <w:spacing w:line="360" w:lineRule="auto"/>
         <w:rPr>
           <w:rFonts w:asciiTheme="minorHAnsi" w:eastAsiaTheme="minorEastAsia" w:hAnsiTheme="minorHAnsi" w:cstheme="minorBidi"/>
           <w:caps w:val="0"/>
@@ -5316,7 +5307,7 @@
           <w14:ligatures w14:val="standardContextual"/>
         </w:rPr>
       </w:pPr>
-      <w:hyperlink w:anchor="_Toc243139262" w:history="1">
+      <w:hyperlink w:anchor="_Toc243770396" w:history="1">
         <w:r>
           <w:rPr>
             <w:rStyle w:val="Hyperlink"/>
@@ -5345,7 +5336,7 @@
             <w:noProof/>
             <w:webHidden/>
           </w:rPr>
-          <w:instrText xml:space="preserve"> PAGEREF _Toc243139262 \h </w:instrText>
+          <w:instrText xml:space="preserve"> PAGEREF _Toc243770396 \h </w:instrText>
         </w:r>
         <w:r>
           <w:rPr>
@@ -5382,6 +5373,7 @@
         <w:tabs>
           <w:tab w:val="right" w:leader="dot" w:pos="9061"/>
         </w:tabs>
+        <w:spacing w:line="360" w:lineRule="auto"/>
         <w:rPr>
           <w:rFonts w:asciiTheme="minorHAnsi" w:eastAsiaTheme="minorEastAsia" w:hAnsiTheme="minorHAnsi" w:cstheme="minorBidi"/>
           <w:caps w:val="0"/>
@@ -5392,7 +5384,7 @@
           <w14:ligatures w14:val="standardContextual"/>
         </w:rPr>
       </w:pPr>
-      <w:hyperlink w:anchor="_Toc243139263" w:history="1">
+      <w:hyperlink w:anchor="_Toc243770397" w:history="1">
         <w:r>
           <w:rPr>
             <w:rStyle w:val="Hyperlink"/>
@@ -5421,7 +5413,7 @@
             <w:noProof/>
             <w:webHidden/>
           </w:rPr>
-          <w:instrText xml:space="preserve"> PAGEREF _Toc243139263 \h </w:instrText>
+          <w:instrText xml:space="preserve"> PAGEREF _Toc243770397 \h </w:instrText>
         </w:r>
         <w:r>
           <w:rPr>
@@ -5458,6 +5450,853 @@
         <w:tabs>
           <w:tab w:val="right" w:leader="dot" w:pos="9061"/>
         </w:tabs>
+        <w:spacing w:line="360" w:lineRule="auto"/>
+        <w:rPr>
+          <w:rFonts w:asciiTheme="minorHAnsi" w:eastAsiaTheme="minorEastAsia" w:hAnsiTheme="minorHAnsi" w:cstheme="minorBidi"/>
+          <w:caps w:val="0"/>
+          <w:noProof/>
+          <w:kern w:val="2"/>
+          <w:szCs w:val="24"/>
+          <w:lang w:eastAsia="pt-BR"/>
+          <w14:ligatures w14:val="standardContextual"/>
+        </w:rPr>
+      </w:pPr>
+      <w:hyperlink w:anchor="_Toc243770398" w:history="1">
+        <w:r>
+          <w:rPr>
+            <w:rStyle w:val="Hyperlink"/>
+            <w:b/>
+            <w:bCs/>
+            <w:noProof/>
+          </w:rPr>
+          <w:t>Figura 7 – Distribuição de imagens por classe do tomateiro no conjunto PlantVillage</w:t>
+        </w:r>
+        <w:r>
+          <w:rPr>
+            <w:noProof/>
+            <w:webHidden/>
+          </w:rPr>
+          <w:tab/>
+        </w:r>
+        <w:r>
+          <w:rPr>
+            <w:noProof/>
+            <w:webHidden/>
+          </w:rPr>
+          <w:fldChar w:fldCharType="begin"/>
+        </w:r>
+        <w:r>
+          <w:rPr>
+            <w:noProof/>
+            <w:webHidden/>
+          </w:rPr>
+          <w:instrText xml:space="preserve"> PAGEREF _Toc243770398 \h </w:instrText>
+        </w:r>
+        <w:r>
+          <w:rPr>
+            <w:noProof/>
+            <w:webHidden/>
+          </w:rPr>
+        </w:r>
+        <w:r>
+          <w:rPr>
+            <w:noProof/>
+            <w:webHidden/>
+          </w:rPr>
+          <w:fldChar w:fldCharType="separate"/>
+        </w:r>
+        <w:r>
+          <w:rPr>
+            <w:noProof/>
+            <w:webHidden/>
+          </w:rPr>
+          <w:t>28</w:t>
+        </w:r>
+        <w:r>
+          <w:rPr>
+            <w:noProof/>
+            <w:webHidden/>
+          </w:rPr>
+          <w:fldChar w:fldCharType="end"/>
+        </w:r>
+      </w:hyperlink>
+    </w:p>
+    <w:p>
+      <w:pPr>
+        <w:pStyle w:val="ndicedeilustraes"/>
+        <w:tabs>
+          <w:tab w:val="right" w:leader="dot" w:pos="9061"/>
+        </w:tabs>
+        <w:spacing w:line="360" w:lineRule="auto"/>
+        <w:rPr>
+          <w:rFonts w:asciiTheme="minorHAnsi" w:eastAsiaTheme="minorEastAsia" w:hAnsiTheme="minorHAnsi" w:cstheme="minorBidi"/>
+          <w:caps w:val="0"/>
+          <w:noProof/>
+          <w:kern w:val="2"/>
+          <w:szCs w:val="24"/>
+          <w:lang w:eastAsia="pt-BR"/>
+          <w14:ligatures w14:val="standardContextual"/>
+        </w:rPr>
+      </w:pPr>
+      <w:hyperlink w:anchor="_Toc243770399" w:history="1">
+        <w:r>
+          <w:rPr>
+            <w:rStyle w:val="Hyperlink"/>
+            <w:b/>
+            <w:bCs/>
+            <w:noProof/>
+          </w:rPr>
+          <w:t>Figura 8 – Exemplo de imagem que compõe o dataset original, com uma folha saudável de tomate</w:t>
+        </w:r>
+        <w:r>
+          <w:rPr>
+            <w:noProof/>
+            <w:webHidden/>
+          </w:rPr>
+          <w:tab/>
+        </w:r>
+        <w:r>
+          <w:rPr>
+            <w:noProof/>
+            <w:webHidden/>
+          </w:rPr>
+          <w:fldChar w:fldCharType="begin"/>
+        </w:r>
+        <w:r>
+          <w:rPr>
+            <w:noProof/>
+            <w:webHidden/>
+          </w:rPr>
+          <w:instrText xml:space="preserve"> PAGEREF _Toc243770399 \h </w:instrText>
+        </w:r>
+        <w:r>
+          <w:rPr>
+            <w:noProof/>
+            <w:webHidden/>
+          </w:rPr>
+        </w:r>
+        <w:r>
+          <w:rPr>
+            <w:noProof/>
+            <w:webHidden/>
+          </w:rPr>
+          <w:fldChar w:fldCharType="separate"/>
+        </w:r>
+        <w:r>
+          <w:rPr>
+            <w:noProof/>
+            <w:webHidden/>
+          </w:rPr>
+          <w:t>29</w:t>
+        </w:r>
+        <w:r>
+          <w:rPr>
+            <w:noProof/>
+            <w:webHidden/>
+          </w:rPr>
+          <w:fldChar w:fldCharType="end"/>
+        </w:r>
+      </w:hyperlink>
+    </w:p>
+    <w:p>
+      <w:pPr>
+        <w:pStyle w:val="ndicedeilustraes"/>
+        <w:tabs>
+          <w:tab w:val="right" w:leader="dot" w:pos="9061"/>
+        </w:tabs>
+        <w:spacing w:line="360" w:lineRule="auto"/>
+        <w:rPr>
+          <w:rFonts w:asciiTheme="minorHAnsi" w:eastAsiaTheme="minorEastAsia" w:hAnsiTheme="minorHAnsi" w:cstheme="minorBidi"/>
+          <w:caps w:val="0"/>
+          <w:noProof/>
+          <w:kern w:val="2"/>
+          <w:szCs w:val="24"/>
+          <w:lang w:eastAsia="pt-BR"/>
+          <w14:ligatures w14:val="standardContextual"/>
+        </w:rPr>
+      </w:pPr>
+      <w:hyperlink w:anchor="_Toc243770400" w:history="1">
+        <w:r>
+          <w:rPr>
+            <w:rStyle w:val="Hyperlink"/>
+            <w:b/>
+            <w:bCs/>
+            <w:noProof/>
+          </w:rPr>
+          <w:t>Figura 9 – Exemplo de imagem que compõe o dataset original, com uma folha apresentando Mancha-bacteriana</w:t>
+        </w:r>
+        <w:r>
+          <w:rPr>
+            <w:noProof/>
+            <w:webHidden/>
+          </w:rPr>
+          <w:tab/>
+        </w:r>
+        <w:r>
+          <w:rPr>
+            <w:noProof/>
+            <w:webHidden/>
+          </w:rPr>
+          <w:fldChar w:fldCharType="begin"/>
+        </w:r>
+        <w:r>
+          <w:rPr>
+            <w:noProof/>
+            <w:webHidden/>
+          </w:rPr>
+          <w:instrText xml:space="preserve"> PAGEREF _Toc243770400 \h </w:instrText>
+        </w:r>
+        <w:r>
+          <w:rPr>
+            <w:noProof/>
+            <w:webHidden/>
+          </w:rPr>
+        </w:r>
+        <w:r>
+          <w:rPr>
+            <w:noProof/>
+            <w:webHidden/>
+          </w:rPr>
+          <w:fldChar w:fldCharType="separate"/>
+        </w:r>
+        <w:r>
+          <w:rPr>
+            <w:noProof/>
+            <w:webHidden/>
+          </w:rPr>
+          <w:t>29</w:t>
+        </w:r>
+        <w:r>
+          <w:rPr>
+            <w:noProof/>
+            <w:webHidden/>
+          </w:rPr>
+          <w:fldChar w:fldCharType="end"/>
+        </w:r>
+      </w:hyperlink>
+    </w:p>
+    <w:p>
+      <w:pPr>
+        <w:pStyle w:val="ndicedeilustraes"/>
+        <w:tabs>
+          <w:tab w:val="right" w:leader="dot" w:pos="9061"/>
+        </w:tabs>
+        <w:spacing w:line="360" w:lineRule="auto"/>
+        <w:rPr>
+          <w:rFonts w:asciiTheme="minorHAnsi" w:eastAsiaTheme="minorEastAsia" w:hAnsiTheme="minorHAnsi" w:cstheme="minorBidi"/>
+          <w:caps w:val="0"/>
+          <w:noProof/>
+          <w:kern w:val="2"/>
+          <w:szCs w:val="24"/>
+          <w:lang w:eastAsia="pt-BR"/>
+          <w14:ligatures w14:val="standardContextual"/>
+        </w:rPr>
+      </w:pPr>
+      <w:hyperlink w:anchor="_Toc243770401" w:history="1">
+        <w:r>
+          <w:rPr>
+            <w:rStyle w:val="Hyperlink"/>
+            <w:b/>
+            <w:bCs/>
+            <w:noProof/>
+          </w:rPr>
+          <w:t>Figura 10 – Exemplo de imagem que compõe o dataset original, com uma folha apresentando Pinta-preta</w:t>
+        </w:r>
+        <w:r>
+          <w:rPr>
+            <w:noProof/>
+            <w:webHidden/>
+          </w:rPr>
+          <w:tab/>
+        </w:r>
+        <w:r>
+          <w:rPr>
+            <w:noProof/>
+            <w:webHidden/>
+          </w:rPr>
+          <w:fldChar w:fldCharType="begin"/>
+        </w:r>
+        <w:r>
+          <w:rPr>
+            <w:noProof/>
+            <w:webHidden/>
+          </w:rPr>
+          <w:instrText xml:space="preserve"> PAGEREF _Toc243770401 \h </w:instrText>
+        </w:r>
+        <w:r>
+          <w:rPr>
+            <w:noProof/>
+            <w:webHidden/>
+          </w:rPr>
+        </w:r>
+        <w:r>
+          <w:rPr>
+            <w:noProof/>
+            <w:webHidden/>
+          </w:rPr>
+          <w:fldChar w:fldCharType="separate"/>
+        </w:r>
+        <w:r>
+          <w:rPr>
+            <w:noProof/>
+            <w:webHidden/>
+          </w:rPr>
+          <w:t>30</w:t>
+        </w:r>
+        <w:r>
+          <w:rPr>
+            <w:noProof/>
+            <w:webHidden/>
+          </w:rPr>
+          <w:fldChar w:fldCharType="end"/>
+        </w:r>
+      </w:hyperlink>
+    </w:p>
+    <w:p>
+      <w:pPr>
+        <w:pStyle w:val="ndicedeilustraes"/>
+        <w:tabs>
+          <w:tab w:val="right" w:leader="dot" w:pos="9061"/>
+        </w:tabs>
+        <w:spacing w:line="360" w:lineRule="auto"/>
+        <w:rPr>
+          <w:rFonts w:asciiTheme="minorHAnsi" w:eastAsiaTheme="minorEastAsia" w:hAnsiTheme="minorHAnsi" w:cstheme="minorBidi"/>
+          <w:caps w:val="0"/>
+          <w:noProof/>
+          <w:kern w:val="2"/>
+          <w:szCs w:val="24"/>
+          <w:lang w:eastAsia="pt-BR"/>
+          <w14:ligatures w14:val="standardContextual"/>
+        </w:rPr>
+      </w:pPr>
+      <w:hyperlink w:anchor="_Toc243770402" w:history="1">
+        <w:r>
+          <w:rPr>
+            <w:rStyle w:val="Hyperlink"/>
+            <w:b/>
+            <w:bCs/>
+            <w:noProof/>
+          </w:rPr>
+          <w:t>Figura 11 – Exemplo de imagem que compõe o dataset original, com uma folha apresentando Requeima</w:t>
+        </w:r>
+        <w:r>
+          <w:rPr>
+            <w:noProof/>
+            <w:webHidden/>
+          </w:rPr>
+          <w:tab/>
+        </w:r>
+        <w:r>
+          <w:rPr>
+            <w:noProof/>
+            <w:webHidden/>
+          </w:rPr>
+          <w:fldChar w:fldCharType="begin"/>
+        </w:r>
+        <w:r>
+          <w:rPr>
+            <w:noProof/>
+            <w:webHidden/>
+          </w:rPr>
+          <w:instrText xml:space="preserve"> PAGEREF _Toc243770402 \h </w:instrText>
+        </w:r>
+        <w:r>
+          <w:rPr>
+            <w:noProof/>
+            <w:webHidden/>
+          </w:rPr>
+        </w:r>
+        <w:r>
+          <w:rPr>
+            <w:noProof/>
+            <w:webHidden/>
+          </w:rPr>
+          <w:fldChar w:fldCharType="separate"/>
+        </w:r>
+        <w:r>
+          <w:rPr>
+            <w:noProof/>
+            <w:webHidden/>
+          </w:rPr>
+          <w:t>30</w:t>
+        </w:r>
+        <w:r>
+          <w:rPr>
+            <w:noProof/>
+            <w:webHidden/>
+          </w:rPr>
+          <w:fldChar w:fldCharType="end"/>
+        </w:r>
+      </w:hyperlink>
+    </w:p>
+    <w:p>
+      <w:pPr>
+        <w:pStyle w:val="ndicedeilustraes"/>
+        <w:tabs>
+          <w:tab w:val="right" w:leader="dot" w:pos="9061"/>
+        </w:tabs>
+        <w:spacing w:line="360" w:lineRule="auto"/>
+        <w:rPr>
+          <w:rFonts w:asciiTheme="minorHAnsi" w:eastAsiaTheme="minorEastAsia" w:hAnsiTheme="minorHAnsi" w:cstheme="minorBidi"/>
+          <w:caps w:val="0"/>
+          <w:noProof/>
+          <w:kern w:val="2"/>
+          <w:szCs w:val="24"/>
+          <w:lang w:eastAsia="pt-BR"/>
+          <w14:ligatures w14:val="standardContextual"/>
+        </w:rPr>
+      </w:pPr>
+      <w:hyperlink w:anchor="_Toc243770403" w:history="1">
+        <w:r>
+          <w:rPr>
+            <w:rStyle w:val="Hyperlink"/>
+            <w:b/>
+            <w:bCs/>
+            <w:noProof/>
+          </w:rPr>
+          <w:t>Figura 12 – Exemplo de imagem que compõe o dataset original, com uma folha apresentando Mancha-de-cladosporium</w:t>
+        </w:r>
+        <w:r>
+          <w:rPr>
+            <w:noProof/>
+            <w:webHidden/>
+          </w:rPr>
+          <w:tab/>
+        </w:r>
+        <w:r>
+          <w:rPr>
+            <w:noProof/>
+            <w:webHidden/>
+          </w:rPr>
+          <w:fldChar w:fldCharType="begin"/>
+        </w:r>
+        <w:r>
+          <w:rPr>
+            <w:noProof/>
+            <w:webHidden/>
+          </w:rPr>
+          <w:instrText xml:space="preserve"> PAGEREF _Toc243770403 \h </w:instrText>
+        </w:r>
+        <w:r>
+          <w:rPr>
+            <w:noProof/>
+            <w:webHidden/>
+          </w:rPr>
+        </w:r>
+        <w:r>
+          <w:rPr>
+            <w:noProof/>
+            <w:webHidden/>
+          </w:rPr>
+          <w:fldChar w:fldCharType="separate"/>
+        </w:r>
+        <w:r>
+          <w:rPr>
+            <w:noProof/>
+            <w:webHidden/>
+          </w:rPr>
+          <w:t>31</w:t>
+        </w:r>
+        <w:r>
+          <w:rPr>
+            <w:noProof/>
+            <w:webHidden/>
+          </w:rPr>
+          <w:fldChar w:fldCharType="end"/>
+        </w:r>
+      </w:hyperlink>
+    </w:p>
+    <w:p>
+      <w:pPr>
+        <w:pStyle w:val="ndicedeilustraes"/>
+        <w:tabs>
+          <w:tab w:val="right" w:leader="dot" w:pos="9061"/>
+        </w:tabs>
+        <w:spacing w:line="360" w:lineRule="auto"/>
+        <w:rPr>
+          <w:rFonts w:asciiTheme="minorHAnsi" w:eastAsiaTheme="minorEastAsia" w:hAnsiTheme="minorHAnsi" w:cstheme="minorBidi"/>
+          <w:caps w:val="0"/>
+          <w:noProof/>
+          <w:kern w:val="2"/>
+          <w:szCs w:val="24"/>
+          <w:lang w:eastAsia="pt-BR"/>
+          <w14:ligatures w14:val="standardContextual"/>
+        </w:rPr>
+      </w:pPr>
+      <w:hyperlink w:anchor="_Toc243770404" w:history="1">
+        <w:r>
+          <w:rPr>
+            <w:rStyle w:val="Hyperlink"/>
+            <w:b/>
+            <w:bCs/>
+            <w:noProof/>
+          </w:rPr>
+          <w:t>Figura 13 – Exemplo de imagem que compõe o dataset original, com uma folha apresentando Septoriose</w:t>
+        </w:r>
+        <w:r>
+          <w:rPr>
+            <w:noProof/>
+            <w:webHidden/>
+          </w:rPr>
+          <w:tab/>
+        </w:r>
+        <w:r>
+          <w:rPr>
+            <w:noProof/>
+            <w:webHidden/>
+          </w:rPr>
+          <w:fldChar w:fldCharType="begin"/>
+        </w:r>
+        <w:r>
+          <w:rPr>
+            <w:noProof/>
+            <w:webHidden/>
+          </w:rPr>
+          <w:instrText xml:space="preserve"> PAGEREF _Toc243770404 \h </w:instrText>
+        </w:r>
+        <w:r>
+          <w:rPr>
+            <w:noProof/>
+            <w:webHidden/>
+          </w:rPr>
+        </w:r>
+        <w:r>
+          <w:rPr>
+            <w:noProof/>
+            <w:webHidden/>
+          </w:rPr>
+          <w:fldChar w:fldCharType="separate"/>
+        </w:r>
+        <w:r>
+          <w:rPr>
+            <w:noProof/>
+            <w:webHidden/>
+          </w:rPr>
+          <w:t>31</w:t>
+        </w:r>
+        <w:r>
+          <w:rPr>
+            <w:noProof/>
+            <w:webHidden/>
+          </w:rPr>
+          <w:fldChar w:fldCharType="end"/>
+        </w:r>
+      </w:hyperlink>
+    </w:p>
+    <w:p>
+      <w:pPr>
+        <w:pStyle w:val="ndicedeilustraes"/>
+        <w:tabs>
+          <w:tab w:val="right" w:leader="dot" w:pos="9061"/>
+        </w:tabs>
+        <w:spacing w:line="360" w:lineRule="auto"/>
+        <w:rPr>
+          <w:rFonts w:asciiTheme="minorHAnsi" w:eastAsiaTheme="minorEastAsia" w:hAnsiTheme="minorHAnsi" w:cstheme="minorBidi"/>
+          <w:caps w:val="0"/>
+          <w:noProof/>
+          <w:kern w:val="2"/>
+          <w:szCs w:val="24"/>
+          <w:lang w:eastAsia="pt-BR"/>
+          <w14:ligatures w14:val="standardContextual"/>
+        </w:rPr>
+      </w:pPr>
+      <w:hyperlink w:anchor="_Toc243770405" w:history="1">
+        <w:r>
+          <w:rPr>
+            <w:rStyle w:val="Hyperlink"/>
+            <w:b/>
+            <w:bCs/>
+            <w:noProof/>
+          </w:rPr>
+          <w:t>Figura 14 – Exemplo de imagem que compõe o dataset original, com uma folha apresentando Ácaro-rajado</w:t>
+        </w:r>
+        <w:r>
+          <w:rPr>
+            <w:noProof/>
+            <w:webHidden/>
+          </w:rPr>
+          <w:tab/>
+        </w:r>
+        <w:r>
+          <w:rPr>
+            <w:noProof/>
+            <w:webHidden/>
+          </w:rPr>
+          <w:fldChar w:fldCharType="begin"/>
+        </w:r>
+        <w:r>
+          <w:rPr>
+            <w:noProof/>
+            <w:webHidden/>
+          </w:rPr>
+          <w:instrText xml:space="preserve"> PAGEREF _Toc243770405 \h </w:instrText>
+        </w:r>
+        <w:r>
+          <w:rPr>
+            <w:noProof/>
+            <w:webHidden/>
+          </w:rPr>
+        </w:r>
+        <w:r>
+          <w:rPr>
+            <w:noProof/>
+            <w:webHidden/>
+          </w:rPr>
+          <w:fldChar w:fldCharType="separate"/>
+        </w:r>
+        <w:r>
+          <w:rPr>
+            <w:noProof/>
+            <w:webHidden/>
+          </w:rPr>
+          <w:t>32</w:t>
+        </w:r>
+        <w:r>
+          <w:rPr>
+            <w:noProof/>
+            <w:webHidden/>
+          </w:rPr>
+          <w:fldChar w:fldCharType="end"/>
+        </w:r>
+      </w:hyperlink>
+    </w:p>
+    <w:p>
+      <w:pPr>
+        <w:pStyle w:val="ndicedeilustraes"/>
+        <w:tabs>
+          <w:tab w:val="right" w:leader="dot" w:pos="9061"/>
+        </w:tabs>
+        <w:spacing w:line="360" w:lineRule="auto"/>
+        <w:rPr>
+          <w:rFonts w:asciiTheme="minorHAnsi" w:eastAsiaTheme="minorEastAsia" w:hAnsiTheme="minorHAnsi" w:cstheme="minorBidi"/>
+          <w:caps w:val="0"/>
+          <w:noProof/>
+          <w:kern w:val="2"/>
+          <w:szCs w:val="24"/>
+          <w:lang w:eastAsia="pt-BR"/>
+          <w14:ligatures w14:val="standardContextual"/>
+        </w:rPr>
+      </w:pPr>
+      <w:hyperlink w:anchor="_Toc243770406" w:history="1">
+        <w:r>
+          <w:rPr>
+            <w:rStyle w:val="Hyperlink"/>
+            <w:b/>
+            <w:bCs/>
+            <w:noProof/>
+          </w:rPr>
+          <w:t>Figura 15 – Exemplo de imagem que compõe o dataset original, com uma folha apresentando Mancha-alvo</w:t>
+        </w:r>
+        <w:r>
+          <w:rPr>
+            <w:noProof/>
+            <w:webHidden/>
+          </w:rPr>
+          <w:tab/>
+        </w:r>
+        <w:r>
+          <w:rPr>
+            <w:noProof/>
+            <w:webHidden/>
+          </w:rPr>
+          <w:fldChar w:fldCharType="begin"/>
+        </w:r>
+        <w:r>
+          <w:rPr>
+            <w:noProof/>
+            <w:webHidden/>
+          </w:rPr>
+          <w:instrText xml:space="preserve"> PAGEREF _Toc243770406 \h </w:instrText>
+        </w:r>
+        <w:r>
+          <w:rPr>
+            <w:noProof/>
+            <w:webHidden/>
+          </w:rPr>
+        </w:r>
+        <w:r>
+          <w:rPr>
+            <w:noProof/>
+            <w:webHidden/>
+          </w:rPr>
+          <w:fldChar w:fldCharType="separate"/>
+        </w:r>
+        <w:r>
+          <w:rPr>
+            <w:noProof/>
+            <w:webHidden/>
+          </w:rPr>
+          <w:t>32</w:t>
+        </w:r>
+        <w:r>
+          <w:rPr>
+            <w:noProof/>
+            <w:webHidden/>
+          </w:rPr>
+          <w:fldChar w:fldCharType="end"/>
+        </w:r>
+      </w:hyperlink>
+    </w:p>
+    <w:p>
+      <w:pPr>
+        <w:pStyle w:val="ndicedeilustraes"/>
+        <w:tabs>
+          <w:tab w:val="right" w:leader="dot" w:pos="9061"/>
+        </w:tabs>
+        <w:spacing w:line="360" w:lineRule="auto"/>
+        <w:rPr>
+          <w:rFonts w:asciiTheme="minorHAnsi" w:eastAsiaTheme="minorEastAsia" w:hAnsiTheme="minorHAnsi" w:cstheme="minorBidi"/>
+          <w:caps w:val="0"/>
+          <w:noProof/>
+          <w:kern w:val="2"/>
+          <w:szCs w:val="24"/>
+          <w:lang w:eastAsia="pt-BR"/>
+          <w14:ligatures w14:val="standardContextual"/>
+        </w:rPr>
+      </w:pPr>
+      <w:hyperlink w:anchor="_Toc243770407" w:history="1">
+        <w:r>
+          <w:rPr>
+            <w:rStyle w:val="Hyperlink"/>
+            <w:b/>
+            <w:bCs/>
+            <w:noProof/>
+          </w:rPr>
+          <w:t>Figura 16 – Exemplo de imagem que compõe o dataset original, com uma folha apresentando Mosaico do tomateiro</w:t>
+        </w:r>
+        <w:r>
+          <w:rPr>
+            <w:noProof/>
+            <w:webHidden/>
+          </w:rPr>
+          <w:tab/>
+        </w:r>
+        <w:r>
+          <w:rPr>
+            <w:noProof/>
+            <w:webHidden/>
+          </w:rPr>
+          <w:fldChar w:fldCharType="begin"/>
+        </w:r>
+        <w:r>
+          <w:rPr>
+            <w:noProof/>
+            <w:webHidden/>
+          </w:rPr>
+          <w:instrText xml:space="preserve"> PAGEREF _Toc243770407 \h </w:instrText>
+        </w:r>
+        <w:r>
+          <w:rPr>
+            <w:noProof/>
+            <w:webHidden/>
+          </w:rPr>
+        </w:r>
+        <w:r>
+          <w:rPr>
+            <w:noProof/>
+            <w:webHidden/>
+          </w:rPr>
+          <w:fldChar w:fldCharType="separate"/>
+        </w:r>
+        <w:r>
+          <w:rPr>
+            <w:noProof/>
+            <w:webHidden/>
+          </w:rPr>
+          <w:t>33</w:t>
+        </w:r>
+        <w:r>
+          <w:rPr>
+            <w:noProof/>
+            <w:webHidden/>
+          </w:rPr>
+          <w:fldChar w:fldCharType="end"/>
+        </w:r>
+      </w:hyperlink>
+    </w:p>
+    <w:p>
+      <w:pPr>
+        <w:pStyle w:val="ndicedeilustraes"/>
+        <w:tabs>
+          <w:tab w:val="right" w:leader="dot" w:pos="9061"/>
+        </w:tabs>
+        <w:spacing w:line="360" w:lineRule="auto"/>
+        <w:rPr>
+          <w:rFonts w:asciiTheme="minorHAnsi" w:eastAsiaTheme="minorEastAsia" w:hAnsiTheme="minorHAnsi" w:cstheme="minorBidi"/>
+          <w:caps w:val="0"/>
+          <w:noProof/>
+          <w:kern w:val="2"/>
+          <w:szCs w:val="24"/>
+          <w:lang w:eastAsia="pt-BR"/>
+          <w14:ligatures w14:val="standardContextual"/>
+        </w:rPr>
+      </w:pPr>
+      <w:hyperlink w:anchor="_Toc243770408" w:history="1">
+        <w:r>
+          <w:rPr>
+            <w:rStyle w:val="Hyperlink"/>
+            <w:b/>
+            <w:bCs/>
+            <w:noProof/>
+          </w:rPr>
+          <w:t>Figura 17 – Exemplo de imagem que compõe o dataset original, com uma folha apresentando Enrolamento amarelo das folhas do tomateiro</w:t>
+        </w:r>
+        <w:r>
+          <w:rPr>
+            <w:noProof/>
+            <w:webHidden/>
+          </w:rPr>
+          <w:tab/>
+        </w:r>
+        <w:r>
+          <w:rPr>
+            <w:noProof/>
+            <w:webHidden/>
+          </w:rPr>
+          <w:fldChar w:fldCharType="begin"/>
+        </w:r>
+        <w:r>
+          <w:rPr>
+            <w:noProof/>
+            <w:webHidden/>
+          </w:rPr>
+          <w:instrText xml:space="preserve"> PAGEREF _Toc243770408 \h </w:instrText>
+        </w:r>
+        <w:r>
+          <w:rPr>
+            <w:noProof/>
+            <w:webHidden/>
+          </w:rPr>
+        </w:r>
+        <w:r>
+          <w:rPr>
+            <w:noProof/>
+            <w:webHidden/>
+          </w:rPr>
+          <w:fldChar w:fldCharType="separate"/>
+        </w:r>
+        <w:r>
+          <w:rPr>
+            <w:noProof/>
+            <w:webHidden/>
+          </w:rPr>
+          <w:t>33</w:t>
+        </w:r>
+        <w:r>
+          <w:rPr>
+            <w:noProof/>
+            <w:webHidden/>
+          </w:rPr>
+          <w:fldChar w:fldCharType="end"/>
+        </w:r>
+      </w:hyperlink>
+    </w:p>
+    <w:p>
+      <w:pPr>
+        <w:pStyle w:val="ndicedeilustraes"/>
+        <w:tabs>
+          <w:tab w:val="right" w:leader="dot" w:pos="9061"/>
+        </w:tabs>
         <w:rPr>
           <w:b/>
           <w:sz w:val="28"/>
@@ -5508,25 +6347,6 @@
     </w:p>
     <w:p>
       <w:pPr>
-        <w:rPr>
-          <w:rFonts w:ascii="Times New Roman" w:hAnsi="Times New Roman"/>
-          <w:b/>
-          <w:sz w:val="28"/>
-          <w:szCs w:val="28"/>
-        </w:rPr>
-      </w:pPr>
-      <w:r>
-        <w:rPr>
-          <w:rFonts w:ascii="Times New Roman" w:hAnsi="Times New Roman"/>
-          <w:b/>
-          <w:sz w:val="28"/>
-          <w:szCs w:val="28"/>
-        </w:rPr>
-        <w:br w:type="page"/>
-      </w:r>
-    </w:p>
-    <w:p>
-      <w:pPr>
         <w:autoSpaceDE w:val="0"/>
         <w:autoSpaceDN w:val="0"/>
         <w:adjustRightInd w:val="0"/>
@@ -5539,26 +6359,207 @@
           <w:szCs w:val="28"/>
         </w:rPr>
       </w:pPr>
-      <w:r>
-        <w:rPr>
-          <w:rFonts w:ascii="Times New Roman" w:hAnsi="Times New Roman"/>
+    </w:p>
+    <w:p>
+      <w:pPr>
+        <w:pStyle w:val="ndicedeilustraes"/>
+        <w:tabs>
+          <w:tab w:val="right" w:leader="dot" w:pos="9061"/>
+        </w:tabs>
+        <w:spacing w:line="360" w:lineRule="auto"/>
+        <w:rPr>
+          <w:rFonts w:asciiTheme="minorHAnsi" w:eastAsiaTheme="minorEastAsia" w:hAnsiTheme="minorHAnsi" w:cstheme="minorBidi"/>
+          <w:caps w:val="0"/>
+          <w:noProof/>
+          <w:kern w:val="2"/>
+          <w:szCs w:val="24"/>
+          <w:lang w:eastAsia="pt-BR"/>
+          <w14:ligatures w14:val="standardContextual"/>
+        </w:rPr>
+      </w:pPr>
+      <w:r>
+        <w:rPr>
           <w:b/>
           <w:sz w:val="28"/>
           <w:szCs w:val="28"/>
         </w:rPr>
-        <w:lastRenderedPageBreak/>
-        <w:t>LISTA DE GRÁFICOS</w:t>
-      </w:r>
-    </w:p>
-    <w:p>
-      <w:pPr>
-        <w:rPr>
-          <w:rFonts w:ascii="Times New Roman" w:hAnsi="Times New Roman"/>
+        <w:fldChar w:fldCharType="begin"/>
+      </w:r>
+      <w:r>
+        <w:rPr>
           <w:b/>
           <w:sz w:val="28"/>
           <w:szCs w:val="28"/>
         </w:rPr>
-      </w:pPr>
+        <w:instrText xml:space="preserve"> TOC \h \z \c "Tabela" </w:instrText>
+      </w:r>
+      <w:r>
+        <w:rPr>
+          <w:b/>
+          <w:sz w:val="28"/>
+          <w:szCs w:val="28"/>
+        </w:rPr>
+        <w:fldChar w:fldCharType="separate"/>
+      </w:r>
+      <w:hyperlink w:anchor="_Toc243770485" w:history="1">
+        <w:r>
+          <w:rPr>
+            <w:rStyle w:val="Hyperlink"/>
+            <w:b/>
+            <w:bCs/>
+            <w:noProof/>
+          </w:rPr>
+          <w:t>Tabela 1 — Etapas do pré-processamento das imagens utilizado no presente estudo</w:t>
+        </w:r>
+        <w:r>
+          <w:rPr>
+            <w:noProof/>
+            <w:webHidden/>
+          </w:rPr>
+          <w:tab/>
+        </w:r>
+        <w:r>
+          <w:rPr>
+            <w:noProof/>
+            <w:webHidden/>
+          </w:rPr>
+          <w:fldChar w:fldCharType="begin"/>
+        </w:r>
+        <w:r>
+          <w:rPr>
+            <w:noProof/>
+            <w:webHidden/>
+          </w:rPr>
+          <w:instrText xml:space="preserve"> PAGEREF _Toc243770485 \h </w:instrText>
+        </w:r>
+        <w:r>
+          <w:rPr>
+            <w:noProof/>
+            <w:webHidden/>
+          </w:rPr>
+        </w:r>
+        <w:r>
+          <w:rPr>
+            <w:noProof/>
+            <w:webHidden/>
+          </w:rPr>
+          <w:fldChar w:fldCharType="separate"/>
+        </w:r>
+        <w:r>
+          <w:rPr>
+            <w:noProof/>
+            <w:webHidden/>
+          </w:rPr>
+          <w:t>35</w:t>
+        </w:r>
+        <w:r>
+          <w:rPr>
+            <w:noProof/>
+            <w:webHidden/>
+          </w:rPr>
+          <w:fldChar w:fldCharType="end"/>
+        </w:r>
+      </w:hyperlink>
+    </w:p>
+    <w:p>
+      <w:pPr>
+        <w:pStyle w:val="ndicedeilustraes"/>
+        <w:tabs>
+          <w:tab w:val="right" w:leader="dot" w:pos="9061"/>
+        </w:tabs>
+        <w:spacing w:line="360" w:lineRule="auto"/>
+        <w:rPr>
+          <w:rFonts w:asciiTheme="minorHAnsi" w:eastAsiaTheme="minorEastAsia" w:hAnsiTheme="minorHAnsi" w:cstheme="minorBidi"/>
+          <w:caps w:val="0"/>
+          <w:noProof/>
+          <w:kern w:val="2"/>
+          <w:szCs w:val="24"/>
+          <w:lang w:eastAsia="pt-BR"/>
+          <w14:ligatures w14:val="standardContextual"/>
+        </w:rPr>
+      </w:pPr>
+      <w:hyperlink w:anchor="_Toc243770486" w:history="1">
+        <w:r>
+          <w:rPr>
+            <w:rStyle w:val="Hyperlink"/>
+            <w:b/>
+            <w:bCs/>
+            <w:noProof/>
+          </w:rPr>
+          <w:t>Tabela 2 – Arquitetura utilizada para treinamento dos modelos</w:t>
+        </w:r>
+        <w:r>
+          <w:rPr>
+            <w:noProof/>
+            <w:webHidden/>
+          </w:rPr>
+          <w:tab/>
+        </w:r>
+        <w:r>
+          <w:rPr>
+            <w:noProof/>
+            <w:webHidden/>
+          </w:rPr>
+          <w:fldChar w:fldCharType="begin"/>
+        </w:r>
+        <w:r>
+          <w:rPr>
+            <w:noProof/>
+            <w:webHidden/>
+          </w:rPr>
+          <w:instrText xml:space="preserve"> PAGEREF _Toc243770486 \h </w:instrText>
+        </w:r>
+        <w:r>
+          <w:rPr>
+            <w:noProof/>
+            <w:webHidden/>
+          </w:rPr>
+        </w:r>
+        <w:r>
+          <w:rPr>
+            <w:noProof/>
+            <w:webHidden/>
+          </w:rPr>
+          <w:fldChar w:fldCharType="separate"/>
+        </w:r>
+        <w:r>
+          <w:rPr>
+            <w:noProof/>
+            <w:webHidden/>
+          </w:rPr>
+          <w:t>36</w:t>
+        </w:r>
+        <w:r>
+          <w:rPr>
+            <w:noProof/>
+            <w:webHidden/>
+          </w:rPr>
+          <w:fldChar w:fldCharType="end"/>
+        </w:r>
+      </w:hyperlink>
+    </w:p>
+    <w:p>
+      <w:pPr>
+        <w:autoSpaceDE w:val="0"/>
+        <w:autoSpaceDN w:val="0"/>
+        <w:adjustRightInd w:val="0"/>
+        <w:spacing w:after="0" w:line="360" w:lineRule="auto"/>
+        <w:rPr>
+          <w:rFonts w:ascii="Times New Roman" w:hAnsi="Times New Roman"/>
+          <w:b/>
+          <w:sz w:val="28"/>
+          <w:szCs w:val="28"/>
+        </w:rPr>
+      </w:pPr>
+      <w:r>
+        <w:rPr>
+          <w:rFonts w:ascii="Times New Roman" w:hAnsi="Times New Roman"/>
+          <w:b/>
+          <w:sz w:val="28"/>
+          <w:szCs w:val="28"/>
+        </w:rPr>
+        <w:fldChar w:fldCharType="end"/>
+      </w:r>
       <w:r>
         <w:rPr>
           <w:rFonts w:ascii="Times New Roman" w:hAnsi="Times New Roman"/>
@@ -5591,7 +6592,7 @@
           <w:szCs w:val="28"/>
         </w:rPr>
         <w:lastRenderedPageBreak/>
-        <w:t>LISTA DE ALGORITMOS</w:t>
+        <w:t>LISTA DE GRÁFICOS</w:t>
       </w:r>
     </w:p>
     <w:p>
@@ -5635,15 +6636,11 @@
           <w:szCs w:val="28"/>
         </w:rPr>
         <w:lastRenderedPageBreak/>
-        <w:t>LISTA DE EQUAÇÕES</w:t>
-      </w:r>
-    </w:p>
-    <w:p>
-      <w:pPr>
-        <w:autoSpaceDE w:val="0"/>
-        <w:autoSpaceDN w:val="0"/>
-        <w:adjustRightInd w:val="0"/>
-        <w:spacing w:after="0" w:line="360" w:lineRule="auto"/>
+        <w:t>LISTA DE ALGORITMOS</w:t>
+      </w:r>
+    </w:p>
+    <w:p>
+      <w:pPr>
         <w:rPr>
           <w:rFonts w:ascii="Times New Roman" w:hAnsi="Times New Roman"/>
           <w:b/>
@@ -5683,7 +6680,30 @@
           <w:szCs w:val="28"/>
         </w:rPr>
         <w:lastRenderedPageBreak/>
-        <w:t>LISTA DE SIGLAS</w:t>
+        <w:t>LISTA DE EQUAÇÕES</w:t>
+      </w:r>
+    </w:p>
+    <w:p>
+      <w:pPr>
+        <w:autoSpaceDE w:val="0"/>
+        <w:autoSpaceDN w:val="0"/>
+        <w:adjustRightInd w:val="0"/>
+        <w:spacing w:after="0" w:line="360" w:lineRule="auto"/>
+        <w:rPr>
+          <w:rFonts w:ascii="Times New Roman" w:hAnsi="Times New Roman"/>
+          <w:b/>
+          <w:sz w:val="28"/>
+          <w:szCs w:val="28"/>
+        </w:rPr>
+      </w:pPr>
+      <w:r>
+        <w:rPr>
+          <w:rFonts w:ascii="Times New Roman" w:hAnsi="Times New Roman"/>
+          <w:b/>
+          <w:sz w:val="28"/>
+          <w:szCs w:val="28"/>
+        </w:rPr>
+        <w:br w:type="page"/>
       </w:r>
     </w:p>
     <w:p>
@@ -5696,305 +6716,6 @@
         <w:rPr>
           <w:rFonts w:ascii="Times New Roman" w:hAnsi="Times New Roman"/>
           <w:b/>
-          <w:sz w:val="24"/>
-          <w:szCs w:val="24"/>
-        </w:rPr>
-      </w:pPr>
-    </w:p>
-    <w:p>
-      <w:pPr>
-        <w:autoSpaceDE w:val="0"/>
-        <w:autoSpaceDN w:val="0"/>
-        <w:adjustRightInd w:val="0"/>
-        <w:spacing w:after="0" w:line="360" w:lineRule="auto"/>
-        <w:rPr>
-          <w:rFonts w:ascii="Times New Roman" w:hAnsi="Times New Roman"/>
-          <w:bCs/>
-          <w:sz w:val="24"/>
-          <w:szCs w:val="24"/>
-        </w:rPr>
-      </w:pPr>
-      <w:r>
-        <w:rPr>
-          <w:rFonts w:ascii="Times New Roman" w:hAnsi="Times New Roman"/>
-          <w:bCs/>
-          <w:sz w:val="24"/>
-          <w:szCs w:val="24"/>
-        </w:rPr>
-        <w:t xml:space="preserve">Adam - </w:t>
-      </w:r>
-      <w:r>
-        <w:rPr>
-          <w:rFonts w:ascii="Times New Roman" w:hAnsi="Times New Roman"/>
-          <w:bCs/>
-          <w:i/>
-          <w:iCs/>
-          <w:sz w:val="24"/>
-          <w:szCs w:val="24"/>
-        </w:rPr>
-        <w:t xml:space="preserve">Adaptive Moment Estimation </w:t>
-      </w:r>
-      <w:r>
-        <w:rPr>
-          <w:rFonts w:ascii="Times New Roman" w:hAnsi="Times New Roman"/>
-          <w:bCs/>
-          <w:sz w:val="24"/>
-          <w:szCs w:val="24"/>
-        </w:rPr>
-        <w:t>(Otimização Estocástica Adam).</w:t>
-      </w:r>
-    </w:p>
-    <w:p>
-      <w:pPr>
-        <w:autoSpaceDE w:val="0"/>
-        <w:autoSpaceDN w:val="0"/>
-        <w:adjustRightInd w:val="0"/>
-        <w:spacing w:after="0" w:line="360" w:lineRule="auto"/>
-        <w:rPr>
-          <w:rFonts w:ascii="Times New Roman" w:hAnsi="Times New Roman"/>
-          <w:bCs/>
-          <w:sz w:val="24"/>
-          <w:szCs w:val="24"/>
-        </w:rPr>
-      </w:pPr>
-      <w:r>
-        <w:rPr>
-          <w:rFonts w:ascii="Times New Roman" w:hAnsi="Times New Roman"/>
-          <w:bCs/>
-          <w:sz w:val="24"/>
-          <w:szCs w:val="24"/>
-        </w:rPr>
-        <w:t xml:space="preserve">CNN - </w:t>
-      </w:r>
-      <w:r>
-        <w:rPr>
-          <w:rFonts w:ascii="Times New Roman" w:hAnsi="Times New Roman"/>
-          <w:bCs/>
-          <w:i/>
-          <w:iCs/>
-          <w:sz w:val="24"/>
-          <w:szCs w:val="24"/>
-        </w:rPr>
-        <w:t>Convolutional Neural Networks</w:t>
-      </w:r>
-      <w:r>
-        <w:rPr>
-          <w:rFonts w:ascii="Times New Roman" w:hAnsi="Times New Roman"/>
-          <w:bCs/>
-          <w:sz w:val="24"/>
-          <w:szCs w:val="24"/>
-        </w:rPr>
-        <w:t xml:space="preserve"> (Redes Neurais Convolucionais).</w:t>
-      </w:r>
-    </w:p>
-    <w:p>
-      <w:pPr>
-        <w:autoSpaceDE w:val="0"/>
-        <w:autoSpaceDN w:val="0"/>
-        <w:adjustRightInd w:val="0"/>
-        <w:spacing w:after="0" w:line="360" w:lineRule="auto"/>
-        <w:rPr>
-          <w:rFonts w:ascii="Times New Roman" w:hAnsi="Times New Roman"/>
-          <w:bCs/>
-          <w:sz w:val="24"/>
-          <w:szCs w:val="24"/>
-        </w:rPr>
-      </w:pPr>
-      <w:r>
-        <w:rPr>
-          <w:rFonts w:ascii="Times New Roman" w:hAnsi="Times New Roman"/>
-          <w:bCs/>
-          <w:sz w:val="24"/>
-          <w:szCs w:val="24"/>
-        </w:rPr>
-        <w:t>IA - Inteligência Artificial</w:t>
-      </w:r>
-      <w:r>
-        <w:rPr>
-          <w:rFonts w:ascii="Times New Roman" w:hAnsi="Times New Roman"/>
-          <w:bCs/>
-          <w:sz w:val="24"/>
-          <w:szCs w:val="24"/>
-        </w:rPr>
-        <w:t>.</w:t>
-      </w:r>
-    </w:p>
-    <w:p>
-      <w:pPr>
-        <w:autoSpaceDE w:val="0"/>
-        <w:autoSpaceDN w:val="0"/>
-        <w:adjustRightInd w:val="0"/>
-        <w:spacing w:after="0" w:line="360" w:lineRule="auto"/>
-        <w:rPr>
-          <w:rFonts w:ascii="Times New Roman" w:hAnsi="Times New Roman"/>
-          <w:bCs/>
-          <w:sz w:val="24"/>
-          <w:szCs w:val="24"/>
-        </w:rPr>
-      </w:pPr>
-      <w:r>
-        <w:rPr>
-          <w:rFonts w:ascii="Times New Roman" w:hAnsi="Times New Roman"/>
-          <w:bCs/>
-          <w:sz w:val="24"/>
-          <w:szCs w:val="24"/>
-        </w:rPr>
-        <w:t xml:space="preserve">RGB - </w:t>
-      </w:r>
-      <w:r>
-        <w:rPr>
-          <w:rFonts w:ascii="Times New Roman" w:hAnsi="Times New Roman"/>
-          <w:bCs/>
-          <w:i/>
-          <w:iCs/>
-          <w:sz w:val="24"/>
-          <w:szCs w:val="24"/>
-        </w:rPr>
-        <w:t>Red, Green, Blue</w:t>
-      </w:r>
-      <w:r>
-        <w:rPr>
-          <w:rFonts w:ascii="Times New Roman" w:hAnsi="Times New Roman"/>
-          <w:bCs/>
-          <w:sz w:val="24"/>
-          <w:szCs w:val="24"/>
-        </w:rPr>
-        <w:t xml:space="preserve"> (Vermelho, Verde, Azul).</w:t>
-      </w:r>
-    </w:p>
-    <w:p>
-      <w:pPr>
-        <w:autoSpaceDE w:val="0"/>
-        <w:autoSpaceDN w:val="0"/>
-        <w:adjustRightInd w:val="0"/>
-        <w:spacing w:after="0" w:line="360" w:lineRule="auto"/>
-        <w:rPr>
-          <w:rFonts w:ascii="Times New Roman" w:hAnsi="Times New Roman"/>
-          <w:bCs/>
-          <w:sz w:val="24"/>
-          <w:szCs w:val="24"/>
-        </w:rPr>
-      </w:pPr>
-      <w:r>
-        <w:rPr>
-          <w:rFonts w:ascii="Times New Roman" w:hAnsi="Times New Roman"/>
-          <w:bCs/>
-          <w:sz w:val="24"/>
-          <w:szCs w:val="24"/>
-        </w:rPr>
-        <w:t xml:space="preserve">ReLU - </w:t>
-      </w:r>
-      <w:r>
-        <w:rPr>
-          <w:rFonts w:ascii="Times New Roman" w:hAnsi="Times New Roman"/>
-          <w:bCs/>
-          <w:i/>
-          <w:iCs/>
-          <w:sz w:val="24"/>
-          <w:szCs w:val="24"/>
-        </w:rPr>
-        <w:t xml:space="preserve">Rectified Linear Unit </w:t>
-      </w:r>
-      <w:r>
-        <w:rPr>
-          <w:rFonts w:ascii="Times New Roman" w:hAnsi="Times New Roman"/>
-          <w:bCs/>
-          <w:sz w:val="24"/>
-          <w:szCs w:val="24"/>
-        </w:rPr>
-        <w:t>(Função de Ativação ReLU).</w:t>
-      </w:r>
-    </w:p>
-    <w:p>
-      <w:pPr>
-        <w:autoSpaceDE w:val="0"/>
-        <w:autoSpaceDN w:val="0"/>
-        <w:adjustRightInd w:val="0"/>
-        <w:spacing w:after="0" w:line="360" w:lineRule="auto"/>
-        <w:rPr>
-          <w:rFonts w:ascii="Times New Roman" w:hAnsi="Times New Roman"/>
-          <w:bCs/>
-          <w:sz w:val="24"/>
-          <w:szCs w:val="24"/>
-        </w:rPr>
-      </w:pPr>
-      <w:r>
-        <w:rPr>
-          <w:rFonts w:ascii="Times New Roman" w:hAnsi="Times New Roman"/>
-          <w:bCs/>
-          <w:sz w:val="24"/>
-          <w:szCs w:val="24"/>
-        </w:rPr>
-        <w:t xml:space="preserve">StratifiedKFold - </w:t>
-      </w:r>
-      <w:r>
-        <w:rPr>
-          <w:rFonts w:ascii="Times New Roman" w:hAnsi="Times New Roman"/>
-          <w:bCs/>
-          <w:i/>
-          <w:iCs/>
-          <w:sz w:val="24"/>
-          <w:szCs w:val="24"/>
-        </w:rPr>
-        <w:t xml:space="preserve">Stratified K-Fold Cross-Validation </w:t>
-      </w:r>
-      <w:r>
-        <w:rPr>
-          <w:rFonts w:ascii="Times New Roman" w:hAnsi="Times New Roman"/>
-          <w:bCs/>
-          <w:sz w:val="24"/>
-          <w:szCs w:val="24"/>
-        </w:rPr>
-        <w:t>(Validação Cruzada</w:t>
-      </w:r>
-      <w:r>
-        <w:rPr>
-          <w:rFonts w:ascii="Times New Roman" w:hAnsi="Times New Roman"/>
-          <w:bCs/>
-          <w:sz w:val="24"/>
-          <w:szCs w:val="24"/>
-        </w:rPr>
-        <w:t xml:space="preserve"> k-</w:t>
-      </w:r>
-      <w:r>
-        <w:rPr>
-          <w:rFonts w:ascii="Times New Roman" w:hAnsi="Times New Roman"/>
-          <w:bCs/>
-          <w:sz w:val="24"/>
-          <w:szCs w:val="24"/>
-        </w:rPr>
-        <w:t>fold estratificada</w:t>
-      </w:r>
-      <w:r>
-        <w:rPr>
-          <w:rFonts w:ascii="Times New Roman" w:hAnsi="Times New Roman"/>
-          <w:bCs/>
-          <w:sz w:val="24"/>
-          <w:szCs w:val="24"/>
-        </w:rPr>
-        <w:t>)</w:t>
-      </w:r>
-    </w:p>
-    <w:p>
-      <w:pPr>
-        <w:autoSpaceDE w:val="0"/>
-        <w:autoSpaceDN w:val="0"/>
-        <w:adjustRightInd w:val="0"/>
-        <w:spacing w:after="0"/>
-        <w:rPr>
-          <w:rFonts w:ascii="Times New Roman" w:hAnsi="Times New Roman"/>
-          <w:bCs/>
-          <w:sz w:val="24"/>
-          <w:szCs w:val="24"/>
-        </w:rPr>
-      </w:pPr>
-    </w:p>
-    <w:p>
-      <w:pPr>
-        <w:rPr>
-          <w:rFonts w:ascii="Times New Roman" w:hAnsi="Times New Roman"/>
-          <w:b/>
-          <w:bCs/>
           <w:sz w:val="28"/>
           <w:szCs w:val="28"/>
         </w:rPr>
@@ -6003,26 +6724,33 @@
         <w:rPr>
           <w:rFonts w:ascii="Times New Roman" w:hAnsi="Times New Roman"/>
           <w:b/>
-          <w:bCs/>
           <w:sz w:val="28"/>
           <w:szCs w:val="28"/>
         </w:rPr>
+        <w:lastRenderedPageBreak/>
+        <w:t>LISTA DE SIGLAS</w:t>
+      </w:r>
+    </w:p>
+    <w:p>
+      <w:pPr>
+        <w:rPr>
+          <w:rFonts w:ascii="Times New Roman" w:hAnsi="Times New Roman"/>
+          <w:b/>
+          <w:bCs/>
+          <w:sz w:val="28"/>
+          <w:szCs w:val="28"/>
+        </w:rPr>
+      </w:pPr>
+      <w:r>
+        <w:rPr>
+          <w:rFonts w:ascii="Times New Roman" w:hAnsi="Times New Roman"/>
+          <w:b/>
+          <w:bCs/>
+          <w:sz w:val="28"/>
+          <w:szCs w:val="28"/>
+        </w:rPr>
         <w:br w:type="page"/>
       </w:r>
-    </w:p>
-    <w:p>
-      <w:pPr>
-        <w:rPr>
-          <w:rFonts w:ascii="Times New Roman" w:hAnsi="Times New Roman"/>
-        </w:rPr>
-        <w:sectPr>
-          <w:pgSz w:w="11906" w:h="16838"/>
-          <w:pgMar w:top="1701" w:right="1134" w:bottom="1134" w:left="1701" w:header="709" w:footer="709" w:gutter="0"/>
-          <w:pgNumType w:fmt="lowerRoman"/>
-          <w:cols w:space="708"/>
-          <w:docGrid w:linePitch="360"/>
-        </w:sectPr>
-      </w:pPr>
     </w:p>
     <w:p>
       <w:pPr>
@@ -8563,7 +9291,7 @@
           <w:sz w:val="24"/>
           <w:szCs w:val="24"/>
         </w:rPr>
-        <w:instrText xml:space="preserve"> ADDIN ZOTERO_ITEM CSL_CITATION {"citationID":"XRQgyPWZ","properties":{"unsorted":false,"formattedCitation":"(Yamashita {\\i{}et al.}, 2018)","plainCitation":"(Yamashita et al., 2018)","noteIndex":0},"citationItems":[{"id":"34qmTqi3/q7YSByWy","uris":["http://zotero.org/users/local/xQYOzGgm/items/ZAHA5ZP9"],"itemData":{"id":101,"type":"article-journal","abstract":"Convolutional neural network (CNN), a class of artificial neural networks that has become dominant in various computer vision tasks, is attracting interest across a variety of domains, including radiology. CNN is designed to automatically and adaptively learn spatial hierarchies of features through backpropagation by using multiple building blocks, such as convolution layers, pooling layers, and fully connected layers. This review article offers a perspective on the basic concepts of CNN and its application to various radiological tasks, and discusses its challenges and future directions in the field of radiology. Two challenges in applying CNN to radiological tasks, small dataset and overfitting, will also be covered in this article, as well as techniques to minimize them. Being familiar with the concepts and advantages, as well as limitations, of CNN is essential to leverage its potential in diagnostic radiology, with the goal of augmenting the performance of radiologists and improving patient care.","container-title":"Insights into Imaging","DOI":"10.1007/s13244-018-0639-9","ISSN":"1869-4101","issue":"4","journalAbbreviation":"Insights Imaging","language":"en","page":"611-629","source":"Springer Link","title":"Convolutional neural networks: an overview and application in radiology","title-short":"Convolutional neural networks","volume":"9","author":[{"family":"Yamashita","given":"Rikiya"},{"family":"Nishio","given":"Mizuho"},{"family":"Do","given":"Richard Kinh Gian"},{"family":"Togashi","given":"Kaori"}],"issued":{"date-parts":[["2018",8,1]]}}}],"schema":"https://github.com/citation-style-language/schema/raw/master/csl-citation.json"} </w:instrText>
+        <w:instrText xml:space="preserve"> ADDIN ZOTERO_ITEM CSL_CITATION {"citationID":"XRQgyPWZ","properties":{"unsorted":false,"formattedCitation":"(Yamashita {\\i{}et al.}, 2018)","plainCitation":"(Yamashita et al., 2018)","noteIndex":0},"citationItems":[{"id":"0zGeMpcL/HfTS185q","uris":["http://zotero.org/users/local/xQYOzGgm/items/ZAHA5ZP9"],"itemData":{"id":101,"type":"article-journal","abstract":"Convolutional neural network (CNN), a class of artificial neural networks that has become dominant in various computer vision tasks, is attracting interest across a variety of domains, including radiology. CNN is designed to automatically and adaptively learn spatial hierarchies of features through backpropagation by using multiple building blocks, such as convolution layers, pooling layers, and fully connected layers. This review article offers a perspective on the basic concepts of CNN and its application to various radiological tasks, and discusses its challenges and future directions in the field of radiology. Two challenges in applying CNN to radiological tasks, small dataset and overfitting, will also be covered in this article, as well as techniques to minimize them. Being familiar with the concepts and advantages, as well as limitations, of CNN is essential to leverage its potential in diagnostic radiology, with the goal of augmenting the performance of radiologists and improving patient care.","container-title":"Insights into Imaging","DOI":"10.1007/s13244-018-0639-9","ISSN":"1869-4101","issue":"4","journalAbbreviation":"Insights Imaging","language":"en","page":"611-629","source":"Springer Link","title":"Convolutional neural networks: an overview and application in radiology","title-short":"Convolutional neural networks","volume":"9","author":[{"family":"Yamashita","given":"Rikiya"},{"family":"Nishio","given":"Mizuho"},{"family":"Do","given":"Richard Kinh Gian"},{"family":"Togashi","given":"Kaori"}],"issued":{"date-parts":[["2018",8,1]]}}}],"schema":"https://github.com/citation-style-language/schema/raw/master/csl-citation.json"} </w:instrText>
       </w:r>
       <w:r>
         <w:rPr>
@@ -8837,7 +9565,7 @@
           <w:sz w:val="24"/>
           <w:szCs w:val="24"/>
         </w:rPr>
-        <w:instrText xml:space="preserve"> ADDIN ZOTERO_ITEM CSL_CITATION {"citationID":"EEpdfUWQ","properties":{"unsorted":false,"formattedCitation":"(Yamashita {\\i{}et al.}, 2018)","plainCitation":"(Yamashita et al., 2018)","noteIndex":0},"citationItems":[{"id":"34qmTqi3/q7YSByWy","uris":["http://zotero.org/users/local/xQYOzGgm/items/ZAHA5ZP9"],"itemData":{"id":101,"type":"article-journal","abstract":"Convolutional neural network (CNN), a class of artificial neural networks that has become dominant in various computer vision tasks, is attracting interest across a variety of domains, including radiology. CNN is designed to automatically and adaptively learn spatial hierarchies of features through backpropagation by using multiple building blocks, such as convolution layers, pooling layers, and fully connected layers. This review article offers a perspective on the basic concepts of CNN and its application to various radiological tasks, and discusses its challenges and future directions in the field of radiology. Two challenges in applying CNN to radiological tasks, small dataset and overfitting, will also be covered in this article, as well as techniques to minimize them. Being familiar with the concepts and advantages, as well as limitations, of CNN is essential to leverage its potential in diagnostic radiology, with the goal of augmenting the performance of radiologists and improving patient care.","container-title":"Insights into Imaging","DOI":"10.1007/s13244-018-0639-9","ISSN":"1869-4101","issue":"4","journalAbbreviation":"Insights Imaging","language":"en","page":"611-629","source":"Springer Link","title":"Convolutional neural networks: an overview and application in radiology","title-short":"Convolutional neural networks","volume":"9","author":[{"family":"Yamashita","given":"Rikiya"},{"family":"Nishio","given":"Mizuho"},{"family":"Do","given":"Richard Kinh Gian"},{"family":"Togashi","given":"Kaori"}],"issued":{"date-parts":[["2018",8,1]]}}}],"schema":"https://github.com/citation-style-language/schema/raw/master/csl-citation.json"} </w:instrText>
+        <w:instrText xml:space="preserve"> ADDIN ZOTERO_ITEM CSL_CITATION {"citationID":"EEpdfUWQ","properties":{"unsorted":false,"formattedCitation":"(Yamashita {\\i{}et al.}, 2018)","plainCitation":"(Yamashita et al., 2018)","noteIndex":0},"citationItems":[{"id":"0zGeMpcL/HfTS185q","uris":["http://zotero.org/users/local/xQYOzGgm/items/ZAHA5ZP9"],"itemData":{"id":101,"type":"article-journal","abstract":"Convolutional neural network (CNN), a class of artificial neural networks that has become dominant in various computer vision tasks, is attracting interest across a variety of domains, including radiology. CNN is designed to automatically and adaptively learn spatial hierarchies of features through backpropagation by using multiple building blocks, such as convolution layers, pooling layers, and fully connected layers. This review article offers a perspective on the basic concepts of CNN and its application to various radiological tasks, and discusses its challenges and future directions in the field of radiology. Two challenges in applying CNN to radiological tasks, small dataset and overfitting, will also be covered in this article, as well as techniques to minimize them. Being familiar with the concepts and advantages, as well as limitations, of CNN is essential to leverage its potential in diagnostic radiology, with the goal of augmenting the performance of radiologists and improving patient care.","container-title":"Insights into Imaging","DOI":"10.1007/s13244-018-0639-9","ISSN":"1869-4101","issue":"4","journalAbbreviation":"Insights Imaging","language":"en","page":"611-629","source":"Springer Link","title":"Convolutional neural networks: an overview and application in radiology","title-short":"Convolutional neural networks","volume":"9","author":[{"family":"Yamashita","given":"Rikiya"},{"family":"Nishio","given":"Mizuho"},{"family":"Do","given":"Richard Kinh Gian"},{"family":"Togashi","given":"Kaori"}],"issued":{"date-parts":[["2018",8,1]]}}}],"schema":"https://github.com/citation-style-language/schema/raw/master/csl-citation.json"} </w:instrText>
       </w:r>
       <w:r>
         <w:rPr>
@@ -9145,7 +9873,7 @@
           <w:szCs w:val="20"/>
         </w:rPr>
       </w:pPr>
-      <w:bookmarkStart w:id="11" w:name="_Toc243139258"/>
+      <w:bookmarkStart w:id="11" w:name="_Toc243770392"/>
       <w:r>
         <w:rPr>
           <w:rFonts w:ascii="Times New Roman" w:hAnsi="Times New Roman"/>
@@ -10325,7 +11053,7 @@
           <w:szCs w:val="20"/>
         </w:rPr>
       </w:pPr>
-      <w:bookmarkStart w:id="15" w:name="_Toc243139259"/>
+      <w:bookmarkStart w:id="15" w:name="_Toc243770393"/>
       <w:r>
         <w:rPr>
           <w:rFonts w:ascii="Times New Roman" w:hAnsi="Times New Roman"/>
@@ -10828,7 +11556,7 @@
           <w:szCs w:val="20"/>
         </w:rPr>
       </w:pPr>
-      <w:bookmarkStart w:id="17" w:name="_Toc243139260"/>
+      <w:bookmarkStart w:id="17" w:name="_Toc243770394"/>
       <w:r>
         <w:rPr>
           <w:rFonts w:ascii="Times New Roman" w:hAnsi="Times New Roman"/>
@@ -11579,7 +12307,7 @@
           <w:szCs w:val="20"/>
         </w:rPr>
       </w:pPr>
-      <w:bookmarkStart w:id="19" w:name="_Toc243139261"/>
+      <w:bookmarkStart w:id="19" w:name="_Toc243770395"/>
       <w:r>
         <w:rPr>
           <w:rFonts w:ascii="Times New Roman" w:hAnsi="Times New Roman"/>
@@ -12352,7 +13080,7 @@
           <w:szCs w:val="20"/>
         </w:rPr>
       </w:pPr>
-      <w:bookmarkStart w:id="21" w:name="_Toc243139262"/>
+      <w:bookmarkStart w:id="21" w:name="_Toc243770396"/>
       <w:r>
         <w:rPr>
           <w:rFonts w:ascii="Times New Roman" w:hAnsi="Times New Roman"/>
@@ -14075,7 +14803,7 @@
           <w:szCs w:val="20"/>
         </w:rPr>
       </w:pPr>
-      <w:bookmarkStart w:id="23" w:name="_Toc243139263"/>
+      <w:bookmarkStart w:id="23" w:name="_Toc243770397"/>
       <w:r>
         <w:rPr>
           <w:rFonts w:ascii="Times New Roman" w:hAnsi="Times New Roman"/>
@@ -14418,7 +15146,7 @@
           <w:sz w:val="24"/>
           <w:szCs w:val="24"/>
         </w:rPr>
-        <w:instrText xml:space="preserve"> ADDIN ZOTERO_ITEM CSL_CITATION {"citationID":"JOvaee9y","properties":{"unsorted":false,"formattedCitation":"(Mohanty; Hughes; Salath\\uc0\\u233{}, 2016)","plainCitation":"(Mohanty; Hughes; Salathé, 2016)","noteIndex":0},"citationItems":[{"id":106,"uris":["http://zotero.org/users/local/xQYOzGgm/items/MW5NEKX6"],"itemData":{"id":106,"type":"article-journal","abstract":"Crop diseases are a major threat to food security, but their rapid identification remains difficult in many parts of the world due to the lack of the necessary infrastructure. The combination of increasing global smartphone penetration and recent advances in computer vision made possible by deep learning has paved the way for smartphone-assisted disease diagnosis. Using a public dataset of 54,306 images of diseased and healthy plant leaves collected under controlled conditions, we train a deep convolutional neural network to identify 14 crop species and 26 diseases (or absence thereof). The trained model achieves an accuracy of 99.35% on a held-out test set, demonstrating the feasibility of this approach. Overall, the approach of training deep learning models on increasingly large and publicly available image datasets presents a clear path towards smartphone-assisted crop disease diagnosis on a massive global scale.","container-title":"Frontiers in Plant Science","DOI":"10.3389/fpls.2016.01419","ISSN":"1664-462X","journalAbbreviation":"Front. Plant Sci.","language":"English","publisher":"Frontiers","source":"Frontiers","title":"Using Deep Learning for Image-Based Plant Disease Detection","URL":"https://www.frontiersin.org/journals/plant-science/articles/10.3389/fpls.2016.01419/full","volume":"7","author":[{"family":"Mohanty","given":"Sharada P."},{"family":"Hughes","given":"David P."},{"family":"Salathé","given":"Marcel"}],"accessed":{"date-parts":[["2026",10,11]]},"issued":{"date-parts":[["2016",9,22]]}}}],"schema":"https://github.com/citation-style-language/schema/raw/master/csl-citation.json"} </w:instrText>
+        <w:instrText xml:space="preserve"> ADDIN ZOTERO_ITEM CSL_CITATION {"citationID":"JOvaee9y","properties":{"unsorted":false,"formattedCitation":"(Mohanty; Hughes; Salath\\uc0\\u233{}, 2016)","plainCitation":"(Mohanty; Hughes; Salathé, 2016)","dontUpdate":true,"noteIndex":0},"citationItems":[{"id":106,"uris":["http://zotero.org/users/local/xQYOzGgm/items/MW5NEKX6"],"itemData":{"id":106,"type":"article-journal","abstract":"Crop diseases are a major threat to food security, but their rapid identification remains difficult in many parts of the world due to the lack of the necessary infrastructure. The combination of increasing global smartphone penetration and recent advances in computer vision made possible by deep learning has paved the way for smartphone-assisted disease diagnosis. Using a public dataset of 54,306 images of diseased and healthy plant leaves collected under controlled conditions, we train a deep convolutional neural network to identify 14 crop species and 26 diseases (or absence thereof). The trained model achieves an accuracy of 99.35% on a held-out test set, demonstrating the feasibility of this approach. Overall, the approach of training deep learning models on increasingly large and publicly available image datasets presents a clear path towards smartphone-assisted crop disease diagnosis on a massive global scale.","container-title":"Frontiers in Plant Science","DOI":"10.3389/fpls.2016.01419","ISSN":"1664-462X","journalAbbreviation":"Front. Plant Sci.","language":"English","publisher":"Frontiers","source":"Frontiers","title":"Using Deep Learning for Image-Based Plant Disease Detection","URL":"https://www.frontiersin.org/journals/plant-science/articles/10.3389/fpls.2016.01419/full","volume":"7","author":[{"family":"Mohanty","given":"Sharada P."},{"family":"Hughes","given":"David P."},{"family":"Salathé","given":"Marcel"}],"accessed":{"date-parts":[["2026",10,11]]},"issued":{"date-parts":[["2016",9,22]]}}}],"schema":"https://github.com/citation-style-language/schema/raw/master/csl-citation.json"} </w:instrText>
       </w:r>
       <w:r>
         <w:rPr>
@@ -14715,7 +15443,7 @@
           <w:sz w:val="24"/>
           <w:szCs w:val="24"/>
         </w:rPr>
-        <w:instrText xml:space="preserve"> ADDIN ZOTERO_ITEM CSL_CITATION {"citationID":"6HPQcLHF","properties":{"unsorted":false,"formattedCitation":"(Khan {\\i{}et al.}, 2023)","plainCitation":"(Khan et al., 2023)","noteIndex":0},"citationItems":[{"id":53,"uris":["http://zotero.org/users/local/xQYOzGgm/items/3CPGRRY5"],"itemData":{"id":53,"type":"article-journal","abstract":"In this paper, we address the question of achieving high accuracy in deep learning models for agricultural applications through edge computing devices while considering the associated resource constraints. Traditional and state-of-the-art models have demonstrated good accuracy, but their practicality as end-user available solutions remains uncertain due to current resource limitations. One agricultural application for deep learning models is the detection and classification of plant diseases through image-based crop monitoring. We used the publicly available PlantVillage dataset containing images of healthy and diseased leaves for 14 crop species and 6 groups of diseases as example data. The MobileNetV3-small model succeeds in classifying the leaves with a test accuracy of around 99.50%. Post-training optimization using quantization reduced the number of model parameters from approximately 1.5 million to 0.93 million while maintaining the accuracy of 99.50%. The final model is in ONNX format, enabling deployment across various platforms, including mobile devices. These findings offer a cost-effective solution for deploying accurate deep-learning models in agricultural applications.","container-title":"Frontiers in Plant Science","DOI":"10.3389/fpls.2023.1308528","ISSN":"1664-462X","journalAbbreviation":"Front Plant Sci","page":"1308528","PMID":"38143571","PMCID":"PMC10748432","source":"PubMed Central","title":"Plant disease detection model for edge computing devices","volume":"14","author":[{"family":"Khan","given":"Ameer Tamoor"},{"family":"Jensen","given":"Signe Marie"},{"family":"Khan","given":"Abdul Rehman"},{"family":"Li","given":"Shuai"}],"issued":{"date-parts":[["2023",12,8]]}}}],"schema":"https://github.com/citation-style-language/schema/raw/master/csl-citation.json"} </w:instrText>
+        <w:instrText xml:space="preserve"> ADDIN ZOTERO_ITEM CSL_CITATION {"citationID":"6HPQcLHF","properties":{"unsorted":false,"formattedCitation":"(Khan {\\i{}et al.}, 2023)","plainCitation":"(Khan et al., 2023)","dontUpdate":true,"noteIndex":0},"citationItems":[{"id":53,"uris":["http://zotero.org/users/local/xQYOzGgm/items/3CPGRRY5"],"itemData":{"id":53,"type":"article-journal","abstract":"In this paper, we address the question of achieving high accuracy in deep learning models for agricultural applications through edge computing devices while considering the associated resource constraints. Traditional and state-of-the-art models have demonstrated good accuracy, but their practicality as end-user available solutions remains uncertain due to current resource limitations. One agricultural application for deep learning models is the detection and classification of plant diseases through image-based crop monitoring. We used the publicly available PlantVillage dataset containing images of healthy and diseased leaves for 14 crop species and 6 groups of diseases as example data. The MobileNetV3-small model succeeds in classifying the leaves with a test accuracy of around 99.50%. Post-training optimization using quantization reduced the number of model parameters from approximately 1.5 million to 0.93 million while maintaining the accuracy of 99.50%. The final model is in ONNX format, enabling deployment across various platforms, including mobile devices. These findings offer a cost-effective solution for deploying accurate deep-learning models in agricultural applications.","container-title":"Frontiers in Plant Science","DOI":"10.3389/fpls.2023.1308528","ISSN":"1664-462X","journalAbbreviation":"Front Plant Sci","page":"1308528","PMID":"38143571","PMCID":"PMC10748432","source":"PubMed Central","title":"Plant disease detection model for edge computing devices","volume":"14","author":[{"family":"Khan","given":"Ameer Tamoor"},{"family":"Jensen","given":"Signe Marie"},{"family":"Khan","given":"Abdul Rehman"},{"family":"Li","given":"Shuai"}],"issued":{"date-parts":[["2023",12,8]]}}}],"schema":"https://github.com/citation-style-language/schema/raw/master/csl-citation.json"} </w:instrText>
       </w:r>
       <w:r>
         <w:rPr>
@@ -14913,7 +15641,7 @@
           <w:sz w:val="24"/>
           <w:szCs w:val="24"/>
         </w:rPr>
-        <w:instrText xml:space="preserve"> ADDIN ZOTERO_ITEM CSL_CITATION {"citationID":"LYo3Ckd7","properties":{"unsorted":false,"formattedCitation":"(Hukkeri {\\i{}et al.}, 2024)","plainCitation":"(Hukkeri et al., 2024)","noteIndex":0},"citationItems":[{"id":161,"uris":["http://zotero.org/users/local/xQYOzGgm/items/JHDX5ZX2"],"itemData":{"id":161,"type":"article-journal","abstract":"Plant diseases and pernicious insects are a considerable threat in the agriculture sector. Leaf diseases impact agricultural production. Therefore, ea…","container-title":"The Open Agriculture Journal","DOI":"10.2174/0118743315305194240408034912","ISSN":"1874-3315","language":"en-US","source":"www.sciencedirect.com","title":"Classification of Various Plant Leaf Disease Using Pretrained Convolutional Neural Network On Imagenet","URL":"https://www.sciencedirect.com/org/science/article/pii/S1874331524000195","volume":"18","author":[{"family":"Hukkeri","given":"Geetabai S"},{"family":"Soundarya","given":"B C"},{"family":"Gururaj","given":"H L"},{"family":"Ravi","given":"Vinayakumar"}],"accessed":{"date-parts":[["2026",10,17]]},"issued":{"date-parts":[["2024",1,1]]}}}],"schema":"https://github.com/citation-style-language/schema/raw/master/csl-citation.json"} </w:instrText>
+        <w:instrText xml:space="preserve"> ADDIN ZOTERO_ITEM CSL_CITATION {"citationID":"LYo3Ckd7","properties":{"unsorted":false,"formattedCitation":"(Hukkeri {\\i{}et al.}, 2024)","plainCitation":"(Hukkeri et al., 2024)","dontUpdate":true,"noteIndex":0},"citationItems":[{"id":161,"uris":["http://zotero.org/users/local/xQYOzGgm/items/JHDX5ZX2"],"itemData":{"id":161,"type":"article-journal","abstract":"Plant diseases and pernicious insects are a considerable threat in the agriculture sector. Leaf diseases impact agricultural production. Therefore, ea…","container-title":"The Open Agriculture Journal","DOI":"10.2174/0118743315305194240408034912","ISSN":"1874-3315","language":"en-US","source":"www.sciencedirect.com","title":"Classification of Various Plant Leaf Disease Using Pretrained Convolutional Neural Network On Imagenet","URL":"https://www.sciencedirect.com/org/science/article/pii/S1874331524000195","volume":"18","author":[{"family":"Hukkeri","given":"Geetabai S"},{"family":"Soundarya","given":"B C"},{"family":"Gururaj","given":"H L"},{"family":"Ravi","given":"Vinayakumar"}],"accessed":{"date-parts":[["2026",10,17]]},"issued":{"date-parts":[["2024",1,1]]}}}],"schema":"https://github.com/citation-style-language/schema/raw/master/csl-citation.json"} </w:instrText>
       </w:r>
       <w:r>
         <w:rPr>
@@ -15158,7 +15886,7 @@
           <w:sz w:val="24"/>
           <w:szCs w:val="24"/>
         </w:rPr>
-        <w:instrText xml:space="preserve"> ADDIN ZOTERO_ITEM CSL_CITATION {"citationID":"78mxahYL","properties":{"unsorted":false,"formattedCitation":"(Hoang {\\i{}et al.}, 2026)","plainCitation":"(Hoang et al., 2026)","noteIndex":0},"citationItems":[{"id":50,"uris":["http://zotero.org/users/local/xQYOzGgm/items/ISVC28U8"],"itemData":{"id":50,"type":"article-journal","abstract":"To achieve agricultural automation, deep learning applications for early and accurate disease detection in tomato plants have been extensively developed. However, there is a fundamental trade-off between computational efficiency and diagnostic accuracy in resource-constrained agricultural edge environments. This paper proposes an evaluation framework for seven architectures that represent standard, efficient, and hybrid CNN structures to assess their implementation potential. Through evaluations of explainability, computational efficiency, and diagnostic performance, seven lightweight architectures (ShuffleNetV2, MobileNetV3-Small, SqueezeNet, MobilePlantViT, DenseNet121, ResNet50, and VGG16) are thoroughly examined. Three significant findings are derived from experiments conducted on a subset of tomato diseases in the PlantVillage dataset. First, the MobilePlantViT architecture accurately strikes the ideal balance between efficiency and performance. Second, in order to quantitatively assess the explainability of XAI models (Grad-CAM, SHAP, and LIME) and identify the best option for edge devices, we propose the perturbation stability score (PSS) metric. Third, we test CPU inference measurements to better reflect the actual scenario and find that the hybrid design effectively leverages parallel computing. According to these findings, MobilePlantViT is the ideal architecture for applications that require operation on edge devices with limited resources and achieve high diagnosis accuracy (above 99.5%).","container-title":"Scientific Reports","DOI":"10.1038/s41598-026-42439-6","ISSN":"2045-2322","journalAbbreviation":"Sci Rep","page":"12320","PMID":"41786837","PMCID":"PMC13079885","source":"PubMed Central","title":"A comprehensive evaluation of lightweight deep learning models for tomato disease classification on edge computing environments","volume":"16","author":[{"family":"Hoang","given":"Trong-Minh"},{"family":"Bui","given":"Van-Hau"},{"family":"Nguyen","given":"Van-Son"},{"family":"Doan","given":"Duc-Thang"},{"family":"Dang","given":"Hoang-Anh"},{"family":"Pham","given":"Anh-Thu"}],"issued":{"date-parts":[["2026",3,5]]}}}],"schema":"https://github.com/citation-style-language/schema/raw/master/csl-citation.json"} </w:instrText>
+        <w:instrText xml:space="preserve"> ADDIN ZOTERO_ITEM CSL_CITATION {"citationID":"78mxahYL","properties":{"unsorted":false,"formattedCitation":"(Hoang {\\i{}et al.}, 2026)","plainCitation":"(Hoang et al., 2026)","dontUpdate":true,"noteIndex":0},"citationItems":[{"id":50,"uris":["http://zotero.org/users/local/xQYOzGgm/items/ISVC28U8"],"itemData":{"id":50,"type":"article-journal","abstract":"To achieve agricultural automation, deep learning applications for early and accurate disease detection in tomato plants have been extensively developed. However, there is a fundamental trade-off between computational efficiency and diagnostic accuracy in resource-constrained agricultural edge environments. This paper proposes an evaluation framework for seven architectures that represent standard, efficient, and hybrid CNN structures to assess their implementation potential. Through evaluations of explainability, computational efficiency, and diagnostic performance, seven lightweight architectures (ShuffleNetV2, MobileNetV3-Small, SqueezeNet, MobilePlantViT, DenseNet121, ResNet50, and VGG16) are thoroughly examined. Three significant findings are derived from experiments conducted on a subset of tomato diseases in the PlantVillage dataset. First, the MobilePlantViT architecture accurately strikes the ideal balance between efficiency and performance. Second, in order to quantitatively assess the explainability of XAI models (Grad-CAM, SHAP, and LIME) and identify the best option for edge devices, we propose the perturbation stability score (PSS) metric. Third, we test CPU inference measurements to better reflect the actual scenario and find that the hybrid design effectively leverages parallel computing. According to these findings, MobilePlantViT is the ideal architecture for applications that require operation on edge devices with limited resources and achieve high diagnosis accuracy (above 99.5%).","container-title":"Scientific Reports","DOI":"10.1038/s41598-026-42439-6","ISSN":"2045-2322","journalAbbreviation":"Sci Rep","page":"12320","PMID":"41786837","PMCID":"PMC13079885","source":"PubMed Central","title":"A comprehensive evaluation of lightweight deep learning models for tomato disease classification on edge computing environments","volume":"16","author":[{"family":"Hoang","given":"Trong-Minh"},{"family":"Bui","given":"Van-Hau"},{"family":"Nguyen","given":"Van-Son"},{"family":"Doan","given":"Duc-Thang"},{"family":"Dang","given":"Hoang-Anh"},{"family":"Pham","given":"Anh-Thu"}],"issued":{"date-parts":[["2026",3,5]]}}}],"schema":"https://github.com/citation-style-language/schema/raw/master/csl-citation.json"} </w:instrText>
       </w:r>
       <w:r>
         <w:rPr>
@@ -15606,83 +16334,6 @@
       </w:r>
       <w:bookmarkEnd w:id="29"/>
     </w:p>
-    <w:p>
-      <w:pPr>
-        <w:pStyle w:val="Ttulo2"/>
-      </w:pPr>
-      <w:r>
-        <w:t>CONJUNTO DE DADOS</w:t>
-      </w:r>
-    </w:p>
-    <w:p>
-      <w:pPr>
-        <w:pStyle w:val="Ttulo2"/>
-      </w:pPr>
-      <w:r>
-        <w:t>pré-processamento</w:t>
-      </w:r>
-    </w:p>
-    <w:p>
-      <w:pPr>
-        <w:pStyle w:val="Ttulo2"/>
-      </w:pPr>
-      <w:r>
-        <w:t>implantação dos modelos</w:t>
-      </w:r>
-    </w:p>
-    <w:p>
-      <w:pPr>
-        <w:pStyle w:val="Ttulo2"/>
-      </w:pPr>
-      <w:r>
-        <w:t>configurações de parâmetros</w:t>
-      </w:r>
-    </w:p>
-    <w:p>
-      <w:pPr>
-        <w:pStyle w:val="Ttulo2"/>
-      </w:pPr>
-      <w:r>
-        <w:t>separação dos dados</w:t>
-      </w:r>
-    </w:p>
-    <w:p>
-      <w:pPr>
-        <w:pStyle w:val="Ttulo2"/>
-      </w:pPr>
-      <w:r>
-        <w:t>métricas de avaliação</w:t>
-      </w:r>
-    </w:p>
-    <w:p/>
-    <w:p>
-      <w:pPr>
-        <w:rPr>
-          <w:rFonts w:ascii="Times New Roman" w:hAnsi="Times New Roman"/>
-          <w:sz w:val="24"/>
-          <w:szCs w:val="24"/>
-        </w:rPr>
-      </w:pPr>
-      <w:r>
-        <w:rPr>
-          <w:rFonts w:ascii="Times New Roman" w:hAnsi="Times New Roman"/>
-          <w:sz w:val="24"/>
-          <w:szCs w:val="24"/>
-        </w:rPr>
-        <w:br w:type="page"/>
-      </w:r>
-    </w:p>
-    <w:p>
-      <w:pPr>
-        <w:pStyle w:val="Ttulo1"/>
-      </w:pPr>
-      <w:bookmarkStart w:id="30" w:name="_Toc243139532"/>
-      <w:r>
-        <w:lastRenderedPageBreak/>
-        <w:t>RESULTADOS E DISCUSÕES</w:t>
-      </w:r>
-      <w:bookmarkEnd w:id="30"/>
-    </w:p>
     <w:p/>
     <w:p>
       <w:pPr>
@@ -15695,6 +16346,4585 @@
           <w:szCs w:val="24"/>
         </w:rPr>
       </w:pPr>
+      <w:r>
+        <w:rPr>
+          <w:rFonts w:ascii="Times New Roman" w:hAnsi="Times New Roman"/>
+          <w:sz w:val="24"/>
+          <w:szCs w:val="24"/>
+        </w:rPr>
+        <w:t>A presente seção apresenta os procedimentos metodológicos utilizados para o desenvolvimento do estudo. As etapas descritas</w:t>
+      </w:r>
+      <w:r>
+        <w:rPr>
+          <w:rFonts w:ascii="Times New Roman" w:hAnsi="Times New Roman"/>
+          <w:sz w:val="24"/>
+          <w:szCs w:val="24"/>
+        </w:rPr>
+        <w:t xml:space="preserve"> </w:t>
+      </w:r>
+      <w:r>
+        <w:rPr>
+          <w:rFonts w:ascii="Times New Roman" w:hAnsi="Times New Roman"/>
+          <w:sz w:val="24"/>
+          <w:szCs w:val="24"/>
+        </w:rPr>
+        <w:t>são</w:t>
+      </w:r>
+      <w:r>
+        <w:rPr>
+          <w:rFonts w:ascii="Times New Roman" w:hAnsi="Times New Roman"/>
+          <w:sz w:val="24"/>
+          <w:szCs w:val="24"/>
+        </w:rPr>
+        <w:t>:</w:t>
+      </w:r>
+      <w:r>
+        <w:rPr>
+          <w:rFonts w:ascii="Times New Roman" w:hAnsi="Times New Roman"/>
+          <w:sz w:val="24"/>
+          <w:szCs w:val="24"/>
+        </w:rPr>
+        <w:t xml:space="preserve"> </w:t>
+      </w:r>
+      <w:r>
+        <w:rPr>
+          <w:rFonts w:ascii="Times New Roman" w:hAnsi="Times New Roman"/>
+          <w:sz w:val="24"/>
+          <w:szCs w:val="24"/>
+        </w:rPr>
+        <w:t>o</w:t>
+      </w:r>
+      <w:r>
+        <w:rPr>
+          <w:rFonts w:ascii="Times New Roman" w:hAnsi="Times New Roman"/>
+          <w:sz w:val="24"/>
+          <w:szCs w:val="24"/>
+        </w:rPr>
+        <w:t>btenção do conjunto de dados,</w:t>
+      </w:r>
+      <w:r>
+        <w:rPr>
+          <w:rFonts w:ascii="Times New Roman" w:hAnsi="Times New Roman"/>
+          <w:sz w:val="24"/>
+          <w:szCs w:val="24"/>
+        </w:rPr>
+        <w:t xml:space="preserve"> pré-processamento das imagens, </w:t>
+      </w:r>
+      <w:r>
+        <w:rPr>
+          <w:rFonts w:ascii="Times New Roman" w:hAnsi="Times New Roman"/>
+          <w:sz w:val="24"/>
+          <w:szCs w:val="24"/>
+        </w:rPr>
+        <w:t xml:space="preserve"> implementação das arquiteturas pré-treinadas, configurações de </w:t>
+      </w:r>
+      <w:r>
+        <w:rPr>
+          <w:rFonts w:ascii="Times New Roman" w:hAnsi="Times New Roman"/>
+          <w:sz w:val="24"/>
+          <w:szCs w:val="24"/>
+        </w:rPr>
+        <w:t>hiperparâmetros</w:t>
+      </w:r>
+      <w:r>
+        <w:rPr>
+          <w:rFonts w:ascii="Times New Roman" w:hAnsi="Times New Roman"/>
+          <w:sz w:val="24"/>
+          <w:szCs w:val="24"/>
+        </w:rPr>
+        <w:t>, separação de dados e as métricas de avaliação utilizadas.</w:t>
+      </w:r>
+    </w:p>
+    <w:p>
+      <w:pPr>
+        <w:spacing w:line="360" w:lineRule="auto"/>
+        <w:jc w:val="both"/>
+        <w:rPr>
+          <w:rFonts w:ascii="Times New Roman" w:hAnsi="Times New Roman"/>
+          <w:sz w:val="24"/>
+          <w:szCs w:val="24"/>
+        </w:rPr>
+      </w:pPr>
+    </w:p>
+    <w:p>
+      <w:pPr>
+        <w:pStyle w:val="Ttulo2"/>
+      </w:pPr>
+      <w:r>
+        <w:t>CONJUNTO DE DADOS</w:t>
+      </w:r>
+    </w:p>
+    <w:p/>
+    <w:p>
+      <w:pPr>
+        <w:spacing w:line="360" w:lineRule="auto"/>
+        <w:ind w:firstLine="709"/>
+        <w:jc w:val="both"/>
+        <w:rPr>
+          <w:rFonts w:ascii="Times New Roman" w:hAnsi="Times New Roman"/>
+          <w:sz w:val="24"/>
+          <w:szCs w:val="24"/>
+        </w:rPr>
+      </w:pPr>
+      <w:r>
+        <w:rPr>
+          <w:rFonts w:ascii="Times New Roman" w:hAnsi="Times New Roman"/>
+          <w:sz w:val="24"/>
+          <w:szCs w:val="24"/>
+        </w:rPr>
+        <w:t>A aquisição dos dados para o presente estudo foi realizada através do conjunto de dados PlantVillage, disponibilizado na plataforma Kaggle. Este conjunto cont</w:t>
+      </w:r>
+      <w:r>
+        <w:rPr>
+          <w:rFonts w:ascii="Times New Roman" w:hAnsi="Times New Roman"/>
+          <w:sz w:val="24"/>
+          <w:szCs w:val="24"/>
+        </w:rPr>
+        <w:t>é</w:t>
+      </w:r>
+      <w:r>
+        <w:rPr>
+          <w:rFonts w:ascii="Times New Roman" w:hAnsi="Times New Roman"/>
+          <w:sz w:val="24"/>
+          <w:szCs w:val="24"/>
+        </w:rPr>
+        <w:t xml:space="preserve">m um total de </w:t>
+      </w:r>
+      <w:r>
+        <w:rPr>
+          <w:rFonts w:ascii="Times New Roman" w:hAnsi="Times New Roman"/>
+          <w:sz w:val="24"/>
+          <w:szCs w:val="24"/>
+        </w:rPr>
+        <w:t>54.305</w:t>
+      </w:r>
+      <w:r>
+        <w:rPr>
+          <w:rFonts w:ascii="Times New Roman" w:hAnsi="Times New Roman"/>
+          <w:sz w:val="24"/>
+          <w:szCs w:val="24"/>
+        </w:rPr>
+        <w:t xml:space="preserve"> imagens de </w:t>
+      </w:r>
+      <w:r>
+        <w:rPr>
+          <w:rFonts w:ascii="Times New Roman" w:hAnsi="Times New Roman"/>
+          <w:sz w:val="24"/>
+          <w:szCs w:val="24"/>
+        </w:rPr>
+        <w:t>folhas distribuídas em diversas culturas</w:t>
+      </w:r>
+      <w:r>
+        <w:rPr>
+          <w:rFonts w:ascii="Times New Roman" w:hAnsi="Times New Roman"/>
+          <w:sz w:val="24"/>
+          <w:szCs w:val="24"/>
+        </w:rPr>
+        <w:t xml:space="preserve"> agrícolas</w:t>
+      </w:r>
+      <w:r>
+        <w:rPr>
+          <w:rFonts w:ascii="Times New Roman" w:hAnsi="Times New Roman"/>
+          <w:sz w:val="24"/>
+          <w:szCs w:val="24"/>
+        </w:rPr>
+        <w:t xml:space="preserve">, sendo os formatos existentes: </w:t>
+      </w:r>
+      <w:r>
+        <w:rPr>
+          <w:rFonts w:ascii="Times New Roman" w:hAnsi="Times New Roman"/>
+          <w:sz w:val="24"/>
+          <w:szCs w:val="24"/>
+        </w:rPr>
+        <w:t>coloridas (</w:t>
+      </w:r>
+      <w:r>
+        <w:rPr>
+          <w:rFonts w:ascii="Times New Roman" w:hAnsi="Times New Roman"/>
+          <w:sz w:val="24"/>
+          <w:szCs w:val="24"/>
+        </w:rPr>
+        <w:t>RGB</w:t>
+      </w:r>
+      <w:r>
+        <w:rPr>
+          <w:rFonts w:ascii="Times New Roman" w:hAnsi="Times New Roman"/>
+          <w:sz w:val="24"/>
+          <w:szCs w:val="24"/>
+        </w:rPr>
+        <w:t>)</w:t>
+      </w:r>
+      <w:r>
+        <w:rPr>
+          <w:rFonts w:ascii="Times New Roman" w:hAnsi="Times New Roman"/>
+          <w:sz w:val="24"/>
+          <w:szCs w:val="24"/>
+        </w:rPr>
+        <w:t xml:space="preserve">, </w:t>
+      </w:r>
+      <w:r>
+        <w:rPr>
+          <w:rFonts w:ascii="Times New Roman" w:hAnsi="Times New Roman"/>
+          <w:sz w:val="24"/>
+          <w:szCs w:val="24"/>
+        </w:rPr>
+        <w:t>escala de cinza (</w:t>
+      </w:r>
+      <w:r>
+        <w:rPr>
+          <w:rFonts w:ascii="Times New Roman" w:hAnsi="Times New Roman"/>
+          <w:i/>
+          <w:iCs/>
+          <w:sz w:val="24"/>
+          <w:szCs w:val="24"/>
+        </w:rPr>
+        <w:t>Grayscale</w:t>
+      </w:r>
+      <w:r>
+        <w:rPr>
+          <w:rFonts w:ascii="Times New Roman" w:hAnsi="Times New Roman"/>
+          <w:sz w:val="24"/>
+          <w:szCs w:val="24"/>
+        </w:rPr>
+        <w:t>)</w:t>
+      </w:r>
+      <w:r>
+        <w:rPr>
+          <w:rFonts w:ascii="Times New Roman" w:hAnsi="Times New Roman"/>
+          <w:sz w:val="24"/>
+          <w:szCs w:val="24"/>
+        </w:rPr>
+        <w:t xml:space="preserve"> e </w:t>
+      </w:r>
+      <w:r>
+        <w:rPr>
+          <w:rFonts w:ascii="Times New Roman" w:hAnsi="Times New Roman"/>
+          <w:sz w:val="24"/>
+          <w:szCs w:val="24"/>
+        </w:rPr>
+        <w:t>s</w:t>
+      </w:r>
+      <w:r>
+        <w:rPr>
+          <w:rFonts w:ascii="Times New Roman" w:hAnsi="Times New Roman"/>
+          <w:sz w:val="24"/>
+          <w:szCs w:val="24"/>
+        </w:rPr>
+        <w:t>egmentad</w:t>
+      </w:r>
+      <w:r>
+        <w:rPr>
+          <w:rFonts w:ascii="Times New Roman" w:hAnsi="Times New Roman"/>
+          <w:sz w:val="24"/>
+          <w:szCs w:val="24"/>
+        </w:rPr>
+        <w:t>as</w:t>
+      </w:r>
+      <w:r>
+        <w:rPr>
+          <w:rFonts w:ascii="Times New Roman" w:hAnsi="Times New Roman"/>
+          <w:sz w:val="24"/>
+          <w:szCs w:val="24"/>
+        </w:rPr>
+        <w:t>.</w:t>
+      </w:r>
+      <w:r>
+        <w:rPr>
+          <w:rFonts w:ascii="Times New Roman" w:hAnsi="Times New Roman"/>
+          <w:sz w:val="24"/>
+          <w:szCs w:val="24"/>
+        </w:rPr>
+        <w:t xml:space="preserve"> Para o presente estudo, foram utilizadas apenas imagens de folhas da cultura do tomateiro</w:t>
+      </w:r>
+      <w:r>
+        <w:rPr>
+          <w:rFonts w:ascii="Times New Roman" w:hAnsi="Times New Roman"/>
+          <w:sz w:val="24"/>
+          <w:szCs w:val="24"/>
+        </w:rPr>
+        <w:t xml:space="preserve"> em formato RGB</w:t>
+      </w:r>
+      <w:r>
+        <w:rPr>
+          <w:rFonts w:ascii="Times New Roman" w:hAnsi="Times New Roman"/>
+          <w:sz w:val="24"/>
+          <w:szCs w:val="24"/>
+        </w:rPr>
+        <w:t>, representando um total de 18.160</w:t>
+      </w:r>
+      <w:r>
+        <w:rPr>
+          <w:rFonts w:ascii="Times New Roman" w:hAnsi="Times New Roman"/>
+          <w:sz w:val="24"/>
+          <w:szCs w:val="24"/>
+        </w:rPr>
+        <w:t xml:space="preserve"> imagens</w:t>
+      </w:r>
+      <w:r>
+        <w:rPr>
+          <w:rFonts w:ascii="Times New Roman" w:hAnsi="Times New Roman"/>
+          <w:sz w:val="24"/>
+          <w:szCs w:val="24"/>
+        </w:rPr>
+        <w:t>, distribuídas em 10 classes</w:t>
+      </w:r>
+      <w:r>
+        <w:rPr>
+          <w:rFonts w:ascii="Times New Roman" w:hAnsi="Times New Roman"/>
+          <w:sz w:val="24"/>
+          <w:szCs w:val="24"/>
+        </w:rPr>
+        <w:t>.</w:t>
+      </w:r>
+      <w:r>
+        <w:rPr>
+          <w:rFonts w:ascii="Times New Roman" w:hAnsi="Times New Roman"/>
+          <w:sz w:val="24"/>
+          <w:szCs w:val="24"/>
+        </w:rPr>
+        <w:t xml:space="preserve"> A</w:t>
+      </w:r>
+      <w:r>
+        <w:rPr>
+          <w:rFonts w:ascii="Times New Roman" w:hAnsi="Times New Roman"/>
+          <w:sz w:val="24"/>
+          <w:szCs w:val="24"/>
+        </w:rPr>
+        <w:t xml:space="preserve"> </w:t>
+      </w:r>
+      <w:r>
+        <w:rPr>
+          <w:rFonts w:ascii="Times New Roman" w:hAnsi="Times New Roman"/>
+          <w:sz w:val="24"/>
+          <w:szCs w:val="24"/>
+        </w:rPr>
+        <w:t>figura</w:t>
+      </w:r>
+      <w:r>
+        <w:rPr>
+          <w:rFonts w:ascii="Times New Roman" w:hAnsi="Times New Roman"/>
+          <w:sz w:val="24"/>
+          <w:szCs w:val="24"/>
+        </w:rPr>
+        <w:t xml:space="preserve"> </w:t>
+      </w:r>
+      <w:r>
+        <w:rPr>
+          <w:rFonts w:ascii="Times New Roman" w:hAnsi="Times New Roman"/>
+          <w:sz w:val="24"/>
+          <w:szCs w:val="24"/>
+        </w:rPr>
+        <w:t>7</w:t>
+      </w:r>
+      <w:r>
+        <w:rPr>
+          <w:rFonts w:ascii="Times New Roman" w:hAnsi="Times New Roman"/>
+          <w:sz w:val="24"/>
+          <w:szCs w:val="24"/>
+        </w:rPr>
+        <w:t xml:space="preserve"> </w:t>
+      </w:r>
+      <w:r>
+        <w:rPr>
+          <w:rFonts w:ascii="Times New Roman" w:hAnsi="Times New Roman"/>
+          <w:sz w:val="24"/>
+          <w:szCs w:val="24"/>
+        </w:rPr>
+        <w:t>a</w:t>
+      </w:r>
+      <w:r>
+        <w:rPr>
+          <w:rFonts w:ascii="Times New Roman" w:hAnsi="Times New Roman"/>
+          <w:sz w:val="24"/>
+          <w:szCs w:val="24"/>
+        </w:rPr>
+        <w:t>presenta a quantidade de imagens correspondente a cada classe selecionada.</w:t>
+      </w:r>
+    </w:p>
+    <w:p>
+      <w:pPr>
+        <w:jc w:val="both"/>
+        <w:rPr>
+          <w:sz w:val="24"/>
+          <w:szCs w:val="24"/>
+        </w:rPr>
+      </w:pPr>
+    </w:p>
+    <w:p>
+      <w:pPr>
+        <w:pStyle w:val="Legenda"/>
+        <w:keepNext/>
+        <w:jc w:val="center"/>
+        <w:rPr>
+          <w:rFonts w:ascii="Times New Roman" w:hAnsi="Times New Roman"/>
+          <w:b/>
+          <w:bCs/>
+          <w:i w:val="0"/>
+          <w:iCs w:val="0"/>
+          <w:color w:val="auto"/>
+          <w:sz w:val="20"/>
+          <w:szCs w:val="20"/>
+        </w:rPr>
+      </w:pPr>
+      <w:bookmarkStart w:id="30" w:name="_Toc243770398"/>
+      <w:r>
+        <w:rPr>
+          <w:rFonts w:ascii="Times New Roman" w:hAnsi="Times New Roman"/>
+          <w:b/>
+          <w:bCs/>
+          <w:i w:val="0"/>
+          <w:iCs w:val="0"/>
+          <w:color w:val="auto"/>
+          <w:sz w:val="20"/>
+          <w:szCs w:val="20"/>
+        </w:rPr>
+        <w:t xml:space="preserve">Figura </w:t>
+      </w:r>
+      <w:r>
+        <w:rPr>
+          <w:rFonts w:ascii="Times New Roman" w:hAnsi="Times New Roman"/>
+          <w:b/>
+          <w:bCs/>
+          <w:i w:val="0"/>
+          <w:iCs w:val="0"/>
+          <w:color w:val="auto"/>
+          <w:sz w:val="20"/>
+          <w:szCs w:val="20"/>
+        </w:rPr>
+        <w:fldChar w:fldCharType="begin"/>
+      </w:r>
+      <w:r>
+        <w:rPr>
+          <w:rFonts w:ascii="Times New Roman" w:hAnsi="Times New Roman"/>
+          <w:b/>
+          <w:bCs/>
+          <w:i w:val="0"/>
+          <w:iCs w:val="0"/>
+          <w:color w:val="auto"/>
+          <w:sz w:val="20"/>
+          <w:szCs w:val="20"/>
+        </w:rPr>
+        <w:instrText xml:space="preserve"> SEQ Figura \* ARABIC </w:instrText>
+      </w:r>
+      <w:r>
+        <w:rPr>
+          <w:rFonts w:ascii="Times New Roman" w:hAnsi="Times New Roman"/>
+          <w:b/>
+          <w:bCs/>
+          <w:i w:val="0"/>
+          <w:iCs w:val="0"/>
+          <w:color w:val="auto"/>
+          <w:sz w:val="20"/>
+          <w:szCs w:val="20"/>
+        </w:rPr>
+        <w:fldChar w:fldCharType="separate"/>
+      </w:r>
+      <w:r>
+        <w:rPr>
+          <w:rFonts w:ascii="Times New Roman" w:hAnsi="Times New Roman"/>
+          <w:b/>
+          <w:bCs/>
+          <w:i w:val="0"/>
+          <w:iCs w:val="0"/>
+          <w:noProof/>
+          <w:color w:val="auto"/>
+          <w:sz w:val="20"/>
+          <w:szCs w:val="20"/>
+        </w:rPr>
+        <w:t>7</w:t>
+      </w:r>
+      <w:r>
+        <w:rPr>
+          <w:rFonts w:ascii="Times New Roman" w:hAnsi="Times New Roman"/>
+          <w:b/>
+          <w:bCs/>
+          <w:i w:val="0"/>
+          <w:iCs w:val="0"/>
+          <w:color w:val="auto"/>
+          <w:sz w:val="20"/>
+          <w:szCs w:val="20"/>
+        </w:rPr>
+        <w:fldChar w:fldCharType="end"/>
+      </w:r>
+      <w:r>
+        <w:rPr>
+          <w:rFonts w:ascii="Times New Roman" w:hAnsi="Times New Roman"/>
+          <w:b/>
+          <w:bCs/>
+          <w:i w:val="0"/>
+          <w:iCs w:val="0"/>
+          <w:color w:val="auto"/>
+          <w:sz w:val="20"/>
+          <w:szCs w:val="20"/>
+        </w:rPr>
+        <w:t xml:space="preserve"> – Distribuição de imagens por classe do tomateiro no conjunto PlantVillage</w:t>
+      </w:r>
+      <w:bookmarkEnd w:id="30"/>
+    </w:p>
+    <w:p>
+      <w:pPr>
+        <w:jc w:val="both"/>
+        <w:rPr>
+          <w:rFonts w:ascii="Times New Roman" w:hAnsi="Times New Roman"/>
+          <w:sz w:val="24"/>
+          <w:szCs w:val="24"/>
+        </w:rPr>
+      </w:pPr>
+      <w:r>
+        <w:rPr>
+          <w:rFonts w:ascii="Times New Roman" w:hAnsi="Times New Roman"/>
+          <w:noProof/>
+          <w:sz w:val="24"/>
+          <w:szCs w:val="24"/>
+        </w:rPr>
+        <w:drawing>
+          <wp:inline distT="0" distB="0" distL="0" distR="0" wp14:anchorId="0A37B652" wp14:editId="4AD8F290">
+            <wp:extent cx="5760085" cy="2890520"/>
+            <wp:effectExtent l="0" t="0" r="0" b="5080"/>
+            <wp:docPr id="2140202248" name="Imagem 2"/>
+            <wp:cNvGraphicFramePr>
+              <a:graphicFrameLocks xmlns:a="http://schemas.openxmlformats.org/drawingml/2006/main" noChangeAspect="1"/>
+            </wp:cNvGraphicFramePr>
+            <a:graphic xmlns:a="http://schemas.openxmlformats.org/drawingml/2006/main">
+              <a:graphicData uri="http://schemas.openxmlformats.org/drawingml/2006/picture">
+                <pic:pic xmlns:pic="http://schemas.openxmlformats.org/drawingml/2006/picture">
+                  <pic:nvPicPr>
+                    <pic:cNvPr id="2140202248" name="Imagem 2140202248"/>
+                    <pic:cNvPicPr/>
+                  </pic:nvPicPr>
+                  <pic:blipFill>
+                    <a:blip r:embed="rId20">
+                      <a:extLst>
+                        <a:ext uri="{28A0092B-C50C-407E-A947-70E740481C1C}">
+                          <a14:useLocalDpi xmlns:a14="http://schemas.microsoft.com/office/drawing/2010/main" val="0"/>
+                        </a:ext>
+                      </a:extLst>
+                    </a:blip>
+                    <a:stretch>
+                      <a:fillRect/>
+                    </a:stretch>
+                  </pic:blipFill>
+                  <pic:spPr>
+                    <a:xfrm>
+                      <a:off x="0" y="0"/>
+                      <a:ext cx="5760085" cy="2890520"/>
+                    </a:xfrm>
+                    <a:prstGeom prst="rect">
+                      <a:avLst/>
+                    </a:prstGeom>
+                  </pic:spPr>
+                </pic:pic>
+              </a:graphicData>
+            </a:graphic>
+          </wp:inline>
+        </w:drawing>
+      </w:r>
+    </w:p>
+    <w:p>
+      <w:pPr>
+        <w:jc w:val="center"/>
+        <w:rPr>
+          <w:rFonts w:ascii="Times New Roman" w:hAnsi="Times New Roman"/>
+          <w:sz w:val="20"/>
+          <w:szCs w:val="20"/>
+        </w:rPr>
+      </w:pPr>
+      <w:r>
+        <w:rPr>
+          <w:rFonts w:ascii="Times New Roman" w:hAnsi="Times New Roman"/>
+          <w:sz w:val="20"/>
+          <w:szCs w:val="20"/>
+        </w:rPr>
+        <w:t>Fonte: Elaborado pelo autor</w:t>
+      </w:r>
+      <w:r>
+        <w:rPr>
+          <w:rFonts w:ascii="Times New Roman" w:hAnsi="Times New Roman"/>
+          <w:sz w:val="20"/>
+          <w:szCs w:val="20"/>
+        </w:rPr>
+        <w:t xml:space="preserve"> </w:t>
+      </w:r>
+    </w:p>
+    <w:p>
+      <w:pPr>
+        <w:spacing w:line="360" w:lineRule="auto"/>
+        <w:ind w:firstLine="709"/>
+        <w:jc w:val="both"/>
+        <w:rPr>
+          <w:rFonts w:ascii="Times New Roman" w:hAnsi="Times New Roman"/>
+          <w:sz w:val="24"/>
+          <w:szCs w:val="24"/>
+        </w:rPr>
+      </w:pPr>
+      <w:r>
+        <w:rPr>
+          <w:rFonts w:ascii="Times New Roman" w:hAnsi="Times New Roman"/>
+          <w:sz w:val="24"/>
+          <w:szCs w:val="24"/>
+        </w:rPr>
+        <w:lastRenderedPageBreak/>
+        <w:t>Pode-se visualizar alguns exemplos das imagens que compõem o dataset original, apresentados pelas figuras 8, 9, 10, 11, 12, 13, 14, 15, 16 e 17.</w:t>
+      </w:r>
+    </w:p>
+    <w:p>
+      <w:pPr>
+        <w:spacing w:line="360" w:lineRule="auto"/>
+        <w:jc w:val="both"/>
+        <w:rPr>
+          <w:rFonts w:ascii="Times New Roman" w:hAnsi="Times New Roman"/>
+          <w:sz w:val="24"/>
+          <w:szCs w:val="24"/>
+        </w:rPr>
+      </w:pPr>
+    </w:p>
+    <w:p>
+      <w:pPr>
+        <w:pStyle w:val="Legenda"/>
+        <w:keepNext/>
+        <w:jc w:val="center"/>
+        <w:rPr>
+          <w:rFonts w:ascii="Times New Roman" w:hAnsi="Times New Roman"/>
+          <w:b/>
+          <w:bCs/>
+          <w:i w:val="0"/>
+          <w:iCs w:val="0"/>
+          <w:color w:val="auto"/>
+          <w:sz w:val="20"/>
+          <w:szCs w:val="20"/>
+        </w:rPr>
+      </w:pPr>
+      <w:bookmarkStart w:id="31" w:name="_Toc243770399"/>
+      <w:r>
+        <w:rPr>
+          <w:rFonts w:ascii="Times New Roman" w:hAnsi="Times New Roman"/>
+          <w:b/>
+          <w:bCs/>
+          <w:i w:val="0"/>
+          <w:iCs w:val="0"/>
+          <w:color w:val="auto"/>
+          <w:sz w:val="20"/>
+          <w:szCs w:val="20"/>
+        </w:rPr>
+        <w:t xml:space="preserve">Figura </w:t>
+      </w:r>
+      <w:r>
+        <w:rPr>
+          <w:rFonts w:ascii="Times New Roman" w:hAnsi="Times New Roman"/>
+          <w:b/>
+          <w:bCs/>
+          <w:i w:val="0"/>
+          <w:iCs w:val="0"/>
+          <w:color w:val="auto"/>
+          <w:sz w:val="20"/>
+          <w:szCs w:val="20"/>
+        </w:rPr>
+        <w:fldChar w:fldCharType="begin"/>
+      </w:r>
+      <w:r>
+        <w:rPr>
+          <w:rFonts w:ascii="Times New Roman" w:hAnsi="Times New Roman"/>
+          <w:b/>
+          <w:bCs/>
+          <w:i w:val="0"/>
+          <w:iCs w:val="0"/>
+          <w:color w:val="auto"/>
+          <w:sz w:val="20"/>
+          <w:szCs w:val="20"/>
+        </w:rPr>
+        <w:instrText xml:space="preserve"> SEQ Figura \* ARABIC </w:instrText>
+      </w:r>
+      <w:r>
+        <w:rPr>
+          <w:rFonts w:ascii="Times New Roman" w:hAnsi="Times New Roman"/>
+          <w:b/>
+          <w:bCs/>
+          <w:i w:val="0"/>
+          <w:iCs w:val="0"/>
+          <w:color w:val="auto"/>
+          <w:sz w:val="20"/>
+          <w:szCs w:val="20"/>
+        </w:rPr>
+        <w:fldChar w:fldCharType="separate"/>
+      </w:r>
+      <w:r>
+        <w:rPr>
+          <w:rFonts w:ascii="Times New Roman" w:hAnsi="Times New Roman"/>
+          <w:b/>
+          <w:bCs/>
+          <w:i w:val="0"/>
+          <w:iCs w:val="0"/>
+          <w:noProof/>
+          <w:color w:val="auto"/>
+          <w:sz w:val="20"/>
+          <w:szCs w:val="20"/>
+        </w:rPr>
+        <w:t>8</w:t>
+      </w:r>
+      <w:r>
+        <w:rPr>
+          <w:rFonts w:ascii="Times New Roman" w:hAnsi="Times New Roman"/>
+          <w:b/>
+          <w:bCs/>
+          <w:i w:val="0"/>
+          <w:iCs w:val="0"/>
+          <w:color w:val="auto"/>
+          <w:sz w:val="20"/>
+          <w:szCs w:val="20"/>
+        </w:rPr>
+        <w:fldChar w:fldCharType="end"/>
+      </w:r>
+      <w:r>
+        <w:rPr>
+          <w:rFonts w:ascii="Times New Roman" w:hAnsi="Times New Roman"/>
+          <w:b/>
+          <w:bCs/>
+          <w:i w:val="0"/>
+          <w:iCs w:val="0"/>
+          <w:color w:val="auto"/>
+          <w:sz w:val="20"/>
+          <w:szCs w:val="20"/>
+        </w:rPr>
+        <w:t xml:space="preserve"> – Exemplo de imagem que compõe o dataset original, com uma folha saudável de tomate</w:t>
+      </w:r>
+      <w:bookmarkEnd w:id="31"/>
+    </w:p>
+    <w:p>
+      <w:pPr>
+        <w:spacing w:line="360" w:lineRule="auto"/>
+        <w:jc w:val="center"/>
+        <w:rPr>
+          <w:rFonts w:ascii="Times New Roman" w:hAnsi="Times New Roman"/>
+          <w:sz w:val="24"/>
+          <w:szCs w:val="24"/>
+        </w:rPr>
+      </w:pPr>
+      <w:r>
+        <w:rPr>
+          <w:rFonts w:ascii="Times New Roman" w:hAnsi="Times New Roman"/>
+          <w:noProof/>
+          <w:sz w:val="24"/>
+          <w:szCs w:val="24"/>
+        </w:rPr>
+        <w:drawing>
+          <wp:inline distT="0" distB="0" distL="0" distR="0" wp14:anchorId="39421F12" wp14:editId="23E97E56">
+            <wp:extent cx="2438400" cy="2438400"/>
+            <wp:effectExtent l="0" t="0" r="0" b="0"/>
+            <wp:docPr id="466100607" name="Imagem 3"/>
+            <wp:cNvGraphicFramePr>
+              <a:graphicFrameLocks xmlns:a="http://schemas.openxmlformats.org/drawingml/2006/main" noChangeAspect="1"/>
+            </wp:cNvGraphicFramePr>
+            <a:graphic xmlns:a="http://schemas.openxmlformats.org/drawingml/2006/main">
+              <a:graphicData uri="http://schemas.openxmlformats.org/drawingml/2006/picture">
+                <pic:pic xmlns:pic="http://schemas.openxmlformats.org/drawingml/2006/picture">
+                  <pic:nvPicPr>
+                    <pic:cNvPr id="466100607" name="Imagem 466100607"/>
+                    <pic:cNvPicPr/>
+                  </pic:nvPicPr>
+                  <pic:blipFill>
+                    <a:blip r:embed="rId21">
+                      <a:extLst>
+                        <a:ext uri="{28A0092B-C50C-407E-A947-70E740481C1C}">
+                          <a14:useLocalDpi xmlns:a14="http://schemas.microsoft.com/office/drawing/2010/main" val="0"/>
+                        </a:ext>
+                      </a:extLst>
+                    </a:blip>
+                    <a:stretch>
+                      <a:fillRect/>
+                    </a:stretch>
+                  </pic:blipFill>
+                  <pic:spPr>
+                    <a:xfrm>
+                      <a:off x="0" y="0"/>
+                      <a:ext cx="2438400" cy="2438400"/>
+                    </a:xfrm>
+                    <a:prstGeom prst="rect">
+                      <a:avLst/>
+                    </a:prstGeom>
+                  </pic:spPr>
+                </pic:pic>
+              </a:graphicData>
+            </a:graphic>
+          </wp:inline>
+        </w:drawing>
+      </w:r>
+    </w:p>
+    <w:p>
+      <w:pPr>
+        <w:spacing w:line="360" w:lineRule="auto"/>
+        <w:jc w:val="center"/>
+        <w:rPr>
+          <w:rFonts w:ascii="Times New Roman" w:hAnsi="Times New Roman"/>
+          <w:sz w:val="20"/>
+          <w:szCs w:val="20"/>
+        </w:rPr>
+      </w:pPr>
+      <w:r>
+        <w:rPr>
+          <w:rFonts w:ascii="Times New Roman" w:hAnsi="Times New Roman"/>
+          <w:sz w:val="20"/>
+          <w:szCs w:val="20"/>
+        </w:rPr>
+        <w:t>Fonte:</w:t>
+      </w:r>
+      <w:r>
+        <w:rPr>
+          <w:rFonts w:ascii="Times New Roman" w:hAnsi="Times New Roman"/>
+          <w:sz w:val="20"/>
+          <w:szCs w:val="20"/>
+        </w:rPr>
+        <w:t xml:space="preserve"> </w:t>
+      </w:r>
+      <w:r>
+        <w:rPr>
+          <w:rFonts w:ascii="Times New Roman" w:hAnsi="Times New Roman"/>
+          <w:sz w:val="20"/>
+          <w:szCs w:val="20"/>
+        </w:rPr>
+        <w:fldChar w:fldCharType="begin"/>
+      </w:r>
+      <w:r>
+        <w:rPr>
+          <w:rFonts w:ascii="Times New Roman" w:hAnsi="Times New Roman"/>
+          <w:sz w:val="20"/>
+          <w:szCs w:val="20"/>
+        </w:rPr>
+        <w:instrText xml:space="preserve"> ADDIN ZOTERO_ITEM CSL_CITATION {"citationID":"caETEj5k","properties":{"unsorted":false,"formattedCitation":"(Ali, [{\\i{}S.d.}])","plainCitation":"(Ali, [S.d.])","noteIndex":0},"citationItems":[{"id":164,"uris":["http://zotero.org/users/local/xQYOzGgm/items/PT559SEB"],"itemData":{"id":164,"type":"webpage","abstract":"Dataset of diseased plant leaf images and corresponding labels","genre":"Kaggle","language":"en","title":"PlantVillage Dataset","URL":"https://www.kaggle.com/datasets/abdallahalidev/plantvillage-dataset","author":[{"family":"Ali","given":"Abdallah"}],"accessed":{"date-parts":[["2026",10,24]]}}}],"schema":"https://github.com/citation-style-language/schema/raw/master/csl-citation.json"} </w:instrText>
+      </w:r>
+      <w:r>
+        <w:rPr>
+          <w:rFonts w:ascii="Times New Roman" w:hAnsi="Times New Roman"/>
+          <w:sz w:val="20"/>
+          <w:szCs w:val="20"/>
+        </w:rPr>
+        <w:fldChar w:fldCharType="separate"/>
+      </w:r>
+      <w:r>
+        <w:rPr>
+          <w:rFonts w:ascii="Times New Roman" w:hAnsi="Times New Roman"/>
+          <w:sz w:val="20"/>
+        </w:rPr>
+        <w:t>(Ali, [</w:t>
+      </w:r>
+      <w:r>
+        <w:rPr>
+          <w:rFonts w:ascii="Times New Roman" w:hAnsi="Times New Roman"/>
+          <w:i/>
+          <w:iCs/>
+          <w:sz w:val="20"/>
+        </w:rPr>
+        <w:t>S.d.</w:t>
+      </w:r>
+      <w:r>
+        <w:rPr>
+          <w:rFonts w:ascii="Times New Roman" w:hAnsi="Times New Roman"/>
+          <w:sz w:val="20"/>
+        </w:rPr>
+        <w:t>])</w:t>
+      </w:r>
+      <w:r>
+        <w:rPr>
+          <w:rFonts w:ascii="Times New Roman" w:hAnsi="Times New Roman"/>
+          <w:sz w:val="20"/>
+          <w:szCs w:val="20"/>
+        </w:rPr>
+        <w:fldChar w:fldCharType="end"/>
+      </w:r>
+    </w:p>
+    <w:p>
+      <w:pPr>
+        <w:spacing w:line="360" w:lineRule="auto"/>
+        <w:rPr>
+          <w:rFonts w:ascii="Times New Roman" w:hAnsi="Times New Roman"/>
+          <w:sz w:val="20"/>
+          <w:szCs w:val="20"/>
+        </w:rPr>
+      </w:pPr>
+    </w:p>
+    <w:p>
+      <w:pPr>
+        <w:pStyle w:val="Legenda"/>
+        <w:keepNext/>
+        <w:jc w:val="center"/>
+        <w:rPr>
+          <w:rFonts w:ascii="Times New Roman" w:hAnsi="Times New Roman"/>
+          <w:b/>
+          <w:bCs/>
+          <w:i w:val="0"/>
+          <w:iCs w:val="0"/>
+          <w:color w:val="auto"/>
+          <w:sz w:val="20"/>
+          <w:szCs w:val="20"/>
+        </w:rPr>
+      </w:pPr>
+      <w:bookmarkStart w:id="32" w:name="_Toc243770400"/>
+      <w:r>
+        <w:rPr>
+          <w:rFonts w:ascii="Times New Roman" w:hAnsi="Times New Roman"/>
+          <w:b/>
+          <w:bCs/>
+          <w:i w:val="0"/>
+          <w:iCs w:val="0"/>
+          <w:color w:val="auto"/>
+          <w:sz w:val="20"/>
+          <w:szCs w:val="20"/>
+        </w:rPr>
+        <w:t xml:space="preserve">Figura </w:t>
+      </w:r>
+      <w:r>
+        <w:rPr>
+          <w:rFonts w:ascii="Times New Roman" w:hAnsi="Times New Roman"/>
+          <w:b/>
+          <w:bCs/>
+          <w:i w:val="0"/>
+          <w:iCs w:val="0"/>
+          <w:color w:val="auto"/>
+          <w:sz w:val="20"/>
+          <w:szCs w:val="20"/>
+        </w:rPr>
+        <w:fldChar w:fldCharType="begin"/>
+      </w:r>
+      <w:r>
+        <w:rPr>
+          <w:rFonts w:ascii="Times New Roman" w:hAnsi="Times New Roman"/>
+          <w:b/>
+          <w:bCs/>
+          <w:i w:val="0"/>
+          <w:iCs w:val="0"/>
+          <w:color w:val="auto"/>
+          <w:sz w:val="20"/>
+          <w:szCs w:val="20"/>
+        </w:rPr>
+        <w:instrText xml:space="preserve"> SEQ Figura \* ARABIC </w:instrText>
+      </w:r>
+      <w:r>
+        <w:rPr>
+          <w:rFonts w:ascii="Times New Roman" w:hAnsi="Times New Roman"/>
+          <w:b/>
+          <w:bCs/>
+          <w:i w:val="0"/>
+          <w:iCs w:val="0"/>
+          <w:color w:val="auto"/>
+          <w:sz w:val="20"/>
+          <w:szCs w:val="20"/>
+        </w:rPr>
+        <w:fldChar w:fldCharType="separate"/>
+      </w:r>
+      <w:r>
+        <w:rPr>
+          <w:rFonts w:ascii="Times New Roman" w:hAnsi="Times New Roman"/>
+          <w:b/>
+          <w:bCs/>
+          <w:i w:val="0"/>
+          <w:iCs w:val="0"/>
+          <w:noProof/>
+          <w:color w:val="auto"/>
+          <w:sz w:val="20"/>
+          <w:szCs w:val="20"/>
+        </w:rPr>
+        <w:t>9</w:t>
+      </w:r>
+      <w:r>
+        <w:rPr>
+          <w:rFonts w:ascii="Times New Roman" w:hAnsi="Times New Roman"/>
+          <w:b/>
+          <w:bCs/>
+          <w:i w:val="0"/>
+          <w:iCs w:val="0"/>
+          <w:color w:val="auto"/>
+          <w:sz w:val="20"/>
+          <w:szCs w:val="20"/>
+        </w:rPr>
+        <w:fldChar w:fldCharType="end"/>
+      </w:r>
+      <w:r>
+        <w:rPr>
+          <w:rFonts w:ascii="Times New Roman" w:hAnsi="Times New Roman"/>
+          <w:b/>
+          <w:bCs/>
+          <w:i w:val="0"/>
+          <w:iCs w:val="0"/>
+          <w:color w:val="auto"/>
+          <w:sz w:val="20"/>
+          <w:szCs w:val="20"/>
+        </w:rPr>
+        <w:t xml:space="preserve"> – Exemplo de imagem que compõe o dataset original, com uma folha apresentando Mancha-bacteriana</w:t>
+      </w:r>
+      <w:bookmarkEnd w:id="32"/>
+    </w:p>
+    <w:p>
+      <w:pPr>
+        <w:spacing w:line="360" w:lineRule="auto"/>
+        <w:jc w:val="center"/>
+        <w:rPr>
+          <w:rFonts w:ascii="Times New Roman" w:hAnsi="Times New Roman"/>
+          <w:sz w:val="20"/>
+          <w:szCs w:val="20"/>
+        </w:rPr>
+      </w:pPr>
+      <w:r>
+        <w:rPr>
+          <w:rFonts w:ascii="Times New Roman" w:hAnsi="Times New Roman"/>
+          <w:noProof/>
+          <w:sz w:val="20"/>
+          <w:szCs w:val="20"/>
+        </w:rPr>
+        <w:drawing>
+          <wp:inline distT="0" distB="0" distL="0" distR="0" wp14:anchorId="2C35EB8F" wp14:editId="65179AE9">
+            <wp:extent cx="2438400" cy="2438400"/>
+            <wp:effectExtent l="0" t="0" r="0" b="0"/>
+            <wp:docPr id="1473049281" name="Imagem 4"/>
+            <wp:cNvGraphicFramePr>
+              <a:graphicFrameLocks xmlns:a="http://schemas.openxmlformats.org/drawingml/2006/main" noChangeAspect="1"/>
+            </wp:cNvGraphicFramePr>
+            <a:graphic xmlns:a="http://schemas.openxmlformats.org/drawingml/2006/main">
+              <a:graphicData uri="http://schemas.openxmlformats.org/drawingml/2006/picture">
+                <pic:pic xmlns:pic="http://schemas.openxmlformats.org/drawingml/2006/picture">
+                  <pic:nvPicPr>
+                    <pic:cNvPr id="1473049281" name="Imagem 1473049281"/>
+                    <pic:cNvPicPr/>
+                  </pic:nvPicPr>
+                  <pic:blipFill>
+                    <a:blip r:embed="rId22">
+                      <a:extLst>
+                        <a:ext uri="{28A0092B-C50C-407E-A947-70E740481C1C}">
+                          <a14:useLocalDpi xmlns:a14="http://schemas.microsoft.com/office/drawing/2010/main" val="0"/>
+                        </a:ext>
+                      </a:extLst>
+                    </a:blip>
+                    <a:stretch>
+                      <a:fillRect/>
+                    </a:stretch>
+                  </pic:blipFill>
+                  <pic:spPr>
+                    <a:xfrm>
+                      <a:off x="0" y="0"/>
+                      <a:ext cx="2438400" cy="2438400"/>
+                    </a:xfrm>
+                    <a:prstGeom prst="rect">
+                      <a:avLst/>
+                    </a:prstGeom>
+                  </pic:spPr>
+                </pic:pic>
+              </a:graphicData>
+            </a:graphic>
+          </wp:inline>
+        </w:drawing>
+      </w:r>
+    </w:p>
+    <w:p>
+      <w:pPr>
+        <w:spacing w:line="360" w:lineRule="auto"/>
+        <w:jc w:val="center"/>
+        <w:rPr>
+          <w:rFonts w:ascii="Times New Roman" w:hAnsi="Times New Roman"/>
+          <w:sz w:val="20"/>
+          <w:szCs w:val="20"/>
+        </w:rPr>
+      </w:pPr>
+      <w:r>
+        <w:rPr>
+          <w:rFonts w:ascii="Times New Roman" w:hAnsi="Times New Roman"/>
+          <w:sz w:val="20"/>
+          <w:szCs w:val="20"/>
+        </w:rPr>
+        <w:t xml:space="preserve">Fonte: </w:t>
+      </w:r>
+      <w:r>
+        <w:rPr>
+          <w:rFonts w:ascii="Times New Roman" w:hAnsi="Times New Roman"/>
+          <w:sz w:val="20"/>
+          <w:szCs w:val="20"/>
+        </w:rPr>
+        <w:fldChar w:fldCharType="begin"/>
+      </w:r>
+      <w:r>
+        <w:rPr>
+          <w:rFonts w:ascii="Times New Roman" w:hAnsi="Times New Roman"/>
+          <w:sz w:val="20"/>
+          <w:szCs w:val="20"/>
+        </w:rPr>
+        <w:instrText xml:space="preserve"> ADDIN ZOTERO_ITEM CSL_CITATION {"citationID":"sg2Hvqz1","properties":{"unsorted":false,"formattedCitation":"(Ali, [{\\i{}S.d.}])","plainCitation":"(Ali, [S.d.])","noteIndex":0},"citationItems":[{"id":164,"uris":["http://zotero.org/users/local/xQYOzGgm/items/PT559SEB"],"itemData":{"id":164,"type":"webpage","abstract":"Dataset of diseased plant leaf images and corresponding labels","genre":"Kaggle","language":"en","title":"PlantVillage Dataset","URL":"https://www.kaggle.com/datasets/abdallahalidev/plantvillage-dataset","author":[{"family":"Ali","given":"Abdallah"}],"accessed":{"date-parts":[["2026",10,24]]}}}],"schema":"https://github.com/citation-style-language/schema/raw/master/csl-citation.json"} </w:instrText>
+      </w:r>
+      <w:r>
+        <w:rPr>
+          <w:rFonts w:ascii="Times New Roman" w:hAnsi="Times New Roman"/>
+          <w:sz w:val="20"/>
+          <w:szCs w:val="20"/>
+        </w:rPr>
+        <w:fldChar w:fldCharType="separate"/>
+      </w:r>
+      <w:r>
+        <w:rPr>
+          <w:rFonts w:ascii="Times New Roman" w:hAnsi="Times New Roman"/>
+          <w:sz w:val="20"/>
+        </w:rPr>
+        <w:t>(Ali, [</w:t>
+      </w:r>
+      <w:r>
+        <w:rPr>
+          <w:rFonts w:ascii="Times New Roman" w:hAnsi="Times New Roman"/>
+          <w:i/>
+          <w:iCs/>
+          <w:sz w:val="20"/>
+        </w:rPr>
+        <w:t>S.d.</w:t>
+      </w:r>
+      <w:r>
+        <w:rPr>
+          <w:rFonts w:ascii="Times New Roman" w:hAnsi="Times New Roman"/>
+          <w:sz w:val="20"/>
+        </w:rPr>
+        <w:t>])</w:t>
+      </w:r>
+      <w:r>
+        <w:rPr>
+          <w:rFonts w:ascii="Times New Roman" w:hAnsi="Times New Roman"/>
+          <w:sz w:val="20"/>
+          <w:szCs w:val="20"/>
+        </w:rPr>
+        <w:fldChar w:fldCharType="end"/>
+      </w:r>
+    </w:p>
+    <w:p>
+      <w:pPr>
+        <w:spacing w:line="360" w:lineRule="auto"/>
+        <w:rPr>
+          <w:rFonts w:ascii="Times New Roman" w:hAnsi="Times New Roman"/>
+          <w:sz w:val="20"/>
+          <w:szCs w:val="20"/>
+        </w:rPr>
+      </w:pPr>
+    </w:p>
+    <w:p>
+      <w:pPr>
+        <w:pStyle w:val="Legenda"/>
+        <w:keepNext/>
+        <w:jc w:val="center"/>
+        <w:rPr>
+          <w:rFonts w:ascii="Times New Roman" w:hAnsi="Times New Roman"/>
+          <w:b/>
+          <w:bCs/>
+          <w:i w:val="0"/>
+          <w:iCs w:val="0"/>
+          <w:color w:val="auto"/>
+          <w:sz w:val="20"/>
+          <w:szCs w:val="20"/>
+        </w:rPr>
+      </w:pPr>
+      <w:bookmarkStart w:id="33" w:name="_Toc243770401"/>
+      <w:r>
+        <w:rPr>
+          <w:rFonts w:ascii="Times New Roman" w:hAnsi="Times New Roman"/>
+          <w:b/>
+          <w:bCs/>
+          <w:i w:val="0"/>
+          <w:iCs w:val="0"/>
+          <w:color w:val="auto"/>
+          <w:sz w:val="20"/>
+          <w:szCs w:val="20"/>
+        </w:rPr>
+        <w:lastRenderedPageBreak/>
+        <w:t xml:space="preserve">Figura </w:t>
+      </w:r>
+      <w:r>
+        <w:rPr>
+          <w:rFonts w:ascii="Times New Roman" w:hAnsi="Times New Roman"/>
+          <w:b/>
+          <w:bCs/>
+          <w:i w:val="0"/>
+          <w:iCs w:val="0"/>
+          <w:color w:val="auto"/>
+          <w:sz w:val="20"/>
+          <w:szCs w:val="20"/>
+        </w:rPr>
+        <w:fldChar w:fldCharType="begin"/>
+      </w:r>
+      <w:r>
+        <w:rPr>
+          <w:rFonts w:ascii="Times New Roman" w:hAnsi="Times New Roman"/>
+          <w:b/>
+          <w:bCs/>
+          <w:i w:val="0"/>
+          <w:iCs w:val="0"/>
+          <w:color w:val="auto"/>
+          <w:sz w:val="20"/>
+          <w:szCs w:val="20"/>
+        </w:rPr>
+        <w:instrText xml:space="preserve"> SEQ Figura \* ARABIC </w:instrText>
+      </w:r>
+      <w:r>
+        <w:rPr>
+          <w:rFonts w:ascii="Times New Roman" w:hAnsi="Times New Roman"/>
+          <w:b/>
+          <w:bCs/>
+          <w:i w:val="0"/>
+          <w:iCs w:val="0"/>
+          <w:color w:val="auto"/>
+          <w:sz w:val="20"/>
+          <w:szCs w:val="20"/>
+        </w:rPr>
+        <w:fldChar w:fldCharType="separate"/>
+      </w:r>
+      <w:r>
+        <w:rPr>
+          <w:rFonts w:ascii="Times New Roman" w:hAnsi="Times New Roman"/>
+          <w:b/>
+          <w:bCs/>
+          <w:i w:val="0"/>
+          <w:iCs w:val="0"/>
+          <w:noProof/>
+          <w:color w:val="auto"/>
+          <w:sz w:val="20"/>
+          <w:szCs w:val="20"/>
+        </w:rPr>
+        <w:t>10</w:t>
+      </w:r>
+      <w:r>
+        <w:rPr>
+          <w:rFonts w:ascii="Times New Roman" w:hAnsi="Times New Roman"/>
+          <w:b/>
+          <w:bCs/>
+          <w:i w:val="0"/>
+          <w:iCs w:val="0"/>
+          <w:color w:val="auto"/>
+          <w:sz w:val="20"/>
+          <w:szCs w:val="20"/>
+        </w:rPr>
+        <w:fldChar w:fldCharType="end"/>
+      </w:r>
+      <w:r>
+        <w:rPr>
+          <w:rFonts w:ascii="Times New Roman" w:hAnsi="Times New Roman"/>
+          <w:b/>
+          <w:bCs/>
+          <w:i w:val="0"/>
+          <w:iCs w:val="0"/>
+          <w:color w:val="auto"/>
+          <w:sz w:val="20"/>
+          <w:szCs w:val="20"/>
+        </w:rPr>
+        <w:t xml:space="preserve"> – Exemplo de imagem que compõe o dataset original, com uma folha apresentando Pinta-preta</w:t>
+      </w:r>
+      <w:bookmarkEnd w:id="33"/>
+    </w:p>
+    <w:p>
+      <w:pPr>
+        <w:spacing w:line="360" w:lineRule="auto"/>
+        <w:jc w:val="center"/>
+        <w:rPr>
+          <w:rFonts w:ascii="Times New Roman" w:hAnsi="Times New Roman"/>
+          <w:sz w:val="20"/>
+          <w:szCs w:val="20"/>
+        </w:rPr>
+      </w:pPr>
+      <w:r>
+        <w:rPr>
+          <w:rFonts w:ascii="Times New Roman" w:hAnsi="Times New Roman"/>
+          <w:noProof/>
+          <w:sz w:val="20"/>
+          <w:szCs w:val="20"/>
+        </w:rPr>
+        <w:drawing>
+          <wp:inline distT="0" distB="0" distL="0" distR="0" wp14:anchorId="2F024EBF" wp14:editId="6CFDD2B5">
+            <wp:extent cx="2438400" cy="2438400"/>
+            <wp:effectExtent l="0" t="0" r="0" b="0"/>
+            <wp:docPr id="1972443826" name="Imagem 5"/>
+            <wp:cNvGraphicFramePr>
+              <a:graphicFrameLocks xmlns:a="http://schemas.openxmlformats.org/drawingml/2006/main" noChangeAspect="1"/>
+            </wp:cNvGraphicFramePr>
+            <a:graphic xmlns:a="http://schemas.openxmlformats.org/drawingml/2006/main">
+              <a:graphicData uri="http://schemas.openxmlformats.org/drawingml/2006/picture">
+                <pic:pic xmlns:pic="http://schemas.openxmlformats.org/drawingml/2006/picture">
+                  <pic:nvPicPr>
+                    <pic:cNvPr id="1972443826" name="Imagem 1972443826"/>
+                    <pic:cNvPicPr/>
+                  </pic:nvPicPr>
+                  <pic:blipFill>
+                    <a:blip r:embed="rId23">
+                      <a:extLst>
+                        <a:ext uri="{28A0092B-C50C-407E-A947-70E740481C1C}">
+                          <a14:useLocalDpi xmlns:a14="http://schemas.microsoft.com/office/drawing/2010/main" val="0"/>
+                        </a:ext>
+                      </a:extLst>
+                    </a:blip>
+                    <a:stretch>
+                      <a:fillRect/>
+                    </a:stretch>
+                  </pic:blipFill>
+                  <pic:spPr>
+                    <a:xfrm>
+                      <a:off x="0" y="0"/>
+                      <a:ext cx="2438400" cy="2438400"/>
+                    </a:xfrm>
+                    <a:prstGeom prst="rect">
+                      <a:avLst/>
+                    </a:prstGeom>
+                  </pic:spPr>
+                </pic:pic>
+              </a:graphicData>
+            </a:graphic>
+          </wp:inline>
+        </w:drawing>
+      </w:r>
+    </w:p>
+    <w:p>
+      <w:pPr>
+        <w:spacing w:line="360" w:lineRule="auto"/>
+        <w:jc w:val="center"/>
+        <w:rPr>
+          <w:rFonts w:ascii="Times New Roman" w:hAnsi="Times New Roman"/>
+          <w:sz w:val="20"/>
+          <w:szCs w:val="20"/>
+        </w:rPr>
+      </w:pPr>
+      <w:r>
+        <w:rPr>
+          <w:rFonts w:ascii="Times New Roman" w:hAnsi="Times New Roman"/>
+          <w:sz w:val="20"/>
+          <w:szCs w:val="20"/>
+        </w:rPr>
+        <w:t xml:space="preserve">Fonte: </w:t>
+      </w:r>
+      <w:r>
+        <w:rPr>
+          <w:rFonts w:ascii="Times New Roman" w:hAnsi="Times New Roman"/>
+          <w:sz w:val="20"/>
+          <w:szCs w:val="20"/>
+        </w:rPr>
+        <w:fldChar w:fldCharType="begin"/>
+      </w:r>
+      <w:r>
+        <w:rPr>
+          <w:rFonts w:ascii="Times New Roman" w:hAnsi="Times New Roman"/>
+          <w:sz w:val="20"/>
+          <w:szCs w:val="20"/>
+        </w:rPr>
+        <w:instrText xml:space="preserve"> ADDIN ZOTERO_ITEM CSL_CITATION {"citationID":"8CX0i1WI","properties":{"unsorted":false,"formattedCitation":"(Ali, [{\\i{}S.d.}])","plainCitation":"(Ali, [S.d.])","noteIndex":0},"citationItems":[{"id":164,"uris":["http://zotero.org/users/local/xQYOzGgm/items/PT559SEB"],"itemData":{"id":164,"type":"webpage","abstract":"Dataset of diseased plant leaf images and corresponding labels","genre":"Kaggle","language":"en","title":"PlantVillage Dataset","URL":"https://www.kaggle.com/datasets/abdallahalidev/plantvillage-dataset","author":[{"family":"Ali","given":"Abdallah"}],"accessed":{"date-parts":[["2026",10,24]]}}}],"schema":"https://github.com/citation-style-language/schema/raw/master/csl-citation.json"} </w:instrText>
+      </w:r>
+      <w:r>
+        <w:rPr>
+          <w:rFonts w:ascii="Times New Roman" w:hAnsi="Times New Roman"/>
+          <w:sz w:val="20"/>
+          <w:szCs w:val="20"/>
+        </w:rPr>
+        <w:fldChar w:fldCharType="separate"/>
+      </w:r>
+      <w:r>
+        <w:rPr>
+          <w:rFonts w:ascii="Times New Roman" w:hAnsi="Times New Roman"/>
+          <w:sz w:val="20"/>
+        </w:rPr>
+        <w:t>(Ali, [</w:t>
+      </w:r>
+      <w:r>
+        <w:rPr>
+          <w:rFonts w:ascii="Times New Roman" w:hAnsi="Times New Roman"/>
+          <w:i/>
+          <w:iCs/>
+          <w:sz w:val="20"/>
+        </w:rPr>
+        <w:t>S.d.</w:t>
+      </w:r>
+      <w:r>
+        <w:rPr>
+          <w:rFonts w:ascii="Times New Roman" w:hAnsi="Times New Roman"/>
+          <w:sz w:val="20"/>
+        </w:rPr>
+        <w:t>])</w:t>
+      </w:r>
+      <w:r>
+        <w:rPr>
+          <w:rFonts w:ascii="Times New Roman" w:hAnsi="Times New Roman"/>
+          <w:sz w:val="20"/>
+          <w:szCs w:val="20"/>
+        </w:rPr>
+        <w:fldChar w:fldCharType="end"/>
+      </w:r>
+    </w:p>
+    <w:p>
+      <w:pPr>
+        <w:spacing w:line="360" w:lineRule="auto"/>
+        <w:rPr>
+          <w:rFonts w:ascii="Times New Roman" w:hAnsi="Times New Roman"/>
+          <w:sz w:val="20"/>
+          <w:szCs w:val="20"/>
+        </w:rPr>
+      </w:pPr>
+    </w:p>
+    <w:p>
+      <w:pPr>
+        <w:pStyle w:val="Legenda"/>
+        <w:keepNext/>
+        <w:jc w:val="center"/>
+        <w:rPr>
+          <w:rFonts w:ascii="Times New Roman" w:hAnsi="Times New Roman"/>
+          <w:b/>
+          <w:bCs/>
+          <w:i w:val="0"/>
+          <w:iCs w:val="0"/>
+          <w:color w:val="auto"/>
+          <w:sz w:val="20"/>
+          <w:szCs w:val="20"/>
+        </w:rPr>
+      </w:pPr>
+      <w:bookmarkStart w:id="34" w:name="_Toc243770402"/>
+      <w:r>
+        <w:rPr>
+          <w:rFonts w:ascii="Times New Roman" w:hAnsi="Times New Roman"/>
+          <w:b/>
+          <w:bCs/>
+          <w:i w:val="0"/>
+          <w:iCs w:val="0"/>
+          <w:color w:val="auto"/>
+          <w:sz w:val="20"/>
+          <w:szCs w:val="20"/>
+        </w:rPr>
+        <w:t xml:space="preserve">Figura </w:t>
+      </w:r>
+      <w:r>
+        <w:rPr>
+          <w:rFonts w:ascii="Times New Roman" w:hAnsi="Times New Roman"/>
+          <w:b/>
+          <w:bCs/>
+          <w:i w:val="0"/>
+          <w:iCs w:val="0"/>
+          <w:color w:val="auto"/>
+          <w:sz w:val="20"/>
+          <w:szCs w:val="20"/>
+        </w:rPr>
+        <w:fldChar w:fldCharType="begin"/>
+      </w:r>
+      <w:r>
+        <w:rPr>
+          <w:rFonts w:ascii="Times New Roman" w:hAnsi="Times New Roman"/>
+          <w:b/>
+          <w:bCs/>
+          <w:i w:val="0"/>
+          <w:iCs w:val="0"/>
+          <w:color w:val="auto"/>
+          <w:sz w:val="20"/>
+          <w:szCs w:val="20"/>
+        </w:rPr>
+        <w:instrText xml:space="preserve"> SEQ Figura \* ARABIC </w:instrText>
+      </w:r>
+      <w:r>
+        <w:rPr>
+          <w:rFonts w:ascii="Times New Roman" w:hAnsi="Times New Roman"/>
+          <w:b/>
+          <w:bCs/>
+          <w:i w:val="0"/>
+          <w:iCs w:val="0"/>
+          <w:color w:val="auto"/>
+          <w:sz w:val="20"/>
+          <w:szCs w:val="20"/>
+        </w:rPr>
+        <w:fldChar w:fldCharType="separate"/>
+      </w:r>
+      <w:r>
+        <w:rPr>
+          <w:rFonts w:ascii="Times New Roman" w:hAnsi="Times New Roman"/>
+          <w:b/>
+          <w:bCs/>
+          <w:i w:val="0"/>
+          <w:iCs w:val="0"/>
+          <w:noProof/>
+          <w:color w:val="auto"/>
+          <w:sz w:val="20"/>
+          <w:szCs w:val="20"/>
+        </w:rPr>
+        <w:t>11</w:t>
+      </w:r>
+      <w:r>
+        <w:rPr>
+          <w:rFonts w:ascii="Times New Roman" w:hAnsi="Times New Roman"/>
+          <w:b/>
+          <w:bCs/>
+          <w:i w:val="0"/>
+          <w:iCs w:val="0"/>
+          <w:color w:val="auto"/>
+          <w:sz w:val="20"/>
+          <w:szCs w:val="20"/>
+        </w:rPr>
+        <w:fldChar w:fldCharType="end"/>
+      </w:r>
+      <w:r>
+        <w:rPr>
+          <w:rFonts w:ascii="Times New Roman" w:hAnsi="Times New Roman"/>
+          <w:b/>
+          <w:bCs/>
+          <w:i w:val="0"/>
+          <w:iCs w:val="0"/>
+          <w:color w:val="auto"/>
+          <w:sz w:val="20"/>
+          <w:szCs w:val="20"/>
+        </w:rPr>
+        <w:t xml:space="preserve"> – Exemplo de imagem que compõe o dataset original, com uma folha apresentando Requeima</w:t>
+      </w:r>
+      <w:bookmarkEnd w:id="34"/>
+    </w:p>
+    <w:p>
+      <w:pPr>
+        <w:spacing w:line="360" w:lineRule="auto"/>
+        <w:jc w:val="center"/>
+        <w:rPr>
+          <w:rFonts w:ascii="Times New Roman" w:hAnsi="Times New Roman"/>
+          <w:sz w:val="20"/>
+          <w:szCs w:val="20"/>
+        </w:rPr>
+      </w:pPr>
+      <w:r>
+        <w:rPr>
+          <w:rFonts w:ascii="Times New Roman" w:hAnsi="Times New Roman"/>
+          <w:noProof/>
+          <w:sz w:val="20"/>
+          <w:szCs w:val="20"/>
+        </w:rPr>
+        <w:drawing>
+          <wp:inline distT="0" distB="0" distL="0" distR="0" wp14:anchorId="6B464439" wp14:editId="7A122B7F">
+            <wp:extent cx="2438400" cy="2438400"/>
+            <wp:effectExtent l="0" t="0" r="0" b="0"/>
+            <wp:docPr id="1030338919" name="Imagem 6"/>
+            <wp:cNvGraphicFramePr>
+              <a:graphicFrameLocks xmlns:a="http://schemas.openxmlformats.org/drawingml/2006/main" noChangeAspect="1"/>
+            </wp:cNvGraphicFramePr>
+            <a:graphic xmlns:a="http://schemas.openxmlformats.org/drawingml/2006/main">
+              <a:graphicData uri="http://schemas.openxmlformats.org/drawingml/2006/picture">
+                <pic:pic xmlns:pic="http://schemas.openxmlformats.org/drawingml/2006/picture">
+                  <pic:nvPicPr>
+                    <pic:cNvPr id="1030338919" name="Imagem 1030338919"/>
+                    <pic:cNvPicPr/>
+                  </pic:nvPicPr>
+                  <pic:blipFill>
+                    <a:blip r:embed="rId24">
+                      <a:extLst>
+                        <a:ext uri="{28A0092B-C50C-407E-A947-70E740481C1C}">
+                          <a14:useLocalDpi xmlns:a14="http://schemas.microsoft.com/office/drawing/2010/main" val="0"/>
+                        </a:ext>
+                      </a:extLst>
+                    </a:blip>
+                    <a:stretch>
+                      <a:fillRect/>
+                    </a:stretch>
+                  </pic:blipFill>
+                  <pic:spPr>
+                    <a:xfrm>
+                      <a:off x="0" y="0"/>
+                      <a:ext cx="2438400" cy="2438400"/>
+                    </a:xfrm>
+                    <a:prstGeom prst="rect">
+                      <a:avLst/>
+                    </a:prstGeom>
+                  </pic:spPr>
+                </pic:pic>
+              </a:graphicData>
+            </a:graphic>
+          </wp:inline>
+        </w:drawing>
+      </w:r>
+    </w:p>
+    <w:p>
+      <w:pPr>
+        <w:spacing w:line="360" w:lineRule="auto"/>
+        <w:jc w:val="center"/>
+        <w:rPr>
+          <w:rFonts w:ascii="Times New Roman" w:hAnsi="Times New Roman"/>
+          <w:sz w:val="20"/>
+          <w:szCs w:val="20"/>
+        </w:rPr>
+      </w:pPr>
+      <w:r>
+        <w:rPr>
+          <w:rFonts w:ascii="Times New Roman" w:hAnsi="Times New Roman"/>
+          <w:sz w:val="20"/>
+          <w:szCs w:val="20"/>
+        </w:rPr>
+        <w:t xml:space="preserve">Fonte: </w:t>
+      </w:r>
+      <w:r>
+        <w:rPr>
+          <w:rFonts w:ascii="Times New Roman" w:hAnsi="Times New Roman"/>
+          <w:sz w:val="20"/>
+          <w:szCs w:val="20"/>
+        </w:rPr>
+        <w:fldChar w:fldCharType="begin"/>
+      </w:r>
+      <w:r>
+        <w:rPr>
+          <w:rFonts w:ascii="Times New Roman" w:hAnsi="Times New Roman"/>
+          <w:sz w:val="20"/>
+          <w:szCs w:val="20"/>
+        </w:rPr>
+        <w:instrText xml:space="preserve"> ADDIN ZOTERO_ITEM CSL_CITATION {"citationID":"6TLpAqj0","properties":{"unsorted":false,"formattedCitation":"(Ali, [{\\i{}S.d.}])","plainCitation":"(Ali, [S.d.])","noteIndex":0},"citationItems":[{"id":164,"uris":["http://zotero.org/users/local/xQYOzGgm/items/PT559SEB"],"itemData":{"id":164,"type":"webpage","abstract":"Dataset of diseased plant leaf images and corresponding labels","genre":"Kaggle","language":"en","title":"PlantVillage Dataset","URL":"https://www.kaggle.com/datasets/abdallahalidev/plantvillage-dataset","author":[{"family":"Ali","given":"Abdallah"}],"accessed":{"date-parts":[["2026",10,24]]}}}],"schema":"https://github.com/citation-style-language/schema/raw/master/csl-citation.json"} </w:instrText>
+      </w:r>
+      <w:r>
+        <w:rPr>
+          <w:rFonts w:ascii="Times New Roman" w:hAnsi="Times New Roman"/>
+          <w:sz w:val="20"/>
+          <w:szCs w:val="20"/>
+        </w:rPr>
+        <w:fldChar w:fldCharType="separate"/>
+      </w:r>
+      <w:r>
+        <w:rPr>
+          <w:rFonts w:ascii="Times New Roman" w:hAnsi="Times New Roman"/>
+          <w:sz w:val="20"/>
+        </w:rPr>
+        <w:t>(Ali, [</w:t>
+      </w:r>
+      <w:r>
+        <w:rPr>
+          <w:rFonts w:ascii="Times New Roman" w:hAnsi="Times New Roman"/>
+          <w:i/>
+          <w:iCs/>
+          <w:sz w:val="20"/>
+        </w:rPr>
+        <w:t>S.d.</w:t>
+      </w:r>
+      <w:r>
+        <w:rPr>
+          <w:rFonts w:ascii="Times New Roman" w:hAnsi="Times New Roman"/>
+          <w:sz w:val="20"/>
+        </w:rPr>
+        <w:t>])</w:t>
+      </w:r>
+      <w:r>
+        <w:rPr>
+          <w:rFonts w:ascii="Times New Roman" w:hAnsi="Times New Roman"/>
+          <w:sz w:val="20"/>
+          <w:szCs w:val="20"/>
+        </w:rPr>
+        <w:fldChar w:fldCharType="end"/>
+      </w:r>
+    </w:p>
+    <w:p>
+      <w:pPr>
+        <w:spacing w:line="360" w:lineRule="auto"/>
+        <w:rPr>
+          <w:rFonts w:ascii="Times New Roman" w:hAnsi="Times New Roman"/>
+          <w:sz w:val="20"/>
+          <w:szCs w:val="20"/>
+        </w:rPr>
+      </w:pPr>
+    </w:p>
+    <w:p>
+      <w:pPr>
+        <w:pStyle w:val="Legenda"/>
+        <w:keepNext/>
+        <w:jc w:val="center"/>
+        <w:rPr>
+          <w:rFonts w:ascii="Times New Roman" w:hAnsi="Times New Roman"/>
+          <w:b/>
+          <w:bCs/>
+          <w:i w:val="0"/>
+          <w:iCs w:val="0"/>
+          <w:color w:val="auto"/>
+          <w:sz w:val="20"/>
+          <w:szCs w:val="20"/>
+        </w:rPr>
+      </w:pPr>
+      <w:bookmarkStart w:id="35" w:name="_Toc243770403"/>
+      <w:r>
+        <w:rPr>
+          <w:rFonts w:ascii="Times New Roman" w:hAnsi="Times New Roman"/>
+          <w:b/>
+          <w:bCs/>
+          <w:i w:val="0"/>
+          <w:iCs w:val="0"/>
+          <w:color w:val="auto"/>
+          <w:sz w:val="20"/>
+          <w:szCs w:val="20"/>
+        </w:rPr>
+        <w:lastRenderedPageBreak/>
+        <w:t xml:space="preserve">Figura </w:t>
+      </w:r>
+      <w:r>
+        <w:rPr>
+          <w:rFonts w:ascii="Times New Roman" w:hAnsi="Times New Roman"/>
+          <w:b/>
+          <w:bCs/>
+          <w:i w:val="0"/>
+          <w:iCs w:val="0"/>
+          <w:color w:val="auto"/>
+          <w:sz w:val="20"/>
+          <w:szCs w:val="20"/>
+        </w:rPr>
+        <w:fldChar w:fldCharType="begin"/>
+      </w:r>
+      <w:r>
+        <w:rPr>
+          <w:rFonts w:ascii="Times New Roman" w:hAnsi="Times New Roman"/>
+          <w:b/>
+          <w:bCs/>
+          <w:i w:val="0"/>
+          <w:iCs w:val="0"/>
+          <w:color w:val="auto"/>
+          <w:sz w:val="20"/>
+          <w:szCs w:val="20"/>
+        </w:rPr>
+        <w:instrText xml:space="preserve"> SEQ Figura \* ARABIC </w:instrText>
+      </w:r>
+      <w:r>
+        <w:rPr>
+          <w:rFonts w:ascii="Times New Roman" w:hAnsi="Times New Roman"/>
+          <w:b/>
+          <w:bCs/>
+          <w:i w:val="0"/>
+          <w:iCs w:val="0"/>
+          <w:color w:val="auto"/>
+          <w:sz w:val="20"/>
+          <w:szCs w:val="20"/>
+        </w:rPr>
+        <w:fldChar w:fldCharType="separate"/>
+      </w:r>
+      <w:r>
+        <w:rPr>
+          <w:rFonts w:ascii="Times New Roman" w:hAnsi="Times New Roman"/>
+          <w:b/>
+          <w:bCs/>
+          <w:i w:val="0"/>
+          <w:iCs w:val="0"/>
+          <w:noProof/>
+          <w:color w:val="auto"/>
+          <w:sz w:val="20"/>
+          <w:szCs w:val="20"/>
+        </w:rPr>
+        <w:t>12</w:t>
+      </w:r>
+      <w:r>
+        <w:rPr>
+          <w:rFonts w:ascii="Times New Roman" w:hAnsi="Times New Roman"/>
+          <w:b/>
+          <w:bCs/>
+          <w:i w:val="0"/>
+          <w:iCs w:val="0"/>
+          <w:color w:val="auto"/>
+          <w:sz w:val="20"/>
+          <w:szCs w:val="20"/>
+        </w:rPr>
+        <w:fldChar w:fldCharType="end"/>
+      </w:r>
+      <w:r>
+        <w:rPr>
+          <w:rFonts w:ascii="Times New Roman" w:hAnsi="Times New Roman"/>
+          <w:b/>
+          <w:bCs/>
+          <w:i w:val="0"/>
+          <w:iCs w:val="0"/>
+          <w:color w:val="auto"/>
+          <w:sz w:val="20"/>
+          <w:szCs w:val="20"/>
+        </w:rPr>
+        <w:t xml:space="preserve"> – Exemplo de imagem que compõe o dataset original, com uma folha apresentando Mancha-de-cladosporium</w:t>
+      </w:r>
+      <w:bookmarkEnd w:id="35"/>
+    </w:p>
+    <w:p>
+      <w:pPr>
+        <w:spacing w:line="360" w:lineRule="auto"/>
+        <w:jc w:val="center"/>
+        <w:rPr>
+          <w:rFonts w:ascii="Times New Roman" w:hAnsi="Times New Roman"/>
+          <w:sz w:val="20"/>
+          <w:szCs w:val="20"/>
+        </w:rPr>
+      </w:pPr>
+      <w:r>
+        <w:rPr>
+          <w:rFonts w:ascii="Times New Roman" w:hAnsi="Times New Roman"/>
+          <w:noProof/>
+          <w:sz w:val="20"/>
+          <w:szCs w:val="20"/>
+        </w:rPr>
+        <w:drawing>
+          <wp:inline distT="0" distB="0" distL="0" distR="0" wp14:anchorId="3E17D2E9" wp14:editId="1971A426">
+            <wp:extent cx="2438400" cy="2438400"/>
+            <wp:effectExtent l="0" t="0" r="0" b="0"/>
+            <wp:docPr id="1778554199" name="Imagem 7"/>
+            <wp:cNvGraphicFramePr>
+              <a:graphicFrameLocks xmlns:a="http://schemas.openxmlformats.org/drawingml/2006/main" noChangeAspect="1"/>
+            </wp:cNvGraphicFramePr>
+            <a:graphic xmlns:a="http://schemas.openxmlformats.org/drawingml/2006/main">
+              <a:graphicData uri="http://schemas.openxmlformats.org/drawingml/2006/picture">
+                <pic:pic xmlns:pic="http://schemas.openxmlformats.org/drawingml/2006/picture">
+                  <pic:nvPicPr>
+                    <pic:cNvPr id="1778554199" name="Imagem 1778554199"/>
+                    <pic:cNvPicPr/>
+                  </pic:nvPicPr>
+                  <pic:blipFill>
+                    <a:blip r:embed="rId25">
+                      <a:extLst>
+                        <a:ext uri="{28A0092B-C50C-407E-A947-70E740481C1C}">
+                          <a14:useLocalDpi xmlns:a14="http://schemas.microsoft.com/office/drawing/2010/main" val="0"/>
+                        </a:ext>
+                      </a:extLst>
+                    </a:blip>
+                    <a:stretch>
+                      <a:fillRect/>
+                    </a:stretch>
+                  </pic:blipFill>
+                  <pic:spPr>
+                    <a:xfrm>
+                      <a:off x="0" y="0"/>
+                      <a:ext cx="2438400" cy="2438400"/>
+                    </a:xfrm>
+                    <a:prstGeom prst="rect">
+                      <a:avLst/>
+                    </a:prstGeom>
+                  </pic:spPr>
+                </pic:pic>
+              </a:graphicData>
+            </a:graphic>
+          </wp:inline>
+        </w:drawing>
+      </w:r>
+    </w:p>
+    <w:p>
+      <w:pPr>
+        <w:spacing w:line="360" w:lineRule="auto"/>
+        <w:jc w:val="center"/>
+        <w:rPr>
+          <w:rFonts w:ascii="Times New Roman" w:hAnsi="Times New Roman"/>
+          <w:sz w:val="20"/>
+          <w:szCs w:val="20"/>
+        </w:rPr>
+      </w:pPr>
+      <w:r>
+        <w:rPr>
+          <w:rFonts w:ascii="Times New Roman" w:hAnsi="Times New Roman"/>
+          <w:sz w:val="20"/>
+          <w:szCs w:val="20"/>
+        </w:rPr>
+        <w:t xml:space="preserve">Fonte: </w:t>
+      </w:r>
+      <w:r>
+        <w:rPr>
+          <w:rFonts w:ascii="Times New Roman" w:hAnsi="Times New Roman"/>
+          <w:sz w:val="20"/>
+          <w:szCs w:val="20"/>
+        </w:rPr>
+        <w:fldChar w:fldCharType="begin"/>
+      </w:r>
+      <w:r>
+        <w:rPr>
+          <w:rFonts w:ascii="Times New Roman" w:hAnsi="Times New Roman"/>
+          <w:sz w:val="20"/>
+          <w:szCs w:val="20"/>
+        </w:rPr>
+        <w:instrText xml:space="preserve"> ADDIN ZOTERO_ITEM CSL_CITATION {"citationID":"PxA4UVfw","properties":{"unsorted":false,"formattedCitation":"(Ali, [{\\i{}S.d.}])","plainCitation":"(Ali, [S.d.])","noteIndex":0},"citationItems":[{"id":164,"uris":["http://zotero.org/users/local/xQYOzGgm/items/PT559SEB"],"itemData":{"id":164,"type":"webpage","abstract":"Dataset of diseased plant leaf images and corresponding labels","genre":"Kaggle","language":"en","title":"PlantVillage Dataset","URL":"https://www.kaggle.com/datasets/abdallahalidev/plantvillage-dataset","author":[{"family":"Ali","given":"Abdallah"}],"accessed":{"date-parts":[["2026",10,24]]}}}],"schema":"https://github.com/citation-style-language/schema/raw/master/csl-citation.json"} </w:instrText>
+      </w:r>
+      <w:r>
+        <w:rPr>
+          <w:rFonts w:ascii="Times New Roman" w:hAnsi="Times New Roman"/>
+          <w:sz w:val="20"/>
+          <w:szCs w:val="20"/>
+        </w:rPr>
+        <w:fldChar w:fldCharType="separate"/>
+      </w:r>
+      <w:r>
+        <w:rPr>
+          <w:rFonts w:ascii="Times New Roman" w:hAnsi="Times New Roman"/>
+          <w:sz w:val="20"/>
+        </w:rPr>
+        <w:t>(Ali, [</w:t>
+      </w:r>
+      <w:r>
+        <w:rPr>
+          <w:rFonts w:ascii="Times New Roman" w:hAnsi="Times New Roman"/>
+          <w:i/>
+          <w:iCs/>
+          <w:sz w:val="20"/>
+        </w:rPr>
+        <w:t>S.d.</w:t>
+      </w:r>
+      <w:r>
+        <w:rPr>
+          <w:rFonts w:ascii="Times New Roman" w:hAnsi="Times New Roman"/>
+          <w:sz w:val="20"/>
+        </w:rPr>
+        <w:t>])</w:t>
+      </w:r>
+      <w:r>
+        <w:rPr>
+          <w:rFonts w:ascii="Times New Roman" w:hAnsi="Times New Roman"/>
+          <w:sz w:val="20"/>
+          <w:szCs w:val="20"/>
+        </w:rPr>
+        <w:fldChar w:fldCharType="end"/>
+      </w:r>
+    </w:p>
+    <w:p>
+      <w:pPr>
+        <w:spacing w:line="360" w:lineRule="auto"/>
+        <w:rPr>
+          <w:rFonts w:ascii="Times New Roman" w:hAnsi="Times New Roman"/>
+          <w:sz w:val="20"/>
+          <w:szCs w:val="20"/>
+        </w:rPr>
+      </w:pPr>
+    </w:p>
+    <w:p>
+      <w:pPr>
+        <w:pStyle w:val="Legenda"/>
+        <w:keepNext/>
+        <w:jc w:val="center"/>
+        <w:rPr>
+          <w:rFonts w:ascii="Times New Roman" w:hAnsi="Times New Roman"/>
+          <w:b/>
+          <w:bCs/>
+          <w:i w:val="0"/>
+          <w:iCs w:val="0"/>
+          <w:color w:val="auto"/>
+          <w:sz w:val="20"/>
+          <w:szCs w:val="20"/>
+        </w:rPr>
+      </w:pPr>
+      <w:bookmarkStart w:id="36" w:name="_Toc243770404"/>
+      <w:r>
+        <w:rPr>
+          <w:rFonts w:ascii="Times New Roman" w:hAnsi="Times New Roman"/>
+          <w:b/>
+          <w:bCs/>
+          <w:i w:val="0"/>
+          <w:iCs w:val="0"/>
+          <w:color w:val="auto"/>
+          <w:sz w:val="20"/>
+          <w:szCs w:val="20"/>
+        </w:rPr>
+        <w:t xml:space="preserve">Figura </w:t>
+      </w:r>
+      <w:r>
+        <w:rPr>
+          <w:rFonts w:ascii="Times New Roman" w:hAnsi="Times New Roman"/>
+          <w:b/>
+          <w:bCs/>
+          <w:i w:val="0"/>
+          <w:iCs w:val="0"/>
+          <w:color w:val="auto"/>
+          <w:sz w:val="20"/>
+          <w:szCs w:val="20"/>
+        </w:rPr>
+        <w:fldChar w:fldCharType="begin"/>
+      </w:r>
+      <w:r>
+        <w:rPr>
+          <w:rFonts w:ascii="Times New Roman" w:hAnsi="Times New Roman"/>
+          <w:b/>
+          <w:bCs/>
+          <w:i w:val="0"/>
+          <w:iCs w:val="0"/>
+          <w:color w:val="auto"/>
+          <w:sz w:val="20"/>
+          <w:szCs w:val="20"/>
+        </w:rPr>
+        <w:instrText xml:space="preserve"> SEQ Figura \* ARABIC </w:instrText>
+      </w:r>
+      <w:r>
+        <w:rPr>
+          <w:rFonts w:ascii="Times New Roman" w:hAnsi="Times New Roman"/>
+          <w:b/>
+          <w:bCs/>
+          <w:i w:val="0"/>
+          <w:iCs w:val="0"/>
+          <w:color w:val="auto"/>
+          <w:sz w:val="20"/>
+          <w:szCs w:val="20"/>
+        </w:rPr>
+        <w:fldChar w:fldCharType="separate"/>
+      </w:r>
+      <w:r>
+        <w:rPr>
+          <w:rFonts w:ascii="Times New Roman" w:hAnsi="Times New Roman"/>
+          <w:b/>
+          <w:bCs/>
+          <w:i w:val="0"/>
+          <w:iCs w:val="0"/>
+          <w:noProof/>
+          <w:color w:val="auto"/>
+          <w:sz w:val="20"/>
+          <w:szCs w:val="20"/>
+        </w:rPr>
+        <w:t>13</w:t>
+      </w:r>
+      <w:r>
+        <w:rPr>
+          <w:rFonts w:ascii="Times New Roman" w:hAnsi="Times New Roman"/>
+          <w:b/>
+          <w:bCs/>
+          <w:i w:val="0"/>
+          <w:iCs w:val="0"/>
+          <w:color w:val="auto"/>
+          <w:sz w:val="20"/>
+          <w:szCs w:val="20"/>
+        </w:rPr>
+        <w:fldChar w:fldCharType="end"/>
+      </w:r>
+      <w:r>
+        <w:rPr>
+          <w:rFonts w:ascii="Times New Roman" w:hAnsi="Times New Roman"/>
+          <w:b/>
+          <w:bCs/>
+          <w:i w:val="0"/>
+          <w:iCs w:val="0"/>
+          <w:color w:val="auto"/>
+          <w:sz w:val="20"/>
+          <w:szCs w:val="20"/>
+        </w:rPr>
+        <w:t xml:space="preserve"> – Exemplo de imagem que compõe o dataset original, com uma folha apresentando Septoriose</w:t>
+      </w:r>
+      <w:bookmarkEnd w:id="36"/>
+    </w:p>
+    <w:p>
+      <w:pPr>
+        <w:spacing w:line="360" w:lineRule="auto"/>
+        <w:jc w:val="center"/>
+        <w:rPr>
+          <w:rFonts w:ascii="Times New Roman" w:hAnsi="Times New Roman"/>
+          <w:sz w:val="20"/>
+          <w:szCs w:val="20"/>
+        </w:rPr>
+      </w:pPr>
+      <w:r>
+        <w:rPr>
+          <w:rFonts w:ascii="Times New Roman" w:hAnsi="Times New Roman"/>
+          <w:noProof/>
+          <w:sz w:val="20"/>
+          <w:szCs w:val="20"/>
+        </w:rPr>
+        <w:drawing>
+          <wp:inline distT="0" distB="0" distL="0" distR="0" wp14:anchorId="763D7C78" wp14:editId="4B92851A">
+            <wp:extent cx="2438400" cy="2438400"/>
+            <wp:effectExtent l="0" t="0" r="0" b="0"/>
+            <wp:docPr id="365254860" name="Imagem 8"/>
+            <wp:cNvGraphicFramePr>
+              <a:graphicFrameLocks xmlns:a="http://schemas.openxmlformats.org/drawingml/2006/main" noChangeAspect="1"/>
+            </wp:cNvGraphicFramePr>
+            <a:graphic xmlns:a="http://schemas.openxmlformats.org/drawingml/2006/main">
+              <a:graphicData uri="http://schemas.openxmlformats.org/drawingml/2006/picture">
+                <pic:pic xmlns:pic="http://schemas.openxmlformats.org/drawingml/2006/picture">
+                  <pic:nvPicPr>
+                    <pic:cNvPr id="365254860" name="Imagem 365254860"/>
+                    <pic:cNvPicPr/>
+                  </pic:nvPicPr>
+                  <pic:blipFill>
+                    <a:blip r:embed="rId26">
+                      <a:extLst>
+                        <a:ext uri="{28A0092B-C50C-407E-A947-70E740481C1C}">
+                          <a14:useLocalDpi xmlns:a14="http://schemas.microsoft.com/office/drawing/2010/main" val="0"/>
+                        </a:ext>
+                      </a:extLst>
+                    </a:blip>
+                    <a:stretch>
+                      <a:fillRect/>
+                    </a:stretch>
+                  </pic:blipFill>
+                  <pic:spPr>
+                    <a:xfrm>
+                      <a:off x="0" y="0"/>
+                      <a:ext cx="2438400" cy="2438400"/>
+                    </a:xfrm>
+                    <a:prstGeom prst="rect">
+                      <a:avLst/>
+                    </a:prstGeom>
+                  </pic:spPr>
+                </pic:pic>
+              </a:graphicData>
+            </a:graphic>
+          </wp:inline>
+        </w:drawing>
+      </w:r>
+    </w:p>
+    <w:p>
+      <w:pPr>
+        <w:spacing w:line="360" w:lineRule="auto"/>
+        <w:jc w:val="center"/>
+        <w:rPr>
+          <w:rFonts w:ascii="Times New Roman" w:hAnsi="Times New Roman"/>
+          <w:sz w:val="20"/>
+          <w:szCs w:val="20"/>
+        </w:rPr>
+      </w:pPr>
+      <w:r>
+        <w:rPr>
+          <w:rFonts w:ascii="Times New Roman" w:hAnsi="Times New Roman"/>
+          <w:sz w:val="20"/>
+          <w:szCs w:val="20"/>
+        </w:rPr>
+        <w:t xml:space="preserve">Fonte: </w:t>
+      </w:r>
+      <w:r>
+        <w:rPr>
+          <w:rFonts w:ascii="Times New Roman" w:hAnsi="Times New Roman"/>
+          <w:sz w:val="20"/>
+          <w:szCs w:val="20"/>
+        </w:rPr>
+        <w:fldChar w:fldCharType="begin"/>
+      </w:r>
+      <w:r>
+        <w:rPr>
+          <w:rFonts w:ascii="Times New Roman" w:hAnsi="Times New Roman"/>
+          <w:sz w:val="20"/>
+          <w:szCs w:val="20"/>
+        </w:rPr>
+        <w:instrText xml:space="preserve"> ADDIN ZOTERO_ITEM CSL_CITATION {"citationID":"WWivvrDP","properties":{"unsorted":false,"formattedCitation":"(Ali, [{\\i{}S.d.}])","plainCitation":"(Ali, [S.d.])","noteIndex":0},"citationItems":[{"id":164,"uris":["http://zotero.org/users/local/xQYOzGgm/items/PT559SEB"],"itemData":{"id":164,"type":"webpage","abstract":"Dataset of diseased plant leaf images and corresponding labels","genre":"Kaggle","language":"en","title":"PlantVillage Dataset","URL":"https://www.kaggle.com/datasets/abdallahalidev/plantvillage-dataset","author":[{"family":"Ali","given":"Abdallah"}],"accessed":{"date-parts":[["2026",10,24]]}}}],"schema":"https://github.com/citation-style-language/schema/raw/master/csl-citation.json"} </w:instrText>
+      </w:r>
+      <w:r>
+        <w:rPr>
+          <w:rFonts w:ascii="Times New Roman" w:hAnsi="Times New Roman"/>
+          <w:sz w:val="20"/>
+          <w:szCs w:val="20"/>
+        </w:rPr>
+        <w:fldChar w:fldCharType="separate"/>
+      </w:r>
+      <w:r>
+        <w:rPr>
+          <w:rFonts w:ascii="Times New Roman" w:hAnsi="Times New Roman"/>
+          <w:sz w:val="20"/>
+        </w:rPr>
+        <w:t>(Ali, [</w:t>
+      </w:r>
+      <w:r>
+        <w:rPr>
+          <w:rFonts w:ascii="Times New Roman" w:hAnsi="Times New Roman"/>
+          <w:i/>
+          <w:iCs/>
+          <w:sz w:val="20"/>
+        </w:rPr>
+        <w:t>S.d.</w:t>
+      </w:r>
+      <w:r>
+        <w:rPr>
+          <w:rFonts w:ascii="Times New Roman" w:hAnsi="Times New Roman"/>
+          <w:sz w:val="20"/>
+        </w:rPr>
+        <w:t>])</w:t>
+      </w:r>
+      <w:r>
+        <w:rPr>
+          <w:rFonts w:ascii="Times New Roman" w:hAnsi="Times New Roman"/>
+          <w:sz w:val="20"/>
+          <w:szCs w:val="20"/>
+        </w:rPr>
+        <w:fldChar w:fldCharType="end"/>
+      </w:r>
+    </w:p>
+    <w:p>
+      <w:pPr>
+        <w:spacing w:line="360" w:lineRule="auto"/>
+        <w:rPr>
+          <w:rFonts w:ascii="Times New Roman" w:hAnsi="Times New Roman"/>
+          <w:sz w:val="20"/>
+          <w:szCs w:val="20"/>
+        </w:rPr>
+      </w:pPr>
+    </w:p>
+    <w:p>
+      <w:pPr>
+        <w:pStyle w:val="Legenda"/>
+        <w:keepNext/>
+        <w:jc w:val="center"/>
+        <w:rPr>
+          <w:rFonts w:ascii="Times New Roman" w:hAnsi="Times New Roman"/>
+          <w:b/>
+          <w:bCs/>
+          <w:i w:val="0"/>
+          <w:iCs w:val="0"/>
+          <w:color w:val="auto"/>
+          <w:sz w:val="20"/>
+          <w:szCs w:val="20"/>
+        </w:rPr>
+      </w:pPr>
+      <w:bookmarkStart w:id="37" w:name="_Toc243770405"/>
+      <w:r>
+        <w:rPr>
+          <w:rFonts w:ascii="Times New Roman" w:hAnsi="Times New Roman"/>
+          <w:b/>
+          <w:bCs/>
+          <w:i w:val="0"/>
+          <w:iCs w:val="0"/>
+          <w:color w:val="auto"/>
+          <w:sz w:val="20"/>
+          <w:szCs w:val="20"/>
+        </w:rPr>
+        <w:lastRenderedPageBreak/>
+        <w:t xml:space="preserve">Figura </w:t>
+      </w:r>
+      <w:r>
+        <w:rPr>
+          <w:rFonts w:ascii="Times New Roman" w:hAnsi="Times New Roman"/>
+          <w:b/>
+          <w:bCs/>
+          <w:i w:val="0"/>
+          <w:iCs w:val="0"/>
+          <w:color w:val="auto"/>
+          <w:sz w:val="20"/>
+          <w:szCs w:val="20"/>
+        </w:rPr>
+        <w:fldChar w:fldCharType="begin"/>
+      </w:r>
+      <w:r>
+        <w:rPr>
+          <w:rFonts w:ascii="Times New Roman" w:hAnsi="Times New Roman"/>
+          <w:b/>
+          <w:bCs/>
+          <w:i w:val="0"/>
+          <w:iCs w:val="0"/>
+          <w:color w:val="auto"/>
+          <w:sz w:val="20"/>
+          <w:szCs w:val="20"/>
+        </w:rPr>
+        <w:instrText xml:space="preserve"> SEQ Figura \* ARABIC </w:instrText>
+      </w:r>
+      <w:r>
+        <w:rPr>
+          <w:rFonts w:ascii="Times New Roman" w:hAnsi="Times New Roman"/>
+          <w:b/>
+          <w:bCs/>
+          <w:i w:val="0"/>
+          <w:iCs w:val="0"/>
+          <w:color w:val="auto"/>
+          <w:sz w:val="20"/>
+          <w:szCs w:val="20"/>
+        </w:rPr>
+        <w:fldChar w:fldCharType="separate"/>
+      </w:r>
+      <w:r>
+        <w:rPr>
+          <w:rFonts w:ascii="Times New Roman" w:hAnsi="Times New Roman"/>
+          <w:b/>
+          <w:bCs/>
+          <w:i w:val="0"/>
+          <w:iCs w:val="0"/>
+          <w:noProof/>
+          <w:color w:val="auto"/>
+          <w:sz w:val="20"/>
+          <w:szCs w:val="20"/>
+        </w:rPr>
+        <w:t>14</w:t>
+      </w:r>
+      <w:r>
+        <w:rPr>
+          <w:rFonts w:ascii="Times New Roman" w:hAnsi="Times New Roman"/>
+          <w:b/>
+          <w:bCs/>
+          <w:i w:val="0"/>
+          <w:iCs w:val="0"/>
+          <w:color w:val="auto"/>
+          <w:sz w:val="20"/>
+          <w:szCs w:val="20"/>
+        </w:rPr>
+        <w:fldChar w:fldCharType="end"/>
+      </w:r>
+      <w:r>
+        <w:rPr>
+          <w:rFonts w:ascii="Times New Roman" w:hAnsi="Times New Roman"/>
+          <w:b/>
+          <w:bCs/>
+          <w:i w:val="0"/>
+          <w:iCs w:val="0"/>
+          <w:color w:val="auto"/>
+          <w:sz w:val="20"/>
+          <w:szCs w:val="20"/>
+        </w:rPr>
+        <w:t xml:space="preserve"> – Exemplo de imagem que compõe o dataset original, com uma folha apresentando Ácaro-rajado</w:t>
+      </w:r>
+      <w:bookmarkEnd w:id="37"/>
+    </w:p>
+    <w:p>
+      <w:pPr>
+        <w:spacing w:line="360" w:lineRule="auto"/>
+        <w:jc w:val="center"/>
+        <w:rPr>
+          <w:rFonts w:ascii="Times New Roman" w:hAnsi="Times New Roman"/>
+          <w:sz w:val="20"/>
+          <w:szCs w:val="20"/>
+        </w:rPr>
+      </w:pPr>
+      <w:r>
+        <w:rPr>
+          <w:rFonts w:ascii="Times New Roman" w:hAnsi="Times New Roman"/>
+          <w:noProof/>
+          <w:sz w:val="20"/>
+          <w:szCs w:val="20"/>
+        </w:rPr>
+        <w:drawing>
+          <wp:inline distT="0" distB="0" distL="0" distR="0" wp14:anchorId="6D102314" wp14:editId="7382626E">
+            <wp:extent cx="2438400" cy="2438400"/>
+            <wp:effectExtent l="0" t="0" r="0" b="0"/>
+            <wp:docPr id="1055483074" name="Imagem 9"/>
+            <wp:cNvGraphicFramePr>
+              <a:graphicFrameLocks xmlns:a="http://schemas.openxmlformats.org/drawingml/2006/main" noChangeAspect="1"/>
+            </wp:cNvGraphicFramePr>
+            <a:graphic xmlns:a="http://schemas.openxmlformats.org/drawingml/2006/main">
+              <a:graphicData uri="http://schemas.openxmlformats.org/drawingml/2006/picture">
+                <pic:pic xmlns:pic="http://schemas.openxmlformats.org/drawingml/2006/picture">
+                  <pic:nvPicPr>
+                    <pic:cNvPr id="1055483074" name="Imagem 1055483074"/>
+                    <pic:cNvPicPr/>
+                  </pic:nvPicPr>
+                  <pic:blipFill>
+                    <a:blip r:embed="rId27">
+                      <a:extLst>
+                        <a:ext uri="{28A0092B-C50C-407E-A947-70E740481C1C}">
+                          <a14:useLocalDpi xmlns:a14="http://schemas.microsoft.com/office/drawing/2010/main" val="0"/>
+                        </a:ext>
+                      </a:extLst>
+                    </a:blip>
+                    <a:stretch>
+                      <a:fillRect/>
+                    </a:stretch>
+                  </pic:blipFill>
+                  <pic:spPr>
+                    <a:xfrm>
+                      <a:off x="0" y="0"/>
+                      <a:ext cx="2438400" cy="2438400"/>
+                    </a:xfrm>
+                    <a:prstGeom prst="rect">
+                      <a:avLst/>
+                    </a:prstGeom>
+                  </pic:spPr>
+                </pic:pic>
+              </a:graphicData>
+            </a:graphic>
+          </wp:inline>
+        </w:drawing>
+      </w:r>
+    </w:p>
+    <w:p>
+      <w:pPr>
+        <w:spacing w:line="360" w:lineRule="auto"/>
+        <w:jc w:val="center"/>
+        <w:rPr>
+          <w:rFonts w:ascii="Times New Roman" w:hAnsi="Times New Roman"/>
+          <w:sz w:val="20"/>
+          <w:szCs w:val="20"/>
+        </w:rPr>
+      </w:pPr>
+      <w:r>
+        <w:rPr>
+          <w:rFonts w:ascii="Times New Roman" w:hAnsi="Times New Roman"/>
+          <w:sz w:val="20"/>
+          <w:szCs w:val="20"/>
+        </w:rPr>
+        <w:t xml:space="preserve">Fonte: </w:t>
+      </w:r>
+      <w:r>
+        <w:rPr>
+          <w:rFonts w:ascii="Times New Roman" w:hAnsi="Times New Roman"/>
+          <w:sz w:val="20"/>
+          <w:szCs w:val="20"/>
+        </w:rPr>
+        <w:fldChar w:fldCharType="begin"/>
+      </w:r>
+      <w:r>
+        <w:rPr>
+          <w:rFonts w:ascii="Times New Roman" w:hAnsi="Times New Roman"/>
+          <w:sz w:val="20"/>
+          <w:szCs w:val="20"/>
+        </w:rPr>
+        <w:instrText xml:space="preserve"> ADDIN ZOTERO_ITEM CSL_CITATION {"citationID":"mLD5Py8D","properties":{"unsorted":false,"formattedCitation":"(Ali, [{\\i{}S.d.}])","plainCitation":"(Ali, [S.d.])","noteIndex":0},"citationItems":[{"id":164,"uris":["http://zotero.org/users/local/xQYOzGgm/items/PT559SEB"],"itemData":{"id":164,"type":"webpage","abstract":"Dataset of diseased plant leaf images and corresponding labels","genre":"Kaggle","language":"en","title":"PlantVillage Dataset","URL":"https://www.kaggle.com/datasets/abdallahalidev/plantvillage-dataset","author":[{"family":"Ali","given":"Abdallah"}],"accessed":{"date-parts":[["2026",10,24]]}}}],"schema":"https://github.com/citation-style-language/schema/raw/master/csl-citation.json"} </w:instrText>
+      </w:r>
+      <w:r>
+        <w:rPr>
+          <w:rFonts w:ascii="Times New Roman" w:hAnsi="Times New Roman"/>
+          <w:sz w:val="20"/>
+          <w:szCs w:val="20"/>
+        </w:rPr>
+        <w:fldChar w:fldCharType="separate"/>
+      </w:r>
+      <w:r>
+        <w:rPr>
+          <w:rFonts w:ascii="Times New Roman" w:hAnsi="Times New Roman"/>
+          <w:sz w:val="20"/>
+        </w:rPr>
+        <w:t>(Ali, [</w:t>
+      </w:r>
+      <w:r>
+        <w:rPr>
+          <w:rFonts w:ascii="Times New Roman" w:hAnsi="Times New Roman"/>
+          <w:i/>
+          <w:iCs/>
+          <w:sz w:val="20"/>
+        </w:rPr>
+        <w:t>S.d.</w:t>
+      </w:r>
+      <w:r>
+        <w:rPr>
+          <w:rFonts w:ascii="Times New Roman" w:hAnsi="Times New Roman"/>
+          <w:sz w:val="20"/>
+        </w:rPr>
+        <w:t>])</w:t>
+      </w:r>
+      <w:r>
+        <w:rPr>
+          <w:rFonts w:ascii="Times New Roman" w:hAnsi="Times New Roman"/>
+          <w:sz w:val="20"/>
+          <w:szCs w:val="20"/>
+        </w:rPr>
+        <w:fldChar w:fldCharType="end"/>
+      </w:r>
+    </w:p>
+    <w:p>
+      <w:pPr>
+        <w:spacing w:line="360" w:lineRule="auto"/>
+        <w:rPr>
+          <w:rFonts w:ascii="Times New Roman" w:hAnsi="Times New Roman"/>
+          <w:sz w:val="20"/>
+          <w:szCs w:val="20"/>
+        </w:rPr>
+      </w:pPr>
+    </w:p>
+    <w:p>
+      <w:pPr>
+        <w:pStyle w:val="Legenda"/>
+        <w:keepNext/>
+        <w:jc w:val="center"/>
+        <w:rPr>
+          <w:rFonts w:ascii="Times New Roman" w:hAnsi="Times New Roman"/>
+          <w:b/>
+          <w:bCs/>
+          <w:i w:val="0"/>
+          <w:iCs w:val="0"/>
+          <w:color w:val="auto"/>
+          <w:sz w:val="20"/>
+          <w:szCs w:val="20"/>
+        </w:rPr>
+      </w:pPr>
+      <w:bookmarkStart w:id="38" w:name="_Toc243770406"/>
+      <w:r>
+        <w:rPr>
+          <w:rFonts w:ascii="Times New Roman" w:hAnsi="Times New Roman"/>
+          <w:b/>
+          <w:bCs/>
+          <w:i w:val="0"/>
+          <w:iCs w:val="0"/>
+          <w:color w:val="auto"/>
+          <w:sz w:val="20"/>
+          <w:szCs w:val="20"/>
+        </w:rPr>
+        <w:t xml:space="preserve">Figura </w:t>
+      </w:r>
+      <w:r>
+        <w:rPr>
+          <w:rFonts w:ascii="Times New Roman" w:hAnsi="Times New Roman"/>
+          <w:b/>
+          <w:bCs/>
+          <w:i w:val="0"/>
+          <w:iCs w:val="0"/>
+          <w:color w:val="auto"/>
+          <w:sz w:val="20"/>
+          <w:szCs w:val="20"/>
+        </w:rPr>
+        <w:fldChar w:fldCharType="begin"/>
+      </w:r>
+      <w:r>
+        <w:rPr>
+          <w:rFonts w:ascii="Times New Roman" w:hAnsi="Times New Roman"/>
+          <w:b/>
+          <w:bCs/>
+          <w:i w:val="0"/>
+          <w:iCs w:val="0"/>
+          <w:color w:val="auto"/>
+          <w:sz w:val="20"/>
+          <w:szCs w:val="20"/>
+        </w:rPr>
+        <w:instrText xml:space="preserve"> SEQ Figura \* ARABIC </w:instrText>
+      </w:r>
+      <w:r>
+        <w:rPr>
+          <w:rFonts w:ascii="Times New Roman" w:hAnsi="Times New Roman"/>
+          <w:b/>
+          <w:bCs/>
+          <w:i w:val="0"/>
+          <w:iCs w:val="0"/>
+          <w:color w:val="auto"/>
+          <w:sz w:val="20"/>
+          <w:szCs w:val="20"/>
+        </w:rPr>
+        <w:fldChar w:fldCharType="separate"/>
+      </w:r>
+      <w:r>
+        <w:rPr>
+          <w:rFonts w:ascii="Times New Roman" w:hAnsi="Times New Roman"/>
+          <w:b/>
+          <w:bCs/>
+          <w:i w:val="0"/>
+          <w:iCs w:val="0"/>
+          <w:noProof/>
+          <w:color w:val="auto"/>
+          <w:sz w:val="20"/>
+          <w:szCs w:val="20"/>
+        </w:rPr>
+        <w:t>15</w:t>
+      </w:r>
+      <w:r>
+        <w:rPr>
+          <w:rFonts w:ascii="Times New Roman" w:hAnsi="Times New Roman"/>
+          <w:b/>
+          <w:bCs/>
+          <w:i w:val="0"/>
+          <w:iCs w:val="0"/>
+          <w:color w:val="auto"/>
+          <w:sz w:val="20"/>
+          <w:szCs w:val="20"/>
+        </w:rPr>
+        <w:fldChar w:fldCharType="end"/>
+      </w:r>
+      <w:r>
+        <w:rPr>
+          <w:rFonts w:ascii="Times New Roman" w:hAnsi="Times New Roman"/>
+          <w:b/>
+          <w:bCs/>
+          <w:i w:val="0"/>
+          <w:iCs w:val="0"/>
+          <w:color w:val="auto"/>
+          <w:sz w:val="20"/>
+          <w:szCs w:val="20"/>
+        </w:rPr>
+        <w:t xml:space="preserve"> – Exemplo de imagem que compõe o dataset original, com uma folha apresentando Mancha-alvo</w:t>
+      </w:r>
+      <w:bookmarkEnd w:id="38"/>
+    </w:p>
+    <w:p>
+      <w:pPr>
+        <w:spacing w:line="360" w:lineRule="auto"/>
+        <w:jc w:val="center"/>
+        <w:rPr>
+          <w:rFonts w:ascii="Times New Roman" w:hAnsi="Times New Roman"/>
+          <w:sz w:val="20"/>
+          <w:szCs w:val="20"/>
+        </w:rPr>
+      </w:pPr>
+      <w:r>
+        <w:rPr>
+          <w:rFonts w:ascii="Times New Roman" w:hAnsi="Times New Roman"/>
+          <w:noProof/>
+          <w:sz w:val="20"/>
+          <w:szCs w:val="20"/>
+        </w:rPr>
+        <w:drawing>
+          <wp:inline distT="0" distB="0" distL="0" distR="0" wp14:anchorId="78F81E16" wp14:editId="6340DC4F">
+            <wp:extent cx="2438400" cy="2438400"/>
+            <wp:effectExtent l="0" t="0" r="0" b="0"/>
+            <wp:docPr id="2089642020" name="Imagem 10"/>
+            <wp:cNvGraphicFramePr>
+              <a:graphicFrameLocks xmlns:a="http://schemas.openxmlformats.org/drawingml/2006/main" noChangeAspect="1"/>
+            </wp:cNvGraphicFramePr>
+            <a:graphic xmlns:a="http://schemas.openxmlformats.org/drawingml/2006/main">
+              <a:graphicData uri="http://schemas.openxmlformats.org/drawingml/2006/picture">
+                <pic:pic xmlns:pic="http://schemas.openxmlformats.org/drawingml/2006/picture">
+                  <pic:nvPicPr>
+                    <pic:cNvPr id="2089642020" name="Imagem 2089642020"/>
+                    <pic:cNvPicPr/>
+                  </pic:nvPicPr>
+                  <pic:blipFill>
+                    <a:blip r:embed="rId28">
+                      <a:extLst>
+                        <a:ext uri="{28A0092B-C50C-407E-A947-70E740481C1C}">
+                          <a14:useLocalDpi xmlns:a14="http://schemas.microsoft.com/office/drawing/2010/main" val="0"/>
+                        </a:ext>
+                      </a:extLst>
+                    </a:blip>
+                    <a:stretch>
+                      <a:fillRect/>
+                    </a:stretch>
+                  </pic:blipFill>
+                  <pic:spPr>
+                    <a:xfrm>
+                      <a:off x="0" y="0"/>
+                      <a:ext cx="2438400" cy="2438400"/>
+                    </a:xfrm>
+                    <a:prstGeom prst="rect">
+                      <a:avLst/>
+                    </a:prstGeom>
+                  </pic:spPr>
+                </pic:pic>
+              </a:graphicData>
+            </a:graphic>
+          </wp:inline>
+        </w:drawing>
+      </w:r>
+    </w:p>
+    <w:p>
+      <w:pPr>
+        <w:spacing w:line="360" w:lineRule="auto"/>
+        <w:jc w:val="center"/>
+        <w:rPr>
+          <w:rFonts w:ascii="Times New Roman" w:hAnsi="Times New Roman"/>
+          <w:sz w:val="20"/>
+          <w:szCs w:val="20"/>
+        </w:rPr>
+      </w:pPr>
+      <w:r>
+        <w:rPr>
+          <w:rFonts w:ascii="Times New Roman" w:hAnsi="Times New Roman"/>
+          <w:sz w:val="20"/>
+          <w:szCs w:val="20"/>
+        </w:rPr>
+        <w:t xml:space="preserve">Fonte: </w:t>
+      </w:r>
+      <w:r>
+        <w:rPr>
+          <w:rFonts w:ascii="Times New Roman" w:hAnsi="Times New Roman"/>
+          <w:sz w:val="20"/>
+          <w:szCs w:val="20"/>
+        </w:rPr>
+        <w:fldChar w:fldCharType="begin"/>
+      </w:r>
+      <w:r>
+        <w:rPr>
+          <w:rFonts w:ascii="Times New Roman" w:hAnsi="Times New Roman"/>
+          <w:sz w:val="20"/>
+          <w:szCs w:val="20"/>
+        </w:rPr>
+        <w:instrText xml:space="preserve"> ADDIN ZOTERO_ITEM CSL_CITATION {"citationID":"AolgMYB1","properties":{"unsorted":false,"formattedCitation":"(Ali, [{\\i{}S.d.}])","plainCitation":"(Ali, [S.d.])","noteIndex":0},"citationItems":[{"id":164,"uris":["http://zotero.org/users/local/xQYOzGgm/items/PT559SEB"],"itemData":{"id":164,"type":"webpage","abstract":"Dataset of diseased plant leaf images and corresponding labels","genre":"Kaggle","language":"en","title":"PlantVillage Dataset","URL":"https://www.kaggle.com/datasets/abdallahalidev/plantvillage-dataset","author":[{"family":"Ali","given":"Abdallah"}],"accessed":{"date-parts":[["2026",10,24]]}}}],"schema":"https://github.com/citation-style-language/schema/raw/master/csl-citation.json"} </w:instrText>
+      </w:r>
+      <w:r>
+        <w:rPr>
+          <w:rFonts w:ascii="Times New Roman" w:hAnsi="Times New Roman"/>
+          <w:sz w:val="20"/>
+          <w:szCs w:val="20"/>
+        </w:rPr>
+        <w:fldChar w:fldCharType="separate"/>
+      </w:r>
+      <w:r>
+        <w:rPr>
+          <w:rFonts w:ascii="Times New Roman" w:hAnsi="Times New Roman"/>
+          <w:sz w:val="20"/>
+        </w:rPr>
+        <w:t>(Ali, [</w:t>
+      </w:r>
+      <w:r>
+        <w:rPr>
+          <w:rFonts w:ascii="Times New Roman" w:hAnsi="Times New Roman"/>
+          <w:i/>
+          <w:iCs/>
+          <w:sz w:val="20"/>
+        </w:rPr>
+        <w:t>S.d.</w:t>
+      </w:r>
+      <w:r>
+        <w:rPr>
+          <w:rFonts w:ascii="Times New Roman" w:hAnsi="Times New Roman"/>
+          <w:sz w:val="20"/>
+        </w:rPr>
+        <w:t>])</w:t>
+      </w:r>
+      <w:r>
+        <w:rPr>
+          <w:rFonts w:ascii="Times New Roman" w:hAnsi="Times New Roman"/>
+          <w:sz w:val="20"/>
+          <w:szCs w:val="20"/>
+        </w:rPr>
+        <w:fldChar w:fldCharType="end"/>
+      </w:r>
+    </w:p>
+    <w:p>
+      <w:pPr>
+        <w:spacing w:line="360" w:lineRule="auto"/>
+        <w:rPr>
+          <w:rFonts w:ascii="Times New Roman" w:hAnsi="Times New Roman"/>
+          <w:sz w:val="20"/>
+          <w:szCs w:val="20"/>
+        </w:rPr>
+      </w:pPr>
+    </w:p>
+    <w:p>
+      <w:pPr>
+        <w:pStyle w:val="Legenda"/>
+        <w:keepNext/>
+        <w:jc w:val="center"/>
+        <w:rPr>
+          <w:rFonts w:ascii="Times New Roman" w:hAnsi="Times New Roman"/>
+          <w:b/>
+          <w:bCs/>
+          <w:i w:val="0"/>
+          <w:iCs w:val="0"/>
+          <w:color w:val="auto"/>
+          <w:sz w:val="20"/>
+          <w:szCs w:val="20"/>
+        </w:rPr>
+      </w:pPr>
+      <w:bookmarkStart w:id="39" w:name="_Toc243770407"/>
+      <w:r>
+        <w:rPr>
+          <w:rFonts w:ascii="Times New Roman" w:hAnsi="Times New Roman"/>
+          <w:b/>
+          <w:bCs/>
+          <w:i w:val="0"/>
+          <w:iCs w:val="0"/>
+          <w:color w:val="auto"/>
+          <w:sz w:val="20"/>
+          <w:szCs w:val="20"/>
+        </w:rPr>
+        <w:lastRenderedPageBreak/>
+        <w:t xml:space="preserve">Figura </w:t>
+      </w:r>
+      <w:r>
+        <w:rPr>
+          <w:rFonts w:ascii="Times New Roman" w:hAnsi="Times New Roman"/>
+          <w:b/>
+          <w:bCs/>
+          <w:i w:val="0"/>
+          <w:iCs w:val="0"/>
+          <w:color w:val="auto"/>
+          <w:sz w:val="20"/>
+          <w:szCs w:val="20"/>
+        </w:rPr>
+        <w:fldChar w:fldCharType="begin"/>
+      </w:r>
+      <w:r>
+        <w:rPr>
+          <w:rFonts w:ascii="Times New Roman" w:hAnsi="Times New Roman"/>
+          <w:b/>
+          <w:bCs/>
+          <w:i w:val="0"/>
+          <w:iCs w:val="0"/>
+          <w:color w:val="auto"/>
+          <w:sz w:val="20"/>
+          <w:szCs w:val="20"/>
+        </w:rPr>
+        <w:instrText xml:space="preserve"> SEQ Figura \* ARABIC </w:instrText>
+      </w:r>
+      <w:r>
+        <w:rPr>
+          <w:rFonts w:ascii="Times New Roman" w:hAnsi="Times New Roman"/>
+          <w:b/>
+          <w:bCs/>
+          <w:i w:val="0"/>
+          <w:iCs w:val="0"/>
+          <w:color w:val="auto"/>
+          <w:sz w:val="20"/>
+          <w:szCs w:val="20"/>
+        </w:rPr>
+        <w:fldChar w:fldCharType="separate"/>
+      </w:r>
+      <w:r>
+        <w:rPr>
+          <w:rFonts w:ascii="Times New Roman" w:hAnsi="Times New Roman"/>
+          <w:b/>
+          <w:bCs/>
+          <w:i w:val="0"/>
+          <w:iCs w:val="0"/>
+          <w:noProof/>
+          <w:color w:val="auto"/>
+          <w:sz w:val="20"/>
+          <w:szCs w:val="20"/>
+        </w:rPr>
+        <w:t>16</w:t>
+      </w:r>
+      <w:r>
+        <w:rPr>
+          <w:rFonts w:ascii="Times New Roman" w:hAnsi="Times New Roman"/>
+          <w:b/>
+          <w:bCs/>
+          <w:i w:val="0"/>
+          <w:iCs w:val="0"/>
+          <w:color w:val="auto"/>
+          <w:sz w:val="20"/>
+          <w:szCs w:val="20"/>
+        </w:rPr>
+        <w:fldChar w:fldCharType="end"/>
+      </w:r>
+      <w:r>
+        <w:rPr>
+          <w:rFonts w:ascii="Times New Roman" w:hAnsi="Times New Roman"/>
+          <w:b/>
+          <w:bCs/>
+          <w:i w:val="0"/>
+          <w:iCs w:val="0"/>
+          <w:color w:val="auto"/>
+          <w:sz w:val="20"/>
+          <w:szCs w:val="20"/>
+        </w:rPr>
+        <w:t xml:space="preserve"> – Exemplo de imagem que compõe o dataset original, com uma folha apresentando Mosaico do tomateiro</w:t>
+      </w:r>
+      <w:bookmarkEnd w:id="39"/>
+    </w:p>
+    <w:p>
+      <w:pPr>
+        <w:spacing w:line="360" w:lineRule="auto"/>
+        <w:jc w:val="center"/>
+        <w:rPr>
+          <w:rFonts w:ascii="Times New Roman" w:hAnsi="Times New Roman"/>
+          <w:sz w:val="20"/>
+          <w:szCs w:val="20"/>
+        </w:rPr>
+      </w:pPr>
+      <w:r>
+        <w:rPr>
+          <w:rFonts w:ascii="Times New Roman" w:hAnsi="Times New Roman"/>
+          <w:noProof/>
+          <w:sz w:val="20"/>
+          <w:szCs w:val="20"/>
+        </w:rPr>
+        <w:drawing>
+          <wp:inline distT="0" distB="0" distL="0" distR="0" wp14:anchorId="31E7A315" wp14:editId="1C410AD3">
+            <wp:extent cx="2438400" cy="2438400"/>
+            <wp:effectExtent l="0" t="0" r="0" b="0"/>
+            <wp:docPr id="333138861" name="Imagem 11"/>
+            <wp:cNvGraphicFramePr>
+              <a:graphicFrameLocks xmlns:a="http://schemas.openxmlformats.org/drawingml/2006/main" noChangeAspect="1"/>
+            </wp:cNvGraphicFramePr>
+            <a:graphic xmlns:a="http://schemas.openxmlformats.org/drawingml/2006/main">
+              <a:graphicData uri="http://schemas.openxmlformats.org/drawingml/2006/picture">
+                <pic:pic xmlns:pic="http://schemas.openxmlformats.org/drawingml/2006/picture">
+                  <pic:nvPicPr>
+                    <pic:cNvPr id="333138861" name="Imagem 333138861"/>
+                    <pic:cNvPicPr/>
+                  </pic:nvPicPr>
+                  <pic:blipFill>
+                    <a:blip r:embed="rId29">
+                      <a:extLst>
+                        <a:ext uri="{28A0092B-C50C-407E-A947-70E740481C1C}">
+                          <a14:useLocalDpi xmlns:a14="http://schemas.microsoft.com/office/drawing/2010/main" val="0"/>
+                        </a:ext>
+                      </a:extLst>
+                    </a:blip>
+                    <a:stretch>
+                      <a:fillRect/>
+                    </a:stretch>
+                  </pic:blipFill>
+                  <pic:spPr>
+                    <a:xfrm>
+                      <a:off x="0" y="0"/>
+                      <a:ext cx="2438400" cy="2438400"/>
+                    </a:xfrm>
+                    <a:prstGeom prst="rect">
+                      <a:avLst/>
+                    </a:prstGeom>
+                  </pic:spPr>
+                </pic:pic>
+              </a:graphicData>
+            </a:graphic>
+          </wp:inline>
+        </w:drawing>
+      </w:r>
+    </w:p>
+    <w:p>
+      <w:pPr>
+        <w:spacing w:line="360" w:lineRule="auto"/>
+        <w:jc w:val="center"/>
+        <w:rPr>
+          <w:rFonts w:ascii="Times New Roman" w:hAnsi="Times New Roman"/>
+          <w:sz w:val="20"/>
+          <w:szCs w:val="20"/>
+        </w:rPr>
+      </w:pPr>
+      <w:r>
+        <w:rPr>
+          <w:rFonts w:ascii="Times New Roman" w:hAnsi="Times New Roman"/>
+          <w:sz w:val="20"/>
+          <w:szCs w:val="20"/>
+        </w:rPr>
+        <w:t xml:space="preserve">Fonte: </w:t>
+      </w:r>
+      <w:r>
+        <w:rPr>
+          <w:rFonts w:ascii="Times New Roman" w:hAnsi="Times New Roman"/>
+          <w:sz w:val="20"/>
+          <w:szCs w:val="20"/>
+        </w:rPr>
+        <w:fldChar w:fldCharType="begin"/>
+      </w:r>
+      <w:r>
+        <w:rPr>
+          <w:rFonts w:ascii="Times New Roman" w:hAnsi="Times New Roman"/>
+          <w:sz w:val="20"/>
+          <w:szCs w:val="20"/>
+        </w:rPr>
+        <w:instrText xml:space="preserve"> ADDIN ZOTERO_ITEM CSL_CITATION {"citationID":"nxblmB15","properties":{"unsorted":false,"formattedCitation":"(Ali, [{\\i{}S.d.}])","plainCitation":"(Ali, [S.d.])","noteIndex":0},"citationItems":[{"id":164,"uris":["http://zotero.org/users/local/xQYOzGgm/items/PT559SEB"],"itemData":{"id":164,"type":"webpage","abstract":"Dataset of diseased plant leaf images and corresponding labels","genre":"Kaggle","language":"en","title":"PlantVillage Dataset","URL":"https://www.kaggle.com/datasets/abdallahalidev/plantvillage-dataset","author":[{"family":"Ali","given":"Abdallah"}],"accessed":{"date-parts":[["2026",10,24]]}}}],"schema":"https://github.com/citation-style-language/schema/raw/master/csl-citation.json"} </w:instrText>
+      </w:r>
+      <w:r>
+        <w:rPr>
+          <w:rFonts w:ascii="Times New Roman" w:hAnsi="Times New Roman"/>
+          <w:sz w:val="20"/>
+          <w:szCs w:val="20"/>
+        </w:rPr>
+        <w:fldChar w:fldCharType="separate"/>
+      </w:r>
+      <w:r>
+        <w:rPr>
+          <w:rFonts w:ascii="Times New Roman" w:hAnsi="Times New Roman"/>
+          <w:sz w:val="20"/>
+        </w:rPr>
+        <w:t>(Ali, [</w:t>
+      </w:r>
+      <w:r>
+        <w:rPr>
+          <w:rFonts w:ascii="Times New Roman" w:hAnsi="Times New Roman"/>
+          <w:i/>
+          <w:iCs/>
+          <w:sz w:val="20"/>
+        </w:rPr>
+        <w:t>S.d.</w:t>
+      </w:r>
+      <w:r>
+        <w:rPr>
+          <w:rFonts w:ascii="Times New Roman" w:hAnsi="Times New Roman"/>
+          <w:sz w:val="20"/>
+        </w:rPr>
+        <w:t>])</w:t>
+      </w:r>
+      <w:r>
+        <w:rPr>
+          <w:rFonts w:ascii="Times New Roman" w:hAnsi="Times New Roman"/>
+          <w:sz w:val="20"/>
+          <w:szCs w:val="20"/>
+        </w:rPr>
+        <w:fldChar w:fldCharType="end"/>
+      </w:r>
+    </w:p>
+    <w:p>
+      <w:pPr>
+        <w:spacing w:line="360" w:lineRule="auto"/>
+        <w:rPr>
+          <w:rFonts w:ascii="Times New Roman" w:hAnsi="Times New Roman"/>
+          <w:sz w:val="20"/>
+          <w:szCs w:val="20"/>
+        </w:rPr>
+      </w:pPr>
+    </w:p>
+    <w:p>
+      <w:pPr>
+        <w:pStyle w:val="Legenda"/>
+        <w:keepNext/>
+        <w:jc w:val="center"/>
+        <w:rPr>
+          <w:rFonts w:ascii="Times New Roman" w:hAnsi="Times New Roman"/>
+          <w:b/>
+          <w:bCs/>
+          <w:i w:val="0"/>
+          <w:iCs w:val="0"/>
+          <w:color w:val="auto"/>
+          <w:sz w:val="20"/>
+          <w:szCs w:val="20"/>
+        </w:rPr>
+      </w:pPr>
+      <w:bookmarkStart w:id="40" w:name="_Toc243770408"/>
+      <w:r>
+        <w:rPr>
+          <w:rFonts w:ascii="Times New Roman" w:hAnsi="Times New Roman"/>
+          <w:b/>
+          <w:bCs/>
+          <w:i w:val="0"/>
+          <w:iCs w:val="0"/>
+          <w:color w:val="auto"/>
+          <w:sz w:val="20"/>
+          <w:szCs w:val="20"/>
+        </w:rPr>
+        <w:t xml:space="preserve">Figura </w:t>
+      </w:r>
+      <w:r>
+        <w:rPr>
+          <w:rFonts w:ascii="Times New Roman" w:hAnsi="Times New Roman"/>
+          <w:b/>
+          <w:bCs/>
+          <w:i w:val="0"/>
+          <w:iCs w:val="0"/>
+          <w:color w:val="auto"/>
+          <w:sz w:val="20"/>
+          <w:szCs w:val="20"/>
+        </w:rPr>
+        <w:fldChar w:fldCharType="begin"/>
+      </w:r>
+      <w:r>
+        <w:rPr>
+          <w:rFonts w:ascii="Times New Roman" w:hAnsi="Times New Roman"/>
+          <w:b/>
+          <w:bCs/>
+          <w:i w:val="0"/>
+          <w:iCs w:val="0"/>
+          <w:color w:val="auto"/>
+          <w:sz w:val="20"/>
+          <w:szCs w:val="20"/>
+        </w:rPr>
+        <w:instrText xml:space="preserve"> SEQ Figura \* ARABIC </w:instrText>
+      </w:r>
+      <w:r>
+        <w:rPr>
+          <w:rFonts w:ascii="Times New Roman" w:hAnsi="Times New Roman"/>
+          <w:b/>
+          <w:bCs/>
+          <w:i w:val="0"/>
+          <w:iCs w:val="0"/>
+          <w:color w:val="auto"/>
+          <w:sz w:val="20"/>
+          <w:szCs w:val="20"/>
+        </w:rPr>
+        <w:fldChar w:fldCharType="separate"/>
+      </w:r>
+      <w:r>
+        <w:rPr>
+          <w:rFonts w:ascii="Times New Roman" w:hAnsi="Times New Roman"/>
+          <w:b/>
+          <w:bCs/>
+          <w:i w:val="0"/>
+          <w:iCs w:val="0"/>
+          <w:noProof/>
+          <w:color w:val="auto"/>
+          <w:sz w:val="20"/>
+          <w:szCs w:val="20"/>
+        </w:rPr>
+        <w:t>17</w:t>
+      </w:r>
+      <w:r>
+        <w:rPr>
+          <w:rFonts w:ascii="Times New Roman" w:hAnsi="Times New Roman"/>
+          <w:b/>
+          <w:bCs/>
+          <w:i w:val="0"/>
+          <w:iCs w:val="0"/>
+          <w:color w:val="auto"/>
+          <w:sz w:val="20"/>
+          <w:szCs w:val="20"/>
+        </w:rPr>
+        <w:fldChar w:fldCharType="end"/>
+      </w:r>
+      <w:r>
+        <w:rPr>
+          <w:rFonts w:ascii="Times New Roman" w:hAnsi="Times New Roman"/>
+          <w:b/>
+          <w:bCs/>
+          <w:i w:val="0"/>
+          <w:iCs w:val="0"/>
+          <w:color w:val="auto"/>
+          <w:sz w:val="20"/>
+          <w:szCs w:val="20"/>
+        </w:rPr>
+        <w:t xml:space="preserve"> – Exemplo de imagem que compõe o dataset original, com uma folha apresentando Enrolamento amarelo das folhas do tomateiro</w:t>
+      </w:r>
+      <w:bookmarkEnd w:id="40"/>
+    </w:p>
+    <w:p>
+      <w:pPr>
+        <w:spacing w:line="360" w:lineRule="auto"/>
+        <w:jc w:val="center"/>
+        <w:rPr>
+          <w:rFonts w:ascii="Times New Roman" w:hAnsi="Times New Roman"/>
+          <w:sz w:val="20"/>
+          <w:szCs w:val="20"/>
+        </w:rPr>
+      </w:pPr>
+      <w:r>
+        <w:rPr>
+          <w:rFonts w:ascii="Times New Roman" w:hAnsi="Times New Roman"/>
+          <w:noProof/>
+          <w:sz w:val="20"/>
+          <w:szCs w:val="20"/>
+        </w:rPr>
+        <w:drawing>
+          <wp:inline distT="0" distB="0" distL="0" distR="0" wp14:anchorId="773AF169" wp14:editId="2731096F">
+            <wp:extent cx="2438400" cy="2438400"/>
+            <wp:effectExtent l="0" t="0" r="0" b="0"/>
+            <wp:docPr id="1832570663" name="Imagem 12"/>
+            <wp:cNvGraphicFramePr>
+              <a:graphicFrameLocks xmlns:a="http://schemas.openxmlformats.org/drawingml/2006/main" noChangeAspect="1"/>
+            </wp:cNvGraphicFramePr>
+            <a:graphic xmlns:a="http://schemas.openxmlformats.org/drawingml/2006/main">
+              <a:graphicData uri="http://schemas.openxmlformats.org/drawingml/2006/picture">
+                <pic:pic xmlns:pic="http://schemas.openxmlformats.org/drawingml/2006/picture">
+                  <pic:nvPicPr>
+                    <pic:cNvPr id="1832570663" name="Imagem 1832570663"/>
+                    <pic:cNvPicPr/>
+                  </pic:nvPicPr>
+                  <pic:blipFill>
+                    <a:blip r:embed="rId30">
+                      <a:extLst>
+                        <a:ext uri="{28A0092B-C50C-407E-A947-70E740481C1C}">
+                          <a14:useLocalDpi xmlns:a14="http://schemas.microsoft.com/office/drawing/2010/main" val="0"/>
+                        </a:ext>
+                      </a:extLst>
+                    </a:blip>
+                    <a:stretch>
+                      <a:fillRect/>
+                    </a:stretch>
+                  </pic:blipFill>
+                  <pic:spPr>
+                    <a:xfrm>
+                      <a:off x="0" y="0"/>
+                      <a:ext cx="2438400" cy="2438400"/>
+                    </a:xfrm>
+                    <a:prstGeom prst="rect">
+                      <a:avLst/>
+                    </a:prstGeom>
+                  </pic:spPr>
+                </pic:pic>
+              </a:graphicData>
+            </a:graphic>
+          </wp:inline>
+        </w:drawing>
+      </w:r>
+    </w:p>
+    <w:p>
+      <w:pPr>
+        <w:spacing w:line="360" w:lineRule="auto"/>
+        <w:jc w:val="center"/>
+        <w:rPr>
+          <w:rFonts w:ascii="Times New Roman" w:hAnsi="Times New Roman"/>
+          <w:sz w:val="20"/>
+          <w:szCs w:val="20"/>
+        </w:rPr>
+      </w:pPr>
+      <w:r>
+        <w:rPr>
+          <w:rFonts w:ascii="Times New Roman" w:hAnsi="Times New Roman"/>
+          <w:sz w:val="20"/>
+          <w:szCs w:val="20"/>
+        </w:rPr>
+        <w:t xml:space="preserve">Fonte: </w:t>
+      </w:r>
+      <w:r>
+        <w:rPr>
+          <w:rFonts w:ascii="Times New Roman" w:hAnsi="Times New Roman"/>
+          <w:sz w:val="20"/>
+          <w:szCs w:val="20"/>
+        </w:rPr>
+        <w:fldChar w:fldCharType="begin"/>
+      </w:r>
+      <w:r>
+        <w:rPr>
+          <w:rFonts w:ascii="Times New Roman" w:hAnsi="Times New Roman"/>
+          <w:sz w:val="20"/>
+          <w:szCs w:val="20"/>
+        </w:rPr>
+        <w:instrText xml:space="preserve"> ADDIN ZOTERO_ITEM CSL_CITATION {"citationID":"nt2WcWp4","properties":{"unsorted":false,"formattedCitation":"(Ali, [{\\i{}S.d.}])","plainCitation":"(Ali, [S.d.])","noteIndex":0},"citationItems":[{"id":164,"uris":["http://zotero.org/users/local/xQYOzGgm/items/PT559SEB"],"itemData":{"id":164,"type":"webpage","abstract":"Dataset of diseased plant leaf images and corresponding labels","genre":"Kaggle","language":"en","title":"PlantVillage Dataset","URL":"https://www.kaggle.com/datasets/abdallahalidev/plantvillage-dataset","author":[{"family":"Ali","given":"Abdallah"}],"accessed":{"date-parts":[["2026",10,24]]}}}],"schema":"https://github.com/citation-style-language/schema/raw/master/csl-citation.json"} </w:instrText>
+      </w:r>
+      <w:r>
+        <w:rPr>
+          <w:rFonts w:ascii="Times New Roman" w:hAnsi="Times New Roman"/>
+          <w:sz w:val="20"/>
+          <w:szCs w:val="20"/>
+        </w:rPr>
+        <w:fldChar w:fldCharType="separate"/>
+      </w:r>
+      <w:r>
+        <w:rPr>
+          <w:rFonts w:ascii="Times New Roman" w:hAnsi="Times New Roman"/>
+          <w:sz w:val="20"/>
+        </w:rPr>
+        <w:t>(Ali, [</w:t>
+      </w:r>
+      <w:r>
+        <w:rPr>
+          <w:rFonts w:ascii="Times New Roman" w:hAnsi="Times New Roman"/>
+          <w:i/>
+          <w:iCs/>
+          <w:sz w:val="20"/>
+        </w:rPr>
+        <w:t>S.d.</w:t>
+      </w:r>
+      <w:r>
+        <w:rPr>
+          <w:rFonts w:ascii="Times New Roman" w:hAnsi="Times New Roman"/>
+          <w:sz w:val="20"/>
+        </w:rPr>
+        <w:t>])</w:t>
+      </w:r>
+      <w:r>
+        <w:rPr>
+          <w:rFonts w:ascii="Times New Roman" w:hAnsi="Times New Roman"/>
+          <w:sz w:val="20"/>
+          <w:szCs w:val="20"/>
+        </w:rPr>
+        <w:fldChar w:fldCharType="end"/>
+      </w:r>
+    </w:p>
+    <w:p>
+      <w:pPr>
+        <w:spacing w:line="360" w:lineRule="auto"/>
+        <w:rPr>
+          <w:rFonts w:ascii="Times New Roman" w:hAnsi="Times New Roman"/>
+          <w:sz w:val="20"/>
+          <w:szCs w:val="20"/>
+        </w:rPr>
+      </w:pPr>
+    </w:p>
+    <w:p>
+      <w:pPr>
+        <w:pStyle w:val="Ttulo2"/>
+      </w:pPr>
+      <w:r>
+        <w:t>pré-processamento</w:t>
+      </w:r>
+    </w:p>
+    <w:p/>
+    <w:p>
+      <w:pPr>
+        <w:spacing w:line="360" w:lineRule="auto"/>
+        <w:ind w:firstLine="709"/>
+        <w:jc w:val="both"/>
+        <w:rPr>
+          <w:rFonts w:ascii="Times New Roman" w:hAnsi="Times New Roman"/>
+          <w:sz w:val="24"/>
+          <w:szCs w:val="24"/>
+        </w:rPr>
+      </w:pPr>
+      <w:r>
+        <w:rPr>
+          <w:rFonts w:ascii="Times New Roman" w:hAnsi="Times New Roman"/>
+          <w:sz w:val="24"/>
+          <w:szCs w:val="24"/>
+        </w:rPr>
+        <w:t xml:space="preserve">A etapa de pré-processamento é extremamente importante para garantir que as imagens coletadas no dataset original sejam preparadas para posteriormente passar pela Rede Neural </w:t>
+      </w:r>
+      <w:r>
+        <w:rPr>
+          <w:rFonts w:ascii="Times New Roman" w:hAnsi="Times New Roman"/>
+          <w:sz w:val="24"/>
+          <w:szCs w:val="24"/>
+        </w:rPr>
+        <w:lastRenderedPageBreak/>
+        <w:t>Convolucional, no formato adequado. A tabela 1 apresenta a etapa de pré-processamento utilizada no presente estudo.</w:t>
+      </w:r>
+    </w:p>
+    <w:p>
+      <w:pPr>
+        <w:spacing w:line="360" w:lineRule="auto"/>
+        <w:jc w:val="both"/>
+        <w:rPr>
+          <w:rFonts w:ascii="Times New Roman" w:hAnsi="Times New Roman"/>
+          <w:sz w:val="24"/>
+          <w:szCs w:val="24"/>
+        </w:rPr>
+      </w:pPr>
+    </w:p>
+    <w:p>
+      <w:pPr>
+        <w:pStyle w:val="Legenda"/>
+        <w:keepNext/>
+        <w:rPr>
+          <w:rFonts w:ascii="Times New Roman" w:hAnsi="Times New Roman"/>
+          <w:b/>
+          <w:bCs/>
+          <w:i w:val="0"/>
+          <w:iCs w:val="0"/>
+          <w:color w:val="auto"/>
+          <w:sz w:val="20"/>
+          <w:szCs w:val="20"/>
+        </w:rPr>
+      </w:pPr>
+      <w:bookmarkStart w:id="41" w:name="_Toc243770485"/>
+      <w:r>
+        <w:rPr>
+          <w:rFonts w:ascii="Times New Roman" w:hAnsi="Times New Roman"/>
+          <w:b/>
+          <w:bCs/>
+          <w:i w:val="0"/>
+          <w:iCs w:val="0"/>
+          <w:color w:val="auto"/>
+          <w:sz w:val="20"/>
+          <w:szCs w:val="20"/>
+        </w:rPr>
+        <w:t xml:space="preserve">Tabela </w:t>
+      </w:r>
+      <w:r>
+        <w:rPr>
+          <w:rFonts w:ascii="Times New Roman" w:hAnsi="Times New Roman"/>
+          <w:b/>
+          <w:bCs/>
+          <w:i w:val="0"/>
+          <w:iCs w:val="0"/>
+          <w:color w:val="auto"/>
+          <w:sz w:val="20"/>
+          <w:szCs w:val="20"/>
+        </w:rPr>
+        <w:fldChar w:fldCharType="begin"/>
+      </w:r>
+      <w:r>
+        <w:rPr>
+          <w:rFonts w:ascii="Times New Roman" w:hAnsi="Times New Roman"/>
+          <w:b/>
+          <w:bCs/>
+          <w:i w:val="0"/>
+          <w:iCs w:val="0"/>
+          <w:color w:val="auto"/>
+          <w:sz w:val="20"/>
+          <w:szCs w:val="20"/>
+        </w:rPr>
+        <w:instrText xml:space="preserve"> SEQ Tabela \* ARABIC </w:instrText>
+      </w:r>
+      <w:r>
+        <w:rPr>
+          <w:rFonts w:ascii="Times New Roman" w:hAnsi="Times New Roman"/>
+          <w:b/>
+          <w:bCs/>
+          <w:i w:val="0"/>
+          <w:iCs w:val="0"/>
+          <w:color w:val="auto"/>
+          <w:sz w:val="20"/>
+          <w:szCs w:val="20"/>
+        </w:rPr>
+        <w:fldChar w:fldCharType="separate"/>
+      </w:r>
+      <w:r>
+        <w:rPr>
+          <w:rFonts w:ascii="Times New Roman" w:hAnsi="Times New Roman"/>
+          <w:b/>
+          <w:bCs/>
+          <w:i w:val="0"/>
+          <w:iCs w:val="0"/>
+          <w:noProof/>
+          <w:color w:val="auto"/>
+          <w:sz w:val="20"/>
+          <w:szCs w:val="20"/>
+        </w:rPr>
+        <w:t>1</w:t>
+      </w:r>
+      <w:r>
+        <w:rPr>
+          <w:rFonts w:ascii="Times New Roman" w:hAnsi="Times New Roman"/>
+          <w:b/>
+          <w:bCs/>
+          <w:i w:val="0"/>
+          <w:iCs w:val="0"/>
+          <w:color w:val="auto"/>
+          <w:sz w:val="20"/>
+          <w:szCs w:val="20"/>
+        </w:rPr>
+        <w:fldChar w:fldCharType="end"/>
+      </w:r>
+      <w:r>
+        <w:rPr>
+          <w:rFonts w:ascii="Times New Roman" w:hAnsi="Times New Roman"/>
+          <w:b/>
+          <w:bCs/>
+          <w:i w:val="0"/>
+          <w:iCs w:val="0"/>
+          <w:color w:val="auto"/>
+          <w:sz w:val="20"/>
+          <w:szCs w:val="20"/>
+        </w:rPr>
+        <w:t xml:space="preserve"> — Etapas do pré-processamento das imagens utilizado no presente estudo</w:t>
+      </w:r>
+      <w:bookmarkEnd w:id="41"/>
+    </w:p>
+    <w:tbl>
+      <w:tblPr>
+        <w:tblStyle w:val="Tabelacomgrade"/>
+        <w:tblW w:w="0" w:type="auto"/>
+        <w:tblBorders>
+          <w:left w:val="none" w:sz="0" w:space="0" w:color="auto"/>
+          <w:right w:val="none" w:sz="0" w:space="0" w:color="auto"/>
+          <w:insideH w:val="none" w:sz="0" w:space="0" w:color="auto"/>
+          <w:insideV w:val="none" w:sz="0" w:space="0" w:color="auto"/>
+        </w:tblBorders>
+        <w:tblLook w:val="04A0" w:firstRow="1" w:lastRow="0" w:firstColumn="1" w:lastColumn="0" w:noHBand="0" w:noVBand="1"/>
+      </w:tblPr>
+      <w:tblGrid>
+        <w:gridCol w:w="993"/>
+        <w:gridCol w:w="8078"/>
+      </w:tblGrid>
+      <w:tr>
+        <w:tc>
+          <w:tcPr>
+            <w:tcW w:w="9071" w:type="dxa"/>
+            <w:gridSpan w:val="2"/>
+            <w:tcBorders>
+              <w:top w:val="single" w:sz="4" w:space="0" w:color="auto"/>
+              <w:bottom w:val="single" w:sz="4" w:space="0" w:color="auto"/>
+            </w:tcBorders>
+          </w:tcPr>
+          <w:p>
+            <w:pPr>
+              <w:spacing w:line="360" w:lineRule="auto"/>
+              <w:jc w:val="both"/>
+              <w:rPr>
+                <w:rFonts w:ascii="Times New Roman" w:hAnsi="Times New Roman"/>
+                <w:sz w:val="24"/>
+                <w:szCs w:val="24"/>
+              </w:rPr>
+            </w:pPr>
+            <w:r>
+              <w:rPr>
+                <w:rFonts w:ascii="Times New Roman" w:hAnsi="Times New Roman"/>
+                <w:sz w:val="24"/>
+                <w:szCs w:val="24"/>
+              </w:rPr>
+              <w:t>Etapas de pré-processamento das imagens</w:t>
+            </w:r>
+          </w:p>
+        </w:tc>
+      </w:tr>
+      <w:tr>
+        <w:tc>
+          <w:tcPr>
+            <w:tcW w:w="993" w:type="dxa"/>
+            <w:tcBorders>
+              <w:top w:val="single" w:sz="4" w:space="0" w:color="auto"/>
+              <w:bottom w:val="single" w:sz="4" w:space="0" w:color="auto"/>
+            </w:tcBorders>
+          </w:tcPr>
+          <w:p>
+            <w:pPr>
+              <w:spacing w:line="360" w:lineRule="auto"/>
+              <w:jc w:val="both"/>
+              <w:rPr>
+                <w:rFonts w:ascii="Times New Roman" w:hAnsi="Times New Roman"/>
+                <w:sz w:val="24"/>
+                <w:szCs w:val="24"/>
+              </w:rPr>
+            </w:pPr>
+            <w:r>
+              <w:rPr>
+                <w:rFonts w:ascii="Times New Roman" w:hAnsi="Times New Roman"/>
+                <w:sz w:val="24"/>
+                <w:szCs w:val="24"/>
+              </w:rPr>
+              <w:t>1</w:t>
+            </w:r>
+          </w:p>
+        </w:tc>
+        <w:tc>
+          <w:tcPr>
+            <w:tcW w:w="8078" w:type="dxa"/>
+            <w:tcBorders>
+              <w:top w:val="single" w:sz="4" w:space="0" w:color="auto"/>
+              <w:bottom w:val="single" w:sz="4" w:space="0" w:color="auto"/>
+            </w:tcBorders>
+          </w:tcPr>
+          <w:p>
+            <w:pPr>
+              <w:spacing w:line="360" w:lineRule="auto"/>
+              <w:jc w:val="both"/>
+              <w:rPr>
+                <w:rFonts w:ascii="Times New Roman" w:hAnsi="Times New Roman"/>
+                <w:sz w:val="24"/>
+                <w:szCs w:val="24"/>
+              </w:rPr>
+            </w:pPr>
+            <w:r>
+              <w:rPr>
+                <w:rFonts w:ascii="Times New Roman" w:hAnsi="Times New Roman"/>
+                <w:sz w:val="24"/>
+                <w:szCs w:val="24"/>
+              </w:rPr>
+              <w:t xml:space="preserve">Foram utilizadas as bibliotecas shutil, numpy, </w:t>
+            </w:r>
+            <w:r>
+              <w:rPr>
+                <w:rFonts w:ascii="Times New Roman" w:hAnsi="Times New Roman"/>
+                <w:sz w:val="24"/>
+                <w:szCs w:val="24"/>
+              </w:rPr>
+              <w:t>kagglehub</w:t>
+            </w:r>
+            <w:r>
+              <w:rPr>
+                <w:rFonts w:ascii="Times New Roman" w:hAnsi="Times New Roman"/>
+                <w:sz w:val="24"/>
+                <w:szCs w:val="24"/>
+              </w:rPr>
+              <w:t xml:space="preserve">, </w:t>
+            </w:r>
+            <w:r>
+              <w:rPr>
+                <w:rFonts w:ascii="Times New Roman" w:hAnsi="Times New Roman"/>
+                <w:sz w:val="24"/>
+                <w:szCs w:val="24"/>
+              </w:rPr>
+              <w:t>pathlib</w:t>
+            </w:r>
+            <w:r>
+              <w:rPr>
+                <w:rFonts w:ascii="Times New Roman" w:hAnsi="Times New Roman"/>
+                <w:sz w:val="24"/>
+                <w:szCs w:val="24"/>
+              </w:rPr>
+              <w:t>, tensorflow</w:t>
+            </w:r>
+            <w:r>
+              <w:rPr>
+                <w:rFonts w:ascii="Times New Roman" w:hAnsi="Times New Roman"/>
+                <w:sz w:val="24"/>
+                <w:szCs w:val="24"/>
+              </w:rPr>
+              <w:t xml:space="preserve"> e</w:t>
+            </w:r>
+            <w:r>
+              <w:rPr>
+                <w:rFonts w:ascii="Times New Roman" w:hAnsi="Times New Roman"/>
+                <w:sz w:val="24"/>
+                <w:szCs w:val="24"/>
+              </w:rPr>
+              <w:t xml:space="preserve"> keras para manipular</w:t>
+            </w:r>
+            <w:r>
+              <w:rPr>
+                <w:rFonts w:ascii="Times New Roman" w:hAnsi="Times New Roman"/>
+                <w:sz w:val="24"/>
+                <w:szCs w:val="24"/>
+              </w:rPr>
+              <w:t xml:space="preserve"> dados</w:t>
+            </w:r>
+            <w:r>
+              <w:rPr>
+                <w:rFonts w:ascii="Times New Roman" w:hAnsi="Times New Roman"/>
+                <w:sz w:val="24"/>
+                <w:szCs w:val="24"/>
+              </w:rPr>
+              <w:t xml:space="preserve">, </w:t>
+            </w:r>
+            <w:r>
+              <w:rPr>
+                <w:rFonts w:ascii="Times New Roman" w:hAnsi="Times New Roman"/>
+                <w:sz w:val="24"/>
+                <w:szCs w:val="24"/>
+              </w:rPr>
+              <w:t>manipular arquivos, manipular diretórios e construir o dataset que terá as imagens posteriormente para treinamento dos modelos.</w:t>
+            </w:r>
+          </w:p>
+        </w:tc>
+      </w:tr>
+      <w:tr>
+        <w:tc>
+          <w:tcPr>
+            <w:tcW w:w="993" w:type="dxa"/>
+            <w:tcBorders>
+              <w:top w:val="single" w:sz="4" w:space="0" w:color="auto"/>
+              <w:bottom w:val="single" w:sz="4" w:space="0" w:color="auto"/>
+            </w:tcBorders>
+          </w:tcPr>
+          <w:p>
+            <w:pPr>
+              <w:spacing w:line="360" w:lineRule="auto"/>
+              <w:jc w:val="both"/>
+              <w:rPr>
+                <w:rFonts w:ascii="Times New Roman" w:hAnsi="Times New Roman"/>
+                <w:sz w:val="24"/>
+                <w:szCs w:val="24"/>
+              </w:rPr>
+            </w:pPr>
+            <w:r>
+              <w:rPr>
+                <w:rFonts w:ascii="Times New Roman" w:hAnsi="Times New Roman"/>
+                <w:sz w:val="24"/>
+                <w:szCs w:val="24"/>
+              </w:rPr>
+              <w:t>2</w:t>
+            </w:r>
+          </w:p>
+        </w:tc>
+        <w:tc>
+          <w:tcPr>
+            <w:tcW w:w="8078" w:type="dxa"/>
+            <w:tcBorders>
+              <w:top w:val="single" w:sz="4" w:space="0" w:color="auto"/>
+              <w:bottom w:val="single" w:sz="4" w:space="0" w:color="auto"/>
+            </w:tcBorders>
+          </w:tcPr>
+          <w:p>
+            <w:pPr>
+              <w:spacing w:line="360" w:lineRule="auto"/>
+              <w:jc w:val="both"/>
+              <w:rPr>
+                <w:rFonts w:ascii="Times New Roman" w:hAnsi="Times New Roman"/>
+                <w:sz w:val="24"/>
+                <w:szCs w:val="24"/>
+              </w:rPr>
+            </w:pPr>
+            <w:r>
+              <w:rPr>
+                <w:rFonts w:ascii="Times New Roman" w:hAnsi="Times New Roman"/>
+                <w:sz w:val="24"/>
+                <w:szCs w:val="24"/>
+              </w:rPr>
+              <w:t>Os hiperparâmetros foram configurados com o tamanho do lote (</w:t>
+            </w:r>
+            <w:r>
+              <w:rPr>
+                <w:rFonts w:ascii="Times New Roman" w:hAnsi="Times New Roman"/>
+                <w:i/>
+                <w:iCs/>
+                <w:sz w:val="24"/>
+                <w:szCs w:val="24"/>
+              </w:rPr>
+              <w:t>batch size</w:t>
+            </w:r>
+            <w:r>
+              <w:rPr>
+                <w:rFonts w:ascii="Times New Roman" w:hAnsi="Times New Roman"/>
+                <w:sz w:val="24"/>
+                <w:szCs w:val="24"/>
+              </w:rPr>
+              <w:t>) igual a 32, quantidade de épocas (</w:t>
+            </w:r>
+            <w:r>
+              <w:rPr>
+                <w:rFonts w:ascii="Times New Roman" w:hAnsi="Times New Roman"/>
+                <w:i/>
+                <w:iCs/>
+                <w:sz w:val="24"/>
+                <w:szCs w:val="24"/>
+              </w:rPr>
+              <w:t>epochs</w:t>
+            </w:r>
+            <w:r>
+              <w:rPr>
+                <w:rFonts w:ascii="Times New Roman" w:hAnsi="Times New Roman"/>
+                <w:sz w:val="24"/>
+                <w:szCs w:val="24"/>
+              </w:rPr>
+              <w:t>) igual a 200, o tamanho da imagem (</w:t>
+            </w:r>
+            <w:r>
+              <w:rPr>
+                <w:rFonts w:ascii="Times New Roman" w:hAnsi="Times New Roman"/>
+                <w:i/>
+                <w:iCs/>
+                <w:sz w:val="24"/>
+                <w:szCs w:val="24"/>
+              </w:rPr>
+              <w:t>im</w:t>
+            </w:r>
+            <w:r>
+              <w:rPr>
+                <w:rFonts w:ascii="Times New Roman" w:hAnsi="Times New Roman"/>
+                <w:i/>
+                <w:iCs/>
+                <w:sz w:val="24"/>
+                <w:szCs w:val="24"/>
+              </w:rPr>
+              <w:t>a</w:t>
+            </w:r>
+            <w:r>
+              <w:rPr>
+                <w:rFonts w:ascii="Times New Roman" w:hAnsi="Times New Roman"/>
+                <w:i/>
+                <w:iCs/>
+                <w:sz w:val="24"/>
+                <w:szCs w:val="24"/>
+              </w:rPr>
+              <w:t>g</w:t>
+            </w:r>
+            <w:r>
+              <w:rPr>
+                <w:rFonts w:ascii="Times New Roman" w:hAnsi="Times New Roman"/>
+                <w:i/>
+                <w:iCs/>
+                <w:sz w:val="24"/>
+                <w:szCs w:val="24"/>
+              </w:rPr>
+              <w:t>e</w:t>
+            </w:r>
+            <w:r>
+              <w:rPr>
+                <w:rFonts w:ascii="Times New Roman" w:hAnsi="Times New Roman"/>
+                <w:i/>
+                <w:iCs/>
+                <w:sz w:val="24"/>
+                <w:szCs w:val="24"/>
+              </w:rPr>
+              <w:t xml:space="preserve"> size</w:t>
+            </w:r>
+            <w:r>
+              <w:rPr>
+                <w:rFonts w:ascii="Times New Roman" w:hAnsi="Times New Roman"/>
+                <w:sz w:val="24"/>
+                <w:szCs w:val="24"/>
+              </w:rPr>
+              <w:t>) foi configurado como 224x224 pixels.</w:t>
+            </w:r>
+          </w:p>
+        </w:tc>
+      </w:tr>
+      <w:tr>
+        <w:tc>
+          <w:tcPr>
+            <w:tcW w:w="993" w:type="dxa"/>
+            <w:tcBorders>
+              <w:top w:val="single" w:sz="4" w:space="0" w:color="auto"/>
+              <w:bottom w:val="single" w:sz="4" w:space="0" w:color="auto"/>
+            </w:tcBorders>
+          </w:tcPr>
+          <w:p>
+            <w:pPr>
+              <w:spacing w:line="360" w:lineRule="auto"/>
+              <w:jc w:val="both"/>
+              <w:rPr>
+                <w:rFonts w:ascii="Times New Roman" w:hAnsi="Times New Roman"/>
+                <w:sz w:val="24"/>
+                <w:szCs w:val="24"/>
+              </w:rPr>
+            </w:pPr>
+            <w:r>
+              <w:rPr>
+                <w:rFonts w:ascii="Times New Roman" w:hAnsi="Times New Roman"/>
+                <w:sz w:val="24"/>
+                <w:szCs w:val="24"/>
+              </w:rPr>
+              <w:t>3</w:t>
+            </w:r>
+          </w:p>
+        </w:tc>
+        <w:tc>
+          <w:tcPr>
+            <w:tcW w:w="8078" w:type="dxa"/>
+            <w:tcBorders>
+              <w:top w:val="single" w:sz="4" w:space="0" w:color="auto"/>
+              <w:bottom w:val="single" w:sz="4" w:space="0" w:color="auto"/>
+            </w:tcBorders>
+          </w:tcPr>
+          <w:p>
+            <w:pPr>
+              <w:spacing w:line="360" w:lineRule="auto"/>
+              <w:jc w:val="both"/>
+              <w:rPr>
+                <w:rFonts w:ascii="Times New Roman" w:hAnsi="Times New Roman"/>
+                <w:sz w:val="24"/>
+                <w:szCs w:val="24"/>
+              </w:rPr>
+            </w:pPr>
+            <w:r>
+              <w:rPr>
+                <w:rFonts w:ascii="Times New Roman" w:hAnsi="Times New Roman"/>
+                <w:sz w:val="24"/>
+                <w:szCs w:val="24"/>
+              </w:rPr>
+              <w:t xml:space="preserve">As imagens originais utilizadas do dataset estão em formato RGB e com o tamanho definido </w:t>
+            </w:r>
+            <w:r>
+              <w:rPr>
+                <w:rFonts w:ascii="Times New Roman" w:hAnsi="Times New Roman"/>
+                <w:sz w:val="24"/>
+                <w:szCs w:val="24"/>
+              </w:rPr>
+              <w:t xml:space="preserve">em </w:t>
+            </w:r>
+            <w:r>
+              <w:rPr>
+                <w:rFonts w:ascii="Times New Roman" w:hAnsi="Times New Roman"/>
+                <w:sz w:val="24"/>
+                <w:szCs w:val="24"/>
+              </w:rPr>
+              <w:t xml:space="preserve">256x256 pixels. Para realizar o treinamento dos modelos, essas imagens foram </w:t>
+            </w:r>
+            <w:r>
+              <w:rPr>
+                <w:rFonts w:ascii="Times New Roman" w:hAnsi="Times New Roman"/>
+                <w:sz w:val="24"/>
+                <w:szCs w:val="24"/>
+              </w:rPr>
+              <w:t>redimensionadas</w:t>
+            </w:r>
+            <w:r>
+              <w:rPr>
+                <w:rFonts w:ascii="Times New Roman" w:hAnsi="Times New Roman"/>
+                <w:sz w:val="24"/>
+                <w:szCs w:val="24"/>
+              </w:rPr>
+              <w:t xml:space="preserve"> para o tamanho 224x224, tamanho padrão utilizado na maior parte dos modelos pré-treinados.</w:t>
+            </w:r>
+          </w:p>
+        </w:tc>
+      </w:tr>
+      <w:tr>
+        <w:tc>
+          <w:tcPr>
+            <w:tcW w:w="993" w:type="dxa"/>
+            <w:tcBorders>
+              <w:top w:val="single" w:sz="4" w:space="0" w:color="auto"/>
+              <w:bottom w:val="single" w:sz="4" w:space="0" w:color="auto"/>
+            </w:tcBorders>
+          </w:tcPr>
+          <w:p>
+            <w:pPr>
+              <w:spacing w:line="360" w:lineRule="auto"/>
+              <w:jc w:val="both"/>
+              <w:rPr>
+                <w:rFonts w:ascii="Times New Roman" w:hAnsi="Times New Roman"/>
+                <w:sz w:val="24"/>
+                <w:szCs w:val="24"/>
+              </w:rPr>
+            </w:pPr>
+            <w:r>
+              <w:rPr>
+                <w:rFonts w:ascii="Times New Roman" w:hAnsi="Times New Roman"/>
+                <w:sz w:val="24"/>
+                <w:szCs w:val="24"/>
+              </w:rPr>
+              <w:t>4</w:t>
+            </w:r>
+          </w:p>
+        </w:tc>
+        <w:tc>
+          <w:tcPr>
+            <w:tcW w:w="8078" w:type="dxa"/>
+            <w:tcBorders>
+              <w:top w:val="single" w:sz="4" w:space="0" w:color="auto"/>
+              <w:bottom w:val="single" w:sz="4" w:space="0" w:color="auto"/>
+            </w:tcBorders>
+          </w:tcPr>
+          <w:p>
+            <w:pPr>
+              <w:spacing w:line="360" w:lineRule="auto"/>
+              <w:jc w:val="both"/>
+              <w:rPr>
+                <w:rFonts w:ascii="Times New Roman" w:hAnsi="Times New Roman"/>
+                <w:sz w:val="24"/>
+                <w:szCs w:val="24"/>
+              </w:rPr>
+            </w:pPr>
+            <w:r>
+              <w:rPr>
+                <w:rFonts w:ascii="Times New Roman" w:hAnsi="Times New Roman"/>
+                <w:sz w:val="24"/>
+                <w:szCs w:val="24"/>
+              </w:rPr>
+              <w:t>É aplicado uma função de pré-processamento correspondente ao modelo que foi selecionado, utilizando a biblioteca do keras para chama</w:t>
+            </w:r>
+            <w:r>
+              <w:rPr>
+                <w:rFonts w:ascii="Times New Roman" w:hAnsi="Times New Roman"/>
+                <w:sz w:val="24"/>
+                <w:szCs w:val="24"/>
+              </w:rPr>
+              <w:t>r</w:t>
+            </w:r>
+            <w:r>
+              <w:rPr>
+                <w:rFonts w:ascii="Times New Roman" w:hAnsi="Times New Roman"/>
+                <w:sz w:val="24"/>
+                <w:szCs w:val="24"/>
+              </w:rPr>
+              <w:t xml:space="preserve"> a função </w:t>
+            </w:r>
+            <w:r>
+              <w:rPr>
+                <w:rFonts w:ascii="Times New Roman" w:hAnsi="Times New Roman"/>
+                <w:i/>
+                <w:iCs/>
+                <w:sz w:val="24"/>
+                <w:szCs w:val="24"/>
+              </w:rPr>
+              <w:t>preprocess_input</w:t>
+            </w:r>
+            <w:r>
+              <w:rPr>
+                <w:rFonts w:ascii="Times New Roman" w:hAnsi="Times New Roman"/>
+                <w:sz w:val="24"/>
+                <w:szCs w:val="24"/>
+              </w:rPr>
+              <w:t>.</w:t>
+            </w:r>
+          </w:p>
+        </w:tc>
+      </w:tr>
+      <w:tr>
+        <w:tc>
+          <w:tcPr>
+            <w:tcW w:w="993" w:type="dxa"/>
+            <w:tcBorders>
+              <w:top w:val="single" w:sz="4" w:space="0" w:color="auto"/>
+            </w:tcBorders>
+          </w:tcPr>
+          <w:p>
+            <w:pPr>
+              <w:spacing w:line="360" w:lineRule="auto"/>
+              <w:jc w:val="both"/>
+              <w:rPr>
+                <w:rFonts w:ascii="Times New Roman" w:hAnsi="Times New Roman"/>
+                <w:sz w:val="24"/>
+                <w:szCs w:val="24"/>
+              </w:rPr>
+            </w:pPr>
+            <w:r>
+              <w:rPr>
+                <w:rFonts w:ascii="Times New Roman" w:hAnsi="Times New Roman"/>
+                <w:sz w:val="24"/>
+                <w:szCs w:val="24"/>
+              </w:rPr>
+              <w:t>5</w:t>
+            </w:r>
+          </w:p>
+        </w:tc>
+        <w:tc>
+          <w:tcPr>
+            <w:tcW w:w="8078" w:type="dxa"/>
+            <w:tcBorders>
+              <w:top w:val="single" w:sz="4" w:space="0" w:color="auto"/>
+            </w:tcBorders>
+          </w:tcPr>
+          <w:p>
+            <w:pPr>
+              <w:spacing w:line="360" w:lineRule="auto"/>
+              <w:jc w:val="both"/>
+              <w:rPr>
+                <w:rFonts w:ascii="Times New Roman" w:hAnsi="Times New Roman"/>
+                <w:sz w:val="24"/>
+                <w:szCs w:val="24"/>
+              </w:rPr>
+            </w:pPr>
+            <w:r>
+              <w:rPr>
+                <w:rFonts w:ascii="Times New Roman" w:hAnsi="Times New Roman"/>
+                <w:sz w:val="24"/>
+                <w:szCs w:val="24"/>
+              </w:rPr>
+              <w:t xml:space="preserve">Os rótulos das classes são convertidos para a representação </w:t>
+            </w:r>
+            <w:r>
+              <w:rPr>
+                <w:rFonts w:ascii="Times New Roman" w:hAnsi="Times New Roman"/>
+                <w:i/>
+                <w:iCs/>
+                <w:sz w:val="24"/>
+                <w:szCs w:val="24"/>
+              </w:rPr>
+              <w:t>One-Hot Encoding</w:t>
+            </w:r>
+            <w:r>
+              <w:rPr>
+                <w:rFonts w:ascii="Times New Roman" w:hAnsi="Times New Roman"/>
+                <w:sz w:val="24"/>
+                <w:szCs w:val="24"/>
+              </w:rPr>
+              <w:t>, utilizando o keras.</w:t>
+            </w:r>
+          </w:p>
+        </w:tc>
+      </w:tr>
+    </w:tbl>
+    <w:p>
+      <w:pPr>
+        <w:spacing w:line="360" w:lineRule="auto"/>
+        <w:jc w:val="both"/>
+        <w:rPr>
+          <w:rFonts w:ascii="Times New Roman" w:hAnsi="Times New Roman"/>
+          <w:sz w:val="20"/>
+          <w:szCs w:val="20"/>
+        </w:rPr>
+      </w:pPr>
+      <w:r>
+        <w:rPr>
+          <w:rFonts w:ascii="Times New Roman" w:hAnsi="Times New Roman"/>
+          <w:sz w:val="20"/>
+          <w:szCs w:val="20"/>
+        </w:rPr>
+        <w:t>Fonte: Elaborado pelo autor.</w:t>
+      </w:r>
+    </w:p>
+    <w:p>
+      <w:pPr>
+        <w:spacing w:line="360" w:lineRule="auto"/>
+        <w:jc w:val="both"/>
+        <w:rPr>
+          <w:rFonts w:ascii="Times New Roman" w:hAnsi="Times New Roman"/>
+          <w:sz w:val="20"/>
+          <w:szCs w:val="20"/>
+        </w:rPr>
+      </w:pPr>
+    </w:p>
+    <w:p>
+      <w:pPr>
+        <w:pStyle w:val="Ttulo2"/>
+      </w:pPr>
+      <w:r>
+        <w:t>implantação dos modelos</w:t>
+      </w:r>
+    </w:p>
+    <w:p/>
+    <w:p>
+      <w:pPr>
+        <w:spacing w:line="360" w:lineRule="auto"/>
+        <w:ind w:firstLine="709"/>
+        <w:jc w:val="both"/>
+        <w:rPr>
+          <w:rFonts w:ascii="Times New Roman" w:hAnsi="Times New Roman"/>
+          <w:sz w:val="24"/>
+          <w:szCs w:val="24"/>
+        </w:rPr>
+      </w:pPr>
+      <w:r>
+        <w:rPr>
+          <w:rFonts w:ascii="Times New Roman" w:hAnsi="Times New Roman"/>
+          <w:sz w:val="24"/>
+          <w:szCs w:val="24"/>
+        </w:rPr>
+        <w:t xml:space="preserve">Os modelos foram implantados na linguagem de programação Python versão 3.10.11, utilizando principalmente as bibliotecas Tensorflow e Keras, responsáveis por fornecer as principais funcionalidades de implementação dos modelos propostos pelo presente estudo. Além disso, a biblioteca numpy foi implementada para facilitar operações matemáticas, juntamente com as bibliotecas </w:t>
+      </w:r>
+      <w:r>
+        <w:rPr>
+          <w:rFonts w:ascii="Times New Roman" w:hAnsi="Times New Roman"/>
+          <w:sz w:val="24"/>
+          <w:szCs w:val="24"/>
+        </w:rPr>
+        <w:t>pandas</w:t>
+      </w:r>
+      <w:r>
+        <w:rPr>
+          <w:rFonts w:ascii="Times New Roman" w:hAnsi="Times New Roman"/>
+          <w:sz w:val="24"/>
+          <w:szCs w:val="24"/>
+        </w:rPr>
+        <w:t xml:space="preserve"> e </w:t>
+      </w:r>
+      <w:r>
+        <w:rPr>
+          <w:rFonts w:ascii="Times New Roman" w:hAnsi="Times New Roman"/>
+          <w:sz w:val="24"/>
+          <w:szCs w:val="24"/>
+        </w:rPr>
+        <w:t>sklearn</w:t>
+      </w:r>
+      <w:r>
+        <w:rPr>
+          <w:rFonts w:ascii="Times New Roman" w:hAnsi="Times New Roman"/>
+          <w:sz w:val="24"/>
+          <w:szCs w:val="24"/>
+        </w:rPr>
+        <w:t xml:space="preserve"> foram utilizadas para realizar a implantação da Validação Cruzada Estratificada com 5 folds e gerar as métricas de avaliação.</w:t>
+      </w:r>
+    </w:p>
+    <w:p>
+      <w:pPr>
+        <w:spacing w:line="360" w:lineRule="auto"/>
+        <w:ind w:firstLine="709"/>
+        <w:jc w:val="both"/>
+        <w:rPr>
+          <w:rFonts w:ascii="Times New Roman" w:hAnsi="Times New Roman"/>
+          <w:sz w:val="24"/>
+          <w:szCs w:val="24"/>
+        </w:rPr>
+      </w:pPr>
+      <w:r>
+        <w:rPr>
+          <w:rFonts w:ascii="Times New Roman" w:hAnsi="Times New Roman"/>
+          <w:sz w:val="24"/>
+          <w:szCs w:val="24"/>
+        </w:rPr>
+        <w:lastRenderedPageBreak/>
+        <w:t xml:space="preserve">Ademais, as bibliotecas </w:t>
+      </w:r>
+      <w:r>
+        <w:rPr>
+          <w:rFonts w:ascii="Times New Roman" w:hAnsi="Times New Roman"/>
+          <w:sz w:val="24"/>
+          <w:szCs w:val="24"/>
+        </w:rPr>
+        <w:t>pandas</w:t>
+      </w:r>
+      <w:r>
+        <w:rPr>
+          <w:rFonts w:ascii="Times New Roman" w:hAnsi="Times New Roman"/>
+          <w:sz w:val="24"/>
+          <w:szCs w:val="24"/>
+        </w:rPr>
+        <w:t xml:space="preserve">, </w:t>
+      </w:r>
+      <w:r>
+        <w:rPr>
+          <w:rFonts w:ascii="Times New Roman" w:hAnsi="Times New Roman"/>
+          <w:sz w:val="24"/>
+          <w:szCs w:val="24"/>
+        </w:rPr>
+        <w:t>matplotlib</w:t>
+      </w:r>
+      <w:r>
+        <w:rPr>
+          <w:rFonts w:ascii="Times New Roman" w:hAnsi="Times New Roman"/>
+          <w:sz w:val="24"/>
+          <w:szCs w:val="24"/>
+        </w:rPr>
+        <w:t xml:space="preserve"> e </w:t>
+      </w:r>
+      <w:r>
+        <w:rPr>
+          <w:rFonts w:ascii="Times New Roman" w:hAnsi="Times New Roman"/>
+          <w:sz w:val="24"/>
+          <w:szCs w:val="24"/>
+        </w:rPr>
+        <w:t>seaborn</w:t>
+      </w:r>
+      <w:r>
+        <w:rPr>
+          <w:rFonts w:ascii="Times New Roman" w:hAnsi="Times New Roman"/>
+          <w:sz w:val="24"/>
+          <w:szCs w:val="24"/>
+        </w:rPr>
+        <w:t xml:space="preserve"> foram utilizadas posteriormente para gerar os relatórios de cada modelo utilizado, bem como gerar as matrizes de confusão de cada modelo. Dessa forma, os resultados foram armazenados em arquivos csv e convertidos para arquivo xslx, para posteriormente serem apresentados no presente estudo.</w:t>
+      </w:r>
+    </w:p>
+    <w:p>
+      <w:pPr>
+        <w:spacing w:line="360" w:lineRule="auto"/>
+        <w:jc w:val="both"/>
+        <w:rPr>
+          <w:rFonts w:ascii="Times New Roman" w:hAnsi="Times New Roman"/>
+          <w:sz w:val="24"/>
+          <w:szCs w:val="24"/>
+        </w:rPr>
+      </w:pPr>
+    </w:p>
+    <w:p>
+      <w:pPr>
+        <w:pStyle w:val="Legenda"/>
+        <w:keepNext/>
+        <w:rPr>
+          <w:rFonts w:ascii="Times New Roman" w:hAnsi="Times New Roman"/>
+          <w:b/>
+          <w:bCs/>
+          <w:i w:val="0"/>
+          <w:iCs w:val="0"/>
+          <w:color w:val="auto"/>
+          <w:sz w:val="20"/>
+          <w:szCs w:val="20"/>
+        </w:rPr>
+      </w:pPr>
+      <w:bookmarkStart w:id="42" w:name="_Toc243770486"/>
+      <w:r>
+        <w:rPr>
+          <w:rFonts w:ascii="Times New Roman" w:hAnsi="Times New Roman"/>
+          <w:b/>
+          <w:bCs/>
+          <w:i w:val="0"/>
+          <w:iCs w:val="0"/>
+          <w:color w:val="auto"/>
+          <w:sz w:val="20"/>
+          <w:szCs w:val="20"/>
+        </w:rPr>
+        <w:t xml:space="preserve">Tabela </w:t>
+      </w:r>
+      <w:r>
+        <w:rPr>
+          <w:rFonts w:ascii="Times New Roman" w:hAnsi="Times New Roman"/>
+          <w:b/>
+          <w:bCs/>
+          <w:i w:val="0"/>
+          <w:iCs w:val="0"/>
+          <w:color w:val="auto"/>
+          <w:sz w:val="20"/>
+          <w:szCs w:val="20"/>
+        </w:rPr>
+        <w:fldChar w:fldCharType="begin"/>
+      </w:r>
+      <w:r>
+        <w:rPr>
+          <w:rFonts w:ascii="Times New Roman" w:hAnsi="Times New Roman"/>
+          <w:b/>
+          <w:bCs/>
+          <w:i w:val="0"/>
+          <w:iCs w:val="0"/>
+          <w:color w:val="auto"/>
+          <w:sz w:val="20"/>
+          <w:szCs w:val="20"/>
+        </w:rPr>
+        <w:instrText xml:space="preserve"> SEQ Tabela \* ARABIC </w:instrText>
+      </w:r>
+      <w:r>
+        <w:rPr>
+          <w:rFonts w:ascii="Times New Roman" w:hAnsi="Times New Roman"/>
+          <w:b/>
+          <w:bCs/>
+          <w:i w:val="0"/>
+          <w:iCs w:val="0"/>
+          <w:color w:val="auto"/>
+          <w:sz w:val="20"/>
+          <w:szCs w:val="20"/>
+        </w:rPr>
+        <w:fldChar w:fldCharType="separate"/>
+      </w:r>
+      <w:r>
+        <w:rPr>
+          <w:rFonts w:ascii="Times New Roman" w:hAnsi="Times New Roman"/>
+          <w:b/>
+          <w:bCs/>
+          <w:i w:val="0"/>
+          <w:iCs w:val="0"/>
+          <w:noProof/>
+          <w:color w:val="auto"/>
+          <w:sz w:val="20"/>
+          <w:szCs w:val="20"/>
+        </w:rPr>
+        <w:t>2</w:t>
+      </w:r>
+      <w:r>
+        <w:rPr>
+          <w:rFonts w:ascii="Times New Roman" w:hAnsi="Times New Roman"/>
+          <w:b/>
+          <w:bCs/>
+          <w:i w:val="0"/>
+          <w:iCs w:val="0"/>
+          <w:color w:val="auto"/>
+          <w:sz w:val="20"/>
+          <w:szCs w:val="20"/>
+        </w:rPr>
+        <w:fldChar w:fldCharType="end"/>
+      </w:r>
+      <w:r>
+        <w:rPr>
+          <w:rFonts w:ascii="Times New Roman" w:hAnsi="Times New Roman"/>
+          <w:b/>
+          <w:bCs/>
+          <w:i w:val="0"/>
+          <w:iCs w:val="0"/>
+          <w:color w:val="auto"/>
+          <w:sz w:val="20"/>
+          <w:szCs w:val="20"/>
+        </w:rPr>
+        <w:t xml:space="preserve"> – Arquitetura utilizada para treinamento dos modelos</w:t>
+      </w:r>
+      <w:bookmarkEnd w:id="42"/>
+    </w:p>
+    <w:tbl>
+      <w:tblPr>
+        <w:tblStyle w:val="Tabelacomgrade"/>
+        <w:tblW w:w="0" w:type="auto"/>
+        <w:tblBorders>
+          <w:left w:val="none" w:sz="0" w:space="0" w:color="auto"/>
+          <w:right w:val="none" w:sz="0" w:space="0" w:color="auto"/>
+          <w:insideH w:val="none" w:sz="0" w:space="0" w:color="auto"/>
+          <w:insideV w:val="none" w:sz="0" w:space="0" w:color="auto"/>
+        </w:tblBorders>
+        <w:tblLook w:val="04A0" w:firstRow="1" w:lastRow="0" w:firstColumn="1" w:lastColumn="0" w:noHBand="0" w:noVBand="1"/>
+      </w:tblPr>
+      <w:tblGrid>
+        <w:gridCol w:w="993"/>
+        <w:gridCol w:w="8068"/>
+      </w:tblGrid>
+      <w:tr>
+        <w:tc>
+          <w:tcPr>
+            <w:tcW w:w="9061" w:type="dxa"/>
+            <w:gridSpan w:val="2"/>
+            <w:tcBorders>
+              <w:top w:val="single" w:sz="4" w:space="0" w:color="auto"/>
+              <w:bottom w:val="single" w:sz="4" w:space="0" w:color="auto"/>
+            </w:tcBorders>
+          </w:tcPr>
+          <w:p>
+            <w:pPr>
+              <w:spacing w:line="360" w:lineRule="auto"/>
+              <w:jc w:val="both"/>
+              <w:rPr>
+                <w:rFonts w:ascii="Times New Roman" w:hAnsi="Times New Roman"/>
+                <w:sz w:val="24"/>
+                <w:szCs w:val="24"/>
+              </w:rPr>
+            </w:pPr>
+            <w:r>
+              <w:rPr>
+                <w:rFonts w:ascii="Times New Roman" w:hAnsi="Times New Roman"/>
+                <w:sz w:val="24"/>
+                <w:szCs w:val="24"/>
+              </w:rPr>
+              <w:t>Configurações dos modelos utilizados</w:t>
+            </w:r>
+          </w:p>
+        </w:tc>
+      </w:tr>
+      <w:tr>
+        <w:tc>
+          <w:tcPr>
+            <w:tcW w:w="993" w:type="dxa"/>
+            <w:tcBorders>
+              <w:top w:val="single" w:sz="4" w:space="0" w:color="auto"/>
+              <w:bottom w:val="single" w:sz="4" w:space="0" w:color="auto"/>
+            </w:tcBorders>
+          </w:tcPr>
+          <w:p>
+            <w:pPr>
+              <w:spacing w:line="360" w:lineRule="auto"/>
+              <w:jc w:val="both"/>
+              <w:rPr>
+                <w:rFonts w:ascii="Times New Roman" w:hAnsi="Times New Roman"/>
+                <w:sz w:val="24"/>
+                <w:szCs w:val="24"/>
+              </w:rPr>
+            </w:pPr>
+            <w:r>
+              <w:rPr>
+                <w:rFonts w:ascii="Times New Roman" w:hAnsi="Times New Roman"/>
+                <w:sz w:val="24"/>
+                <w:szCs w:val="24"/>
+              </w:rPr>
+              <w:t>1</w:t>
+            </w:r>
+          </w:p>
+        </w:tc>
+        <w:tc>
+          <w:tcPr>
+            <w:tcW w:w="8068" w:type="dxa"/>
+            <w:tcBorders>
+              <w:top w:val="single" w:sz="4" w:space="0" w:color="auto"/>
+              <w:bottom w:val="single" w:sz="4" w:space="0" w:color="auto"/>
+            </w:tcBorders>
+          </w:tcPr>
+          <w:p>
+            <w:pPr>
+              <w:spacing w:line="360" w:lineRule="auto"/>
+              <w:jc w:val="both"/>
+              <w:rPr>
+                <w:rFonts w:ascii="Times New Roman" w:hAnsi="Times New Roman"/>
+                <w:sz w:val="24"/>
+                <w:szCs w:val="24"/>
+              </w:rPr>
+            </w:pPr>
+            <w:r>
+              <w:rPr>
+                <w:rFonts w:ascii="Times New Roman" w:hAnsi="Times New Roman"/>
+                <w:sz w:val="24"/>
+                <w:szCs w:val="24"/>
+              </w:rPr>
+              <w:t xml:space="preserve">Foram selecionados um total de 6 arquiteturas de Redes Neurais Convolucionais, disponibilizadas pelo Keras, sendo elas: </w:t>
+            </w:r>
+            <w:r>
+              <w:rPr>
+                <w:rFonts w:ascii="Times New Roman" w:hAnsi="Times New Roman"/>
+                <w:sz w:val="24"/>
+                <w:szCs w:val="24"/>
+              </w:rPr>
+              <w:t>MobileNetV3Large</w:t>
+            </w:r>
+            <w:r>
+              <w:rPr>
+                <w:rFonts w:ascii="Times New Roman" w:hAnsi="Times New Roman"/>
+                <w:sz w:val="24"/>
+                <w:szCs w:val="24"/>
+              </w:rPr>
+              <w:t xml:space="preserve">, </w:t>
+            </w:r>
+            <w:r>
+              <w:rPr>
+                <w:rFonts w:ascii="Times New Roman" w:hAnsi="Times New Roman"/>
+                <w:sz w:val="24"/>
+                <w:szCs w:val="24"/>
+              </w:rPr>
+              <w:t>MobileNetV3Small</w:t>
+            </w:r>
+            <w:r>
+              <w:rPr>
+                <w:rFonts w:ascii="Times New Roman" w:hAnsi="Times New Roman"/>
+                <w:sz w:val="24"/>
+                <w:szCs w:val="24"/>
+              </w:rPr>
+              <w:t xml:space="preserve">, </w:t>
+            </w:r>
+            <w:r>
+              <w:rPr>
+                <w:rFonts w:ascii="Times New Roman" w:hAnsi="Times New Roman"/>
+                <w:sz w:val="24"/>
+                <w:szCs w:val="24"/>
+              </w:rPr>
+              <w:t>EfficientNetV2B3</w:t>
+            </w:r>
+            <w:r>
+              <w:rPr>
+                <w:rFonts w:ascii="Times New Roman" w:hAnsi="Times New Roman"/>
+                <w:sz w:val="24"/>
+                <w:szCs w:val="24"/>
+              </w:rPr>
+              <w:t xml:space="preserve">, </w:t>
+            </w:r>
+            <w:r>
+              <w:rPr>
+                <w:rFonts w:ascii="Times New Roman" w:hAnsi="Times New Roman"/>
+                <w:sz w:val="24"/>
+                <w:szCs w:val="24"/>
+              </w:rPr>
+              <w:t>EfficientNetV2B0</w:t>
+            </w:r>
+            <w:r>
+              <w:rPr>
+                <w:rFonts w:ascii="Times New Roman" w:hAnsi="Times New Roman"/>
+                <w:sz w:val="24"/>
+                <w:szCs w:val="24"/>
+              </w:rPr>
+              <w:t xml:space="preserve">, </w:t>
+            </w:r>
+            <w:r>
+              <w:rPr>
+                <w:rFonts w:ascii="Times New Roman" w:hAnsi="Times New Roman"/>
+                <w:sz w:val="24"/>
+                <w:szCs w:val="24"/>
+              </w:rPr>
+              <w:t>ResNet50V2</w:t>
+            </w:r>
+            <w:r>
+              <w:rPr>
+                <w:rFonts w:ascii="Times New Roman" w:hAnsi="Times New Roman"/>
+                <w:sz w:val="24"/>
+                <w:szCs w:val="24"/>
+              </w:rPr>
+              <w:t xml:space="preserve"> e </w:t>
+            </w:r>
+            <w:r>
+              <w:rPr>
+                <w:rFonts w:ascii="Times New Roman" w:hAnsi="Times New Roman"/>
+                <w:sz w:val="24"/>
+                <w:szCs w:val="24"/>
+              </w:rPr>
+              <w:t>DenseNet121</w:t>
+            </w:r>
+            <w:r>
+              <w:rPr>
+                <w:rFonts w:ascii="Times New Roman" w:hAnsi="Times New Roman"/>
+                <w:sz w:val="24"/>
+                <w:szCs w:val="24"/>
+              </w:rPr>
+              <w:t>.</w:t>
+            </w:r>
+          </w:p>
+        </w:tc>
+      </w:tr>
+      <w:tr>
+        <w:tc>
+          <w:tcPr>
+            <w:tcW w:w="993" w:type="dxa"/>
+            <w:tcBorders>
+              <w:top w:val="single" w:sz="4" w:space="0" w:color="auto"/>
+              <w:bottom w:val="single" w:sz="4" w:space="0" w:color="auto"/>
+            </w:tcBorders>
+          </w:tcPr>
+          <w:p>
+            <w:pPr>
+              <w:spacing w:line="360" w:lineRule="auto"/>
+              <w:jc w:val="both"/>
+              <w:rPr>
+                <w:rFonts w:ascii="Times New Roman" w:hAnsi="Times New Roman"/>
+                <w:sz w:val="24"/>
+                <w:szCs w:val="24"/>
+              </w:rPr>
+            </w:pPr>
+            <w:r>
+              <w:rPr>
+                <w:rFonts w:ascii="Times New Roman" w:hAnsi="Times New Roman"/>
+                <w:sz w:val="24"/>
+                <w:szCs w:val="24"/>
+              </w:rPr>
+              <w:t>2</w:t>
+            </w:r>
+          </w:p>
+        </w:tc>
+        <w:tc>
+          <w:tcPr>
+            <w:tcW w:w="8068" w:type="dxa"/>
+            <w:tcBorders>
+              <w:top w:val="single" w:sz="4" w:space="0" w:color="auto"/>
+              <w:bottom w:val="single" w:sz="4" w:space="0" w:color="auto"/>
+            </w:tcBorders>
+          </w:tcPr>
+          <w:p>
+            <w:pPr>
+              <w:spacing w:line="360" w:lineRule="auto"/>
+              <w:jc w:val="both"/>
+              <w:rPr>
+                <w:rFonts w:ascii="Times New Roman" w:hAnsi="Times New Roman"/>
+                <w:sz w:val="24"/>
+                <w:szCs w:val="24"/>
+              </w:rPr>
+            </w:pPr>
+          </w:p>
+        </w:tc>
+      </w:tr>
+      <w:tr>
+        <w:tc>
+          <w:tcPr>
+            <w:tcW w:w="993" w:type="dxa"/>
+            <w:tcBorders>
+              <w:top w:val="single" w:sz="4" w:space="0" w:color="auto"/>
+            </w:tcBorders>
+          </w:tcPr>
+          <w:p>
+            <w:pPr>
+              <w:spacing w:line="360" w:lineRule="auto"/>
+              <w:jc w:val="both"/>
+              <w:rPr>
+                <w:rFonts w:ascii="Times New Roman" w:hAnsi="Times New Roman"/>
+                <w:sz w:val="24"/>
+                <w:szCs w:val="24"/>
+              </w:rPr>
+            </w:pPr>
+            <w:r>
+              <w:rPr>
+                <w:rFonts w:ascii="Times New Roman" w:hAnsi="Times New Roman"/>
+                <w:sz w:val="24"/>
+                <w:szCs w:val="24"/>
+              </w:rPr>
+              <w:t>3</w:t>
+            </w:r>
+          </w:p>
+        </w:tc>
+        <w:tc>
+          <w:tcPr>
+            <w:tcW w:w="8068" w:type="dxa"/>
+            <w:tcBorders>
+              <w:top w:val="single" w:sz="4" w:space="0" w:color="auto"/>
+            </w:tcBorders>
+          </w:tcPr>
+          <w:p>
+            <w:pPr>
+              <w:spacing w:line="360" w:lineRule="auto"/>
+              <w:jc w:val="both"/>
+              <w:rPr>
+                <w:rFonts w:ascii="Times New Roman" w:hAnsi="Times New Roman"/>
+                <w:sz w:val="24"/>
+                <w:szCs w:val="24"/>
+              </w:rPr>
+            </w:pPr>
+          </w:p>
+        </w:tc>
+      </w:tr>
+    </w:tbl>
+    <w:p>
+      <w:pPr>
+        <w:spacing w:line="360" w:lineRule="auto"/>
+        <w:jc w:val="both"/>
+        <w:rPr>
+          <w:rFonts w:ascii="Times New Roman" w:hAnsi="Times New Roman"/>
+          <w:sz w:val="20"/>
+          <w:szCs w:val="20"/>
+        </w:rPr>
+      </w:pPr>
+      <w:r>
+        <w:rPr>
+          <w:rFonts w:ascii="Times New Roman" w:hAnsi="Times New Roman"/>
+          <w:sz w:val="20"/>
+          <w:szCs w:val="20"/>
+        </w:rPr>
+        <w:t>Fonte: Elaborado pelo autor.</w:t>
+      </w:r>
+    </w:p>
+    <w:p>
+      <w:pPr>
+        <w:rPr>
+          <w:rFonts w:ascii="Times New Roman" w:hAnsi="Times New Roman"/>
+          <w:sz w:val="24"/>
+          <w:szCs w:val="24"/>
+        </w:rPr>
+      </w:pPr>
+      <w:r>
+        <w:rPr>
+          <w:rFonts w:ascii="Times New Roman" w:hAnsi="Times New Roman"/>
+          <w:sz w:val="24"/>
+          <w:szCs w:val="24"/>
+        </w:rPr>
+        <w:br w:type="page"/>
+      </w:r>
+    </w:p>
+    <w:p>
+      <w:pPr>
+        <w:pStyle w:val="Ttulo1"/>
+      </w:pPr>
+      <w:bookmarkStart w:id="43" w:name="_Toc243139532"/>
+      <w:r>
+        <w:lastRenderedPageBreak/>
+        <w:t>RESULTADOS E DISCUSÕES</w:t>
+      </w:r>
+      <w:bookmarkEnd w:id="43"/>
+    </w:p>
+    <w:p/>
+    <w:p>
+      <w:pPr>
+        <w:spacing w:line="360" w:lineRule="auto"/>
+        <w:ind w:firstLine="709"/>
+        <w:jc w:val="both"/>
+        <w:rPr>
+          <w:rFonts w:ascii="Times New Roman" w:hAnsi="Times New Roman"/>
+          <w:sz w:val="24"/>
+          <w:szCs w:val="24"/>
+        </w:rPr>
+      </w:pPr>
     </w:p>
     <w:p>
       <w:pPr>
@@ -15714,20 +20944,20 @@
       <w:pPr>
         <w:pStyle w:val="Ttulo1"/>
       </w:pPr>
-      <w:bookmarkStart w:id="31" w:name="_Toc167717652"/>
-      <w:bookmarkStart w:id="32" w:name="_Toc167719559"/>
-      <w:bookmarkStart w:id="33" w:name="_Toc168148696"/>
-      <w:bookmarkStart w:id="34" w:name="_Toc190957284"/>
-      <w:bookmarkStart w:id="35" w:name="_Toc243139533"/>
+      <w:bookmarkStart w:id="44" w:name="_Toc167717652"/>
+      <w:bookmarkStart w:id="45" w:name="_Toc167719559"/>
+      <w:bookmarkStart w:id="46" w:name="_Toc168148696"/>
+      <w:bookmarkStart w:id="47" w:name="_Toc190957284"/>
+      <w:bookmarkStart w:id="48" w:name="_Toc243139533"/>
       <w:r>
         <w:lastRenderedPageBreak/>
         <w:t>CONCLUSÃO</w:t>
       </w:r>
-      <w:bookmarkEnd w:id="31"/>
-      <w:bookmarkEnd w:id="32"/>
-      <w:bookmarkEnd w:id="33"/>
-      <w:bookmarkEnd w:id="34"/>
-      <w:bookmarkEnd w:id="35"/>
+      <w:bookmarkEnd w:id="44"/>
+      <w:bookmarkEnd w:id="45"/>
+      <w:bookmarkEnd w:id="46"/>
+      <w:bookmarkEnd w:id="47"/>
+      <w:bookmarkEnd w:id="48"/>
     </w:p>
     <w:p/>
     <w:p>
@@ -15773,29 +21003,29 @@
         </w:tabs>
         <w:ind w:left="360" w:hanging="360"/>
       </w:pPr>
-      <w:bookmarkStart w:id="36" w:name="_Toc167717653"/>
-      <w:bookmarkStart w:id="37" w:name="_Toc167719560"/>
-      <w:bookmarkStart w:id="38" w:name="_Toc168148697"/>
-      <w:bookmarkStart w:id="39" w:name="_Toc190957285"/>
-      <w:bookmarkStart w:id="40" w:name="_Toc243139534"/>
-      <w:commentRangeStart w:id="41"/>
+      <w:bookmarkStart w:id="49" w:name="_Toc167717653"/>
+      <w:bookmarkStart w:id="50" w:name="_Toc167719560"/>
+      <w:bookmarkStart w:id="51" w:name="_Toc168148697"/>
+      <w:bookmarkStart w:id="52" w:name="_Toc190957285"/>
+      <w:bookmarkStart w:id="53" w:name="_Toc243139534"/>
+      <w:commentRangeStart w:id="54"/>
       <w:r>
         <w:lastRenderedPageBreak/>
         <w:t>REFERÊNCIAS</w:t>
       </w:r>
-      <w:bookmarkEnd w:id="36"/>
-      <w:bookmarkEnd w:id="37"/>
-      <w:bookmarkEnd w:id="38"/>
-      <w:bookmarkEnd w:id="39"/>
-      <w:bookmarkEnd w:id="40"/>
-      <w:commentRangeEnd w:id="41"/>
+      <w:bookmarkEnd w:id="49"/>
+      <w:bookmarkEnd w:id="50"/>
+      <w:bookmarkEnd w:id="51"/>
+      <w:bookmarkEnd w:id="52"/>
+      <w:bookmarkEnd w:id="53"/>
+      <w:commentRangeEnd w:id="54"/>
       <w:r>
         <w:rPr>
           <w:rStyle w:val="Refdecomentrio"/>
           <w:sz w:val="24"/>
           <w:szCs w:val="28"/>
         </w:rPr>
-        <w:commentReference w:id="41"/>
+        <w:commentReference w:id="54"/>
       </w:r>
     </w:p>
     <w:p>
@@ -15956,36 +21186,35 @@
           <w:rFonts w:ascii="Times New Roman" w:hAnsi="Times New Roman"/>
           <w:sz w:val="24"/>
           <w:szCs w:val="24"/>
+        </w:rPr>
+        <w:t>ALI, Abdallah. PlantVillage Dataset. [</w:t>
+      </w:r>
+      <w:r>
+        <w:rPr>
+          <w:rFonts w:ascii="Times New Roman" w:hAnsi="Times New Roman"/>
+          <w:i/>
+          <w:iCs/>
+          <w:sz w:val="24"/>
+          <w:szCs w:val="24"/>
+        </w:rPr>
+        <w:t>S.d.</w:t>
+      </w:r>
+      <w:r>
+        <w:rPr>
+          <w:rFonts w:ascii="Times New Roman" w:hAnsi="Times New Roman"/>
+          <w:sz w:val="24"/>
+          <w:szCs w:val="24"/>
+        </w:rPr>
+        <w:t xml:space="preserve">]. Disponível em: https://www.kaggle.com/datasets/abdallahalidev/plantvillage-dataset. </w:t>
+      </w:r>
+      <w:r>
+        <w:rPr>
+          <w:rFonts w:ascii="Times New Roman" w:hAnsi="Times New Roman"/>
+          <w:sz w:val="24"/>
+          <w:szCs w:val="24"/>
           <w:lang w:val="en-US"/>
         </w:rPr>
-        <w:t xml:space="preserve">ARIF, Anber. How Cross-Validation Works in Machine Learning. </w:t>
-      </w:r>
-      <w:r>
-        <w:rPr>
-          <w:rFonts w:ascii="Times New Roman" w:hAnsi="Times New Roman"/>
-          <w:b/>
-          <w:bCs/>
-          <w:sz w:val="24"/>
-          <w:szCs w:val="24"/>
-        </w:rPr>
-        <w:t>Dataaspirant</w:t>
-      </w:r>
-      <w:r>
-        <w:rPr>
-          <w:rFonts w:ascii="Times New Roman" w:hAnsi="Times New Roman"/>
-          <w:sz w:val="24"/>
-          <w:szCs w:val="24"/>
-        </w:rPr>
-        <w:t xml:space="preserve">. 3 dez. 2020. Disponível em: https://dataaspirant.com/cross-validation/. </w:t>
-      </w:r>
-      <w:r>
-        <w:rPr>
-          <w:rFonts w:ascii="Times New Roman" w:hAnsi="Times New Roman"/>
-          <w:sz w:val="24"/>
-          <w:szCs w:val="24"/>
-          <w:lang w:val="en-US"/>
-        </w:rPr>
-        <w:t>Acesso em: 16 out. 2026.</w:t>
+        <w:t>Acesso em: 24 out. 2026.</w:t>
       </w:r>
     </w:p>
     <w:p>
@@ -15996,6 +21225,54 @@
           <w:rFonts w:ascii="Times New Roman" w:hAnsi="Times New Roman"/>
           <w:sz w:val="24"/>
           <w:szCs w:val="24"/>
+          <w:lang w:val="en-US"/>
+        </w:rPr>
+      </w:pPr>
+      <w:r>
+        <w:rPr>
+          <w:rFonts w:ascii="Times New Roman" w:hAnsi="Times New Roman"/>
+          <w:sz w:val="24"/>
+          <w:szCs w:val="24"/>
+          <w:lang w:val="en-US"/>
+        </w:rPr>
+        <w:t xml:space="preserve">ARIF, Anber. How Cross-Validation Works in Machine Learning. </w:t>
+      </w:r>
+      <w:r>
+        <w:rPr>
+          <w:rFonts w:ascii="Times New Roman" w:hAnsi="Times New Roman"/>
+          <w:b/>
+          <w:bCs/>
+          <w:sz w:val="24"/>
+          <w:szCs w:val="24"/>
+        </w:rPr>
+        <w:t>Dataaspirant</w:t>
+      </w:r>
+      <w:r>
+        <w:rPr>
+          <w:rFonts w:ascii="Times New Roman" w:hAnsi="Times New Roman"/>
+          <w:sz w:val="24"/>
+          <w:szCs w:val="24"/>
+        </w:rPr>
+        <w:t xml:space="preserve">. 3 dez. 2020. Disponível em: https://dataaspirant.com/cross-validation/. </w:t>
+      </w:r>
+      <w:r>
+        <w:rPr>
+          <w:rFonts w:ascii="Times New Roman" w:hAnsi="Times New Roman"/>
+          <w:sz w:val="24"/>
+          <w:szCs w:val="24"/>
+          <w:lang w:val="en-US"/>
+        </w:rPr>
+        <w:t>Acesso em: 16 out. 2026.</w:t>
+      </w:r>
+    </w:p>
+    <w:p>
+      <w:pPr>
+        <w:pStyle w:val="Bibliografia"/>
+        <w:jc w:val="both"/>
+        <w:rPr>
+          <w:rFonts w:ascii="Times New Roman" w:hAnsi="Times New Roman"/>
+          <w:sz w:val="24"/>
+          <w:szCs w:val="24"/>
         </w:rPr>
       </w:pPr>
       <w:r>
@@ -16381,6 +21658,7 @@
           <w:szCs w:val="24"/>
           <w:lang w:val="en-US"/>
         </w:rPr>
+        <w:lastRenderedPageBreak/>
         <w:t xml:space="preserve">HE, Kaiming; ZHANG, Xiangyu; REN, Shaoqing; SUN, Jian. Identity Mappings in Deep Residual Networks. </w:t>
       </w:r>
       <w:r>
@@ -16441,7 +21719,6 @@
           <w:szCs w:val="24"/>
           <w:lang w:val="en-US"/>
         </w:rPr>
-        <w:lastRenderedPageBreak/>
         <w:t xml:space="preserve">HOANG, Trong-Minh; BUI, Van-Hau; NGUYEN, Van-Son; DOAN, Duc-Thang; DANG, Hoang-Anh; PHAM, Anh-Thu. A comprehensive evaluation of lightweight deep learning models for tomato disease classification on edge computing environments. </w:t>
       </w:r>
       <w:r>
@@ -17024,6 +22301,7 @@
           <w:szCs w:val="24"/>
           <w:lang w:val="en-US"/>
         </w:rPr>
+        <w:lastRenderedPageBreak/>
         <w:t xml:space="preserve">LECUN, Yann; BENGIO, Yoshua; HINTON, Geoffrey. Deep learning. </w:t>
       </w:r>
       <w:r>
@@ -17092,7 +22370,6 @@
           <w:sz w:val="24"/>
           <w:szCs w:val="24"/>
         </w:rPr>
-        <w:lastRenderedPageBreak/>
         <w:t xml:space="preserve">LOPES, Carlos Alberto (org.). </w:t>
       </w:r>
       <w:r>
@@ -17704,21 +22981,12 @@
           <w:sz w:val="24"/>
           <w:szCs w:val="24"/>
         </w:rPr>
+        <w:lastRenderedPageBreak/>
         <w:fldChar w:fldCharType="end"/>
       </w:r>
     </w:p>
-    <w:p>
-      <w:pPr>
-        <w:tabs>
-          <w:tab w:val="left" w:pos="6336"/>
-        </w:tabs>
-      </w:pPr>
-      <w:r>
-        <w:tab/>
-      </w:r>
-    </w:p>
     <w:sectPr>
-      <w:headerReference w:type="default" r:id="rId20"/>
+      <w:headerReference w:type="default" r:id="rId31"/>
       <w:type w:val="continuous"/>
       <w:pgSz w:w="11906" w:h="16838"/>
       <w:pgMar w:top="1701" w:right="1134" w:bottom="1134" w:left="1701" w:header="709" w:footer="709" w:gutter="0"/>
@@ -17747,7 +23015,7 @@
       </w:r>
     </w:p>
   </w:comment>
-  <w:comment w:id="41" w:author="RENAN GUILHERME NESPOLO" w:date="2024-08-28T13:51:00Z" w:initials="R ">
+  <w:comment w:id="54" w:author="RENAN GUILHERME NESPOLO" w:date="2024-08-28T13:51:00Z" w:initials="R ">
     <w:p>
       <w:pPr>
         <w:pStyle w:val="Textodecomentrio"/>
@@ -19841,6 +25109,119 @@
     </w:lvl>
   </w:abstractNum>
   <w:abstractNum w:abstractNumId="19" w15:restartNumberingAfterBreak="0">
+    <w:nsid w:val="39617A87"/>
+    <w:multiLevelType w:val="hybridMultilevel"/>
+    <w:tmpl w:val="B6C42B10"/>
+    <w:lvl w:ilvl="0" w:tplc="04160001">
+      <w:start w:val="1"/>
+      <w:numFmt w:val="bullet"/>
+      <w:lvlText w:val=""/>
+      <w:lvlJc w:val="left"/>
+      <w:pPr>
+        <w:ind w:left="2149" w:hanging="360"/>
+      </w:pPr>
+      <w:rPr>
+        <w:rFonts w:ascii="Symbol" w:hAnsi="Symbol" w:hint="default"/>
+      </w:rPr>
+    </w:lvl>
+    <w:lvl w:ilvl="1" w:tplc="04160003" w:tentative="1">
+      <w:start w:val="1"/>
+      <w:numFmt w:val="bullet"/>
+      <w:lvlText w:val="o"/>
+      <w:lvlJc w:val="left"/>
+      <w:pPr>
+        <w:ind w:left="2869" w:hanging="360"/>
+      </w:pPr>
+      <w:rPr>
+        <w:rFonts w:ascii="Courier New" w:hAnsi="Courier New" w:cs="Courier New" w:hint="default"/>
+      </w:rPr>
+    </w:lvl>
+    <w:lvl w:ilvl="2" w:tplc="04160005" w:tentative="1">
+      <w:start w:val="1"/>
+      <w:numFmt w:val="bullet"/>
+      <w:lvlText w:val=""/>
+      <w:lvlJc w:val="left"/>
+      <w:pPr>
+        <w:ind w:left="3589" w:hanging="360"/>
+      </w:pPr>
+      <w:rPr>
+        <w:rFonts w:ascii="Wingdings" w:hAnsi="Wingdings" w:hint="default"/>
+      </w:rPr>
+    </w:lvl>
+    <w:lvl w:ilvl="3" w:tplc="04160001" w:tentative="1">
+      <w:start w:val="1"/>
+      <w:numFmt w:val="bullet"/>
+      <w:lvlText w:val=""/>
+      <w:lvlJc w:val="left"/>
+      <w:pPr>
+        <w:ind w:left="4309" w:hanging="360"/>
+      </w:pPr>
+      <w:rPr>
+        <w:rFonts w:ascii="Symbol" w:hAnsi="Symbol" w:hint="default"/>
+      </w:rPr>
+    </w:lvl>
+    <w:lvl w:ilvl="4" w:tplc="04160003" w:tentative="1">
+      <w:start w:val="1"/>
+      <w:numFmt w:val="bullet"/>
+      <w:lvlText w:val="o"/>
+      <w:lvlJc w:val="left"/>
+      <w:pPr>
+        <w:ind w:left="5029" w:hanging="360"/>
+      </w:pPr>
+      <w:rPr>
+        <w:rFonts w:ascii="Courier New" w:hAnsi="Courier New" w:cs="Courier New" w:hint="default"/>
+      </w:rPr>
+    </w:lvl>
+    <w:lvl w:ilvl="5" w:tplc="04160005" w:tentative="1">
+      <w:start w:val="1"/>
+      <w:numFmt w:val="bullet"/>
+      <w:lvlText w:val=""/>
+      <w:lvlJc w:val="left"/>
+      <w:pPr>
+        <w:ind w:left="5749" w:hanging="360"/>
+      </w:pPr>
+      <w:rPr>
+        <w:rFonts w:ascii="Wingdings" w:hAnsi="Wingdings" w:hint="default"/>
+      </w:rPr>
+    </w:lvl>
+    <w:lvl w:ilvl="6" w:tplc="04160001" w:tentative="1">
+      <w:start w:val="1"/>
+      <w:numFmt w:val="bullet"/>
+      <w:lvlText w:val=""/>
+      <w:lvlJc w:val="left"/>
+      <w:pPr>
+        <w:ind w:left="6469" w:hanging="360"/>
+      </w:pPr>
+      <w:rPr>
+        <w:rFonts w:ascii="Symbol" w:hAnsi="Symbol" w:hint="default"/>
+      </w:rPr>
+    </w:lvl>
+    <w:lvl w:ilvl="7" w:tplc="04160003" w:tentative="1">
+      <w:start w:val="1"/>
+      <w:numFmt w:val="bullet"/>
+      <w:lvlText w:val="o"/>
+      <w:lvlJc w:val="left"/>
+      <w:pPr>
+        <w:ind w:left="7189" w:hanging="360"/>
+      </w:pPr>
+      <w:rPr>
+        <w:rFonts w:ascii="Courier New" w:hAnsi="Courier New" w:cs="Courier New" w:hint="default"/>
+      </w:rPr>
+    </w:lvl>
+    <w:lvl w:ilvl="8" w:tplc="04160005" w:tentative="1">
+      <w:start w:val="1"/>
+      <w:numFmt w:val="bullet"/>
+      <w:lvlText w:val=""/>
+      <w:lvlJc w:val="left"/>
+      <w:pPr>
+        <w:ind w:left="7909" w:hanging="360"/>
+      </w:pPr>
+      <w:rPr>
+        <w:rFonts w:ascii="Wingdings" w:hAnsi="Wingdings" w:hint="default"/>
+      </w:rPr>
+    </w:lvl>
+  </w:abstractNum>
+  <w:abstractNum w:abstractNumId="20" w15:restartNumberingAfterBreak="0">
     <w:nsid w:val="3B143E3B"/>
     <w:multiLevelType w:val="hybridMultilevel"/>
     <w:tmpl w:val="D74AE5A2"/>
@@ -19953,7 +25334,7 @@
       </w:rPr>
     </w:lvl>
   </w:abstractNum>
-  <w:abstractNum w:abstractNumId="20" w15:restartNumberingAfterBreak="0">
+  <w:abstractNum w:abstractNumId="21" w15:restartNumberingAfterBreak="0">
     <w:nsid w:val="3E6321CF"/>
     <w:multiLevelType w:val="hybridMultilevel"/>
     <w:tmpl w:val="92A412FE"/>
@@ -20048,7 +25429,7 @@
       </w:pPr>
     </w:lvl>
   </w:abstractNum>
-  <w:abstractNum w:abstractNumId="21" w15:restartNumberingAfterBreak="0">
+  <w:abstractNum w:abstractNumId="22" w15:restartNumberingAfterBreak="0">
     <w:nsid w:val="429C0BBE"/>
     <w:multiLevelType w:val="hybridMultilevel"/>
     <w:tmpl w:val="9782F2AA"/>
@@ -20161,7 +25542,7 @@
       </w:rPr>
     </w:lvl>
   </w:abstractNum>
-  <w:abstractNum w:abstractNumId="22" w15:restartNumberingAfterBreak="0">
+  <w:abstractNum w:abstractNumId="23" w15:restartNumberingAfterBreak="0">
     <w:nsid w:val="454C4403"/>
     <w:multiLevelType w:val="hybridMultilevel"/>
     <w:tmpl w:val="E446FBD0"/>
@@ -20274,7 +25655,7 @@
       </w:rPr>
     </w:lvl>
   </w:abstractNum>
-  <w:abstractNum w:abstractNumId="23" w15:restartNumberingAfterBreak="0">
+  <w:abstractNum w:abstractNumId="24" w15:restartNumberingAfterBreak="0">
     <w:nsid w:val="480D613D"/>
     <w:multiLevelType w:val="multilevel"/>
     <w:tmpl w:val="04160025"/>
@@ -20403,7 +25784,7 @@
       </w:rPr>
     </w:lvl>
   </w:abstractNum>
-  <w:abstractNum w:abstractNumId="24" w15:restartNumberingAfterBreak="0">
+  <w:abstractNum w:abstractNumId="25" w15:restartNumberingAfterBreak="0">
     <w:nsid w:val="4E142B05"/>
     <w:multiLevelType w:val="hybridMultilevel"/>
     <w:tmpl w:val="0F7A331A"/>
@@ -20489,7 +25870,93 @@
       </w:pPr>
     </w:lvl>
   </w:abstractNum>
-  <w:abstractNum w:abstractNumId="25" w15:restartNumberingAfterBreak="0">
+  <w:abstractNum w:abstractNumId="26" w15:restartNumberingAfterBreak="0">
+    <w:nsid w:val="50673DBB"/>
+    <w:multiLevelType w:val="hybridMultilevel"/>
+    <w:tmpl w:val="E6D2B35E"/>
+    <w:lvl w:ilvl="0" w:tplc="0416000F">
+      <w:start w:val="1"/>
+      <w:numFmt w:val="decimal"/>
+      <w:lvlText w:val="%1."/>
+      <w:lvlJc w:val="left"/>
+      <w:pPr>
+        <w:ind w:left="1429" w:hanging="360"/>
+      </w:pPr>
+    </w:lvl>
+    <w:lvl w:ilvl="1" w:tplc="04160019" w:tentative="1">
+      <w:start w:val="1"/>
+      <w:numFmt w:val="lowerLetter"/>
+      <w:lvlText w:val="%2."/>
+      <w:lvlJc w:val="left"/>
+      <w:pPr>
+        <w:ind w:left="2149" w:hanging="360"/>
+      </w:pPr>
+    </w:lvl>
+    <w:lvl w:ilvl="2" w:tplc="0416001B" w:tentative="1">
+      <w:start w:val="1"/>
+      <w:numFmt w:val="lowerRoman"/>
+      <w:lvlText w:val="%3."/>
+      <w:lvlJc w:val="right"/>
+      <w:pPr>
+        <w:ind w:left="2869" w:hanging="180"/>
+      </w:pPr>
+    </w:lvl>
+    <w:lvl w:ilvl="3" w:tplc="0416000F" w:tentative="1">
+      <w:start w:val="1"/>
+      <w:numFmt w:val="decimal"/>
+      <w:lvlText w:val="%4."/>
+      <w:lvlJc w:val="left"/>
+      <w:pPr>
+        <w:ind w:left="3589" w:hanging="360"/>
+      </w:pPr>
+    </w:lvl>
+    <w:lvl w:ilvl="4" w:tplc="04160019" w:tentative="1">
+      <w:start w:val="1"/>
+      <w:numFmt w:val="lowerLetter"/>
+      <w:lvlText w:val="%5."/>
+      <w:lvlJc w:val="left"/>
+      <w:pPr>
+        <w:ind w:left="4309" w:hanging="360"/>
+      </w:pPr>
+    </w:lvl>
+    <w:lvl w:ilvl="5" w:tplc="0416001B" w:tentative="1">
+      <w:start w:val="1"/>
+      <w:numFmt w:val="lowerRoman"/>
+      <w:lvlText w:val="%6."/>
+      <w:lvlJc w:val="right"/>
+      <w:pPr>
+        <w:ind w:left="5029" w:hanging="180"/>
+      </w:pPr>
+    </w:lvl>
+    <w:lvl w:ilvl="6" w:tplc="0416000F" w:tentative="1">
+      <w:start w:val="1"/>
+      <w:numFmt w:val="decimal"/>
+      <w:lvlText w:val="%7."/>
+      <w:lvlJc w:val="left"/>
+      <w:pPr>
+        <w:ind w:left="5749" w:hanging="360"/>
+      </w:pPr>
+    </w:lvl>
+    <w:lvl w:ilvl="7" w:tplc="04160019" w:tentative="1">
+      <w:start w:val="1"/>
+      <w:numFmt w:val="lowerLetter"/>
+      <w:lvlText w:val="%8."/>
+      <w:lvlJc w:val="left"/>
+      <w:pPr>
+        <w:ind w:left="6469" w:hanging="360"/>
+      </w:pPr>
+    </w:lvl>
+    <w:lvl w:ilvl="8" w:tplc="0416001B" w:tentative="1">
+      <w:start w:val="1"/>
+      <w:numFmt w:val="lowerRoman"/>
+      <w:lvlText w:val="%9."/>
+      <w:lvlJc w:val="right"/>
+      <w:pPr>
+        <w:ind w:left="7189" w:hanging="180"/>
+      </w:pPr>
+    </w:lvl>
+  </w:abstractNum>
+  <w:abstractNum w:abstractNumId="27" w15:restartNumberingAfterBreak="0">
     <w:nsid w:val="519223EB"/>
     <w:multiLevelType w:val="hybridMultilevel"/>
     <w:tmpl w:val="F1781C2A"/>
@@ -20582,7 +26049,7 @@
       </w:pPr>
     </w:lvl>
   </w:abstractNum>
-  <w:abstractNum w:abstractNumId="26" w15:restartNumberingAfterBreak="0">
+  <w:abstractNum w:abstractNumId="28" w15:restartNumberingAfterBreak="0">
     <w:nsid w:val="57B16D41"/>
     <w:multiLevelType w:val="hybridMultilevel"/>
     <w:tmpl w:val="3522B8AA"/>
@@ -20695,7 +26162,7 @@
       </w:rPr>
     </w:lvl>
   </w:abstractNum>
-  <w:abstractNum w:abstractNumId="27" w15:restartNumberingAfterBreak="0">
+  <w:abstractNum w:abstractNumId="29" w15:restartNumberingAfterBreak="0">
     <w:nsid w:val="57FB061C"/>
     <w:multiLevelType w:val="hybridMultilevel"/>
     <w:tmpl w:val="2BC68E78"/>
@@ -20808,7 +26275,7 @@
       </w:rPr>
     </w:lvl>
   </w:abstractNum>
-  <w:abstractNum w:abstractNumId="28" w15:restartNumberingAfterBreak="0">
+  <w:abstractNum w:abstractNumId="30" w15:restartNumberingAfterBreak="0">
     <w:nsid w:val="5C810E4A"/>
     <w:multiLevelType w:val="hybridMultilevel"/>
     <w:tmpl w:val="AF1427D8"/>
@@ -20901,7 +26368,7 @@
       </w:pPr>
     </w:lvl>
   </w:abstractNum>
-  <w:abstractNum w:abstractNumId="29" w15:restartNumberingAfterBreak="0">
+  <w:abstractNum w:abstractNumId="31" w15:restartNumberingAfterBreak="0">
     <w:nsid w:val="5EC153C1"/>
     <w:multiLevelType w:val="multilevel"/>
     <w:tmpl w:val="8F56747E"/>
@@ -21050,7 +26517,7 @@
       </w:rPr>
     </w:lvl>
   </w:abstractNum>
-  <w:abstractNum w:abstractNumId="30" w15:restartNumberingAfterBreak="0">
+  <w:abstractNum w:abstractNumId="32" w15:restartNumberingAfterBreak="0">
     <w:nsid w:val="60D75B39"/>
     <w:multiLevelType w:val="hybridMultilevel"/>
     <w:tmpl w:val="27507A48"/>
@@ -21163,7 +26630,7 @@
       </w:rPr>
     </w:lvl>
   </w:abstractNum>
-  <w:abstractNum w:abstractNumId="31" w15:restartNumberingAfterBreak="0">
+  <w:abstractNum w:abstractNumId="33" w15:restartNumberingAfterBreak="0">
     <w:nsid w:val="6152640A"/>
     <w:multiLevelType w:val="hybridMultilevel"/>
     <w:tmpl w:val="29589E62"/>
@@ -21249,7 +26716,7 @@
       </w:pPr>
     </w:lvl>
   </w:abstractNum>
-  <w:abstractNum w:abstractNumId="32" w15:restartNumberingAfterBreak="0">
+  <w:abstractNum w:abstractNumId="34" w15:restartNumberingAfterBreak="0">
     <w:nsid w:val="67086FFC"/>
     <w:multiLevelType w:val="hybridMultilevel"/>
     <w:tmpl w:val="83467FA6"/>
@@ -21344,7 +26811,7 @@
       </w:pPr>
     </w:lvl>
   </w:abstractNum>
-  <w:abstractNum w:abstractNumId="33" w15:restartNumberingAfterBreak="0">
+  <w:abstractNum w:abstractNumId="35" w15:restartNumberingAfterBreak="0">
     <w:nsid w:val="6FC76E58"/>
     <w:multiLevelType w:val="hybridMultilevel"/>
     <w:tmpl w:val="D1FAEFC8"/>
@@ -21430,7 +26897,120 @@
       </w:pPr>
     </w:lvl>
   </w:abstractNum>
-  <w:abstractNum w:abstractNumId="34" w15:restartNumberingAfterBreak="0">
+  <w:abstractNum w:abstractNumId="36" w15:restartNumberingAfterBreak="0">
+    <w:nsid w:val="70C61DAD"/>
+    <w:multiLevelType w:val="hybridMultilevel"/>
+    <w:tmpl w:val="5114CF9E"/>
+    <w:lvl w:ilvl="0" w:tplc="04160001">
+      <w:start w:val="1"/>
+      <w:numFmt w:val="bullet"/>
+      <w:lvlText w:val=""/>
+      <w:lvlJc w:val="left"/>
+      <w:pPr>
+        <w:ind w:left="2149" w:hanging="360"/>
+      </w:pPr>
+      <w:rPr>
+        <w:rFonts w:ascii="Symbol" w:hAnsi="Symbol" w:hint="default"/>
+      </w:rPr>
+    </w:lvl>
+    <w:lvl w:ilvl="1" w:tplc="04160003" w:tentative="1">
+      <w:start w:val="1"/>
+      <w:numFmt w:val="bullet"/>
+      <w:lvlText w:val="o"/>
+      <w:lvlJc w:val="left"/>
+      <w:pPr>
+        <w:ind w:left="2869" w:hanging="360"/>
+      </w:pPr>
+      <w:rPr>
+        <w:rFonts w:ascii="Courier New" w:hAnsi="Courier New" w:cs="Courier New" w:hint="default"/>
+      </w:rPr>
+    </w:lvl>
+    <w:lvl w:ilvl="2" w:tplc="04160005" w:tentative="1">
+      <w:start w:val="1"/>
+      <w:numFmt w:val="bullet"/>
+      <w:lvlText w:val=""/>
+      <w:lvlJc w:val="left"/>
+      <w:pPr>
+        <w:ind w:left="3589" w:hanging="360"/>
+      </w:pPr>
+      <w:rPr>
+        <w:rFonts w:ascii="Wingdings" w:hAnsi="Wingdings" w:hint="default"/>
+      </w:rPr>
+    </w:lvl>
+    <w:lvl w:ilvl="3" w:tplc="04160001" w:tentative="1">
+      <w:start w:val="1"/>
+      <w:numFmt w:val="bullet"/>
+      <w:lvlText w:val=""/>
+      <w:lvlJc w:val="left"/>
+      <w:pPr>
+        <w:ind w:left="4309" w:hanging="360"/>
+      </w:pPr>
+      <w:rPr>
+        <w:rFonts w:ascii="Symbol" w:hAnsi="Symbol" w:hint="default"/>
+      </w:rPr>
+    </w:lvl>
+    <w:lvl w:ilvl="4" w:tplc="04160003" w:tentative="1">
+      <w:start w:val="1"/>
+      <w:numFmt w:val="bullet"/>
+      <w:lvlText w:val="o"/>
+      <w:lvlJc w:val="left"/>
+      <w:pPr>
+        <w:ind w:left="5029" w:hanging="360"/>
+      </w:pPr>
+      <w:rPr>
+        <w:rFonts w:ascii="Courier New" w:hAnsi="Courier New" w:cs="Courier New" w:hint="default"/>
+      </w:rPr>
+    </w:lvl>
+    <w:lvl w:ilvl="5" w:tplc="04160005" w:tentative="1">
+      <w:start w:val="1"/>
+      <w:numFmt w:val="bullet"/>
+      <w:lvlText w:val=""/>
+      <w:lvlJc w:val="left"/>
+      <w:pPr>
+        <w:ind w:left="5749" w:hanging="360"/>
+      </w:pPr>
+      <w:rPr>
+        <w:rFonts w:ascii="Wingdings" w:hAnsi="Wingdings" w:hint="default"/>
+      </w:rPr>
+    </w:lvl>
+    <w:lvl w:ilvl="6" w:tplc="04160001" w:tentative="1">
+      <w:start w:val="1"/>
+      <w:numFmt w:val="bullet"/>
+      <w:lvlText w:val=""/>
+      <w:lvlJc w:val="left"/>
+      <w:pPr>
+        <w:ind w:left="6469" w:hanging="360"/>
+      </w:pPr>
+      <w:rPr>
+        <w:rFonts w:ascii="Symbol" w:hAnsi="Symbol" w:hint="default"/>
+      </w:rPr>
+    </w:lvl>
+    <w:lvl w:ilvl="7" w:tplc="04160003" w:tentative="1">
+      <w:start w:val="1"/>
+      <w:numFmt w:val="bullet"/>
+      <w:lvlText w:val="o"/>
+      <w:lvlJc w:val="left"/>
+      <w:pPr>
+        <w:ind w:left="7189" w:hanging="360"/>
+      </w:pPr>
+      <w:rPr>
+        <w:rFonts w:ascii="Courier New" w:hAnsi="Courier New" w:cs="Courier New" w:hint="default"/>
+      </w:rPr>
+    </w:lvl>
+    <w:lvl w:ilvl="8" w:tplc="04160005" w:tentative="1">
+      <w:start w:val="1"/>
+      <w:numFmt w:val="bullet"/>
+      <w:lvlText w:val=""/>
+      <w:lvlJc w:val="left"/>
+      <w:pPr>
+        <w:ind w:left="7909" w:hanging="360"/>
+      </w:pPr>
+      <w:rPr>
+        <w:rFonts w:ascii="Wingdings" w:hAnsi="Wingdings" w:hint="default"/>
+      </w:rPr>
+    </w:lvl>
+  </w:abstractNum>
+  <w:abstractNum w:abstractNumId="37" w15:restartNumberingAfterBreak="0">
     <w:nsid w:val="73973BB0"/>
     <w:multiLevelType w:val="hybridMultilevel"/>
     <w:tmpl w:val="0ECAAC24"/>
@@ -21543,7 +27123,7 @@
       </w:rPr>
     </w:lvl>
   </w:abstractNum>
-  <w:abstractNum w:abstractNumId="35" w15:restartNumberingAfterBreak="0">
+  <w:abstractNum w:abstractNumId="38" w15:restartNumberingAfterBreak="0">
     <w:nsid w:val="75580E7D"/>
     <w:multiLevelType w:val="hybridMultilevel"/>
     <w:tmpl w:val="F16A1AAA"/>
@@ -21635,7 +27215,7 @@
       </w:pPr>
     </w:lvl>
   </w:abstractNum>
-  <w:abstractNum w:abstractNumId="36" w15:restartNumberingAfterBreak="0">
+  <w:abstractNum w:abstractNumId="39" w15:restartNumberingAfterBreak="0">
     <w:nsid w:val="769E4D73"/>
     <w:multiLevelType w:val="hybridMultilevel"/>
     <w:tmpl w:val="9440DDD2"/>
@@ -21748,7 +27328,7 @@
       </w:rPr>
     </w:lvl>
   </w:abstractNum>
-  <w:abstractNum w:abstractNumId="37" w15:restartNumberingAfterBreak="0">
+  <w:abstractNum w:abstractNumId="40" w15:restartNumberingAfterBreak="0">
     <w:nsid w:val="7BCE6E4B"/>
     <w:multiLevelType w:val="hybridMultilevel"/>
     <w:tmpl w:val="736A4C4A"/>
@@ -21949,7 +27529,7 @@
       </w:rPr>
     </w:lvl>
   </w:abstractNum>
-  <w:abstractNum w:abstractNumId="38" w15:restartNumberingAfterBreak="0">
+  <w:abstractNum w:abstractNumId="41" w15:restartNumberingAfterBreak="0">
     <w:nsid w:val="7E670A7C"/>
     <w:multiLevelType w:val="hybridMultilevel"/>
     <w:tmpl w:val="D320218C"/>
@@ -22042,31 +27622,31 @@
     <w:abstractNumId w:val="17"/>
   </w:num>
   <w:num w:numId="2" w16cid:durableId="969744458">
-    <w:abstractNumId w:val="37"/>
+    <w:abstractNumId w:val="40"/>
   </w:num>
   <w:num w:numId="3" w16cid:durableId="961110870">
     <w:abstractNumId w:val="12"/>
   </w:num>
   <w:num w:numId="4" w16cid:durableId="1033730434">
-    <w:abstractNumId w:val="19"/>
+    <w:abstractNumId w:val="20"/>
   </w:num>
   <w:num w:numId="5" w16cid:durableId="709453575">
-    <w:abstractNumId w:val="34"/>
+    <w:abstractNumId w:val="37"/>
   </w:num>
   <w:num w:numId="6" w16cid:durableId="887956347">
-    <w:abstractNumId w:val="26"/>
+    <w:abstractNumId w:val="28"/>
   </w:num>
   <w:num w:numId="7" w16cid:durableId="1016275574">
     <w:abstractNumId w:val="8"/>
   </w:num>
   <w:num w:numId="8" w16cid:durableId="1304696347">
-    <w:abstractNumId w:val="30"/>
+    <w:abstractNumId w:val="32"/>
   </w:num>
   <w:num w:numId="9" w16cid:durableId="1883863443">
-    <w:abstractNumId w:val="21"/>
+    <w:abstractNumId w:val="22"/>
   </w:num>
   <w:num w:numId="10" w16cid:durableId="1062868121">
-    <w:abstractNumId w:val="29"/>
+    <w:abstractNumId w:val="31"/>
   </w:num>
   <w:num w:numId="11" w16cid:durableId="97221540">
     <w:abstractNumId w:val="11"/>
@@ -22075,13 +27655,13 @@
     <w:abstractNumId w:val="13"/>
   </w:num>
   <w:num w:numId="13" w16cid:durableId="227300179">
-    <w:abstractNumId w:val="23"/>
+    <w:abstractNumId w:val="24"/>
   </w:num>
   <w:num w:numId="14" w16cid:durableId="1204367376">
     <w:abstractNumId w:val="5"/>
   </w:num>
   <w:num w:numId="15" w16cid:durableId="567422331">
-    <w:abstractNumId w:val="32"/>
+    <w:abstractNumId w:val="34"/>
   </w:num>
   <w:num w:numId="16" w16cid:durableId="1437599506">
     <w:abstractNumId w:val="4"/>
@@ -22096,25 +27676,25 @@
     <w:abstractNumId w:val="10"/>
   </w:num>
   <w:num w:numId="20" w16cid:durableId="419180859">
-    <w:abstractNumId w:val="22"/>
+    <w:abstractNumId w:val="23"/>
   </w:num>
   <w:num w:numId="21" w16cid:durableId="457989397">
     <w:abstractNumId w:val="2"/>
   </w:num>
   <w:num w:numId="22" w16cid:durableId="1453599087">
-    <w:abstractNumId w:val="24"/>
+    <w:abstractNumId w:val="25"/>
   </w:num>
   <w:num w:numId="23" w16cid:durableId="673343244">
     <w:abstractNumId w:val="14"/>
   </w:num>
   <w:num w:numId="24" w16cid:durableId="1762337910">
-    <w:abstractNumId w:val="31"/>
+    <w:abstractNumId w:val="33"/>
   </w:num>
   <w:num w:numId="25" w16cid:durableId="537358628">
-    <w:abstractNumId w:val="33"/>
+    <w:abstractNumId w:val="35"/>
   </w:num>
   <w:num w:numId="26" w16cid:durableId="27265713">
-    <w:abstractNumId w:val="23"/>
+    <w:abstractNumId w:val="24"/>
   </w:num>
   <w:num w:numId="27" w16cid:durableId="761686022">
     <w:abstractNumId w:val="3"/>
@@ -22123,13 +27703,13 @@
     <w:abstractNumId w:val="4"/>
   </w:num>
   <w:num w:numId="29" w16cid:durableId="1566406548">
-    <w:abstractNumId w:val="20"/>
+    <w:abstractNumId w:val="21"/>
   </w:num>
   <w:num w:numId="30" w16cid:durableId="318271258">
     <w:abstractNumId w:val="18"/>
   </w:num>
   <w:num w:numId="31" w16cid:durableId="722828875">
-    <w:abstractNumId w:val="35"/>
+    <w:abstractNumId w:val="38"/>
   </w:num>
   <w:num w:numId="32" w16cid:durableId="1594974842">
     <w:abstractNumId w:val="0"/>
@@ -22138,16 +27718,16 @@
     <w:abstractNumId w:val="1"/>
   </w:num>
   <w:num w:numId="34" w16cid:durableId="1072505351">
-    <w:abstractNumId w:val="38"/>
+    <w:abstractNumId w:val="41"/>
   </w:num>
   <w:num w:numId="35" w16cid:durableId="2141149672">
     <w:abstractNumId w:val="7"/>
   </w:num>
   <w:num w:numId="36" w16cid:durableId="1265768961">
-    <w:abstractNumId w:val="25"/>
+    <w:abstractNumId w:val="27"/>
   </w:num>
   <w:num w:numId="37" w16cid:durableId="118183867">
-    <w:abstractNumId w:val="28"/>
+    <w:abstractNumId w:val="30"/>
   </w:num>
   <w:num w:numId="38" w16cid:durableId="11617475">
     <w:abstractNumId w:val="6"/>
@@ -22156,10 +27736,19 @@
     <w:abstractNumId w:val="15"/>
   </w:num>
   <w:num w:numId="40" w16cid:durableId="1525942895">
-    <w:abstractNumId w:val="36"/>
+    <w:abstractNumId w:val="39"/>
   </w:num>
   <w:num w:numId="41" w16cid:durableId="239020330">
-    <w:abstractNumId w:val="27"/>
+    <w:abstractNumId w:val="29"/>
+  </w:num>
+  <w:num w:numId="42" w16cid:durableId="1897545643">
+    <w:abstractNumId w:val="26"/>
+  </w:num>
+  <w:num w:numId="43" w16cid:durableId="1789813891">
+    <w:abstractNumId w:val="19"/>
+  </w:num>
+  <w:num w:numId="44" w16cid:durableId="1667709234">
+    <w:abstractNumId w:val="36"/>
   </w:num>
   <w:numIdMacAtCleanup w:val="19"/>
 </w:numbering>
@@ -22815,7 +28404,6 @@
   <w:style w:type="character" w:default="1" w:styleId="Fontepargpadro">
     <w:name w:val="Default Paragraph Font"/>
     <w:uiPriority w:val="1"/>
-    <w:semiHidden/>
     <w:unhideWhenUsed/>
   </w:style>
   <w:style w:type="table" w:default="1" w:styleId="Tabelanormal">
